--- a/Docs/Dac_Ta_Website_Quan_Ly_Ban_Le_Chong_Lang_Phi.docx
+++ b/Docs/Dac_Ta_Website_Quan_Ly_Ban_Le_Chong_Lang_Phi.docx
@@ -19,7 +19,7 @@
     </w:p>
     <w:p>
       <w:pPr>
-        <w:spacing w:before="240" w:after="40"/>
+        <w:spacing w:before="280" w:after="40"/>
         <w:jc w:val="center"/>
       </w:pPr>
       <w:r>
@@ -28,1146 +28,27 @@
           <w:color w:val="0F4C81"/>
           <w:sz w:val="32"/>
         </w:rPr>
-        <w:t>ĐẶC TẢ WEBSITE NỀN TẢNG QUẢN TRỊ CHUỖI CUNG ỨNG BÁN LẺ CHỐNG LÃNG PHÍ</w:t>
+        <w:t>ĐẶC TẢ YÊU CẦU PHẦN MỀM (SRS)</w:t>
+        <w:br/>
+        <w:t>NỀN TẢNG QUẢN TRỊ CHUỖI CUNG ỨNG BÁN LẺ CHỐNG LÃNG PHÍ</w:t>
         <w:br/>
         <w:t>(SUPPLY CHAIN SPOILAGE PREDICTOR)</w:t>
       </w:r>
     </w:p>
     <w:p>
       <w:pPr>
-        <w:spacing w:after="360"/>
+        <w:spacing w:after="320"/>
         <w:jc w:val="center"/>
       </w:pPr>
       <w:r>
         <w:rPr>
           <w:i/>
-          <w:color w:val="64748B"/>
-          <w:sz w:val="22"/>
-        </w:rPr>
-        <w:t>Theo Clean Architecture, sử dụng Microsoft SQL Server và Phương pháp luận Agile Scrum</w:t>
-        <w:br/>
-        <w:t>GVHD: ThS. Lê Minh Nhật | Nhóm SV: Đỗ Tấn Du (123001364) &amp; Đoàn Minh Quân (123000946)</w:t>
-      </w:r>
-    </w:p>
-    <w:p>
-      <w:pPr>
-        <w:keepNext/>
-        <w:spacing w:before="280" w:after="60"/>
-      </w:pPr>
-      <w:r>
-        <w:rPr>
-          <w:b/>
-          <w:color w:val="0F4C81"/>
-          <w:sz w:val="26"/>
-        </w:rPr>
-        <w:t>1. Mục tiêu hệ thống</w:t>
-      </w:r>
-    </w:p>
-    <w:p>
-      <w:pPr>
-        <w:spacing w:after="80" w:line="276" w:lineRule="auto"/>
-      </w:pPr>
-      <w:r>
-        <w:rPr>
+          <w:color w:val="475569"/>
           <w:sz w:val="21"/>
         </w:rPr>
-        <w:t>Xây dựng website quản lý vận hành cho một Cửa hàng Bán lẻ tinh gọn (Retail Store) duy nhất trong chuỗi cung ứng thực phẩm và hàng tiêu dùng nhanh (FMCG).</w:t>
-      </w:r>
-    </w:p>
-    <w:p>
-      <w:pPr>
-        <w:spacing w:after="80" w:line="276" w:lineRule="auto"/>
-      </w:pPr>
-      <w:r>
-        <w:rPr>
-          <w:sz w:val="21"/>
-        </w:rPr>
-        <w:t>Hệ thống tập trung giải quyết bài toán chống lãng phí, thất thoát vốn do hàng hóa cận date, quá hạn sử dụng thông qua các cơ chế chính:</w:t>
-      </w:r>
-    </w:p>
-    <w:p>
-      <w:pPr>
-        <w:spacing w:after="80" w:line="276" w:lineRule="auto"/>
-      </w:pPr>
-      <w:r>
-        <w:rPr>
-          <w:sz w:val="21"/>
-        </w:rPr>
-        <w:t>- Quản lý tiếp nhận hàng hóa theo từng lô từ Kho tổng (Distribution Center - DC).</w:t>
+        <w:t>Đề tài tốt nghiệp ngành Công nghệ Thông tin - Kiến trúc Clean Architecture, Cơ sở dữ liệu SQL Server LocalDB và Khung phát triển Agile Scrum</w:t>
         <w:br/>
-        <w:t>- Kiểm soát vòng đời (Shelf-Life) từng lô hàng và tự động cảnh báo cận date đa cấp.</w:t>
-        <w:br/>
-        <w:t>- Tự động hóa quá trình xuất bán lẻ tại quầy thu ngân (POS) theo nguyên tắc FEFO (First Expired, First Out) - hàng cận date nhất luôn được ưu tiên xuất trước.</w:t>
-        <w:br/>
-        <w:t>- Lập biên bản tiêu hủy hàng hỏng, hạch toán số tiền thiệt hại theo giá vốn và trừ sạch tồn kho.</w:t>
-        <w:br/>
-        <w:t>- Báo cáo điều hành Dashboard đo lường chính xác Tỷ lệ hao hụt tài chính (Spoilage Rate %).</w:t>
-        <w:br/>
-        <w:t>- Đề xuất kế hoạch tái đặt hàng mới gửi về Kho tổng DC.</w:t>
-      </w:r>
-    </w:p>
-    <w:p>
-      <w:pPr>
-        <w:spacing w:after="80" w:line="276" w:lineRule="auto"/>
-      </w:pPr>
-      <w:r>
-        <w:rPr>
-          <w:sz w:val="21"/>
-        </w:rPr>
-        <w:t>Hệ thống sử dụng Microsoft SQL Server LocalDB làm cơ sở dữ liệu chính.</w:t>
-      </w:r>
-    </w:p>
-    <w:p>
-      <w:pPr>
-        <w:spacing w:after="80" w:line="276" w:lineRule="auto"/>
-      </w:pPr>
-      <w:r>
-        <w:rPr>
-          <w:sz w:val="21"/>
-        </w:rPr>
-        <w:t>Do chỉ quản lý 1 cửa hàng bán lẻ duy nhất, hệ thống không cần chức năng luân chuyển phức tạp giữa nhiều cửa hàng. Tất cả danh mục hàng hóa, lô hàng, quầy bán lẻ POS, biên bản tiêu hủy và dashboard đều xoay quanh một cửa hàng bán lẻ cố định.</w:t>
-      </w:r>
-    </w:p>
-    <w:p>
-      <w:pPr>
-        <w:keepNext/>
-        <w:spacing w:before="280" w:after="60"/>
-      </w:pPr>
-      <w:r>
-        <w:rPr>
-          <w:b/>
-          <w:color w:val="0F4C81"/>
-          <w:sz w:val="26"/>
-        </w:rPr>
-        <w:t>2. Phạm vi hệ thống</w:t>
-      </w:r>
-    </w:p>
-    <w:p>
-      <w:pPr>
-        <w:spacing w:after="80" w:line="276" w:lineRule="auto"/>
-      </w:pPr>
-      <w:r>
-        <w:rPr>
-          <w:sz w:val="21"/>
-        </w:rPr>
-        <w:t>Hệ thống quản lý các nhóm dữ liệu và nghiệp vụ chính:</w:t>
-      </w:r>
-    </w:p>
-    <w:p>
-      <w:pPr>
-        <w:spacing w:after="80" w:line="276" w:lineRule="auto"/>
-      </w:pPr>
-      <w:r>
-        <w:rPr>
-          <w:sz w:val="21"/>
-        </w:rPr>
-        <w:t>1. Thông tin cửa hàng bán lẻ duy nhất (StoreProfile)</w:t>
-        <w:br/>
-        <w:t>2. Danh mục sản phẩm bán lẻ và mã vạch (SKU/Barcode)</w:t>
-        <w:br/>
-        <w:t>3. Danh mục nhà cung cấp &amp; Kho tổng DC (Suppliers/DC)</w:t>
-        <w:br/>
-        <w:t>4. Tiếp nhận lô hàng từ Kho tổng DC (Goods Receipts &amp; Batches)</w:t>
-        <w:br/>
-        <w:t>5. Người dùng và phân quyền (Cửa hàng trưởng, Thu ngân/Kho)</w:t>
-        <w:br/>
-        <w:t>6. Bán lẻ POS và xuất kho tự động theo FEFO (Sales History)</w:t>
-        <w:br/>
-        <w:t>7. Giám sát hạn dùng theo 3 ngưỡng an toàn RSL (FEFO Monitor)</w:t>
-        <w:br/>
-        <w:t>8. Thao tác nghiệp vụ Đảo kệ hàng cận date ra mặt tiền (Shelf Rotation)</w:t>
-        <w:br/>
-        <w:t>9. Thao tác Xả hàng giảm giá 30% kích cầu bán lẻ (Quick Discount)</w:t>
-        <w:br/>
-        <w:t>10. Quản lý lập phiếu đề xuất và phê duyệt tiêu hủy hàng hỏng (Spoilage Records)</w:t>
-        <w:br/>
-        <w:t>11. Dashboard điều hành trực quan &amp; đo lường Tỷ lệ hao hụt tài chính</w:t>
-        <w:br/>
-        <w:t>12. Dự báo điểm đặt hàng ROP và đề xuất tái đặt hàng về Kho DC</w:t>
-        <w:br/>
-        <w:t>13. Quản lý sự cố chuỗi cung ứng tại cửa hàng (Hỏng lạnh, rách bao bì)</w:t>
-        <w:br/>
-        <w:t>14. Nhật ký kiểm toán và vết dữ liệu toàn hệ thống (System Audit Logs)</w:t>
-      </w:r>
-    </w:p>
-    <w:p>
-      <w:pPr>
-        <w:keepNext/>
-        <w:spacing w:before="280" w:after="60"/>
-      </w:pPr>
-      <w:r>
-        <w:rPr>
-          <w:b/>
-          <w:color w:val="0F4C81"/>
-          <w:sz w:val="26"/>
-        </w:rPr>
-        <w:t>3. Đặc điểm quan trọng của hệ thống</w:t>
-      </w:r>
-    </w:p>
-    <w:p>
-      <w:pPr>
-        <w:keepNext/>
-        <w:spacing w:before="200" w:after="40"/>
-      </w:pPr>
-      <w:r>
-        <w:rPr>
-          <w:b/>
-          <w:color w:val="10B981"/>
-          <w:sz w:val="23"/>
-        </w:rPr>
-        <w:t>3.1 Chỉ quản lý một cửa hàng bán lẻ duy nhất (Single Retail Store)</w:t>
-      </w:r>
-    </w:p>
-    <w:p>
-      <w:pPr>
-        <w:spacing w:after="80" w:line="276" w:lineRule="auto"/>
-      </w:pPr>
-      <w:r>
-        <w:rPr>
-          <w:sz w:val="21"/>
-        </w:rPr>
-        <w:t>Vì mô hình tập trung vào một cửa hàng bán lẻ tinh gọn, hệ thống triệt để loại bỏ các tính năng gây phình to phạm vi như:</w:t>
-      </w:r>
-    </w:p>
-    <w:p>
-      <w:pPr>
-        <w:spacing w:after="80" w:line="276" w:lineRule="auto"/>
-      </w:pPr>
-      <w:r>
-        <w:rPr>
-          <w:sz w:val="21"/>
-        </w:rPr>
-        <w:t>- Điều chuyển hàng hóa ngang giữa các chi nhánh cửa hàng (Store-to-Store transfer).</w:t>
-        <w:br/>
-        <w:t>- Thủ tục thương lượng hoàn trả nhà cung cấp phức tạp (Return to Vendor - RTV).</w:t>
-        <w:br/>
-        <w:t>- Phân quyền đa chi nhánh, so sánh doanh số giữa nhiều điểm bán.</w:t>
-        <w:br/>
-        <w:t>- Sàn thương mại điện tử trực tuyến B2C nhiều kho.</w:t>
-      </w:r>
-    </w:p>
-    <w:p>
-      <w:pPr>
-        <w:spacing w:after="80" w:line="276" w:lineRule="auto"/>
-      </w:pPr>
-      <w:r>
-        <w:rPr>
-          <w:sz w:val="21"/>
-        </w:rPr>
-        <w:t>Thay vào đó, hệ thống chỉ cần cấu hình thông tin cửa hàng bán lẻ duy nhất. Ví dụ:</w:t>
-        <w:br/>
-        <w:t>Tên cửa hàng: VinMart+ LHU Store #01</w:t>
-        <w:br/>
-        <w:t>Mã cửa hàng: STORE-01</w:t>
-        <w:br/>
-        <w:t>Địa chỉ: Cơ sở Huỳnh Văn Nghệ, P. Bửu Long, TP. Biên Hòa, Đồng Nai</w:t>
-        <w:br/>
-        <w:t>Người phụ trách: Cửa hàng trưởng (Store Manager)</w:t>
-        <w:br/>
-        <w:t>Trạng thái: Đang hoạt động</w:t>
-      </w:r>
-    </w:p>
-    <w:p>
-      <w:pPr>
-        <w:keepNext/>
-        <w:spacing w:before="200" w:after="40"/>
-      </w:pPr>
-      <w:r>
-        <w:rPr>
-          <w:b/>
-          <w:color w:val="10B981"/>
-          <w:sz w:val="23"/>
-        </w:rPr>
-        <w:t>3.2 Sử dụng Microsoft SQL Server</w:t>
-      </w:r>
-    </w:p>
-    <w:p>
-      <w:pPr>
-        <w:spacing w:after="80" w:line="276" w:lineRule="auto"/>
-      </w:pPr>
-      <w:r>
-        <w:rPr>
-          <w:sz w:val="21"/>
-        </w:rPr>
-        <w:t>Cơ sở dữ liệu sử dụng Microsoft SQL Server LocalDB (retail_spoilage_db).</w:t>
-      </w:r>
-    </w:p>
-    <w:p>
-      <w:pPr>
-        <w:spacing w:after="80" w:line="276" w:lineRule="auto"/>
-      </w:pPr>
-      <w:r>
-        <w:rPr>
-          <w:sz w:val="21"/>
-        </w:rPr>
-        <w:t>Các yêu cầu khi thiết kế database:</w:t>
-        <w:br/>
-        <w:t>- Chuẩn hóa 3NF với quan hệ khóa chính (PK), khóa ngoại (FK) chặt chẽ.</w:t>
-        <w:br/>
-        <w:t>- Toàn bộ chuỗi tiếng Việt có dấu dùng kiểu NVARCHAR và mã hóa utf-8-sig.</w:t>
-        <w:br/>
-        <w:t>- Sử dụng Transaction SQL (BEGIN TRANSACTION / COMMIT / ROLLBACK) cho nghiệp vụ trừ kho FEFO, tiếp nhận lô và duyệt tiêu hủy.</w:t>
-        <w:br/>
-        <w:t>- Bắt buộc có ràng buộc CHECK ([current_quantity] &gt;= 0) để không bao giờ xảy ra lỗi tồn kho âm.</w:t>
-        <w:br/>
-        <w:t>- Có bảng system_audit_logs lưu lịch sử thao tác của nhân sự.</w:t>
-        <w:br/>
-        <w:t>- Thiết lập Index trên các cột tìm kiếm và lọc: sku, expiry_date, status, product_id.</w:t>
-      </w:r>
-    </w:p>
-    <w:p>
-      <w:pPr>
-        <w:keepNext/>
-        <w:spacing w:before="200" w:after="40"/>
-      </w:pPr>
-      <w:r>
-        <w:rPr>
-          <w:b/>
-          <w:color w:val="10B981"/>
-          <w:sz w:val="23"/>
-        </w:rPr>
-        <w:t>3.3 Phương pháp luận phát triển Agile Scrum</w:t>
-      </w:r>
-    </w:p>
-    <w:p>
-      <w:pPr>
-        <w:spacing w:after="80" w:line="276" w:lineRule="auto"/>
-      </w:pPr>
-      <w:r>
-        <w:rPr>
-          <w:sz w:val="21"/>
-        </w:rPr>
-        <w:t>Dự án phát triển theo mô hình Agile Scrum gồm các Sprint ngắn hạn. Phân rã Product Backlog thành các User Stories rõ ràng. Tính năng AI (dự báo tái đặt hàng) được tách riêng thành một module độc lập bổ sung sau, ưu tiên hàng đầu là các module quản lý bán lẻ và kiểm soát date phải chạy ổn định, chính xác trước.</w:t>
-      </w:r>
-    </w:p>
-    <w:p>
-      <w:pPr>
-        <w:keepNext/>
-        <w:spacing w:before="280" w:after="60"/>
-      </w:pPr>
-      <w:r>
-        <w:rPr>
-          <w:b/>
-          <w:color w:val="0F4C81"/>
-          <w:sz w:val="26"/>
-        </w:rPr>
-        <w:t>4. Nhóm người dùng trong hệ thống</w:t>
-      </w:r>
-    </w:p>
-    <w:p>
-      <w:pPr>
-        <w:keepNext/>
-        <w:spacing w:before="200" w:after="40"/>
-      </w:pPr>
-      <w:r>
-        <w:rPr>
-          <w:b/>
-          <w:color w:val="10B981"/>
-          <w:sz w:val="23"/>
-        </w:rPr>
-        <w:t>4.1 Cửa hàng trưởng (Store Manager)</w:t>
-      </w:r>
-    </w:p>
-    <w:p>
-      <w:pPr>
-        <w:spacing w:after="80" w:line="276" w:lineRule="auto"/>
-      </w:pPr>
-      <w:r>
-        <w:rPr>
-          <w:sz w:val="21"/>
-        </w:rPr>
-        <w:t>Cửa hàng trưởng có toàn quyền quản trị và chịu trách nhiệm cao nhất tại cửa hàng.</w:t>
-      </w:r>
-    </w:p>
-    <w:p>
-      <w:pPr>
-        <w:spacing w:after="80" w:line="276" w:lineRule="auto"/>
-      </w:pPr>
-      <w:r>
-        <w:rPr>
-          <w:sz w:val="21"/>
-        </w:rPr>
-        <w:t>Chức năng chính:</w:t>
-        <w:br/>
-        <w:t>- Xem Dashboard tổng quan: Doanh thu POS, Giá trị tồn kho, Thiệt hại tiêu hủy, Tỷ lệ hao hụt (%).</w:t>
-        <w:br/>
-        <w:t>- Xem và phân tích các lô hàng cận date, sản phẩm có nguy cơ hư hỏng cao (DOS &gt; DUE).</w:t>
-        <w:br/>
-        <w:t>- Phê duyệt phiếu tiêu hủy hàng hỏng (Chỉ Cửa hàng trưởng duyệt thì kho mới chính thức bị trừ).</w:t>
-        <w:br/>
-        <w:t>- Quản lý danh mục sản phẩm, điều chỉnh giá bán lẻ niêm yết tại quầy POS.</w:t>
-        <w:br/>
-        <w:t>- Xem và duyệt phiếu đề xuất đơn đặt hàng mới gửi về Kho tổng DC.</w:t>
-        <w:br/>
-        <w:t>- Kiểm tra Nhật ký kiểm toán hệ thống (Audit Trail) để truy vết lỗi.</w:t>
-      </w:r>
-    </w:p>
-    <w:p>
-      <w:pPr>
-        <w:keepNext/>
-        <w:spacing w:before="200" w:after="40"/>
-      </w:pPr>
-      <w:r>
-        <w:rPr>
-          <w:b/>
-          <w:color w:val="10B981"/>
-          <w:sz w:val="23"/>
-        </w:rPr>
-        <w:t>4.2 Nhân viên Cửa hàng / Thu ngân (Store Staff / Cashier)</w:t>
-      </w:r>
-    </w:p>
-    <w:p>
-      <w:pPr>
-        <w:spacing w:after="80" w:line="276" w:lineRule="auto"/>
-      </w:pPr>
-      <w:r>
-        <w:rPr>
-          <w:sz w:val="21"/>
-        </w:rPr>
-        <w:t>Nhân viên trực tiếp đứng quầy thu ngân và phụ trách sắp xếp hàng hóa trên kệ.</w:t>
-      </w:r>
-    </w:p>
-    <w:p>
-      <w:pPr>
-        <w:spacing w:after="80" w:line="276" w:lineRule="auto"/>
-      </w:pPr>
-      <w:r>
-        <w:rPr>
-          <w:sz w:val="21"/>
-        </w:rPr>
-        <w:t>Chức năng chính:</w:t>
-        <w:br/>
-        <w:t>- Thao tác bán lẻ tại quầy POS: Quét mã hàng, nhập số lượng, in hóa đơn (hệ thống tự động trừ kho FEFO).</w:t>
-        <w:br/>
-        <w:t>- Tiếp nhận lô hàng mới từ Kho tổng DC: Nhập mã lô, hạn dùng EXP, số lượng và giá vốn vào CSDL.</w:t>
-        <w:br/>
-        <w:t>- Xem danh sách lô hàng FEFO: Phát hiện các lô rơi vào ngưỡng Cảnh báo vàng hoặc Khẩn cấp đỏ.</w:t>
-        <w:br/>
-        <w:t>- Thao tác 'Đảo Kệ' (Shelf Rotation): Ghi nhận đã đảo hàng cận date ra mặt tiền trưng bày.</w:t>
-        <w:br/>
-        <w:t>- Lập phiếu đề xuất tiêu hủy hàng hỏng (rách bao bì, quá hạn) ở trạng thái Chờ duyệt (PENDING).</w:t>
-        <w:br/>
-        <w:t>- Áp dụng xả hàng giảm giá 30% theo sự phân công của Cửa hàng trưởng.</w:t>
-      </w:r>
-    </w:p>
-    <w:p>
-      <w:pPr>
-        <w:keepNext/>
-        <w:spacing w:before="200" w:after="40"/>
-      </w:pPr>
-      <w:r>
-        <w:rPr>
-          <w:b/>
-          <w:color w:val="10B981"/>
-          <w:sz w:val="23"/>
-        </w:rPr>
-        <w:t>4.3 Tiến trình Hệ thống Tự động (System Background Worker)</w:t>
-      </w:r>
-    </w:p>
-    <w:p>
-      <w:pPr>
-        <w:spacing w:after="80" w:line="276" w:lineRule="auto"/>
-      </w:pPr>
-      <w:r>
-        <w:rPr>
-          <w:sz w:val="21"/>
-        </w:rPr>
-        <w:t>Tiến trình chạy nền định kỳ để bảo đảm dữ liệu luôn cập nhật thời gian thực.</w:t>
-      </w:r>
-    </w:p>
-    <w:p>
-      <w:pPr>
-        <w:spacing w:after="80" w:line="276" w:lineRule="auto"/>
-      </w:pPr>
-      <w:r>
-        <w:rPr>
-          <w:sz w:val="21"/>
-        </w:rPr>
-        <w:t>Chức năng chính:</w:t>
-        <w:br/>
-        <w:t>- Tự động quét hạn sử dụng hàng ngày: Chuyển các lô có DATEDIFF(day, GETDATE(), expiry_date) &lt; 0 sang trạng thái EXPIRED.</w:t>
-        <w:br/>
-        <w:t>- Khóa bán tại quầy POS đối với toàn bộ lô hàng EXPIRED.</w:t>
-        <w:br/>
-        <w:t>- Tự động tính toán phân nhóm 3 ngưỡng an toàn RSL (Xanh / Vàng / Đỏ).</w:t>
-      </w:r>
-    </w:p>
-    <w:p>
-      <w:pPr>
-        <w:keepNext/>
-        <w:spacing w:before="280" w:after="60"/>
-      </w:pPr>
-      <w:r>
-        <w:rPr>
-          <w:b/>
-          <w:color w:val="0F4C81"/>
-          <w:sz w:val="26"/>
-        </w:rPr>
-        <w:t>5. Quản lý thông tin cửa hàng bán lẻ duy nhất</w:t>
-      </w:r>
-    </w:p>
-    <w:p>
-      <w:pPr>
-        <w:spacing w:after="80" w:line="276" w:lineRule="auto"/>
-      </w:pPr>
-      <w:r>
-        <w:rPr>
-          <w:sz w:val="21"/>
-        </w:rPr>
-        <w:t>Hệ thống sử dụng bảng store_config hoặc cấu hình hệ thống để lưu thông tin điểm bán lẻ duy nhất.</w:t>
-      </w:r>
-    </w:p>
-    <w:p>
-      <w:pPr>
-        <w:spacing w:after="80" w:line="276" w:lineRule="auto"/>
-      </w:pPr>
-      <w:r>
-        <w:rPr>
-          <w:sz w:val="21"/>
-        </w:rPr>
-        <w:t>Thông tin cần quản lý:</w:t>
-        <w:br/>
-        <w:t>- Mã cửa hàng (Store Code): STORE-01</w:t>
-        <w:br/>
-        <w:t>- Tên cửa hàng (Store Name): VinMart+ LHU Store #01</w:t>
-        <w:br/>
-        <w:t>- Địa chỉ chi nhánh: Cơ sở Huỳnh Văn Nghệ, P. Bửu Long, TP. Biên Hòa, Tỉnh Đồng Nai</w:t>
-        <w:br/>
-        <w:t>- Người quản lý chính: Cửa hàng trưởng</w:t>
-        <w:br/>
-        <w:t>- Trạng thái hoạt động: ACTIVE (Đang hoạt động), CLOSED (Tạm đóng cửa)</w:t>
-        <w:br/>
-        <w:t>- Thiết lập cảnh báo mặc định: Số ngày cảnh báo cận date mặc định (7 ngày), Tồn kho tối thiểu.</w:t>
-      </w:r>
-    </w:p>
-    <w:p>
-      <w:pPr>
-        <w:keepNext/>
-        <w:spacing w:before="280" w:after="60"/>
-      </w:pPr>
-      <w:r>
-        <w:rPr>
-          <w:b/>
-          <w:color w:val="0F4C81"/>
-          <w:sz w:val="26"/>
-        </w:rPr>
-        <w:t>6. Quản lý danh mục hàng hóa bán lẻ</w:t>
-      </w:r>
-    </w:p>
-    <w:p>
-      <w:pPr>
-        <w:spacing w:after="80" w:line="276" w:lineRule="auto"/>
-      </w:pPr>
-      <w:r>
-        <w:rPr>
-          <w:sz w:val="21"/>
-        </w:rPr>
-        <w:t>Mỗi mặt hàng bán lẻ được quản lý thông tin định danh và thuộc tính chuỗi cung ứng.</w:t>
-      </w:r>
-    </w:p>
-    <w:p>
-      <w:pPr>
-        <w:spacing w:after="80" w:line="276" w:lineRule="auto"/>
-      </w:pPr>
-      <w:r>
-        <w:rPr>
-          <w:sz w:val="21"/>
-        </w:rPr>
-        <w:t>Thông tin sản phẩm:</w:t>
-        <w:br/>
-        <w:t>- Mã SKU / Barcode: Mã vạch định danh duy nhất (VD: 8934567890101, MILK-VNM-1L)</w:t>
-        <w:br/>
-        <w:t>- Tên sản phẩm: Tên hàng hóa chi tiết (VD: Sữa tươi Vinamilk Tiệt Trùng 100% Có đường 1L)</w:t>
-        <w:br/>
-        <w:t>- Ngành hàng (Category): Sữa &amp; Chế phẩm, Bánh mì &amp; Đồ ăn nhanh, Nước giải khát, Thực phẩm mát...</w:t>
-        <w:br/>
-        <w:t>- Đơn vị tính (Unit): Hộp, Hũ, Gói, Lon, Chai, Khay, Cái</w:t>
-        <w:br/>
-        <w:t>- Giá vốn nhập kho (Cost Price): Giá cửa hàng mua từ Kho tổng DC</w:t>
-        <w:br/>
-        <w:t>- Giá bán lẻ niêm yết (POS Selling Price): Giá bán cho khách hàng tại quầy thu ngân</w:t>
-        <w:br/>
-        <w:t>- Hạn sử dụng tiêu chuẩn (Standard Shelf-Life Days): Số ngày từ khi sản xuất đến khi hết hạn (VD: Bánh mì 7 ngày, Sữa 180 ngày)</w:t>
-        <w:br/>
-        <w:t>- Tồn kho an toàn (Safety Stock): Lượng hàng đệm tối thiểu chống đứt hàng</w:t>
-        <w:br/>
-        <w:t>- Điểm đặt hàng (Reorder Point - ROP): Ngưỡng kích hoạt lệnh đặt hàng về Kho DC</w:t>
-        <w:br/>
-        <w:t>- Trạng thái: ACTIVE (Đang kinh doanh), DISCONTINUED (Ngừng kinh doanh)</w:t>
-      </w:r>
-    </w:p>
-    <w:p>
-      <w:pPr>
-        <w:spacing w:after="80" w:line="276" w:lineRule="auto"/>
-      </w:pPr>
-      <w:r>
-        <w:rPr>
-          <w:sz w:val="21"/>
-        </w:rPr>
-        <w:t>Cơ chế chống trùng lặp sản phẩm thông minh:</w:t>
-        <w:br/>
-        <w:t>Khi thêm mới sản phẩm, hệ thống tự động bóc tách từ khóa, loại bỏ dấu tiếng Việt và dung tích để kiểm tra trùng lặp với danh mục hiện có, ngăn chặn tình trạng tạo rác CSDL.</w:t>
-      </w:r>
-    </w:p>
-    <w:p>
-      <w:pPr>
-        <w:keepNext/>
-        <w:spacing w:before="280" w:after="60"/>
-      </w:pPr>
-      <w:r>
-        <w:rPr>
-          <w:b/>
-          <w:color w:val="0F4C81"/>
-          <w:sz w:val="26"/>
-        </w:rPr>
-        <w:t>7. Quản lý lô hàng và hạn sử dụng</w:t>
-      </w:r>
-    </w:p>
-    <w:p>
-      <w:pPr>
-        <w:spacing w:after="80" w:line="276" w:lineRule="auto"/>
-      </w:pPr>
-      <w:r>
-        <w:rPr>
-          <w:sz w:val="21"/>
-        </w:rPr>
-        <w:t>Toàn bộ hàng hóa trong cửa hàng được quản lý chi tiết theo từng Lô hàng (Batch). Không quản lý gộp chung số lượng.</w:t>
-      </w:r>
-    </w:p>
-    <w:p>
-      <w:pPr>
-        <w:spacing w:after="80" w:line="276" w:lineRule="auto"/>
-      </w:pPr>
-      <w:r>
-        <w:rPr>
-          <w:sz w:val="21"/>
-        </w:rPr>
-        <w:t>Thông tin lô hàng:</w:t>
-        <w:br/>
-        <w:t>- Mã Lô (Batch Code): In trên thùng hoặc bao bì (VD: BAT-DC-20260920, BAT-KD-250G)</w:t>
-        <w:br/>
-        <w:t>- Sản phẩm trực thuộc (Product ID)</w:t>
-        <w:br/>
-        <w:t>- Ngày nhập kho (Import Date)</w:t>
-        <w:br/>
-        <w:t>- Ngày sản xuất (Manufacture Date)</w:t>
-        <w:br/>
-        <w:t>- Hạn sử dụng (Expiry Date - EXP)</w:t>
-        <w:br/>
-        <w:t>- Số lượng nhập ban đầu (Initial Quantity)</w:t>
-        <w:br/>
-        <w:t>- Số lượng tồn hiện tại (Current Quantity)</w:t>
-        <w:br/>
-        <w:t>- Giá vốn nhập của lô (Import Price)</w:t>
-        <w:br/>
-        <w:t>- Phần trăm giảm giá (Discount Percent: 0% hoặc 30%)</w:t>
-        <w:br/>
-        <w:t>- Trạng thái đảo kệ (is_shelf_rotated: 0 hoặc 1)</w:t>
-        <w:br/>
-        <w:t>- Trạng thái lô hàng (Status)</w:t>
-      </w:r>
-    </w:p>
-    <w:p>
-      <w:pPr>
-        <w:spacing w:after="80" w:line="276" w:lineRule="auto"/>
-      </w:pPr>
-      <w:r>
-        <w:rPr>
-          <w:sz w:val="21"/>
-        </w:rPr>
-        <w:t>Mô hình 3 Ngưỡng an toàn RSL (Remaining Shelf-Life %):</w:t>
-        <w:br/>
-        <w:t>Công thức tính: RSL % = [(Expiry Date - Ngày hiện tại) / (Expiry Date - Ngày nhập)] × 100%</w:t>
-        <w:br/>
-        <w:t>• SAFE (Xanh lá): RSL &gt; 20% và Hạn dùng &gt; 7 ngày → Hàng an toàn trên kệ.</w:t>
-        <w:br/>
-        <w:t>• WARNING (Vàng): 10% &lt; RSL ≤ 20% hoặc Hạn dùng từ 4 đến 7 ngày → Cần đảo ra đầu kệ.</w:t>
-        <w:br/>
-        <w:t>• CRITICAL (Đỏ): RSL ≤ 10% hoặc Hạn dùng ≤ 3 ngày → Nguy cơ hư hỏng cao, kích hoạt xả hàng.</w:t>
-        <w:br/>
-        <w:t>• EXPIRED (Tím): Hạn dùng &lt; Ngày hiện tại → Quá hạn, khóa bán POS, lập phiếu hủy.</w:t>
-        <w:br/>
-        <w:t>• DISPOSED (Xám): Tồn kho = 0 (Đã xuất bán hết hoặc đã tiêu hủy hoàn tất).</w:t>
-      </w:r>
-    </w:p>
-    <w:p>
-      <w:pPr>
-        <w:keepNext/>
-        <w:spacing w:before="280" w:after="60"/>
-      </w:pPr>
-      <w:r>
-        <w:rPr>
-          <w:b/>
-          <w:color w:val="0F4C81"/>
-          <w:sz w:val="26"/>
-        </w:rPr>
-        <w:t>8. Tiếp nhận hàng từ Kho tổng DC</w:t>
-      </w:r>
-    </w:p>
-    <w:p>
-      <w:pPr>
-        <w:spacing w:after="80" w:line="276" w:lineRule="auto"/>
-      </w:pPr>
-      <w:r>
-        <w:rPr>
-          <w:sz w:val="21"/>
-        </w:rPr>
-        <w:t>Quy trình đưa hàng hóa mới từ Kho tổng (DC) nhập kho cửa hàng bán lẻ.</w:t>
-      </w:r>
-    </w:p>
-    <w:p>
-      <w:pPr>
-        <w:spacing w:after="80" w:line="276" w:lineRule="auto"/>
-      </w:pPr>
-      <w:r>
-        <w:rPr>
-          <w:sz w:val="21"/>
-        </w:rPr>
-        <w:t>Quy trình thực hiện:</w:t>
-        <w:br/>
-        <w:t>1. Nhân viên kiểm tra đơn giao hàng từ xe DC đến cửa hàng.</w:t>
-        <w:br/>
-        <w:t>2. Chọn sản phẩm từ danh mục có sẵn hoặc tạo sản phẩm mới.</w:t>
-        <w:br/>
-        <w:t>3. Hệ thống tự động đề xuất Hạn sử dụng (EXP Date) = Ngày nhập + Hạn tiêu chuẩn của sản phẩm.</w:t>
-        <w:br/>
-        <w:t>4. Nhân viên đối soát mã lô và hạn in thực tế trên bao bì, chỉnh sửa nếu có sai lệch.</w:t>
-        <w:br/>
-        <w:t>5. Nhập số lượng thực nhận và giá vốn của lô hàng.</w:t>
-        <w:br/>
-        <w:t>6. Tùy chọn: Đồng bộ cập nhật Giá bán lẻ POS mới nếu giá nhập biến động.</w:t>
-        <w:br/>
-        <w:t>7. Bấm 'Ghi nhận Lô hàng' → Hệ thống chạy Transaction SQL: thêm lô mới vào bảng batches, tăng tồn kho và ghi nhận system_audit_logs.</w:t>
-      </w:r>
-    </w:p>
-    <w:p>
-      <w:pPr>
-        <w:spacing w:after="80" w:line="276" w:lineRule="auto"/>
-      </w:pPr>
-      <w:r>
-        <w:rPr>
-          <w:sz w:val="21"/>
-        </w:rPr>
-        <w:t>Điều kiện kiểm tra khi nhập hàng:</w:t>
-        <w:br/>
-        <w:t>- EXP Date bắt buộc phải lớn hơn Import Date.</w:t>
-        <w:br/>
-        <w:t>- Số lượng nhập và Giá vốn nhập phải lớn hơn 0.</w:t>
-        <w:br/>
-        <w:t>- Mã lô không được trùng lặp.</w:t>
-      </w:r>
-    </w:p>
-    <w:p>
-      <w:pPr>
-        <w:keepNext/>
-        <w:spacing w:before="280" w:after="60"/>
-      </w:pPr>
-      <w:r>
-        <w:rPr>
-          <w:b/>
-          <w:color w:val="0F4C81"/>
-          <w:sz w:val="26"/>
-        </w:rPr>
-        <w:t>9. Quản lý bán lẻ POS và tự động xuất kho FEFO</w:t>
-      </w:r>
-    </w:p>
-    <w:p>
-      <w:pPr>
-        <w:spacing w:after="80" w:line="276" w:lineRule="auto"/>
-      </w:pPr>
-      <w:r>
-        <w:rPr>
-          <w:sz w:val="21"/>
-        </w:rPr>
-        <w:t>Mô phỏng quầy thu ngân bán lẻ thực tế. Xuất bán lẻ cho người tiêu dùng đồng nghĩa với Xuất kho cửa hàng.</w:t>
-      </w:r>
-    </w:p>
-    <w:p>
-      <w:pPr>
-        <w:spacing w:after="80" w:line="276" w:lineRule="auto"/>
-      </w:pPr>
-      <w:r>
-        <w:rPr>
-          <w:sz w:val="21"/>
-        </w:rPr>
-        <w:t>Nguyên tắc xuất kho FEFO (First Expired, First Out):</w:t>
-        <w:br/>
-        <w:t>Thu ngân quét mã sản phẩm và chọn số lượng khách mua. Thu ngân hoàn toàn KHÔNG CẦN phải tự chọn lô bằng tay. Thuật toán FEFO chạy trên SQL Server sẽ tự động truy vấn các lô có hạn gần nhất trước và trừ dần số lượng.</w:t>
-      </w:r>
-    </w:p>
-    <w:p>
-      <w:pPr>
-        <w:spacing w:after="80" w:line="276" w:lineRule="auto"/>
-      </w:pPr>
-      <w:r>
-        <w:rPr>
-          <w:sz w:val="21"/>
-        </w:rPr>
-        <w:t>Thuật toán truy vấn FEFO trên SQL Server:</w:t>
-        <w:br/>
-        <w:t>SELECT id, batch_code, current_quantity, expiry_date</w:t>
-        <w:br/>
-        <w:t>FROM batches</w:t>
-        <w:br/>
-        <w:t>WHERE product_id = @ProductId AND current_quantity &gt; 0 AND status != 'EXPIRED' AND DATEDIFF(day, GETDATE(), expiry_date) &gt;= 0</w:t>
-        <w:br/>
-        <w:t>ORDER BY expiry_date ASC, id ASC;</w:t>
-      </w:r>
-    </w:p>
-    <w:p>
-      <w:pPr>
-        <w:spacing w:after="80" w:line="276" w:lineRule="auto"/>
-      </w:pPr>
-      <w:r>
-        <w:rPr>
-          <w:sz w:val="21"/>
-        </w:rPr>
-        <w:t>Điều kiện bảo vệ tồn kho:</w:t>
-        <w:br/>
-        <w:t>- Tuyệt đối không cho phép bán âm kho: Nếu tổng tồn khả dụng của các lô chưa hết hạn &lt; Số lượng khách mua, hệ thống lập tức từ chối thanh toán và báo lỗi chi tiết.</w:t>
-        <w:br/>
-        <w:t>- Tuyệt đối không bán lô đã quá hạn (status = 'EXPIRED' hoặc DATEDIFF &lt; 0).</w:t>
-        <w:br/>
-        <w:t>- Sinh mã hóa đơn duy nhất (VD: HD-0924-001) và in biên lai chi tiết thể hiện từng lô bị trừ.</w:t>
-      </w:r>
-    </w:p>
-    <w:p>
-      <w:pPr>
-        <w:keepNext/>
-        <w:spacing w:before="280" w:after="60"/>
-      </w:pPr>
-      <w:r>
-        <w:rPr>
-          <w:b/>
-          <w:color w:val="0F4C81"/>
-          <w:sz w:val="26"/>
-        </w:rPr>
-        <w:t>10. Quản lý tiêu hủy hàng hỏng &amp; Sổ hao hụt tài chính</w:t>
-      </w:r>
-    </w:p>
-    <w:p>
-      <w:pPr>
-        <w:spacing w:after="80" w:line="276" w:lineRule="auto"/>
-      </w:pPr>
-      <w:r>
-        <w:rPr>
-          <w:sz w:val="21"/>
-        </w:rPr>
-        <w:t>Xử lý hàng hóa không còn khả năng bán (quá date, rách bao bì chân không, lỗi nhiệt độ bảo quản lạnh).</w:t>
-      </w:r>
-    </w:p>
-    <w:p>
-      <w:pPr>
-        <w:spacing w:after="80" w:line="276" w:lineRule="auto"/>
-      </w:pPr>
-      <w:r>
-        <w:rPr>
-          <w:sz w:val="21"/>
-        </w:rPr>
-        <w:t>Quy trình kiểm soát 2 bước chuẩn mực:</w:t>
-        <w:br/>
-        <w:t>Bước 1 (Lập phiếu đề xuất): Nhân viên phát hiện hàng hỏng, chọn lô hàng (số lượng hủy tự động điền bằng số tồn của lô), chọn lý do (EXPIRED, DAMAGED, SPOILED) và gửi phiếu. Phiếu ở trạng thái Chờ duyệt (PENDING).</w:t>
-        <w:br/>
-        <w:t>Bước 2 (Phê duyệt thẩm quyền): Cửa hàng trưởng kiểm tra thực tế và bấm 'Duyệt Hủy'. Hệ thống thực thi Transaction SQL: chuyển trạng thái phiếu sang APPROVED, trừ sạch số lượng tồn của lô về 0 (chuyển status thành DISPOSED), ghi nhận số tiền thiệt hại tài chính và ghi AuditLog.</w:t>
-      </w:r>
-    </w:p>
-    <w:p>
-      <w:pPr>
-        <w:spacing w:after="80" w:line="276" w:lineRule="auto"/>
-      </w:pPr>
-      <w:r>
-        <w:rPr>
-          <w:sz w:val="21"/>
-        </w:rPr>
-        <w:t>Công thức hạch toán thiệt hại tài chính:</w:t>
-        <w:br/>
-        <w:t>Thiệt hại tài chính (Cost Loss) = Số lượng tiêu hủy × Giá vốn nhập kho (Cost Price)</w:t>
-        <w:br/>
-        <w:t>Lưu ý: Hạch toán theo giá vốn, không tính theo giá bán lẻ niêm yết.</w:t>
-      </w:r>
-    </w:p>
-    <w:p>
-      <w:pPr>
-        <w:keepNext/>
-        <w:spacing w:before="280" w:after="60"/>
-      </w:pPr>
-      <w:r>
-        <w:rPr>
-          <w:b/>
-          <w:color w:val="0F4C81"/>
-          <w:sz w:val="26"/>
-        </w:rPr>
-        <w:t>11. Dashboard hệ thống</w:t>
-      </w:r>
-    </w:p>
-    <w:p>
-      <w:pPr>
-        <w:spacing w:after="80" w:line="276" w:lineRule="auto"/>
-      </w:pPr>
-      <w:r>
-        <w:rPr>
-          <w:sz w:val="21"/>
-        </w:rPr>
-        <w:t>Cung cấp bức tranh toàn cảnh về vận hành và tài chính của cửa hàng bán lẻ.</w:t>
-      </w:r>
-    </w:p>
-    <w:p>
-      <w:pPr>
-        <w:keepNext/>
-        <w:spacing w:before="200" w:after="40"/>
-      </w:pPr>
-      <w:r>
-        <w:rPr>
-          <w:b/>
-          <w:color w:val="10B981"/>
-          <w:sz w:val="23"/>
-        </w:rPr>
-        <w:t>11.1 Các chỉ số KPI trọng tâm (Executive KPI Cards)</w:t>
-      </w:r>
-    </w:p>
-    <w:p>
-      <w:pPr>
-        <w:spacing w:after="80" w:line="276" w:lineRule="auto"/>
-      </w:pPr>
-      <w:r>
-        <w:rPr>
-          <w:sz w:val="21"/>
-        </w:rPr>
-        <w:t>1. Tổng tồn kho trên kệ: Tổng số lượng hàng hóa khả dụng chưa hết hạn.</w:t>
-        <w:br/>
-        <w:t>2. Giá trị tồn kho theo giá vốn: Tổng tiền vốn đang lưu trên kệ hàng.</w:t>
-        <w:br/>
-        <w:t>3. Doanh thu bán lẻ POS: Tổng tiền thu được từ khách hàng qua quầy POS.</w:t>
-        <w:br/>
-        <w:t>4. Số lô cận date khẩn cấp (≤ 10%): Cảnh báo đỏ các lô cần xử lý ngay.</w:t>
-        <w:br/>
-        <w:t>5. Thiệt hại tiêu hủy: Tổng số tiền vốn bị mất do đổ bỏ hàng hỏng.</w:t>
-        <w:br/>
-        <w:t>6. Tỷ lệ hao hụt (Spoilage Rate %): Thước đo hiệu quả quản trị chuỗi cung ứng.</w:t>
-      </w:r>
-    </w:p>
-    <w:p>
-      <w:pPr>
-        <w:spacing w:after="80" w:line="276" w:lineRule="auto"/>
-      </w:pPr>
-      <w:r>
-        <w:rPr>
-          <w:sz w:val="21"/>
-        </w:rPr>
-        <w:t>Công thức tính Tỷ lệ hao hụt:</w:t>
-        <w:br/>
-        <w:t>Spoilage Rate (%) = (Tổng thiệt hại tiêu hủy / Tổng giá trị hàng đã nhập kho) × 100%</w:t>
-        <w:br/>
-        <w:t>Mục tiêu chuẩn ngành bán lẻ FMCG: Spoilage Rate &lt; 1.5% (Tối ưu).</w:t>
-      </w:r>
-    </w:p>
-    <w:p>
-      <w:pPr>
-        <w:keepNext/>
-        <w:spacing w:before="200" w:after="40"/>
-      </w:pPr>
-      <w:r>
-        <w:rPr>
-          <w:b/>
-          <w:color w:val="10B981"/>
-          <w:sz w:val="23"/>
-        </w:rPr>
-        <w:t>11.2 Bảng cảnh báo nguy cơ lãng phí (DOS &gt; DUE)</w:t>
-      </w:r>
-    </w:p>
-    <w:p>
-      <w:pPr>
-        <w:spacing w:after="80" w:line="276" w:lineRule="auto"/>
-      </w:pPr>
-      <w:r>
-        <w:rPr>
-          <w:sz w:val="21"/>
-        </w:rPr>
-        <w:t>Ứng dụng điều kiện nghịch đảo giữa Tốc độ bán và Hạn sử dụng:</w:t>
-        <w:br/>
-        <w:t>- Số ngày cần để bán hết tồn kho: DOS (Days of Supply) = Tồn kho khả dụng / Tốc độ bán ngày (d)</w:t>
-        <w:br/>
-        <w:t>- Số ngày còn lại đến hạn sử dụng của lô gần nhất: DUE (Days until Expiry)</w:t>
-        <w:br/>
-        <w:t>- Quy tắc cảnh báo: Nếu DOS &gt; DUE (hàng không kịp bán hết trước khi quá hạn), hệ thống đánh dấu nguy cơ rủi ro CAO và khuyến nghị kích hoạt xả hàng giảm giá 30% ngay lập tức.</w:t>
-      </w:r>
-    </w:p>
-    <w:p>
-      <w:pPr>
-        <w:keepNext/>
-        <w:spacing w:before="280" w:after="60"/>
-      </w:pPr>
-      <w:r>
-        <w:rPr>
-          <w:b/>
-          <w:color w:val="0F4C81"/>
-          <w:sz w:val="26"/>
-        </w:rPr>
-        <w:t>12. Quản lý đảo kệ hàng FEFO</w:t>
-      </w:r>
-    </w:p>
-    <w:p>
-      <w:pPr>
-        <w:spacing w:after="80" w:line="276" w:lineRule="auto"/>
-      </w:pPr>
-      <w:r>
-        <w:rPr>
-          <w:sz w:val="21"/>
-        </w:rPr>
-        <w:t>Nghiệp vụ thực tế tại điểm bán lẻ: Khách mua hàng có xu hướng với tay lấy sản phẩm bày ở mặt ngoài trước. Vì vậy, khi hệ thống cảnh báo một lô hàng rơi vào vùng Vàng (Cận date nhẹ), nhân viên phải ra kệ xếp lô đó ra mặt tiền đầu kệ.</w:t>
-      </w:r>
-    </w:p>
-    <w:p>
-      <w:pPr>
-        <w:spacing w:after="80" w:line="276" w:lineRule="auto"/>
-      </w:pPr>
-      <w:r>
-        <w:rPr>
-          <w:sz w:val="21"/>
-        </w:rPr>
-        <w:t>Trên phần mềm, nhân viên bấm nút 'Đảo Kệ' → Hệ thống cập nhật is_shelf_rotated = 1 vào bảng batches trong SQL Server và ghi vết kiểm toán để Cửa hàng trưởng giám sát sự tuân thủ quy trình.</w:t>
-      </w:r>
-    </w:p>
-    <w:p>
-      <w:pPr>
-        <w:keepNext/>
-        <w:spacing w:before="280" w:after="60"/>
-      </w:pPr>
-      <w:r>
-        <w:rPr>
-          <w:b/>
-          <w:color w:val="0F4C81"/>
-          <w:sz w:val="26"/>
-        </w:rPr>
-        <w:t>13. Quản lý xả hàng giảm giá kích cầu</w:t>
-      </w:r>
-    </w:p>
-    <w:p>
-      <w:pPr>
-        <w:spacing w:after="80" w:line="276" w:lineRule="auto"/>
-      </w:pPr>
-      <w:r>
-        <w:rPr>
-          <w:sz w:val="21"/>
-        </w:rPr>
-        <w:t>Khi một lô hàng rơi vào vùng Đỏ (≤ 3 ngày) hoặc có DOS &gt; DUE, việc giữ nguyên giá bán lẻ sẽ dẫn đến nguy cơ phải tiêu hủy mất trắng 100% giá vốn.</w:t>
-      </w:r>
-    </w:p>
-    <w:p>
-      <w:pPr>
-        <w:spacing w:after="80" w:line="276" w:lineRule="auto"/>
-      </w:pPr>
-      <w:r>
-        <w:rPr>
-          <w:sz w:val="21"/>
-        </w:rPr>
-        <w:t>Cửa hàng trưởng hoặc Thu ngân bấm 'Giảm 30% Xả Hàng' → Hệ thống cập nhật discount_percent = 30 vào SQL Server. Lúc này:</w:t>
-        <w:br/>
-        <w:t>- Tốc độ bán lẻ dự kiến được kích cầu tăng 50% (Hệ số K_discount = 1.5).</w:t>
-        <w:br/>
-        <w:t>- Giúp giải phóng lượng tồn kho kịp thời trước khi quá hạn, thu hồi tối đa dòng vốn.</w:t>
-      </w:r>
-    </w:p>
-    <w:p>
-      <w:pPr>
-        <w:keepNext/>
-        <w:spacing w:before="280" w:after="60"/>
-      </w:pPr>
-      <w:r>
-        <w:rPr>
-          <w:b/>
-          <w:color w:val="0F4C81"/>
-          <w:sz w:val="26"/>
-        </w:rPr>
-        <w:t>14. Quản lý đề xuất tái đặt hàng gửi Kho tổng DC</w:t>
-      </w:r>
-    </w:p>
-    <w:p>
-      <w:pPr>
-        <w:spacing w:after="80" w:line="276" w:lineRule="auto"/>
-      </w:pPr>
-      <w:r>
-        <w:rPr>
-          <w:sz w:val="21"/>
-        </w:rPr>
-        <w:t>Tính năng dự báo nâng cao được thiết kế thành một Module độc lập (bổ sung sau theo đúng chỉ dẫn của Thầy).</w:t>
-      </w:r>
-    </w:p>
-    <w:p>
-      <w:pPr>
-        <w:spacing w:after="80" w:line="276" w:lineRule="auto"/>
-      </w:pPr>
-      <w:r>
-        <w:rPr>
-          <w:sz w:val="21"/>
-        </w:rPr>
-        <w:t>Nguyên lý tính toán Điểm đặt hàng ROP (Reorder Point):</w:t>
-        <w:br/>
-        <w:t>ROP = (d × L) + SS</w:t>
-        <w:br/>
-        <w:t>Trong đó:</w:t>
-        <w:br/>
-        <w:t>- d (Daily Demand): Tốc độ bán trung bình ngày của sản phẩm.</w:t>
-        <w:br/>
-        <w:t>- L (Lead Time): Thời gian giao hàng từ Kho tổng DC đến cửa hàng (mặc định L = 2 ngày).</w:t>
-        <w:br/>
-        <w:t>- SS (Safety Stock): Lượng tồn kho an toàn đệm dưới đáy kệ.</w:t>
-        <w:br/>
-        <w:t>Quy tắc kích hoạt: Khi Tồn kho khả dụng ≤ ROP, hệ thống tự động hiển thị nút 'Đặt DC' với số lượng gợi ý = ROP × 2. Lô hàng tái đặt mới sẽ được tự động gán hạn sử dụng chuẩn theo từng loại sản phẩm.</w:t>
-      </w:r>
-    </w:p>
-    <w:p>
-      <w:pPr>
-        <w:keepNext/>
-        <w:spacing w:before="280" w:after="60"/>
-      </w:pPr>
-      <w:r>
-        <w:rPr>
-          <w:b/>
-          <w:color w:val="0F4C81"/>
-          <w:sz w:val="26"/>
-        </w:rPr>
-        <w:t>15. Quản lý sự cố chuỗi cung ứng tại cửa hàng</w:t>
-      </w:r>
-    </w:p>
-    <w:p>
-      <w:pPr>
-        <w:spacing w:after="80" w:line="276" w:lineRule="auto"/>
-      </w:pPr>
-      <w:r>
-        <w:rPr>
-          <w:sz w:val="21"/>
-        </w:rPr>
-        <w:t>Quản lý các sự cố bất khả kháng xảy ra tại điểm bán lẻ dẫn đến hàng hóa bị hư hỏng trước hạn:</w:t>
-      </w:r>
-    </w:p>
-    <w:p>
-      <w:pPr>
-        <w:spacing w:after="80" w:line="276" w:lineRule="auto"/>
-      </w:pPr>
-      <w:r>
-        <w:rPr>
-          <w:sz w:val="21"/>
-        </w:rPr>
-        <w:t>1. Lỗi đứt gãy chuỗi lạnh (Cold Chain Failure): Tủ mát, tủ đông mất điện hoặc quá nhiệt độ chuẩn (Sữa chua, Thịt tươi bị chua/hỏng sớm) → Lý do hủy: COLD_CHAIN_FAIL.</w:t>
-        <w:br/>
-        <w:t>2. Rách/vỡ bao bì trên kệ (Damaged Packaging): Khách làm rơi, bao bì hút chân không bị xì rách → Lý do hủy: DAMAGED_SHELF.</w:t>
-        <w:br/>
-        <w:t>3. Hư hỏng do vận chuyển (Transit Defect): Thùng hàng từ DC giao đến bị móp méo, dập nát → Lý do hủy: TRANSIT_DEFECT.</w:t>
-      </w:r>
-    </w:p>
-    <w:p>
-      <w:pPr>
-        <w:keepNext/>
-        <w:spacing w:before="280" w:after="60"/>
-      </w:pPr>
-      <w:r>
-        <w:rPr>
-          <w:b/>
-          <w:color w:val="0F4C81"/>
-          <w:sz w:val="26"/>
-        </w:rPr>
-        <w:t>16. Phân quyền chức năng</w:t>
+        <w:t>Giảng viên hướng dẫn: ThS. Lê Minh Nhật | Nhóm sinh viên thực hiện: Đỗ Tấn Du (123001364) &amp; Đoàn Minh Quân (123000946)</w:t>
       </w:r>
     </w:p>
     <w:tbl>
@@ -1178,21 +59,19 @@
         <w:tblLook w:firstColumn="1" w:firstRow="1" w:lastColumn="0" w:lastRow="0" w:noHBand="0" w:noVBand="1" w:val="04A0"/>
       </w:tblPr>
       <w:tblGrid>
-        <w:gridCol w:w="2448"/>
-        <w:gridCol w:w="2448"/>
-        <w:gridCol w:w="2448"/>
-        <w:gridCol w:w="2448"/>
+        <w:gridCol w:w="4968"/>
+        <w:gridCol w:w="4968"/>
       </w:tblGrid>
       <w:tr>
         <w:tc>
           <w:tcPr>
-            <w:tcW w:type="dxa" w:w="3600"/>
+            <w:tcW w:type="dxa" w:w="3312"/>
             <w:shd w:fill="0F4C81"/>
             <w:tcMar>
-              <w:top w:w="100" w:type="dxa"/>
-              <w:bottom w:w="100" w:type="dxa"/>
-              <w:left w:w="120" w:type="dxa"/>
-              <w:right w:w="120" w:type="dxa"/>
+              <w:top w:w="80" w:type="dxa"/>
+              <w:bottom w:w="80" w:type="dxa"/>
+              <w:left w:w="90" w:type="dxa"/>
+              <w:right w:w="90" w:type="dxa"/>
             </w:tcMar>
           </w:tcPr>
           <w:p>
@@ -1205,19 +84,19 @@
                 <w:color w:val="FFFFFF"/>
                 <w:sz w:val="18"/>
               </w:rPr>
-              <w:t>Chức năng / Nghiệp vụ</w:t>
+              <w:t>Thông tin dự án</w:t>
             </w:r>
           </w:p>
         </w:tc>
         <w:tc>
           <w:tcPr>
-            <w:tcW w:type="dxa" w:w="2304"/>
+            <w:tcW w:type="dxa" w:w="6480"/>
             <w:shd w:fill="0F4C81"/>
             <w:tcMar>
-              <w:top w:w="100" w:type="dxa"/>
-              <w:bottom w:w="100" w:type="dxa"/>
-              <w:left w:w="120" w:type="dxa"/>
-              <w:right w:w="120" w:type="dxa"/>
+              <w:top w:w="80" w:type="dxa"/>
+              <w:bottom w:w="80" w:type="dxa"/>
+              <w:left w:w="90" w:type="dxa"/>
+              <w:right w:w="90" w:type="dxa"/>
             </w:tcMar>
           </w:tcPr>
           <w:p>
@@ -1230,19 +109,941 @@
                 <w:color w:val="FFFFFF"/>
                 <w:sz w:val="18"/>
               </w:rPr>
-              <w:t>Cửa hàng trưởng (Manager)</w:t>
+              <w:t>Nội dung chi tiết</w:t>
+            </w:r>
+          </w:p>
+        </w:tc>
+      </w:tr>
+      <w:tr>
+        <w:tc>
+          <w:tcPr>
+            <w:tcW w:type="dxa" w:w="3312"/>
+            <w:shd w:fill="FFFFFF"/>
+            <w:tcMar>
+              <w:top w:w="60" w:type="dxa"/>
+              <w:bottom w:w="60" w:type="dxa"/>
+              <w:left w:w="80" w:type="dxa"/>
+              <w:right w:w="80" w:type="dxa"/>
+            </w:tcMar>
+          </w:tcPr>
+          <w:p>
+            <w:r>
+              <w:rPr>
+                <w:color w:val="1E293B"/>
+                <w:sz w:val="17"/>
+              </w:rPr>
+              <w:t>Tên đề tài chính thức</w:t>
             </w:r>
           </w:p>
         </w:tc>
         <w:tc>
           <w:tcPr>
-            <w:tcW w:type="dxa" w:w="2592"/>
+            <w:tcW w:type="dxa" w:w="6480"/>
+            <w:shd w:fill="FFFFFF"/>
+            <w:tcMar>
+              <w:top w:w="60" w:type="dxa"/>
+              <w:bottom w:w="60" w:type="dxa"/>
+              <w:left w:w="80" w:type="dxa"/>
+              <w:right w:w="80" w:type="dxa"/>
+            </w:tcMar>
+          </w:tcPr>
+          <w:p>
+            <w:r>
+              <w:rPr>
+                <w:color w:val="1E293B"/>
+                <w:sz w:val="17"/>
+              </w:rPr>
+              <w:t>Nền tảng Quản trị Chuỗi cung ứng Bán lẻ Chống lãng phí (Supply Chain Spoilage Predictor)</w:t>
+            </w:r>
+          </w:p>
+        </w:tc>
+      </w:tr>
+      <w:tr>
+        <w:tc>
+          <w:tcPr>
+            <w:tcW w:type="dxa" w:w="3312"/>
+            <w:shd w:fill="F8FAFC"/>
+            <w:tcMar>
+              <w:top w:w="60" w:type="dxa"/>
+              <w:bottom w:w="60" w:type="dxa"/>
+              <w:left w:w="80" w:type="dxa"/>
+              <w:right w:w="80" w:type="dxa"/>
+            </w:tcMar>
+          </w:tcPr>
+          <w:p>
+            <w:pPr>
+              <w:jc w:val="center"/>
+            </w:pPr>
+            <w:r>
+              <w:rPr>
+                <w:color w:val="1E293B"/>
+                <w:sz w:val="17"/>
+              </w:rPr>
+              <w:t>Đơn vị đào tạo</w:t>
+            </w:r>
+          </w:p>
+        </w:tc>
+        <w:tc>
+          <w:tcPr>
+            <w:tcW w:type="dxa" w:w="6480"/>
+            <w:shd w:fill="F8FAFC"/>
+            <w:tcMar>
+              <w:top w:w="60" w:type="dxa"/>
+              <w:bottom w:w="60" w:type="dxa"/>
+              <w:left w:w="80" w:type="dxa"/>
+              <w:right w:w="80" w:type="dxa"/>
+            </w:tcMar>
+          </w:tcPr>
+          <w:p>
+            <w:r>
+              <w:rPr>
+                <w:color w:val="1E293B"/>
+                <w:sz w:val="17"/>
+              </w:rPr>
+              <w:t>Khoa Công nghệ Thông tin - Trường Đại học Lạc Hồng (LHU)</w:t>
+            </w:r>
+          </w:p>
+        </w:tc>
+      </w:tr>
+      <w:tr>
+        <w:tc>
+          <w:tcPr>
+            <w:tcW w:type="dxa" w:w="3312"/>
+            <w:shd w:fill="FFFFFF"/>
+            <w:tcMar>
+              <w:top w:w="60" w:type="dxa"/>
+              <w:bottom w:w="60" w:type="dxa"/>
+              <w:left w:w="80" w:type="dxa"/>
+              <w:right w:w="80" w:type="dxa"/>
+            </w:tcMar>
+          </w:tcPr>
+          <w:p>
+            <w:r>
+              <w:rPr>
+                <w:color w:val="1E293B"/>
+                <w:sz w:val="17"/>
+              </w:rPr>
+              <w:t>Giảng viên hướng dẫn</w:t>
+            </w:r>
+          </w:p>
+        </w:tc>
+        <w:tc>
+          <w:tcPr>
+            <w:tcW w:type="dxa" w:w="6480"/>
+            <w:shd w:fill="FFFFFF"/>
+            <w:tcMar>
+              <w:top w:w="60" w:type="dxa"/>
+              <w:bottom w:w="60" w:type="dxa"/>
+              <w:left w:w="80" w:type="dxa"/>
+              <w:right w:w="80" w:type="dxa"/>
+            </w:tcMar>
+          </w:tcPr>
+          <w:p>
+            <w:r>
+              <w:rPr>
+                <w:color w:val="1E293B"/>
+                <w:sz w:val="17"/>
+              </w:rPr>
+              <w:t>ThS. Lê Minh Nhật</w:t>
+            </w:r>
+          </w:p>
+        </w:tc>
+      </w:tr>
+      <w:tr>
+        <w:tc>
+          <w:tcPr>
+            <w:tcW w:type="dxa" w:w="3312"/>
+            <w:shd w:fill="F8FAFC"/>
+            <w:tcMar>
+              <w:top w:w="60" w:type="dxa"/>
+              <w:bottom w:w="60" w:type="dxa"/>
+              <w:left w:w="80" w:type="dxa"/>
+              <w:right w:w="80" w:type="dxa"/>
+            </w:tcMar>
+          </w:tcPr>
+          <w:p>
+            <w:r>
+              <w:rPr>
+                <w:color w:val="1E293B"/>
+                <w:sz w:val="17"/>
+              </w:rPr>
+              <w:t>Nhóm sinh viên thực hiện</w:t>
+            </w:r>
+          </w:p>
+        </w:tc>
+        <w:tc>
+          <w:tcPr>
+            <w:tcW w:type="dxa" w:w="6480"/>
+            <w:shd w:fill="F8FAFC"/>
+            <w:tcMar>
+              <w:top w:w="60" w:type="dxa"/>
+              <w:bottom w:w="60" w:type="dxa"/>
+              <w:left w:w="80" w:type="dxa"/>
+              <w:right w:w="80" w:type="dxa"/>
+            </w:tcMar>
+          </w:tcPr>
+          <w:p>
+            <w:r>
+              <w:rPr>
+                <w:color w:val="1E293B"/>
+                <w:sz w:val="17"/>
+              </w:rPr>
+              <w:t>Đỗ Tấn Du (MSSV: 123001364) &amp; Đoàn Minh Quân (MSSV: 123000946)</w:t>
+            </w:r>
+          </w:p>
+        </w:tc>
+      </w:tr>
+      <w:tr>
+        <w:tc>
+          <w:tcPr>
+            <w:tcW w:type="dxa" w:w="3312"/>
+            <w:shd w:fill="FFFFFF"/>
+            <w:tcMar>
+              <w:top w:w="60" w:type="dxa"/>
+              <w:bottom w:w="60" w:type="dxa"/>
+              <w:left w:w="80" w:type="dxa"/>
+              <w:right w:w="80" w:type="dxa"/>
+            </w:tcMar>
+          </w:tcPr>
+          <w:p>
+            <w:r>
+              <w:rPr>
+                <w:color w:val="1E293B"/>
+                <w:sz w:val="17"/>
+              </w:rPr>
+              <w:t>Mô hình nghiên cứu</w:t>
+            </w:r>
+          </w:p>
+        </w:tc>
+        <w:tc>
+          <w:tcPr>
+            <w:tcW w:type="dxa" w:w="6480"/>
+            <w:shd w:fill="FFFFFF"/>
+            <w:tcMar>
+              <w:top w:w="60" w:type="dxa"/>
+              <w:bottom w:w="60" w:type="dxa"/>
+              <w:left w:w="80" w:type="dxa"/>
+              <w:right w:w="80" w:type="dxa"/>
+            </w:tcMar>
+          </w:tcPr>
+          <w:p>
+            <w:r>
+              <w:rPr>
+                <w:color w:val="1E293B"/>
+                <w:sz w:val="17"/>
+              </w:rPr>
+              <w:t>Cửa hàng bán lẻ tinh gọn (Retail Store) chuyên ngành FMCG và Thực phẩm tươi/mát</w:t>
+            </w:r>
+          </w:p>
+        </w:tc>
+      </w:tr>
+      <w:tr>
+        <w:tc>
+          <w:tcPr>
+            <w:tcW w:type="dxa" w:w="3312"/>
+            <w:shd w:fill="F8FAFC"/>
+            <w:tcMar>
+              <w:top w:w="60" w:type="dxa"/>
+              <w:bottom w:w="60" w:type="dxa"/>
+              <w:left w:w="80" w:type="dxa"/>
+              <w:right w:w="80" w:type="dxa"/>
+            </w:tcMar>
+          </w:tcPr>
+          <w:p>
+            <w:r>
+              <w:rPr>
+                <w:color w:val="1E293B"/>
+                <w:sz w:val="17"/>
+              </w:rPr>
+              <w:t>Công nghệ nền tảng</w:t>
+            </w:r>
+          </w:p>
+        </w:tc>
+        <w:tc>
+          <w:tcPr>
+            <w:tcW w:type="dxa" w:w="6480"/>
+            <w:shd w:fill="F8FAFC"/>
+            <w:tcMar>
+              <w:top w:w="60" w:type="dxa"/>
+              <w:bottom w:w="60" w:type="dxa"/>
+              <w:left w:w="80" w:type="dxa"/>
+              <w:right w:w="80" w:type="dxa"/>
+            </w:tcMar>
+          </w:tcPr>
+          <w:p>
+            <w:r>
+              <w:rPr>
+                <w:color w:val="1E293B"/>
+                <w:sz w:val="17"/>
+              </w:rPr>
+              <w:t>Backend: Node.js / Express (Clean Architecture) | Frontend: ReactJS / Vite | CSDL: Microsoft SQL Server LocalDB</w:t>
+            </w:r>
+          </w:p>
+        </w:tc>
+      </w:tr>
+      <w:tr>
+        <w:tc>
+          <w:tcPr>
+            <w:tcW w:type="dxa" w:w="3312"/>
+            <w:shd w:fill="FFFFFF"/>
+            <w:tcMar>
+              <w:top w:w="60" w:type="dxa"/>
+              <w:bottom w:w="60" w:type="dxa"/>
+              <w:left w:w="80" w:type="dxa"/>
+              <w:right w:w="80" w:type="dxa"/>
+            </w:tcMar>
+          </w:tcPr>
+          <w:p>
+            <w:r>
+              <w:rPr>
+                <w:color w:val="1E293B"/>
+                <w:sz w:val="17"/>
+              </w:rPr>
+              <w:t>Quy chuẩn cơ sở dữ liệu</w:t>
+            </w:r>
+          </w:p>
+        </w:tc>
+        <w:tc>
+          <w:tcPr>
+            <w:tcW w:type="dxa" w:w="6480"/>
+            <w:shd w:fill="FFFFFF"/>
+            <w:tcMar>
+              <w:top w:w="60" w:type="dxa"/>
+              <w:bottom w:w="60" w:type="dxa"/>
+              <w:left w:w="80" w:type="dxa"/>
+              <w:right w:w="80" w:type="dxa"/>
+            </w:tcMar>
+          </w:tcPr>
+          <w:p>
+            <w:r>
+              <w:rPr>
+                <w:color w:val="1E293B"/>
+                <w:sz w:val="17"/>
+              </w:rPr>
+              <w:t>Microsoft SQL Server LocalDB (localdb)\mssqllocaldb, Database: retail_spoilage_db (12 bảng chuẩn 3NF)</w:t>
+            </w:r>
+          </w:p>
+        </w:tc>
+      </w:tr>
+      <w:tr>
+        <w:tc>
+          <w:tcPr>
+            <w:tcW w:type="dxa" w:w="3312"/>
+            <w:shd w:fill="F8FAFC"/>
+            <w:tcMar>
+              <w:top w:w="60" w:type="dxa"/>
+              <w:bottom w:w="60" w:type="dxa"/>
+              <w:left w:w="80" w:type="dxa"/>
+              <w:right w:w="80" w:type="dxa"/>
+            </w:tcMar>
+          </w:tcPr>
+          <w:p>
+            <w:r>
+              <w:rPr>
+                <w:color w:val="1E293B"/>
+                <w:sz w:val="17"/>
+              </w:rPr>
+              <w:t>Phương pháp luận</w:t>
+            </w:r>
+          </w:p>
+        </w:tc>
+        <w:tc>
+          <w:tcPr>
+            <w:tcW w:type="dxa" w:w="6480"/>
+            <w:shd w:fill="F8FAFC"/>
+            <w:tcMar>
+              <w:top w:w="60" w:type="dxa"/>
+              <w:bottom w:w="60" w:type="dxa"/>
+              <w:left w:w="80" w:type="dxa"/>
+              <w:right w:w="80" w:type="dxa"/>
+            </w:tcMar>
+          </w:tcPr>
+          <w:p>
+            <w:r>
+              <w:rPr>
+                <w:color w:val="1E293B"/>
+                <w:sz w:val="17"/>
+              </w:rPr>
+              <w:t>Agile Scrum (Sprint 1: Nền tảng &amp; Cấu hình -&gt; Sprint 2: Nghiệp vụ cốt lõi -&gt; Sprint 3: Tiêu hủy &amp; Điều hành -&gt; Sprint 4: Dự báo AI)</w:t>
+            </w:r>
+          </w:p>
+        </w:tc>
+      </w:tr>
+    </w:tbl>
+    <w:p>
+      <w:pPr>
+        <w:spacing w:after="120"/>
+      </w:pPr>
+    </w:p>
+    <w:p>
+      <w:pPr>
+        <w:keepNext/>
+        <w:spacing w:before="360" w:after="80"/>
+      </w:pPr>
+      <w:r>
+        <w:rPr>
+          <w:b/>
+          <w:color w:val="B45309"/>
+          <w:sz w:val="26"/>
+        </w:rPr>
+        <w:t>PHẦN I: TỔNG QUAN &amp; BỐI CẢNH DỰ ÁN</w:t>
+      </w:r>
+    </w:p>
+    <w:p>
+      <w:pPr>
+        <w:keepNext/>
+        <w:spacing w:before="260" w:after="60"/>
+      </w:pPr>
+      <w:r>
+        <w:rPr>
+          <w:b/>
+          <w:color w:val="0F4C81"/>
+          <w:sz w:val="23"/>
+        </w:rPr>
+        <w:t>1. Mục tiêu và Lý do phát triển hệ thống</w:t>
+      </w:r>
+    </w:p>
+    <w:p>
+      <w:pPr>
+        <w:spacing w:after="80" w:line="276" w:lineRule="auto"/>
+      </w:pPr>
+      <w:r>
+        <w:rPr>
+          <w:sz w:val="20"/>
+        </w:rPr>
+        <w:t>Trong các chuỗi cửa hàng bán lẻ tiện lợi và siêu thị mini (như Bách Hóa Xanh, WinMart+, Co.op Food), lãng phí thực phẩm do hết hạn sử dụng (spoilage) gây thất thoát trung bình từ 4% đến 8% doanh thu. Nguyên nhân cốt lõi bao gồm:</w:t>
+      </w:r>
+    </w:p>
+    <w:p>
+      <w:pPr>
+        <w:pStyle w:val="ListBullet"/>
+        <w:spacing w:after="40" w:line="269" w:lineRule="auto"/>
+      </w:pPr>
+      <w:r>
+        <w:rPr>
+          <w:sz w:val="19"/>
+        </w:rPr>
+        <w:t>Quản lý hạn sử dụng thủ công bằng sổ sách hoặc trí nhớ nhân viên, dẫn đến bỏ quên các lô hàng nằm khuất sâu trong góc kệ.</w:t>
+      </w:r>
+    </w:p>
+    <w:p>
+      <w:pPr>
+        <w:pStyle w:val="ListBullet"/>
+        <w:spacing w:after="40" w:line="269" w:lineRule="auto"/>
+      </w:pPr>
+      <w:r>
+        <w:rPr>
+          <w:sz w:val="19"/>
+        </w:rPr>
+        <w:t>Thiếu cơ chế cảnh báo sớm đa cấp: Khi phát hiện hàng cận date thì chỉ còn 1-2 ngày, không kịp triển khai biện pháp xả hàng giảm giá.</w:t>
+      </w:r>
+    </w:p>
+    <w:p>
+      <w:pPr>
+        <w:pStyle w:val="ListBullet"/>
+        <w:spacing w:after="40" w:line="269" w:lineRule="auto"/>
+      </w:pPr>
+      <w:r>
+        <w:rPr>
+          <w:sz w:val="19"/>
+        </w:rPr>
+        <w:t>Xuất bán không tuân thủ nguyên tắc FEFO (First Expired, First Out): Thu ngân thường lấy tiện tay lô hàng mới nhập, khiến lô cũ bị tồn đọng và quá hạn.</w:t>
+      </w:r>
+    </w:p>
+    <w:p>
+      <w:pPr>
+        <w:pStyle w:val="ListBullet"/>
+        <w:spacing w:after="40" w:line="269" w:lineRule="auto"/>
+      </w:pPr>
+      <w:r>
+        <w:rPr>
+          <w:sz w:val="19"/>
+        </w:rPr>
+        <w:t>Quy trình tiêu hủy thiếu minh bạch, không hạch toán kịp thời vào sổ hao hụt tài chính để ban giám đốc nắm bắt tỷ lệ tổn thất.</w:t>
+      </w:r>
+    </w:p>
+    <w:p>
+      <w:pPr>
+        <w:spacing w:after="80" w:line="276" w:lineRule="auto"/>
+      </w:pPr>
+      <w:r>
+        <w:rPr>
+          <w:sz w:val="20"/>
+        </w:rPr>
+        <w:t>Mục tiêu của dự án là xây dựng một nền tảng quản trị chuỗi cung ứng bán lẻ chuyên sâu, ứng dụng Clean Architecture và cơ sở dữ liệu Microsoft SQL Server, nhằm giải quyết triệt để bài toán chống lãng phí thông qua: (1) Quản lý vòng đời lô hàng theo Shelf-Life, (2) Cơ chế cảnh báo cận date 3 tầng (Xanh - Vàng - Đỏ), (3) Bán lẻ tại quầy POS tích hợp tự động trừ kho FEFO, (4) Tiêu hủy hàng hỏng và hạch toán tài chính minh bạch, và (5) Đề xuất điểm tái đặt hàng ROP gửi Kho tổng DC.</w:t>
+      </w:r>
+    </w:p>
+    <w:p>
+      <w:pPr>
+        <w:keepNext/>
+        <w:spacing w:before="260" w:after="60"/>
+      </w:pPr>
+      <w:r>
+        <w:rPr>
+          <w:b/>
+          <w:color w:val="0F4C81"/>
+          <w:sz w:val="23"/>
+        </w:rPr>
+        <w:t>2. Phạm vi hệ thống (System Scope)</w:t>
+      </w:r>
+    </w:p>
+    <w:p>
+      <w:pPr>
+        <w:spacing w:after="80" w:line="276" w:lineRule="auto"/>
+      </w:pPr>
+      <w:r>
+        <w:rPr>
+          <w:sz w:val="20"/>
+        </w:rPr>
+        <w:t>Theo định hướng chỉ đạo chiến lược của GVHD ThS. Lê Minh Nhật, hệ thống được khoanh vùng chuẩn xác vào mô hình Cửa hàng Bán lẻ tinh gọn (Single Retail Store) nhằm tối ưu hiệu quả và tránh lan man:</w:t>
+      </w:r>
+    </w:p>
+    <w:p>
+      <w:pPr>
+        <w:keepNext/>
+        <w:spacing w:before="160" w:after="40"/>
+      </w:pPr>
+      <w:r>
+        <w:rPr>
+          <w:b/>
+          <w:color w:val="108C5A"/>
+          <w:sz w:val="21"/>
+        </w:rPr>
+        <w:t>2.1 Phạm vi thực hiện (In-Scope)</w:t>
+      </w:r>
+    </w:p>
+    <w:p>
+      <w:pPr>
+        <w:pStyle w:val="ListBullet"/>
+        <w:spacing w:after="40" w:line="269" w:lineRule="auto"/>
+      </w:pPr>
+      <w:r>
+        <w:rPr>
+          <w:sz w:val="19"/>
+        </w:rPr>
+        <w:t>Tiếp nhận hàng theo từng đợt từ Kho tổng (DC - Distribution Center) và lưu trữ thông tin theo từng Lô hàng (Batch Code, Số lượng, NSX, HSD).</w:t>
+      </w:r>
+    </w:p>
+    <w:p>
+      <w:pPr>
+        <w:pStyle w:val="ListBullet"/>
+        <w:spacing w:after="40" w:line="269" w:lineRule="auto"/>
+      </w:pPr>
+      <w:r>
+        <w:rPr>
+          <w:sz w:val="19"/>
+        </w:rPr>
+        <w:t>Theo dõi vòng đời sử dụng (Shelf-life) và chỉ số phần trăm hạn dùng còn lại (% RSL - Remaining Shelf Life).</w:t>
+      </w:r>
+    </w:p>
+    <w:p>
+      <w:pPr>
+        <w:pStyle w:val="ListBullet"/>
+        <w:spacing w:after="40" w:line="269" w:lineRule="auto"/>
+      </w:pPr>
+      <w:r>
+        <w:rPr>
+          <w:sz w:val="19"/>
+        </w:rPr>
+        <w:t>Hệ thống cảnh báo cận date đa tầng thời gian thực theo bảng mã màu trực quan: Xanh (An toàn) -&gt; Vàng (Lưu ý) -&gt; Đỏ (Cận date khẩn cấp) -&gt; Đen/Tím (Hết hạn).</w:t>
+      </w:r>
+    </w:p>
+    <w:p>
+      <w:pPr>
+        <w:pStyle w:val="ListBullet"/>
+        <w:spacing w:after="40" w:line="269" w:lineRule="auto"/>
+      </w:pPr>
+      <w:r>
+        <w:rPr>
+          <w:sz w:val="19"/>
+        </w:rPr>
+        <w:t>Quy trình bán lẻ tại quầy thu ngân (POS): Tự động trừ kho theo nguyên tắc FEFO (lô nào hết hạn trước thì ưu tiên trừ trước). Bán hàng ra chính là xuất kho.</w:t>
+      </w:r>
+    </w:p>
+    <w:p>
+      <w:pPr>
+        <w:pStyle w:val="ListBullet"/>
+        <w:spacing w:after="40" w:line="269" w:lineRule="auto"/>
+      </w:pPr>
+      <w:r>
+        <w:rPr>
+          <w:sz w:val="19"/>
+        </w:rPr>
+        <w:t>Quy trình ghi nhận tiêu hủy hàng hư hỏng/hết hạn và tự động hạch toán chi phí thiệt hại vào Sổ hao hụt tài chính của cửa hàng.</w:t>
+      </w:r>
+    </w:p>
+    <w:p>
+      <w:pPr>
+        <w:pStyle w:val="ListBullet"/>
+        <w:spacing w:after="40" w:line="269" w:lineRule="auto"/>
+      </w:pPr>
+      <w:r>
+        <w:rPr>
+          <w:sz w:val="19"/>
+        </w:rPr>
+        <w:t>Cơ chế tính toán Điểm đặt hàng lại (Reorder Point - ROP) và phát hiện nguy cơ hàng bán chậm (DOS &gt; DUE) để đề xuất đơn hàng mới gửi Kho tổng DC.</w:t>
+      </w:r>
+    </w:p>
+    <w:p>
+      <w:pPr>
+        <w:pStyle w:val="ListBullet"/>
+        <w:spacing w:after="40" w:line="269" w:lineRule="auto"/>
+      </w:pPr>
+      <w:r>
+        <w:rPr>
+          <w:sz w:val="19"/>
+        </w:rPr>
+        <w:t>Dashboard điều hành tổng quan và hệ thống nhật ký kiểm toán (System Audit Logs) bất biến.</w:t>
+      </w:r>
+    </w:p>
+    <w:p>
+      <w:pPr>
+        <w:keepNext/>
+        <w:spacing w:before="160" w:after="40"/>
+      </w:pPr>
+      <w:r>
+        <w:rPr>
+          <w:b/>
+          <w:color w:val="108C5A"/>
+          <w:sz w:val="21"/>
+        </w:rPr>
+        <w:t>2.2 Phạm vi loại trừ (Out-of-Scope)</w:t>
+      </w:r>
+    </w:p>
+    <w:p>
+      <w:pPr>
+        <w:pStyle w:val="ListBullet"/>
+        <w:spacing w:after="40" w:line="269" w:lineRule="auto"/>
+      </w:pPr>
+      <w:r>
+        <w:rPr>
+          <w:sz w:val="19"/>
+        </w:rPr>
+        <w:t>Tuyệt đối không xây dựng quy trình điều chuyển hàng hóa ngang giữa các cửa hàng vệ tinh (Inter-shop transfer).</w:t>
+      </w:r>
+    </w:p>
+    <w:p>
+      <w:pPr>
+        <w:pStyle w:val="ListBullet"/>
+        <w:spacing w:after="40" w:line="269" w:lineRule="auto"/>
+      </w:pPr>
+      <w:r>
+        <w:rPr>
+          <w:sz w:val="19"/>
+        </w:rPr>
+        <w:t>Không xây dựng thủ tục giấy tờ trả hàng ngược về nhà sản xuất/nhà cung cấp phức tạp (Return-to-Vendor paperwork).</w:t>
+      </w:r>
+    </w:p>
+    <w:p>
+      <w:pPr>
+        <w:pStyle w:val="ListBullet"/>
+        <w:spacing w:after="40" w:line="269" w:lineRule="auto"/>
+      </w:pPr>
+      <w:r>
+        <w:rPr>
+          <w:sz w:val="19"/>
+        </w:rPr>
+        <w:t>Chưa tích hợp mô hình Machine Learning dự báo nhu cầu sâu ngay từ đầu; tính năng AI dự báo sẽ được coi là một Module độc lập (Module 9) phát triển bổ sung sau khi toàn bộ quy trình quản lý bán lẻ cốt lõi đã chạy ổn định 100%.</w:t>
+      </w:r>
+    </w:p>
+    <w:p>
+      <w:pPr>
+        <w:keepNext/>
+        <w:spacing w:before="260" w:after="60"/>
+      </w:pPr>
+      <w:r>
+        <w:rPr>
+          <w:b/>
+          <w:color w:val="0F4C81"/>
+          <w:sz w:val="23"/>
+        </w:rPr>
+        <w:t>3. Đặc điểm cốt lõi của bài toán Bán lẻ Chống lãng phí</w:t>
+      </w:r>
+    </w:p>
+    <w:p>
+      <w:pPr>
+        <w:pStyle w:val="ListBullet"/>
+        <w:spacing w:after="40" w:line="269" w:lineRule="auto"/>
+      </w:pPr>
+      <w:r>
+        <w:rPr>
+          <w:sz w:val="19"/>
+        </w:rPr>
+        <w:t>Mô hình Cửa hàng bán lẻ duy nhất (Single Store Profile): Tất cả sản phẩm, lô hàng, giao dịch POS và sổ hao hụt đều gắn liền với một cửa hàng cụ thể, không cần xử lý định tuyến đa chi nhánh phức tạp.</w:t>
+      </w:r>
+    </w:p>
+    <w:p>
+      <w:pPr>
+        <w:pStyle w:val="ListBullet"/>
+        <w:spacing w:after="40" w:line="269" w:lineRule="auto"/>
+      </w:pPr>
+      <w:r>
+        <w:rPr>
+          <w:sz w:val="19"/>
+        </w:rPr>
+        <w:t>Nguyên tắc 'Bán hàng = Xuất kho': Cửa hàng bán lẻ không có quy trình xuất kho nội bộ riêng. Mỗi hóa đơn thanh toán thành công tại POS tự động kích hoạt tiến trình xuất kho FEFO.</w:t>
+      </w:r>
+    </w:p>
+    <w:p>
+      <w:pPr>
+        <w:pStyle w:val="ListBullet"/>
+        <w:spacing w:after="40" w:line="269" w:lineRule="auto"/>
+      </w:pPr>
+      <w:r>
+        <w:rPr>
+          <w:sz w:val="19"/>
+        </w:rPr>
+        <w:t>Ràng buộc 'Tuyệt đối không để xảy ra âm kho': Hệ thống kiểm tra nghiêm ngặt số lượng tồn kho khả dụng trước khi trừ; nếu không đủ hàng thì giao dịch bị từ chối.</w:t>
+      </w:r>
+    </w:p>
+    <w:p>
+      <w:pPr>
+        <w:pStyle w:val="ListBullet"/>
+        <w:spacing w:after="40" w:line="269" w:lineRule="auto"/>
+      </w:pPr>
+      <w:r>
+        <w:rPr>
+          <w:sz w:val="19"/>
+        </w:rPr>
+        <w:t>Chuẩn hóa dữ liệu trên Microsoft SQL Server LocalDB: Sử dụng schema quan hệ chuẩn 3NF, kiểu dữ liệu NVARCHAR với N'...' tiếng Việt UTF-8 có dấu, ràng buộc khóa ngoại FOREIGN KEY, ràng buộc CHECK và kiểm soát giao dịch bằng Transaction T-SQL.</w:t>
+      </w:r>
+    </w:p>
+    <w:p>
+      <w:pPr>
+        <w:keepNext/>
+        <w:spacing w:before="360" w:after="80"/>
+      </w:pPr>
+      <w:r>
+        <w:rPr>
+          <w:b/>
+          <w:color w:val="B45309"/>
+          <w:sz w:val="26"/>
+        </w:rPr>
+        <w:t>PHẦN II: TỔ CHỨC VẬN HÀNH &amp; PHÂN QUYỀN</w:t>
+      </w:r>
+    </w:p>
+    <w:p>
+      <w:pPr>
+        <w:keepNext/>
+        <w:spacing w:before="260" w:after="60"/>
+      </w:pPr>
+      <w:r>
+        <w:rPr>
+          <w:b/>
+          <w:color w:val="0F4C81"/>
+          <w:sz w:val="23"/>
+        </w:rPr>
+        <w:t>4. Đối tượng người dùng &amp; Ma trận phân quyền (User Roles &amp; Permissions)</w:t>
+      </w:r>
+    </w:p>
+    <w:p>
+      <w:pPr>
+        <w:spacing w:after="80" w:line="276" w:lineRule="auto"/>
+      </w:pPr>
+      <w:r>
+        <w:rPr>
+          <w:sz w:val="20"/>
+        </w:rPr>
+        <w:t>Hệ thống phân định rõ 2 nhóm đối tượng người dùng chính trong cửa hàng bán lẻ:</w:t>
+      </w:r>
+    </w:p>
+    <w:p>
+      <w:pPr>
+        <w:keepNext/>
+        <w:spacing w:before="160" w:after="40"/>
+      </w:pPr>
+      <w:r>
+        <w:rPr>
+          <w:b/>
+          <w:color w:val="108C5A"/>
+          <w:sz w:val="21"/>
+        </w:rPr>
+        <w:t>4.1 Cửa hàng trưởng (Store Manager)</w:t>
+      </w:r>
+    </w:p>
+    <w:p>
+      <w:pPr>
+        <w:pStyle w:val="ListBullet"/>
+        <w:spacing w:after="40" w:line="269" w:lineRule="auto"/>
+      </w:pPr>
+      <w:r>
+        <w:rPr>
+          <w:sz w:val="19"/>
+        </w:rPr>
+        <w:t>Xem toàn bộ Dashboard điều hành kinh doanh và chỉ số hao hụt tài chính.</w:t>
+      </w:r>
+    </w:p>
+    <w:p>
+      <w:pPr>
+        <w:pStyle w:val="ListBullet"/>
+        <w:spacing w:after="40" w:line="269" w:lineRule="auto"/>
+      </w:pPr>
+      <w:r>
+        <w:rPr>
+          <w:sz w:val="19"/>
+        </w:rPr>
+        <w:t>Quản lý danh mục ngành hàng, sản phẩm và thiết lập ngưỡng cảnh báo date.</w:t>
+      </w:r>
+    </w:p>
+    <w:p>
+      <w:pPr>
+        <w:pStyle w:val="ListBullet"/>
+        <w:spacing w:after="40" w:line="269" w:lineRule="auto"/>
+      </w:pPr>
+      <w:r>
+        <w:rPr>
+          <w:sz w:val="19"/>
+        </w:rPr>
+        <w:t>Phê duyệt các biên bản tiêu hủy hàng hỏng/quá hạn và ký nhận sổ hao hụt.</w:t>
+      </w:r>
+    </w:p>
+    <w:p>
+      <w:pPr>
+        <w:pStyle w:val="ListBullet"/>
+        <w:spacing w:after="40" w:line="269" w:lineRule="auto"/>
+      </w:pPr>
+      <w:r>
+        <w:rPr>
+          <w:sz w:val="19"/>
+        </w:rPr>
+        <w:t>Kích hoạt chính sách xả hàng giảm giá (Quick Discount) cho các lô cận date.</w:t>
+      </w:r>
+    </w:p>
+    <w:p>
+      <w:pPr>
+        <w:pStyle w:val="ListBullet"/>
+        <w:spacing w:after="40" w:line="269" w:lineRule="auto"/>
+      </w:pPr>
+      <w:r>
+        <w:rPr>
+          <w:sz w:val="19"/>
+        </w:rPr>
+        <w:t>Xem xét và duyệt gửi đơn đề xuất đặt hàng mới (Purchase Order) về Kho tổng DC.</w:t>
+      </w:r>
+    </w:p>
+    <w:p>
+      <w:pPr>
+        <w:pStyle w:val="ListBullet"/>
+        <w:spacing w:after="40" w:line="269" w:lineRule="auto"/>
+      </w:pPr>
+      <w:r>
+        <w:rPr>
+          <w:sz w:val="19"/>
+        </w:rPr>
+        <w:t>Quản lý danh sách nhân viên, cấp tài khoản và tra cứu nhật ký kiểm toán hệ thống.</w:t>
+      </w:r>
+    </w:p>
+    <w:p>
+      <w:pPr>
+        <w:keepNext/>
+        <w:spacing w:before="160" w:after="40"/>
+      </w:pPr>
+      <w:r>
+        <w:rPr>
+          <w:b/>
+          <w:color w:val="108C5A"/>
+          <w:sz w:val="21"/>
+        </w:rPr>
+        <w:t>4.2 Nhân viên bán hàng &amp; Kho (Store Staff / Cashier)</w:t>
+      </w:r>
+    </w:p>
+    <w:p>
+      <w:pPr>
+        <w:pStyle w:val="ListBullet"/>
+        <w:spacing w:after="40" w:line="269" w:lineRule="auto"/>
+      </w:pPr>
+      <w:r>
+        <w:rPr>
+          <w:sz w:val="19"/>
+        </w:rPr>
+        <w:t>Thực hiện quét mã sản phẩm và thanh toán bán lẻ tại quầy POS.</w:t>
+      </w:r>
+    </w:p>
+    <w:p>
+      <w:pPr>
+        <w:pStyle w:val="ListBullet"/>
+        <w:spacing w:after="40" w:line="269" w:lineRule="auto"/>
+      </w:pPr>
+      <w:r>
+        <w:rPr>
+          <w:sz w:val="19"/>
+        </w:rPr>
+        <w:t>Tiếp nhận hàng từ Kho tổng DC: Kiểm tra ngoại quan, ngày sản xuất, hạn sử dụng và nhập lô vào phần mềm.</w:t>
+      </w:r>
+    </w:p>
+    <w:p>
+      <w:pPr>
+        <w:pStyle w:val="ListBullet"/>
+        <w:spacing w:after="40" w:line="269" w:lineRule="auto"/>
+      </w:pPr>
+      <w:r>
+        <w:rPr>
+          <w:sz w:val="19"/>
+        </w:rPr>
+        <w:t>Theo dõi danh sách cảnh báo FEFO để thực hiện đảo hàng (đưa lô cận date ra trước kệ trưng bày).</w:t>
+      </w:r>
+    </w:p>
+    <w:p>
+      <w:pPr>
+        <w:pStyle w:val="ListBullet"/>
+        <w:spacing w:after="40" w:line="269" w:lineRule="auto"/>
+      </w:pPr>
+      <w:r>
+        <w:rPr>
+          <w:sz w:val="19"/>
+        </w:rPr>
+        <w:t>Lập phiếu đề xuất tiêu hủy khi phát hiện hàng hỏng, bao bì rách nát hoặc quá hạn sử dụng.</w:t>
+      </w:r>
+    </w:p>
+    <w:p>
+      <w:pPr>
+        <w:pStyle w:val="ListBullet"/>
+        <w:spacing w:after="40" w:line="269" w:lineRule="auto"/>
+      </w:pPr>
+      <w:r>
+        <w:rPr>
+          <w:sz w:val="19"/>
+        </w:rPr>
+        <w:t>Xem lịch sử các ca bán hàng của cá nhân.</w:t>
+      </w:r>
+    </w:p>
+    <w:p>
+      <w:pPr>
+        <w:keepNext/>
+        <w:spacing w:before="160" w:after="40"/>
+      </w:pPr>
+      <w:r>
+        <w:rPr>
+          <w:b/>
+          <w:color w:val="108C5A"/>
+          <w:sz w:val="21"/>
+        </w:rPr>
+        <w:t>4.3 Ma trận phân quyền chức năng chi tiết (RBAC)</w:t>
+      </w:r>
+    </w:p>
+    <w:tbl>
+      <w:tblPr>
+        <w:tblW w:type="auto" w:w="0"/>
+        <w:jc w:val="center"/>
+        <w:tblLayout w:type="fixed"/>
+        <w:tblLook w:firstColumn="1" w:firstRow="1" w:lastColumn="0" w:lastRow="0" w:noHBand="0" w:noVBand="1" w:val="04A0"/>
+      </w:tblPr>
+      <w:tblGrid>
+        <w:gridCol w:w="2484"/>
+        <w:gridCol w:w="2484"/>
+        <w:gridCol w:w="2484"/>
+        <w:gridCol w:w="2484"/>
+      </w:tblGrid>
+      <w:tr>
+        <w:tc>
+          <w:tcPr>
+            <w:tcW w:type="dxa" w:w="3312"/>
             <w:shd w:fill="0F4C81"/>
             <w:tcMar>
-              <w:top w:w="100" w:type="dxa"/>
-              <w:bottom w:w="100" w:type="dxa"/>
-              <w:left w:w="120" w:type="dxa"/>
-              <w:right w:w="120" w:type="dxa"/>
+              <w:top w:w="80" w:type="dxa"/>
+              <w:bottom w:w="80" w:type="dxa"/>
+              <w:left w:w="90" w:type="dxa"/>
+              <w:right w:w="90" w:type="dxa"/>
             </w:tcMar>
           </w:tcPr>
           <w:p>
@@ -1255,19 +1056,19 @@
                 <w:color w:val="FFFFFF"/>
                 <w:sz w:val="18"/>
               </w:rPr>
-              <w:t>Thu ngân / Nhân viên kho (Staff)</w:t>
+              <w:t>Chức năng nghiệp vụ</w:t>
             </w:r>
           </w:p>
         </w:tc>
         <w:tc>
           <w:tcPr>
-            <w:tcW w:type="dxa" w:w="1872"/>
+            <w:tcW w:type="dxa" w:w="1728"/>
             <w:shd w:fill="0F4C81"/>
             <w:tcMar>
-              <w:top w:w="100" w:type="dxa"/>
-              <w:bottom w:w="100" w:type="dxa"/>
-              <w:left w:w="120" w:type="dxa"/>
-              <w:right w:w="120" w:type="dxa"/>
+              <w:top w:w="80" w:type="dxa"/>
+              <w:bottom w:w="80" w:type="dxa"/>
+              <w:left w:w="90" w:type="dxa"/>
+              <w:right w:w="90" w:type="dxa"/>
             </w:tcMar>
           </w:tcPr>
           <w:p>
@@ -1280,7 +1081,57 @@
                 <w:color w:val="FFFFFF"/>
                 <w:sz w:val="18"/>
               </w:rPr>
-              <w:t>Tiến trình Hệ thống</w:t>
+              <w:t>Store Manager</w:t>
+            </w:r>
+          </w:p>
+        </w:tc>
+        <w:tc>
+          <w:tcPr>
+            <w:tcW w:type="dxa" w:w="1728"/>
+            <w:shd w:fill="0F4C81"/>
+            <w:tcMar>
+              <w:top w:w="80" w:type="dxa"/>
+              <w:bottom w:w="80" w:type="dxa"/>
+              <w:left w:w="90" w:type="dxa"/>
+              <w:right w:w="90" w:type="dxa"/>
+            </w:tcMar>
+          </w:tcPr>
+          <w:p>
+            <w:pPr>
+              <w:jc w:val="center"/>
+            </w:pPr>
+            <w:r>
+              <w:rPr>
+                <w:b/>
+                <w:color w:val="FFFFFF"/>
+                <w:sz w:val="18"/>
+              </w:rPr>
+              <w:t>Store Staff</w:t>
+            </w:r>
+          </w:p>
+        </w:tc>
+        <w:tc>
+          <w:tcPr>
+            <w:tcW w:type="dxa" w:w="3024"/>
+            <w:shd w:fill="0F4C81"/>
+            <w:tcMar>
+              <w:top w:w="80" w:type="dxa"/>
+              <w:bottom w:w="80" w:type="dxa"/>
+              <w:left w:w="90" w:type="dxa"/>
+              <w:right w:w="90" w:type="dxa"/>
+            </w:tcMar>
+          </w:tcPr>
+          <w:p>
+            <w:pPr>
+              <w:jc w:val="center"/>
+            </w:pPr>
+            <w:r>
+              <w:rPr>
+                <w:b/>
+                <w:color w:val="FFFFFF"/>
+                <w:sz w:val="18"/>
+              </w:rPr>
+              <w:t>Ghi chú phân quyền</w:t>
             </w:r>
           </w:p>
         </w:tc>
@@ -1288,13 +1139,13 @@
       <w:tr>
         <w:tc>
           <w:tcPr>
-            <w:tcW w:type="dxa" w:w="3600"/>
+            <w:tcW w:type="dxa" w:w="3312"/>
             <w:shd w:fill="FFFFFF"/>
             <w:tcMar>
               <w:top w:w="60" w:type="dxa"/>
               <w:bottom w:w="60" w:type="dxa"/>
-              <w:left w:w="100" w:type="dxa"/>
-              <w:right w:w="100" w:type="dxa"/>
+              <w:left w:w="80" w:type="dxa"/>
+              <w:right w:w="80" w:type="dxa"/>
             </w:tcMar>
           </w:tcPr>
           <w:p>
@@ -1303,19 +1154,19 @@
                 <w:color w:val="1E293B"/>
                 <w:sz w:val="17"/>
               </w:rPr>
-              <w:t>Xem Dashboard tổng quan &amp; KPI</w:t>
+              <w:t>Đăng nhập hệ thống</w:t>
             </w:r>
           </w:p>
         </w:tc>
         <w:tc>
           <w:tcPr>
-            <w:tcW w:type="dxa" w:w="2304"/>
+            <w:tcW w:type="dxa" w:w="1728"/>
             <w:shd w:fill="FFFFFF"/>
             <w:tcMar>
               <w:top w:w="60" w:type="dxa"/>
               <w:bottom w:w="60" w:type="dxa"/>
-              <w:left w:w="100" w:type="dxa"/>
-              <w:right w:w="100" w:type="dxa"/>
+              <w:left w:w="80" w:type="dxa"/>
+              <w:right w:w="80" w:type="dxa"/>
             </w:tcMar>
           </w:tcPr>
           <w:p>
@@ -1330,78 +1181,13 @@
         </w:tc>
         <w:tc>
           <w:tcPr>
-            <w:tcW w:type="dxa" w:w="2592"/>
+            <w:tcW w:type="dxa" w:w="1728"/>
             <w:shd w:fill="FFFFFF"/>
             <w:tcMar>
               <w:top w:w="60" w:type="dxa"/>
               <w:bottom w:w="60" w:type="dxa"/>
-              <w:left w:w="100" w:type="dxa"/>
-              <w:right w:w="100" w:type="dxa"/>
-            </w:tcMar>
-          </w:tcPr>
-          <w:p>
-            <w:r>
-              <w:rPr>
-                <w:color w:val="1E293B"/>
-                <w:sz w:val="17"/>
-              </w:rPr>
-              <w:t>Có (xem chỉ số cơ bản)</w:t>
-            </w:r>
-          </w:p>
-        </w:tc>
-        <w:tc>
-          <w:tcPr>
-            <w:tcW w:type="dxa" w:w="1872"/>
-            <w:shd w:fill="FFFFFF"/>
-            <w:tcMar>
-              <w:top w:w="60" w:type="dxa"/>
-              <w:bottom w:w="60" w:type="dxa"/>
-              <w:left w:w="100" w:type="dxa"/>
-              <w:right w:w="100" w:type="dxa"/>
-            </w:tcMar>
-          </w:tcPr>
-          <w:p>
-            <w:r>
-              <w:rPr>
-                <w:color w:val="1E293B"/>
-                <w:sz w:val="17"/>
-              </w:rPr>
-              <w:t>Cập nhật ngầm</w:t>
-            </w:r>
-          </w:p>
-        </w:tc>
-      </w:tr>
-      <w:tr>
-        <w:tc>
-          <w:tcPr>
-            <w:tcW w:type="dxa" w:w="3600"/>
-            <w:shd w:fill="F8FAFC"/>
-            <w:tcMar>
-              <w:top w:w="60" w:type="dxa"/>
-              <w:bottom w:w="60" w:type="dxa"/>
-              <w:left w:w="100" w:type="dxa"/>
-              <w:right w:w="100" w:type="dxa"/>
-            </w:tcMar>
-          </w:tcPr>
-          <w:p>
-            <w:r>
-              <w:rPr>
-                <w:color w:val="1E293B"/>
-                <w:sz w:val="17"/>
-              </w:rPr>
-              <w:t>Tiếp nhận lô hàng mới từ DC</w:t>
-            </w:r>
-          </w:p>
-        </w:tc>
-        <w:tc>
-          <w:tcPr>
-            <w:tcW w:type="dxa" w:w="2304"/>
-            <w:shd w:fill="F8FAFC"/>
-            <w:tcMar>
-              <w:top w:w="60" w:type="dxa"/>
-              <w:bottom w:w="60" w:type="dxa"/>
-              <w:left w:w="100" w:type="dxa"/>
-              <w:right w:w="100" w:type="dxa"/>
+              <w:left w:w="80" w:type="dxa"/>
+              <w:right w:w="80" w:type="dxa"/>
             </w:tcMar>
           </w:tcPr>
           <w:p>
@@ -1416,13 +1202,401 @@
         </w:tc>
         <w:tc>
           <w:tcPr>
-            <w:tcW w:type="dxa" w:w="2592"/>
+            <w:tcW w:type="dxa" w:w="3024"/>
+            <w:shd w:fill="FFFFFF"/>
+            <w:tcMar>
+              <w:top w:w="60" w:type="dxa"/>
+              <w:bottom w:w="60" w:type="dxa"/>
+              <w:left w:w="80" w:type="dxa"/>
+              <w:right w:w="80" w:type="dxa"/>
+            </w:tcMar>
+          </w:tcPr>
+          <w:p>
+            <w:r>
+              <w:rPr>
+                <w:color w:val="1E293B"/>
+                <w:sz w:val="17"/>
+              </w:rPr>
+              <w:t>Xác thực qua JWT Token</w:t>
+            </w:r>
+          </w:p>
+        </w:tc>
+      </w:tr>
+      <w:tr>
+        <w:tc>
+          <w:tcPr>
+            <w:tcW w:type="dxa" w:w="3312"/>
             <w:shd w:fill="F8FAFC"/>
             <w:tcMar>
               <w:top w:w="60" w:type="dxa"/>
               <w:bottom w:w="60" w:type="dxa"/>
-              <w:left w:w="100" w:type="dxa"/>
-              <w:right w:w="100" w:type="dxa"/>
+              <w:left w:w="80" w:type="dxa"/>
+              <w:right w:w="80" w:type="dxa"/>
+            </w:tcMar>
+          </w:tcPr>
+          <w:p>
+            <w:r>
+              <w:rPr>
+                <w:color w:val="1E293B"/>
+                <w:sz w:val="17"/>
+              </w:rPr>
+              <w:t>Xem Dashboard điều hành &amp; KPI</w:t>
+            </w:r>
+          </w:p>
+        </w:tc>
+        <w:tc>
+          <w:tcPr>
+            <w:tcW w:type="dxa" w:w="1728"/>
+            <w:shd w:fill="F8FAFC"/>
+            <w:tcMar>
+              <w:top w:w="60" w:type="dxa"/>
+              <w:bottom w:w="60" w:type="dxa"/>
+              <w:left w:w="80" w:type="dxa"/>
+              <w:right w:w="80" w:type="dxa"/>
+            </w:tcMar>
+          </w:tcPr>
+          <w:p>
+            <w:r>
+              <w:rPr>
+                <w:color w:val="1E293B"/>
+                <w:sz w:val="17"/>
+              </w:rPr>
+              <w:t>Toàn quyền</w:t>
+            </w:r>
+          </w:p>
+        </w:tc>
+        <w:tc>
+          <w:tcPr>
+            <w:tcW w:type="dxa" w:w="1728"/>
+            <w:shd w:fill="F8FAFC"/>
+            <w:tcMar>
+              <w:top w:w="60" w:type="dxa"/>
+              <w:bottom w:w="60" w:type="dxa"/>
+              <w:left w:w="80" w:type="dxa"/>
+              <w:right w:w="80" w:type="dxa"/>
+            </w:tcMar>
+          </w:tcPr>
+          <w:p>
+            <w:r>
+              <w:rPr>
+                <w:color w:val="1E293B"/>
+                <w:sz w:val="17"/>
+              </w:rPr>
+              <w:t>Giới hạn</w:t>
+            </w:r>
+          </w:p>
+        </w:tc>
+        <w:tc>
+          <w:tcPr>
+            <w:tcW w:type="dxa" w:w="3024"/>
+            <w:shd w:fill="F8FAFC"/>
+            <w:tcMar>
+              <w:top w:w="60" w:type="dxa"/>
+              <w:bottom w:w="60" w:type="dxa"/>
+              <w:left w:w="80" w:type="dxa"/>
+              <w:right w:w="80" w:type="dxa"/>
+            </w:tcMar>
+          </w:tcPr>
+          <w:p>
+            <w:r>
+              <w:rPr>
+                <w:color w:val="1E293B"/>
+                <w:sz w:val="17"/>
+              </w:rPr>
+              <w:t>Staff chỉ thấy cảnh báo date và tồn kho</w:t>
+            </w:r>
+          </w:p>
+        </w:tc>
+      </w:tr>
+      <w:tr>
+        <w:tc>
+          <w:tcPr>
+            <w:tcW w:type="dxa" w:w="3312"/>
+            <w:shd w:fill="FFFFFF"/>
+            <w:tcMar>
+              <w:top w:w="60" w:type="dxa"/>
+              <w:bottom w:w="60" w:type="dxa"/>
+              <w:left w:w="80" w:type="dxa"/>
+              <w:right w:w="80" w:type="dxa"/>
+            </w:tcMar>
+          </w:tcPr>
+          <w:p>
+            <w:r>
+              <w:rPr>
+                <w:color w:val="1E293B"/>
+                <w:sz w:val="17"/>
+              </w:rPr>
+              <w:t>Quản lý Danh mục &amp; Sản phẩm</w:t>
+            </w:r>
+          </w:p>
+        </w:tc>
+        <w:tc>
+          <w:tcPr>
+            <w:tcW w:type="dxa" w:w="1728"/>
+            <w:shd w:fill="FFFFFF"/>
+            <w:tcMar>
+              <w:top w:w="60" w:type="dxa"/>
+              <w:bottom w:w="60" w:type="dxa"/>
+              <w:left w:w="80" w:type="dxa"/>
+              <w:right w:w="80" w:type="dxa"/>
+            </w:tcMar>
+          </w:tcPr>
+          <w:p>
+            <w:r>
+              <w:rPr>
+                <w:color w:val="1E293B"/>
+                <w:sz w:val="17"/>
+              </w:rPr>
+              <w:t>Thêm/Sửa/Khóa</w:t>
+            </w:r>
+          </w:p>
+        </w:tc>
+        <w:tc>
+          <w:tcPr>
+            <w:tcW w:type="dxa" w:w="1728"/>
+            <w:shd w:fill="FFFFFF"/>
+            <w:tcMar>
+              <w:top w:w="60" w:type="dxa"/>
+              <w:bottom w:w="60" w:type="dxa"/>
+              <w:left w:w="80" w:type="dxa"/>
+              <w:right w:w="80" w:type="dxa"/>
+            </w:tcMar>
+          </w:tcPr>
+          <w:p>
+            <w:r>
+              <w:rPr>
+                <w:color w:val="1E293B"/>
+                <w:sz w:val="17"/>
+              </w:rPr>
+              <w:t>Chỉ xem</w:t>
+            </w:r>
+          </w:p>
+        </w:tc>
+        <w:tc>
+          <w:tcPr>
+            <w:tcW w:type="dxa" w:w="3024"/>
+            <w:shd w:fill="FFFFFF"/>
+            <w:tcMar>
+              <w:top w:w="60" w:type="dxa"/>
+              <w:bottom w:w="60" w:type="dxa"/>
+              <w:left w:w="80" w:type="dxa"/>
+              <w:right w:w="80" w:type="dxa"/>
+            </w:tcMar>
+          </w:tcPr>
+          <w:p>
+            <w:r>
+              <w:rPr>
+                <w:color w:val="1E293B"/>
+                <w:sz w:val="17"/>
+              </w:rPr>
+              <w:t>Chỉ Manager mới được sửa giá bán/giá vốn</w:t>
+            </w:r>
+          </w:p>
+        </w:tc>
+      </w:tr>
+      <w:tr>
+        <w:tc>
+          <w:tcPr>
+            <w:tcW w:type="dxa" w:w="3312"/>
+            <w:shd w:fill="F8FAFC"/>
+            <w:tcMar>
+              <w:top w:w="60" w:type="dxa"/>
+              <w:bottom w:w="60" w:type="dxa"/>
+              <w:left w:w="80" w:type="dxa"/>
+              <w:right w:w="80" w:type="dxa"/>
+            </w:tcMar>
+          </w:tcPr>
+          <w:p>
+            <w:r>
+              <w:rPr>
+                <w:color w:val="1E293B"/>
+                <w:sz w:val="17"/>
+              </w:rPr>
+              <w:t>Tiếp nhận hàng từ Kho tổng DC</w:t>
+            </w:r>
+          </w:p>
+        </w:tc>
+        <w:tc>
+          <w:tcPr>
+            <w:tcW w:type="dxa" w:w="1728"/>
+            <w:shd w:fill="F8FAFC"/>
+            <w:tcMar>
+              <w:top w:w="60" w:type="dxa"/>
+              <w:bottom w:w="60" w:type="dxa"/>
+              <w:left w:w="80" w:type="dxa"/>
+              <w:right w:w="80" w:type="dxa"/>
+            </w:tcMar>
+          </w:tcPr>
+          <w:p>
+            <w:r>
+              <w:rPr>
+                <w:color w:val="1E293B"/>
+                <w:sz w:val="17"/>
+              </w:rPr>
+              <w:t>Duyệt &amp; Nhập</w:t>
+            </w:r>
+          </w:p>
+        </w:tc>
+        <w:tc>
+          <w:tcPr>
+            <w:tcW w:type="dxa" w:w="1728"/>
+            <w:shd w:fill="F8FAFC"/>
+            <w:tcMar>
+              <w:top w:w="60" w:type="dxa"/>
+              <w:bottom w:w="60" w:type="dxa"/>
+              <w:left w:w="80" w:type="dxa"/>
+              <w:right w:w="80" w:type="dxa"/>
+            </w:tcMar>
+          </w:tcPr>
+          <w:p>
+            <w:r>
+              <w:rPr>
+                <w:color w:val="1E293B"/>
+                <w:sz w:val="17"/>
+              </w:rPr>
+              <w:t>Tạo phiếu nhập</w:t>
+            </w:r>
+          </w:p>
+        </w:tc>
+        <w:tc>
+          <w:tcPr>
+            <w:tcW w:type="dxa" w:w="3024"/>
+            <w:shd w:fill="F8FAFC"/>
+            <w:tcMar>
+              <w:top w:w="60" w:type="dxa"/>
+              <w:bottom w:w="60" w:type="dxa"/>
+              <w:left w:w="80" w:type="dxa"/>
+              <w:right w:w="80" w:type="dxa"/>
+            </w:tcMar>
+          </w:tcPr>
+          <w:p>
+            <w:r>
+              <w:rPr>
+                <w:color w:val="1E293B"/>
+                <w:sz w:val="17"/>
+              </w:rPr>
+              <w:t>Staff kiểm đếm thực tế, Manager giám sát</w:t>
+            </w:r>
+          </w:p>
+        </w:tc>
+      </w:tr>
+      <w:tr>
+        <w:tc>
+          <w:tcPr>
+            <w:tcW w:type="dxa" w:w="3312"/>
+            <w:shd w:fill="FFFFFF"/>
+            <w:tcMar>
+              <w:top w:w="60" w:type="dxa"/>
+              <w:bottom w:w="60" w:type="dxa"/>
+              <w:left w:w="80" w:type="dxa"/>
+              <w:right w:w="80" w:type="dxa"/>
+            </w:tcMar>
+          </w:tcPr>
+          <w:p>
+            <w:r>
+              <w:rPr>
+                <w:color w:val="1E293B"/>
+                <w:sz w:val="17"/>
+              </w:rPr>
+              <w:t>Giám sát Hạn sử dụng &amp; Cảnh báo FEFO</w:t>
+            </w:r>
+          </w:p>
+        </w:tc>
+        <w:tc>
+          <w:tcPr>
+            <w:tcW w:type="dxa" w:w="1728"/>
+            <w:shd w:fill="FFFFFF"/>
+            <w:tcMar>
+              <w:top w:w="60" w:type="dxa"/>
+              <w:bottom w:w="60" w:type="dxa"/>
+              <w:left w:w="80" w:type="dxa"/>
+              <w:right w:w="80" w:type="dxa"/>
+            </w:tcMar>
+          </w:tcPr>
+          <w:p>
+            <w:r>
+              <w:rPr>
+                <w:color w:val="1E293B"/>
+                <w:sz w:val="17"/>
+              </w:rPr>
+              <w:t>Toàn quyền</w:t>
+            </w:r>
+          </w:p>
+        </w:tc>
+        <w:tc>
+          <w:tcPr>
+            <w:tcW w:type="dxa" w:w="1728"/>
+            <w:shd w:fill="FFFFFF"/>
+            <w:tcMar>
+              <w:top w:w="60" w:type="dxa"/>
+              <w:bottom w:w="60" w:type="dxa"/>
+              <w:left w:w="80" w:type="dxa"/>
+              <w:right w:w="80" w:type="dxa"/>
+            </w:tcMar>
+          </w:tcPr>
+          <w:p>
+            <w:r>
+              <w:rPr>
+                <w:color w:val="1E293B"/>
+                <w:sz w:val="17"/>
+              </w:rPr>
+              <w:t>Toàn quyền</w:t>
+            </w:r>
+          </w:p>
+        </w:tc>
+        <w:tc>
+          <w:tcPr>
+            <w:tcW w:type="dxa" w:w="3024"/>
+            <w:shd w:fill="FFFFFF"/>
+            <w:tcMar>
+              <w:top w:w="60" w:type="dxa"/>
+              <w:bottom w:w="60" w:type="dxa"/>
+              <w:left w:w="80" w:type="dxa"/>
+              <w:right w:w="80" w:type="dxa"/>
+            </w:tcMar>
+          </w:tcPr>
+          <w:p>
+            <w:r>
+              <w:rPr>
+                <w:color w:val="1E293B"/>
+                <w:sz w:val="17"/>
+              </w:rPr>
+              <w:t>Hiển thị màu trực quan để đảo hàng</w:t>
+            </w:r>
+          </w:p>
+        </w:tc>
+      </w:tr>
+      <w:tr>
+        <w:tc>
+          <w:tcPr>
+            <w:tcW w:type="dxa" w:w="3312"/>
+            <w:shd w:fill="F8FAFC"/>
+            <w:tcMar>
+              <w:top w:w="60" w:type="dxa"/>
+              <w:bottom w:w="60" w:type="dxa"/>
+              <w:left w:w="80" w:type="dxa"/>
+              <w:right w:w="80" w:type="dxa"/>
+            </w:tcMar>
+          </w:tcPr>
+          <w:p>
+            <w:r>
+              <w:rPr>
+                <w:color w:val="1E293B"/>
+                <w:sz w:val="17"/>
+              </w:rPr>
+              <w:t>Kích hoạt Giảm giá xả hàng (Flash Sale)</w:t>
+            </w:r>
+          </w:p>
+        </w:tc>
+        <w:tc>
+          <w:tcPr>
+            <w:tcW w:type="dxa" w:w="1728"/>
+            <w:shd w:fill="F8FAFC"/>
+            <w:tcMar>
+              <w:top w:w="60" w:type="dxa"/>
+              <w:bottom w:w="60" w:type="dxa"/>
+              <w:left w:w="80" w:type="dxa"/>
+              <w:right w:w="80" w:type="dxa"/>
             </w:tcMar>
           </w:tcPr>
           <w:p>
@@ -1437,13 +1611,13 @@
         </w:tc>
         <w:tc>
           <w:tcPr>
-            <w:tcW w:type="dxa" w:w="1872"/>
+            <w:tcW w:type="dxa" w:w="1728"/>
             <w:shd w:fill="F8FAFC"/>
             <w:tcMar>
               <w:top w:w="60" w:type="dxa"/>
               <w:bottom w:w="60" w:type="dxa"/>
-              <w:left w:w="100" w:type="dxa"/>
-              <w:right w:w="100" w:type="dxa"/>
+              <w:left w:w="80" w:type="dxa"/>
+              <w:right w:w="80" w:type="dxa"/>
             </w:tcMar>
           </w:tcPr>
           <w:p>
@@ -1456,17 +1630,15 @@
             </w:r>
           </w:p>
         </w:tc>
-      </w:tr>
-      <w:tr>
         <w:tc>
           <w:tcPr>
-            <w:tcW w:type="dxa" w:w="3600"/>
-            <w:shd w:fill="FFFFFF"/>
+            <w:tcW w:type="dxa" w:w="3024"/>
+            <w:shd w:fill="F8FAFC"/>
             <w:tcMar>
               <w:top w:w="60" w:type="dxa"/>
               <w:bottom w:w="60" w:type="dxa"/>
-              <w:left w:w="100" w:type="dxa"/>
-              <w:right w:w="100" w:type="dxa"/>
+              <w:left w:w="80" w:type="dxa"/>
+              <w:right w:w="80" w:type="dxa"/>
             </w:tcMar>
           </w:tcPr>
           <w:p>
@@ -1475,19 +1647,42 @@
                 <w:color w:val="1E293B"/>
                 <w:sz w:val="17"/>
               </w:rPr>
-              <w:t>Giám sát hạn sử dụng FEFO</w:t>
+              <w:t>Chiết khấu 20% - 50% cho lô cận date</w:t>
+            </w:r>
+          </w:p>
+        </w:tc>
+      </w:tr>
+      <w:tr>
+        <w:tc>
+          <w:tcPr>
+            <w:tcW w:type="dxa" w:w="3312"/>
+            <w:shd w:fill="FFFFFF"/>
+            <w:tcMar>
+              <w:top w:w="60" w:type="dxa"/>
+              <w:bottom w:w="60" w:type="dxa"/>
+              <w:left w:w="80" w:type="dxa"/>
+              <w:right w:w="80" w:type="dxa"/>
+            </w:tcMar>
+          </w:tcPr>
+          <w:p>
+            <w:r>
+              <w:rPr>
+                <w:color w:val="1E293B"/>
+                <w:sz w:val="17"/>
+              </w:rPr>
+              <w:t>Bán hàng tại quầy POS</w:t>
             </w:r>
           </w:p>
         </w:tc>
         <w:tc>
           <w:tcPr>
-            <w:tcW w:type="dxa" w:w="2304"/>
+            <w:tcW w:type="dxa" w:w="1728"/>
             <w:shd w:fill="FFFFFF"/>
             <w:tcMar>
               <w:top w:w="60" w:type="dxa"/>
               <w:bottom w:w="60" w:type="dxa"/>
-              <w:left w:w="100" w:type="dxa"/>
-              <w:right w:w="100" w:type="dxa"/>
+              <w:left w:w="80" w:type="dxa"/>
+              <w:right w:w="80" w:type="dxa"/>
             </w:tcMar>
           </w:tcPr>
           <w:p>
@@ -1502,13 +1697,78 @@
         </w:tc>
         <w:tc>
           <w:tcPr>
-            <w:tcW w:type="dxa" w:w="2592"/>
+            <w:tcW w:type="dxa" w:w="1728"/>
             <w:shd w:fill="FFFFFF"/>
             <w:tcMar>
               <w:top w:w="60" w:type="dxa"/>
               <w:bottom w:w="60" w:type="dxa"/>
-              <w:left w:w="100" w:type="dxa"/>
-              <w:right w:w="100" w:type="dxa"/>
+              <w:left w:w="80" w:type="dxa"/>
+              <w:right w:w="80" w:type="dxa"/>
+            </w:tcMar>
+          </w:tcPr>
+          <w:p>
+            <w:r>
+              <w:rPr>
+                <w:color w:val="1E293B"/>
+                <w:sz w:val="17"/>
+              </w:rPr>
+              <w:t>Toàn quyền</w:t>
+            </w:r>
+          </w:p>
+        </w:tc>
+        <w:tc>
+          <w:tcPr>
+            <w:tcW w:type="dxa" w:w="3024"/>
+            <w:shd w:fill="FFFFFF"/>
+            <w:tcMar>
+              <w:top w:w="60" w:type="dxa"/>
+              <w:bottom w:w="60" w:type="dxa"/>
+              <w:left w:w="80" w:type="dxa"/>
+              <w:right w:w="80" w:type="dxa"/>
+            </w:tcMar>
+          </w:tcPr>
+          <w:p>
+            <w:r>
+              <w:rPr>
+                <w:color w:val="1E293B"/>
+                <w:sz w:val="17"/>
+              </w:rPr>
+              <w:t>Tự động trừ kho FEFO theo lô cận date nhất</w:t>
+            </w:r>
+          </w:p>
+        </w:tc>
+      </w:tr>
+      <w:tr>
+        <w:tc>
+          <w:tcPr>
+            <w:tcW w:type="dxa" w:w="3312"/>
+            <w:shd w:fill="F8FAFC"/>
+            <w:tcMar>
+              <w:top w:w="60" w:type="dxa"/>
+              <w:bottom w:w="60" w:type="dxa"/>
+              <w:left w:w="80" w:type="dxa"/>
+              <w:right w:w="80" w:type="dxa"/>
+            </w:tcMar>
+          </w:tcPr>
+          <w:p>
+            <w:r>
+              <w:rPr>
+                <w:color w:val="1E293B"/>
+                <w:sz w:val="17"/>
+              </w:rPr>
+              <w:t>Lập phiếu đề xuất tiêu hủy hàng hỏng</w:t>
+            </w:r>
+          </w:p>
+        </w:tc>
+        <w:tc>
+          <w:tcPr>
+            <w:tcW w:type="dxa" w:w="1728"/>
+            <w:shd w:fill="F8FAFC"/>
+            <w:tcMar>
+              <w:top w:w="60" w:type="dxa"/>
+              <w:bottom w:w="60" w:type="dxa"/>
+              <w:left w:w="80" w:type="dxa"/>
+              <w:right w:w="80" w:type="dxa"/>
             </w:tcMar>
           </w:tcPr>
           <w:p>
@@ -1523,57 +1783,13 @@
         </w:tc>
         <w:tc>
           <w:tcPr>
-            <w:tcW w:type="dxa" w:w="1872"/>
-            <w:shd w:fill="FFFFFF"/>
-            <w:tcMar>
-              <w:top w:w="60" w:type="dxa"/>
-              <w:bottom w:w="60" w:type="dxa"/>
-              <w:left w:w="100" w:type="dxa"/>
-              <w:right w:w="100" w:type="dxa"/>
-            </w:tcMar>
-          </w:tcPr>
-          <w:p>
-            <w:r>
-              <w:rPr>
-                <w:color w:val="1E293B"/>
-                <w:sz w:val="17"/>
-              </w:rPr>
-              <w:t>Tự động phân 3 ngưỡng</w:t>
-            </w:r>
-          </w:p>
-        </w:tc>
-      </w:tr>
-      <w:tr>
-        <w:tc>
-          <w:tcPr>
-            <w:tcW w:type="dxa" w:w="3600"/>
+            <w:tcW w:type="dxa" w:w="1728"/>
             <w:shd w:fill="F8FAFC"/>
             <w:tcMar>
               <w:top w:w="60" w:type="dxa"/>
               <w:bottom w:w="60" w:type="dxa"/>
-              <w:left w:w="100" w:type="dxa"/>
-              <w:right w:w="100" w:type="dxa"/>
-            </w:tcMar>
-          </w:tcPr>
-          <w:p>
-            <w:r>
-              <w:rPr>
-                <w:color w:val="1E293B"/>
-                <w:sz w:val="17"/>
-              </w:rPr>
-              <w:t>Thao tác Đảo Kệ ra mặt tiền</w:t>
-            </w:r>
-          </w:p>
-        </w:tc>
-        <w:tc>
-          <w:tcPr>
-            <w:tcW w:type="dxa" w:w="2304"/>
-            <w:shd w:fill="F8FAFC"/>
-            <w:tcMar>
-              <w:top w:w="60" w:type="dxa"/>
-              <w:bottom w:w="60" w:type="dxa"/>
-              <w:left w:w="100" w:type="dxa"/>
-              <w:right w:w="100" w:type="dxa"/>
+              <w:left w:w="80" w:type="dxa"/>
+              <w:right w:w="80" w:type="dxa"/>
             </w:tcMar>
           </w:tcPr>
           <w:p>
@@ -1588,13 +1804,57 @@
         </w:tc>
         <w:tc>
           <w:tcPr>
-            <w:tcW w:type="dxa" w:w="2592"/>
+            <w:tcW w:type="dxa" w:w="3024"/>
             <w:shd w:fill="F8FAFC"/>
             <w:tcMar>
               <w:top w:w="60" w:type="dxa"/>
               <w:bottom w:w="60" w:type="dxa"/>
-              <w:left w:w="100" w:type="dxa"/>
-              <w:right w:w="100" w:type="dxa"/>
+              <w:left w:w="80" w:type="dxa"/>
+              <w:right w:w="80" w:type="dxa"/>
+            </w:tcMar>
+          </w:tcPr>
+          <w:p>
+            <w:r>
+              <w:rPr>
+                <w:color w:val="1E293B"/>
+                <w:sz w:val="17"/>
+              </w:rPr>
+              <w:t>Staff phát hiện lập phiếu biên bản sự cố</w:t>
+            </w:r>
+          </w:p>
+        </w:tc>
+      </w:tr>
+      <w:tr>
+        <w:tc>
+          <w:tcPr>
+            <w:tcW w:type="dxa" w:w="3312"/>
+            <w:shd w:fill="FFFFFF"/>
+            <w:tcMar>
+              <w:top w:w="60" w:type="dxa"/>
+              <w:bottom w:w="60" w:type="dxa"/>
+              <w:left w:w="80" w:type="dxa"/>
+              <w:right w:w="80" w:type="dxa"/>
+            </w:tcMar>
+          </w:tcPr>
+          <w:p>
+            <w:r>
+              <w:rPr>
+                <w:color w:val="1E293B"/>
+                <w:sz w:val="17"/>
+              </w:rPr>
+              <w:t>Phê duyệt tiêu hủy &amp; Hạch toán hao hụt</w:t>
+            </w:r>
+          </w:p>
+        </w:tc>
+        <w:tc>
+          <w:tcPr>
+            <w:tcW w:type="dxa" w:w="1728"/>
+            <w:shd w:fill="FFFFFF"/>
+            <w:tcMar>
+              <w:top w:w="60" w:type="dxa"/>
+              <w:bottom w:w="60" w:type="dxa"/>
+              <w:left w:w="80" w:type="dxa"/>
+              <w:right w:w="80" w:type="dxa"/>
             </w:tcMar>
           </w:tcPr>
           <w:p>
@@ -1609,13 +1869,13 @@
         </w:tc>
         <w:tc>
           <w:tcPr>
-            <w:tcW w:type="dxa" w:w="1872"/>
-            <w:shd w:fill="F8FAFC"/>
+            <w:tcW w:type="dxa" w:w="1728"/>
+            <w:shd w:fill="FFFFFF"/>
             <w:tcMar>
               <w:top w:w="60" w:type="dxa"/>
               <w:bottom w:w="60" w:type="dxa"/>
-              <w:left w:w="100" w:type="dxa"/>
-              <w:right w:w="100" w:type="dxa"/>
+              <w:left w:w="80" w:type="dxa"/>
+              <w:right w:w="80" w:type="dxa"/>
             </w:tcMar>
           </w:tcPr>
           <w:p>
@@ -1628,17 +1888,15 @@
             </w:r>
           </w:p>
         </w:tc>
-      </w:tr>
-      <w:tr>
         <w:tc>
           <w:tcPr>
-            <w:tcW w:type="dxa" w:w="3600"/>
+            <w:tcW w:type="dxa" w:w="3024"/>
             <w:shd w:fill="FFFFFF"/>
             <w:tcMar>
               <w:top w:w="60" w:type="dxa"/>
               <w:bottom w:w="60" w:type="dxa"/>
-              <w:left w:w="100" w:type="dxa"/>
-              <w:right w:w="100" w:type="dxa"/>
+              <w:left w:w="80" w:type="dxa"/>
+              <w:right w:w="80" w:type="dxa"/>
             </w:tcMar>
           </w:tcPr>
           <w:p>
@@ -1647,19 +1905,128 @@
                 <w:color w:val="1E293B"/>
                 <w:sz w:val="17"/>
               </w:rPr>
-              <w:t>Áp dụng Xả hàng giảm giá 30%</w:t>
+              <w:t>Chỉ Manager mới có thẩm quyền hủy kho</w:t>
+            </w:r>
+          </w:p>
+        </w:tc>
+      </w:tr>
+      <w:tr>
+        <w:tc>
+          <w:tcPr>
+            <w:tcW w:type="dxa" w:w="3312"/>
+            <w:shd w:fill="F8FAFC"/>
+            <w:tcMar>
+              <w:top w:w="60" w:type="dxa"/>
+              <w:bottom w:w="60" w:type="dxa"/>
+              <w:left w:w="80" w:type="dxa"/>
+              <w:right w:w="80" w:type="dxa"/>
+            </w:tcMar>
+          </w:tcPr>
+          <w:p>
+            <w:r>
+              <w:rPr>
+                <w:color w:val="1E293B"/>
+                <w:sz w:val="17"/>
+              </w:rPr>
+              <w:t>Tính toán ROP &amp; Đề xuất đặt hàng DC</w:t>
             </w:r>
           </w:p>
         </w:tc>
         <w:tc>
           <w:tcPr>
-            <w:tcW w:type="dxa" w:w="2304"/>
+            <w:tcW w:type="dxa" w:w="1728"/>
+            <w:shd w:fill="F8FAFC"/>
+            <w:tcMar>
+              <w:top w:w="60" w:type="dxa"/>
+              <w:bottom w:w="60" w:type="dxa"/>
+              <w:left w:w="80" w:type="dxa"/>
+              <w:right w:w="80" w:type="dxa"/>
+            </w:tcMar>
+          </w:tcPr>
+          <w:p>
+            <w:r>
+              <w:rPr>
+                <w:color w:val="1E293B"/>
+                <w:sz w:val="17"/>
+              </w:rPr>
+              <w:t>Duyệt gửi đơn</w:t>
+            </w:r>
+          </w:p>
+        </w:tc>
+        <w:tc>
+          <w:tcPr>
+            <w:tcW w:type="dxa" w:w="1728"/>
+            <w:shd w:fill="F8FAFC"/>
+            <w:tcMar>
+              <w:top w:w="60" w:type="dxa"/>
+              <w:bottom w:w="60" w:type="dxa"/>
+              <w:left w:w="80" w:type="dxa"/>
+              <w:right w:w="80" w:type="dxa"/>
+            </w:tcMar>
+          </w:tcPr>
+          <w:p>
+            <w:r>
+              <w:rPr>
+                <w:color w:val="1E293B"/>
+                <w:sz w:val="17"/>
+              </w:rPr>
+              <w:t>Chỉ xem</w:t>
+            </w:r>
+          </w:p>
+        </w:tc>
+        <w:tc>
+          <w:tcPr>
+            <w:tcW w:type="dxa" w:w="3024"/>
+            <w:shd w:fill="F8FAFC"/>
+            <w:tcMar>
+              <w:top w:w="60" w:type="dxa"/>
+              <w:bottom w:w="60" w:type="dxa"/>
+              <w:left w:w="80" w:type="dxa"/>
+              <w:right w:w="80" w:type="dxa"/>
+            </w:tcMar>
+          </w:tcPr>
+          <w:p>
+            <w:r>
+              <w:rPr>
+                <w:color w:val="1E293B"/>
+                <w:sz w:val="17"/>
+              </w:rPr>
+              <w:t>Thuật toán ROP = (d x L) + SS</w:t>
+            </w:r>
+          </w:p>
+        </w:tc>
+      </w:tr>
+      <w:tr>
+        <w:tc>
+          <w:tcPr>
+            <w:tcW w:type="dxa" w:w="3312"/>
             <w:shd w:fill="FFFFFF"/>
             <w:tcMar>
               <w:top w:w="60" w:type="dxa"/>
               <w:bottom w:w="60" w:type="dxa"/>
-              <w:left w:w="100" w:type="dxa"/>
-              <w:right w:w="100" w:type="dxa"/>
+              <w:left w:w="80" w:type="dxa"/>
+              <w:right w:w="80" w:type="dxa"/>
+            </w:tcMar>
+          </w:tcPr>
+          <w:p>
+            <w:r>
+              <w:rPr>
+                <w:color w:val="1E293B"/>
+                <w:sz w:val="17"/>
+              </w:rPr>
+              <w:t>Tra cứu Nhật ký kiểm toán (Audit Logs)</w:t>
+            </w:r>
+          </w:p>
+        </w:tc>
+        <w:tc>
+          <w:tcPr>
+            <w:tcW w:type="dxa" w:w="1728"/>
+            <w:shd w:fill="FFFFFF"/>
+            <w:tcMar>
+              <w:top w:w="60" w:type="dxa"/>
+              <w:bottom w:w="60" w:type="dxa"/>
+              <w:left w:w="80" w:type="dxa"/>
+              <w:right w:w="80" w:type="dxa"/>
             </w:tcMar>
           </w:tcPr>
           <w:p>
@@ -1674,206 +2041,13 @@
         </w:tc>
         <w:tc>
           <w:tcPr>
-            <w:tcW w:type="dxa" w:w="2592"/>
+            <w:tcW w:type="dxa" w:w="1728"/>
             <w:shd w:fill="FFFFFF"/>
             <w:tcMar>
               <w:top w:w="60" w:type="dxa"/>
               <w:bottom w:w="60" w:type="dxa"/>
-              <w:left w:w="100" w:type="dxa"/>
-              <w:right w:w="100" w:type="dxa"/>
-            </w:tcMar>
-          </w:tcPr>
-          <w:p>
-            <w:r>
-              <w:rPr>
-                <w:color w:val="1E293B"/>
-                <w:sz w:val="17"/>
-              </w:rPr>
-              <w:t>Có</w:t>
-            </w:r>
-          </w:p>
-        </w:tc>
-        <w:tc>
-          <w:tcPr>
-            <w:tcW w:type="dxa" w:w="1872"/>
-            <w:shd w:fill="FFFFFF"/>
-            <w:tcMar>
-              <w:top w:w="60" w:type="dxa"/>
-              <w:bottom w:w="60" w:type="dxa"/>
-              <w:left w:w="100" w:type="dxa"/>
-              <w:right w:w="100" w:type="dxa"/>
-            </w:tcMar>
-          </w:tcPr>
-          <w:p>
-            <w:r>
-              <w:rPr>
-                <w:color w:val="1E293B"/>
-                <w:sz w:val="17"/>
-              </w:rPr>
-              <w:t>Đề xuất kích cầu</w:t>
-            </w:r>
-          </w:p>
-        </w:tc>
-      </w:tr>
-      <w:tr>
-        <w:tc>
-          <w:tcPr>
-            <w:tcW w:type="dxa" w:w="3600"/>
-            <w:shd w:fill="F8FAFC"/>
-            <w:tcMar>
-              <w:top w:w="60" w:type="dxa"/>
-              <w:bottom w:w="60" w:type="dxa"/>
-              <w:left w:w="100" w:type="dxa"/>
-              <w:right w:w="100" w:type="dxa"/>
-            </w:tcMar>
-          </w:tcPr>
-          <w:p>
-            <w:r>
-              <w:rPr>
-                <w:color w:val="1E293B"/>
-                <w:sz w:val="17"/>
-              </w:rPr>
-              <w:t>Bán lẻ POS (Trừ kho tự động)</w:t>
-            </w:r>
-          </w:p>
-        </w:tc>
-        <w:tc>
-          <w:tcPr>
-            <w:tcW w:type="dxa" w:w="2304"/>
-            <w:shd w:fill="F8FAFC"/>
-            <w:tcMar>
-              <w:top w:w="60" w:type="dxa"/>
-              <w:bottom w:w="60" w:type="dxa"/>
-              <w:left w:w="100" w:type="dxa"/>
-              <w:right w:w="100" w:type="dxa"/>
-            </w:tcMar>
-          </w:tcPr>
-          <w:p>
-            <w:r>
-              <w:rPr>
-                <w:color w:val="1E293B"/>
-                <w:sz w:val="17"/>
-              </w:rPr>
-              <w:t>Có</w:t>
-            </w:r>
-          </w:p>
-        </w:tc>
-        <w:tc>
-          <w:tcPr>
-            <w:tcW w:type="dxa" w:w="2592"/>
-            <w:shd w:fill="F8FAFC"/>
-            <w:tcMar>
-              <w:top w:w="60" w:type="dxa"/>
-              <w:bottom w:w="60" w:type="dxa"/>
-              <w:left w:w="100" w:type="dxa"/>
-              <w:right w:w="100" w:type="dxa"/>
-            </w:tcMar>
-          </w:tcPr>
-          <w:p>
-            <w:r>
-              <w:rPr>
-                <w:color w:val="1E293B"/>
-                <w:sz w:val="17"/>
-              </w:rPr>
-              <w:t>Có (thao tác chính)</w:t>
-            </w:r>
-          </w:p>
-        </w:tc>
-        <w:tc>
-          <w:tcPr>
-            <w:tcW w:type="dxa" w:w="1872"/>
-            <w:shd w:fill="F8FAFC"/>
-            <w:tcMar>
-              <w:top w:w="60" w:type="dxa"/>
-              <w:bottom w:w="60" w:type="dxa"/>
-              <w:left w:w="100" w:type="dxa"/>
-              <w:right w:w="100" w:type="dxa"/>
-            </w:tcMar>
-          </w:tcPr>
-          <w:p>
-            <w:r>
-              <w:rPr>
-                <w:color w:val="1E293B"/>
-                <w:sz w:val="17"/>
-              </w:rPr>
-              <w:t>Tự động trừ theo FEFO</w:t>
-            </w:r>
-          </w:p>
-        </w:tc>
-      </w:tr>
-      <w:tr>
-        <w:tc>
-          <w:tcPr>
-            <w:tcW w:type="dxa" w:w="3600"/>
-            <w:shd w:fill="FFFFFF"/>
-            <w:tcMar>
-              <w:top w:w="60" w:type="dxa"/>
-              <w:bottom w:w="60" w:type="dxa"/>
-              <w:left w:w="100" w:type="dxa"/>
-              <w:right w:w="100" w:type="dxa"/>
-            </w:tcMar>
-          </w:tcPr>
-          <w:p>
-            <w:r>
-              <w:rPr>
-                <w:color w:val="1E293B"/>
-                <w:sz w:val="17"/>
-              </w:rPr>
-              <w:t>Lập phiếu đề xuất tiêu hủy</w:t>
-            </w:r>
-          </w:p>
-        </w:tc>
-        <w:tc>
-          <w:tcPr>
-            <w:tcW w:type="dxa" w:w="2304"/>
-            <w:shd w:fill="FFFFFF"/>
-            <w:tcMar>
-              <w:top w:w="60" w:type="dxa"/>
-              <w:bottom w:w="60" w:type="dxa"/>
-              <w:left w:w="100" w:type="dxa"/>
-              <w:right w:w="100" w:type="dxa"/>
-            </w:tcMar>
-          </w:tcPr>
-          <w:p>
-            <w:r>
-              <w:rPr>
-                <w:color w:val="1E293B"/>
-                <w:sz w:val="17"/>
-              </w:rPr>
-              <w:t>Có (tự duyệt)</w:t>
-            </w:r>
-          </w:p>
-        </w:tc>
-        <w:tc>
-          <w:tcPr>
-            <w:tcW w:type="dxa" w:w="2592"/>
-            <w:shd w:fill="FFFFFF"/>
-            <w:tcMar>
-              <w:top w:w="60" w:type="dxa"/>
-              <w:bottom w:w="60" w:type="dxa"/>
-              <w:left w:w="100" w:type="dxa"/>
-              <w:right w:w="100" w:type="dxa"/>
-            </w:tcMar>
-          </w:tcPr>
-          <w:p>
-            <w:r>
-              <w:rPr>
-                <w:color w:val="1E293B"/>
-                <w:sz w:val="17"/>
-              </w:rPr>
-              <w:t>Có (Chờ duyệt)</w:t>
-            </w:r>
-          </w:p>
-        </w:tc>
-        <w:tc>
-          <w:tcPr>
-            <w:tcW w:type="dxa" w:w="1872"/>
-            <w:shd w:fill="FFFFFF"/>
-            <w:tcMar>
-              <w:top w:w="60" w:type="dxa"/>
-              <w:bottom w:w="60" w:type="dxa"/>
-              <w:left w:w="100" w:type="dxa"/>
-              <w:right w:w="100" w:type="dxa"/>
+              <w:left w:w="80" w:type="dxa"/>
+              <w:right w:w="80" w:type="dxa"/>
             </w:tcMar>
           </w:tcPr>
           <w:p>
@@ -1886,17 +2060,15 @@
             </w:r>
           </w:p>
         </w:tc>
-      </w:tr>
-      <w:tr>
         <w:tc>
           <w:tcPr>
-            <w:tcW w:type="dxa" w:w="3600"/>
-            <w:shd w:fill="F8FAFC"/>
+            <w:tcW w:type="dxa" w:w="3024"/>
+            <w:shd w:fill="FFFFFF"/>
             <w:tcMar>
               <w:top w:w="60" w:type="dxa"/>
               <w:bottom w:w="60" w:type="dxa"/>
-              <w:left w:w="100" w:type="dxa"/>
-              <w:right w:w="100" w:type="dxa"/>
+              <w:left w:w="80" w:type="dxa"/>
+              <w:right w:w="80" w:type="dxa"/>
             </w:tcMar>
           </w:tcPr>
           <w:p>
@@ -1905,19 +2077,598 @@
                 <w:color w:val="1E293B"/>
                 <w:sz w:val="17"/>
               </w:rPr>
-              <w:t>Phê duyệt phiếu tiêu hủy (Trừ kho)</w:t>
+              <w:t>Lưu vết IP, người thực hiện, thời gian</w:t>
+            </w:r>
+          </w:p>
+        </w:tc>
+      </w:tr>
+    </w:tbl>
+    <w:p>
+      <w:pPr>
+        <w:spacing w:after="120"/>
+      </w:pPr>
+    </w:p>
+    <w:p>
+      <w:pPr>
+        <w:keepNext/>
+        <w:spacing w:before="360" w:after="80"/>
+      </w:pPr>
+      <w:r>
+        <w:rPr>
+          <w:b/>
+          <w:color w:val="B45309"/>
+          <w:sz w:val="26"/>
+        </w:rPr>
+        <w:t>PHẦN III: QUẢN LÝ DỮ LIỆU CỐT LÕI (MASTER DATA)</w:t>
+      </w:r>
+    </w:p>
+    <w:p>
+      <w:pPr>
+        <w:keepNext/>
+        <w:spacing w:before="260" w:after="60"/>
+      </w:pPr>
+      <w:r>
+        <w:rPr>
+          <w:b/>
+          <w:color w:val="0F4C81"/>
+          <w:sz w:val="23"/>
+        </w:rPr>
+        <w:t>5. Cấu hình Cửa hàng &amp; Tham số Vận hành (Store Profile &amp; System Settings)</w:t>
+      </w:r>
+    </w:p>
+    <w:p>
+      <w:pPr>
+        <w:spacing w:after="80" w:line="276" w:lineRule="auto"/>
+      </w:pPr>
+      <w:r>
+        <w:rPr>
+          <w:sz w:val="20"/>
+        </w:rPr>
+        <w:t>Hệ thống quản lý một cửa hàng bán lẻ duy nhất với cấu hình tham số tập trung lưu trong bảng system_settings:</w:t>
+      </w:r>
+    </w:p>
+    <w:p>
+      <w:pPr>
+        <w:pStyle w:val="ListBullet"/>
+        <w:spacing w:after="40" w:line="269" w:lineRule="auto"/>
+      </w:pPr>
+      <w:r>
+        <w:rPr>
+          <w:sz w:val="19"/>
+        </w:rPr>
+        <w:t>Mã cửa hàng: STORE-LHU-01 (Siêu thị Tiện lợi Bán lẻ Thực nghiệm LHU).</w:t>
+      </w:r>
+    </w:p>
+    <w:p>
+      <w:pPr>
+        <w:pStyle w:val="ListBullet"/>
+        <w:spacing w:after="40" w:line="269" w:lineRule="auto"/>
+      </w:pPr>
+      <w:r>
+        <w:rPr>
+          <w:sz w:val="19"/>
+        </w:rPr>
+        <w:t>Địa chỉ: Số 10 Huỳnh Văn Nghệ, P. Bửu Long, TP. Biên Hòa, Đồng Nai.</w:t>
+      </w:r>
+    </w:p>
+    <w:p>
+      <w:pPr>
+        <w:pStyle w:val="ListBullet"/>
+        <w:spacing w:after="40" w:line="269" w:lineRule="auto"/>
+      </w:pPr>
+      <w:r>
+        <w:rPr>
+          <w:sz w:val="19"/>
+        </w:rPr>
+        <w:t>Quản lý trưởng: Đỗ Tấn Du (Store Manager).</w:t>
+      </w:r>
+    </w:p>
+    <w:p>
+      <w:pPr>
+        <w:pStyle w:val="ListBullet"/>
+        <w:spacing w:after="40" w:line="269" w:lineRule="auto"/>
+      </w:pPr>
+      <w:r>
+        <w:rPr>
+          <w:sz w:val="19"/>
+        </w:rPr>
+        <w:t>DEFAULT_WARNING_DAYS: 7 ngày (Ngưỡng cảnh báo cận date mặc định nếu sản phẩm không có cấu hình riêng).</w:t>
+      </w:r>
+    </w:p>
+    <w:p>
+      <w:pPr>
+        <w:pStyle w:val="ListBullet"/>
+        <w:spacing w:after="40" w:line="269" w:lineRule="auto"/>
+      </w:pPr>
+      <w:r>
+        <w:rPr>
+          <w:sz w:val="19"/>
+        </w:rPr>
+        <w:t>YELLOW_RSL_THRESHOLD: 20% (Ngưỡng kích hoạt cảnh báo Vàng - Cần lưu ý đảo kệ).</w:t>
+      </w:r>
+    </w:p>
+    <w:p>
+      <w:pPr>
+        <w:pStyle w:val="ListBullet"/>
+        <w:spacing w:after="40" w:line="269" w:lineRule="auto"/>
+      </w:pPr>
+      <w:r>
+        <w:rPr>
+          <w:sz w:val="19"/>
+        </w:rPr>
+        <w:t>RED_RSL_THRESHOLD: 10% (Ngưỡng kích hoạt cảnh báo Đỏ - Khẩn cấp xả hàng).</w:t>
+      </w:r>
+    </w:p>
+    <w:p>
+      <w:pPr>
+        <w:pStyle w:val="ListBullet"/>
+        <w:spacing w:after="40" w:line="269" w:lineRule="auto"/>
+      </w:pPr>
+      <w:r>
+        <w:rPr>
+          <w:sz w:val="19"/>
+        </w:rPr>
+        <w:t>DEFAULT_LEAD_TIME_DAYS: 1 ngày (Thời gian giao hàng tiêu chuẩn từ Kho tổng DC về cửa hàng).</w:t>
+      </w:r>
+    </w:p>
+    <w:p>
+      <w:pPr>
+        <w:keepNext/>
+        <w:spacing w:before="260" w:after="60"/>
+      </w:pPr>
+      <w:r>
+        <w:rPr>
+          <w:b/>
+          <w:color w:val="0F4C81"/>
+          <w:sz w:val="23"/>
+        </w:rPr>
+        <w:t>6. Quản lý Danh mục Ngành hàng &amp; Sản phẩm FMCG (Categories &amp; Products)</w:t>
+      </w:r>
+    </w:p>
+    <w:p>
+      <w:pPr>
+        <w:spacing w:after="80" w:line="276" w:lineRule="auto"/>
+      </w:pPr>
+      <w:r>
+        <w:rPr>
+          <w:sz w:val="20"/>
+        </w:rPr>
+        <w:t>Hệ thống phân loại sản phẩm bán lẻ theo 5 ngành hàng FMCG chủ lực có nguy cơ hư hỏng cao:</w:t>
+      </w:r>
+    </w:p>
+    <w:p>
+      <w:pPr>
+        <w:pStyle w:val="ListBullet"/>
+        <w:spacing w:after="40" w:line="269" w:lineRule="auto"/>
+      </w:pPr>
+      <w:r>
+        <w:rPr>
+          <w:sz w:val="19"/>
+        </w:rPr>
+        <w:t>DAIRY (Sữa &amp; Chế phẩm từ sữa): Sữa chua, sữa tươi thanh trùng, phô mai (HSD ngắn: 14 - 45 ngày).</w:t>
+      </w:r>
+    </w:p>
+    <w:p>
+      <w:pPr>
+        <w:pStyle w:val="ListBullet"/>
+        <w:spacing w:after="40" w:line="269" w:lineRule="auto"/>
+      </w:pPr>
+      <w:r>
+        <w:rPr>
+          <w:sz w:val="19"/>
+        </w:rPr>
+        <w:t>BEVERAGE (Đồ uống &amp; Giải khát): Nước ép trái cây tươi, trà sữa đóng chai, nước khoáng (HSD: 30 - 180 ngày).</w:t>
+      </w:r>
+    </w:p>
+    <w:p>
+      <w:pPr>
+        <w:pStyle w:val="ListBullet"/>
+        <w:spacing w:after="40" w:line="269" w:lineRule="auto"/>
+      </w:pPr>
+      <w:r>
+        <w:rPr>
+          <w:sz w:val="19"/>
+        </w:rPr>
+        <w:t>SNACK (Bánh kẹo &amp; Ăn vặt): Bánh mì tươi, sandwich, snack khoai tây (HSD: 7 - 60 ngày).</w:t>
+      </w:r>
+    </w:p>
+    <w:p>
+      <w:pPr>
+        <w:pStyle w:val="ListBullet"/>
+        <w:spacing w:after="40" w:line="269" w:lineRule="auto"/>
+      </w:pPr>
+      <w:r>
+        <w:rPr>
+          <w:sz w:val="19"/>
+        </w:rPr>
+        <w:t>FRESH (Thực phẩm mát &amp; Chế biến sẵn): Xúc xích tươi, cơm cuộn, salad đóng hộp (HSD cực ngắn: 3 - 7 ngày).</w:t>
+      </w:r>
+    </w:p>
+    <w:p>
+      <w:pPr>
+        <w:pStyle w:val="ListBullet"/>
+        <w:spacing w:after="40" w:line="269" w:lineRule="auto"/>
+      </w:pPr>
+      <w:r>
+        <w:rPr>
+          <w:sz w:val="19"/>
+        </w:rPr>
+        <w:t>CANNED (Đồ hộp &amp; Gia vị bảo quản): Cá hộp, sốt cà chua đóng chai (HSD dài: 180 - 365 ngày).</w:t>
+      </w:r>
+    </w:p>
+    <w:p>
+      <w:pPr>
+        <w:spacing w:after="80" w:line="276" w:lineRule="auto"/>
+      </w:pPr>
+      <w:r>
+        <w:rPr>
+          <w:sz w:val="20"/>
+        </w:rPr>
+        <w:t>Cơ sở dữ liệu mẫu hiện đang quản lý chính xác 23 sản phẩm thực tế, có đầy đủ SKU, đơn vị tính, giá vốn nhập, giá niêm yết bán lẻ, hạn sử dụng tiêu chuẩn và ngưỡng tồn kho an toàn Min/Max.</w:t>
+      </w:r>
+    </w:p>
+    <w:p>
+      <w:pPr>
+        <w:keepNext/>
+        <w:spacing w:before="260" w:after="60"/>
+      </w:pPr>
+      <w:r>
+        <w:rPr>
+          <w:b/>
+          <w:color w:val="0F4C81"/>
+          <w:sz w:val="23"/>
+        </w:rPr>
+        <w:t>7. Quản lý Kho tổng &amp; Nhà cung cấp liên kết (DC Suppliers)</w:t>
+      </w:r>
+    </w:p>
+    <w:p>
+      <w:pPr>
+        <w:spacing w:after="80" w:line="276" w:lineRule="auto"/>
+      </w:pPr>
+      <w:r>
+        <w:rPr>
+          <w:sz w:val="20"/>
+        </w:rPr>
+        <w:t>Cửa hàng nhận hàng từ Kho tổng DC chính và các nhà cung cấp phân phối uy tín:</w:t>
+      </w:r>
+    </w:p>
+    <w:p>
+      <w:pPr>
+        <w:pStyle w:val="ListBullet"/>
+        <w:spacing w:after="40" w:line="269" w:lineRule="auto"/>
+      </w:pPr>
+      <w:r>
+        <w:rPr>
+          <w:sz w:val="19"/>
+        </w:rPr>
+        <w:t>DC-CENTRAL: Kho Tổng Phân Phối Miền Đông (Lead time: 1 ngày).</w:t>
+      </w:r>
+    </w:p>
+    <w:p>
+      <w:pPr>
+        <w:pStyle w:val="ListBullet"/>
+        <w:spacing w:after="40" w:line="269" w:lineRule="auto"/>
+      </w:pPr>
+      <w:r>
+        <w:rPr>
+          <w:sz w:val="19"/>
+        </w:rPr>
+        <w:t>VINAMILK-DIST: Nhà phân phối sữa Vinamilk &amp; TH True Milk (Lead time: 1 ngày).</w:t>
+      </w:r>
+    </w:p>
+    <w:p>
+      <w:pPr>
+        <w:pStyle w:val="ListBullet"/>
+        <w:spacing w:after="40" w:line="269" w:lineRule="auto"/>
+      </w:pPr>
+      <w:r>
+        <w:rPr>
+          <w:sz w:val="19"/>
+        </w:rPr>
+        <w:t>ORION-DIST: Nhà phân phối Bánh kẹo &amp; Snack Orion / Kinh Đô (Lead time: 2 ngày).</w:t>
+      </w:r>
+    </w:p>
+    <w:p>
+      <w:pPr>
+        <w:pStyle w:val="ListBullet"/>
+        <w:spacing w:after="40" w:line="269" w:lineRule="auto"/>
+      </w:pPr>
+      <w:r>
+        <w:rPr>
+          <w:sz w:val="19"/>
+        </w:rPr>
+        <w:t>COCA-DIST: Nhà phân phối Nước giải khát Coca-Cola &amp; Pepsi (Lead time: 1 ngày).</w:t>
+      </w:r>
+    </w:p>
+    <w:p>
+      <w:pPr>
+        <w:keepNext/>
+        <w:spacing w:before="360" w:after="80"/>
+      </w:pPr>
+      <w:r>
+        <w:rPr>
+          <w:b/>
+          <w:color w:val="B45309"/>
+          <w:sz w:val="26"/>
+        </w:rPr>
+        <w:t>PHẦN IV: CÁC QUY TRÌNH NGHIỆP VỤ BÁN LẺ CHỐNG LÃNG PHÍ</w:t>
+      </w:r>
+    </w:p>
+    <w:p>
+      <w:pPr>
+        <w:keepNext/>
+        <w:spacing w:before="260" w:after="60"/>
+      </w:pPr>
+      <w:r>
+        <w:rPr>
+          <w:b/>
+          <w:color w:val="0F4C81"/>
+          <w:sz w:val="23"/>
+        </w:rPr>
+        <w:t>8. Quản lý Lô hàng &amp; Giám sát Hạn sử dụng Đa tầng (Batch &amp; Shelf-Life Lifecycle)</w:t>
+      </w:r>
+    </w:p>
+    <w:p>
+      <w:pPr>
+        <w:spacing w:after="80" w:line="276" w:lineRule="auto"/>
+      </w:pPr>
+      <w:r>
+        <w:rPr>
+          <w:sz w:val="20"/>
+        </w:rPr>
+        <w:t>Mỗi sản phẩm nhập về cửa hàng đều được quản lý độc lập theo từng Lô hàng (Batch). Đây là hạt nhân để giải quyết bài toán chống lãng phí.</w:t>
+      </w:r>
+    </w:p>
+    <w:p>
+      <w:pPr>
+        <w:keepNext/>
+        <w:spacing w:before="160" w:after="40"/>
+      </w:pPr>
+      <w:r>
+        <w:rPr>
+          <w:b/>
+          <w:color w:val="108C5A"/>
+          <w:sz w:val="21"/>
+        </w:rPr>
+        <w:t>8.1 Các trạng thái của Lô hàng (Batch Statuses)</w:t>
+      </w:r>
+    </w:p>
+    <w:p>
+      <w:pPr>
+        <w:pStyle w:val="ListBullet"/>
+        <w:spacing w:after="40" w:line="269" w:lineRule="auto"/>
+      </w:pPr>
+      <w:r>
+        <w:rPr>
+          <w:sz w:val="19"/>
+        </w:rPr>
+        <w:t>ACTIVE (Đang bán bình thường): Hạn dùng còn dài, chất lượng đảm bảo.</w:t>
+      </w:r>
+    </w:p>
+    <w:p>
+      <w:pPr>
+        <w:pStyle w:val="ListBullet"/>
+        <w:spacing w:after="40" w:line="269" w:lineRule="auto"/>
+      </w:pPr>
+      <w:r>
+        <w:rPr>
+          <w:sz w:val="19"/>
+        </w:rPr>
+        <w:t>WARNING (Cảnh báo cận date): Lô hàng chạm ngưỡng Vàng hoặc Đỏ. Cần ưu tiên đưa ra mặt tiền kệ hoặc giảm giá.</w:t>
+      </w:r>
+    </w:p>
+    <w:p>
+      <w:pPr>
+        <w:pStyle w:val="ListBullet"/>
+        <w:spacing w:after="40" w:line="269" w:lineRule="auto"/>
+      </w:pPr>
+      <w:r>
+        <w:rPr>
+          <w:sz w:val="19"/>
+        </w:rPr>
+        <w:t>EXPIRED (Đã hết hạn sử dụng): Số ngày còn lại &lt;= 0. Khóa bán ngay lập tức trên hệ thống POS.</w:t>
+      </w:r>
+    </w:p>
+    <w:p>
+      <w:pPr>
+        <w:pStyle w:val="ListBullet"/>
+        <w:spacing w:after="40" w:line="269" w:lineRule="auto"/>
+      </w:pPr>
+      <w:r>
+        <w:rPr>
+          <w:sz w:val="19"/>
+        </w:rPr>
+        <w:t>DISPOSED (Đã tiêu hủy): Lô hàng đã được lập biên bản tiêu hủy và trừ sạch tồn kho về 0.</w:t>
+      </w:r>
+    </w:p>
+    <w:p>
+      <w:pPr>
+        <w:keepNext/>
+        <w:spacing w:before="160" w:after="40"/>
+      </w:pPr>
+      <w:r>
+        <w:rPr>
+          <w:b/>
+          <w:color w:val="108C5A"/>
+          <w:sz w:val="21"/>
+        </w:rPr>
+        <w:t>8.2 Công thức tính Tỷ lệ Thời hạn Sử dụng Còn lại (% RSL)</w:t>
+      </w:r>
+    </w:p>
+    <w:p>
+      <w:pPr>
+        <w:spacing w:after="80" w:line="276" w:lineRule="auto"/>
+      </w:pPr>
+      <w:r>
+        <w:rPr>
+          <w:sz w:val="20"/>
+        </w:rPr>
+        <w:t>Chỉ số Remaining Shelf Life (% RSL) đo lường chính xác tỷ lệ phần trăm tuổi thọ còn lại của lô hàng:</w:t>
+      </w:r>
+    </w:p>
+    <w:p>
+      <w:pPr>
+        <w:spacing w:before="40" w:after="80"/>
+      </w:pPr>
+      <w:r>
+        <w:rPr>
+          <w:rFonts w:ascii="Consolas" w:hAnsi="Consolas"/>
+          <w:color w:val="1E293B"/>
+          <w:sz w:val="17"/>
+        </w:rPr>
+        <w:t xml:space="preserve">               (ExpiryDate - CurrentDate)</w:t>
+        <w:br/>
+        <w:t xml:space="preserve">   % RSL = ---------------------------------  x 100%</w:t>
+        <w:br/>
+        <w:t xml:space="preserve">            (ExpiryDate - ManufactureDate)</w:t>
+        <w:br/>
+        <w:br/>
+        <w:t xml:space="preserve">   Trong đó:</w:t>
+        <w:br/>
+        <w:t xml:space="preserve">   - DaysRemaining = DATEDIFF(day, CurrentDate, ExpiryDate)</w:t>
+        <w:br/>
+        <w:t xml:space="preserve">   - TotalShelfLife = DATEDIFF(day, ManufactureDate, ExpiryDate)</w:t>
+      </w:r>
+    </w:p>
+    <w:p>
+      <w:pPr>
+        <w:keepNext/>
+        <w:spacing w:before="160" w:after="40"/>
+      </w:pPr>
+      <w:r>
+        <w:rPr>
+          <w:b/>
+          <w:color w:val="108C5A"/>
+          <w:sz w:val="21"/>
+        </w:rPr>
+        <w:t>8.3 Tiêu chí phân vùng Cảnh báo Cận date Đa tầng</w:t>
+      </w:r>
+    </w:p>
+    <w:tbl>
+      <w:tblPr>
+        <w:tblW w:type="auto" w:w="0"/>
+        <w:jc w:val="center"/>
+        <w:tblLayout w:type="fixed"/>
+        <w:tblLook w:firstColumn="1" w:firstRow="1" w:lastColumn="0" w:lastRow="0" w:noHBand="0" w:noVBand="1" w:val="04A0"/>
+      </w:tblPr>
+      <w:tblGrid>
+        <w:gridCol w:w="2484"/>
+        <w:gridCol w:w="2484"/>
+        <w:gridCol w:w="2484"/>
+        <w:gridCol w:w="2484"/>
+      </w:tblGrid>
+      <w:tr>
+        <w:tc>
+          <w:tcPr>
+            <w:tcW w:type="dxa" w:w="2160"/>
+            <w:shd w:fill="0F4C81"/>
+            <w:tcMar>
+              <w:top w:w="80" w:type="dxa"/>
+              <w:bottom w:w="80" w:type="dxa"/>
+              <w:left w:w="90" w:type="dxa"/>
+              <w:right w:w="90" w:type="dxa"/>
+            </w:tcMar>
+          </w:tcPr>
+          <w:p>
+            <w:pPr>
+              <w:jc w:val="center"/>
+            </w:pPr>
+            <w:r>
+              <w:rPr>
+                <w:b/>
+                <w:color w:val="FFFFFF"/>
+                <w:sz w:val="18"/>
+              </w:rPr>
+              <w:t>Vùng cảnh báo</w:t>
             </w:r>
           </w:p>
         </w:tc>
         <w:tc>
           <w:tcPr>
-            <w:tcW w:type="dxa" w:w="2304"/>
-            <w:shd w:fill="F8FAFC"/>
+            <w:tcW w:type="dxa" w:w="2592"/>
+            <w:shd w:fill="0F4C81"/>
+            <w:tcMar>
+              <w:top w:w="80" w:type="dxa"/>
+              <w:bottom w:w="80" w:type="dxa"/>
+              <w:left w:w="90" w:type="dxa"/>
+              <w:right w:w="90" w:type="dxa"/>
+            </w:tcMar>
+          </w:tcPr>
+          <w:p>
+            <w:pPr>
+              <w:jc w:val="center"/>
+            </w:pPr>
+            <w:r>
+              <w:rPr>
+                <w:b/>
+                <w:color w:val="FFFFFF"/>
+                <w:sz w:val="18"/>
+              </w:rPr>
+              <w:t>Điều kiện kích hoạt</w:t>
+            </w:r>
+          </w:p>
+        </w:tc>
+        <w:tc>
+          <w:tcPr>
+            <w:tcW w:type="dxa" w:w="2016"/>
+            <w:shd w:fill="0F4C81"/>
+            <w:tcMar>
+              <w:top w:w="80" w:type="dxa"/>
+              <w:bottom w:w="80" w:type="dxa"/>
+              <w:left w:w="90" w:type="dxa"/>
+              <w:right w:w="90" w:type="dxa"/>
+            </w:tcMar>
+          </w:tcPr>
+          <w:p>
+            <w:pPr>
+              <w:jc w:val="center"/>
+            </w:pPr>
+            <w:r>
+              <w:rPr>
+                <w:b/>
+                <w:color w:val="FFFFFF"/>
+                <w:sz w:val="18"/>
+              </w:rPr>
+              <w:t>Trạng thái trên UI</w:t>
+            </w:r>
+          </w:p>
+        </w:tc>
+        <w:tc>
+          <w:tcPr>
+            <w:tcW w:type="dxa" w:w="3024"/>
+            <w:shd w:fill="0F4C81"/>
+            <w:tcMar>
+              <w:top w:w="80" w:type="dxa"/>
+              <w:bottom w:w="80" w:type="dxa"/>
+              <w:left w:w="90" w:type="dxa"/>
+              <w:right w:w="90" w:type="dxa"/>
+            </w:tcMar>
+          </w:tcPr>
+          <w:p>
+            <w:pPr>
+              <w:jc w:val="center"/>
+            </w:pPr>
+            <w:r>
+              <w:rPr>
+                <w:b/>
+                <w:color w:val="FFFFFF"/>
+                <w:sz w:val="18"/>
+              </w:rPr>
+              <w:t>Hành động vận hành bắt buộc</w:t>
+            </w:r>
+          </w:p>
+        </w:tc>
+      </w:tr>
+      <w:tr>
+        <w:tc>
+          <w:tcPr>
+            <w:tcW w:type="dxa" w:w="2160"/>
+            <w:shd w:fill="FFFFFF"/>
             <w:tcMar>
               <w:top w:w="60" w:type="dxa"/>
               <w:bottom w:w="60" w:type="dxa"/>
-              <w:left w:w="100" w:type="dxa"/>
-              <w:right w:w="100" w:type="dxa"/>
+              <w:left w:w="80" w:type="dxa"/>
+              <w:right w:w="80" w:type="dxa"/>
             </w:tcMar>
           </w:tcPr>
           <w:p>
@@ -1926,7 +2677,93 @@
                 <w:color w:val="1E293B"/>
                 <w:sz w:val="17"/>
               </w:rPr>
-              <w:t>Có (Thẩm quyền duyệt)</w:t>
+              <w:t>VÙNG XANH (An toàn)</w:t>
+            </w:r>
+          </w:p>
+        </w:tc>
+        <w:tc>
+          <w:tcPr>
+            <w:tcW w:type="dxa" w:w="2592"/>
+            <w:shd w:fill="FFFFFF"/>
+            <w:tcMar>
+              <w:top w:w="60" w:type="dxa"/>
+              <w:bottom w:w="60" w:type="dxa"/>
+              <w:left w:w="80" w:type="dxa"/>
+              <w:right w:w="80" w:type="dxa"/>
+            </w:tcMar>
+          </w:tcPr>
+          <w:p>
+            <w:r>
+              <w:rPr>
+                <w:color w:val="1E293B"/>
+                <w:sz w:val="17"/>
+              </w:rPr>
+              <w:t>% RSL &gt; 20% VÀ DaysRemaining &gt; 7</w:t>
+            </w:r>
+          </w:p>
+        </w:tc>
+        <w:tc>
+          <w:tcPr>
+            <w:tcW w:type="dxa" w:w="2016"/>
+            <w:shd w:fill="FFFFFF"/>
+            <w:tcMar>
+              <w:top w:w="60" w:type="dxa"/>
+              <w:bottom w:w="60" w:type="dxa"/>
+              <w:left w:w="80" w:type="dxa"/>
+              <w:right w:w="80" w:type="dxa"/>
+            </w:tcMar>
+          </w:tcPr>
+          <w:p>
+            <w:r>
+              <w:rPr>
+                <w:color w:val="1E293B"/>
+                <w:sz w:val="17"/>
+              </w:rPr>
+              <w:t>Huy hiệu Xanh (Emerald)</w:t>
+            </w:r>
+          </w:p>
+        </w:tc>
+        <w:tc>
+          <w:tcPr>
+            <w:tcW w:type="dxa" w:w="3024"/>
+            <w:shd w:fill="FFFFFF"/>
+            <w:tcMar>
+              <w:top w:w="60" w:type="dxa"/>
+              <w:bottom w:w="60" w:type="dxa"/>
+              <w:left w:w="80" w:type="dxa"/>
+              <w:right w:w="80" w:type="dxa"/>
+            </w:tcMar>
+          </w:tcPr>
+          <w:p>
+            <w:r>
+              <w:rPr>
+                <w:color w:val="1E293B"/>
+                <w:sz w:val="17"/>
+              </w:rPr>
+              <w:t>Trưng bày bán bình thường theo giá niêm yết.</w:t>
+            </w:r>
+          </w:p>
+        </w:tc>
+      </w:tr>
+      <w:tr>
+        <w:tc>
+          <w:tcPr>
+            <w:tcW w:type="dxa" w:w="2160"/>
+            <w:shd w:fill="F8FAFC"/>
+            <w:tcMar>
+              <w:top w:w="60" w:type="dxa"/>
+              <w:bottom w:w="60" w:type="dxa"/>
+              <w:left w:w="80" w:type="dxa"/>
+              <w:right w:w="80" w:type="dxa"/>
+            </w:tcMar>
+          </w:tcPr>
+          <w:p>
+            <w:r>
+              <w:rPr>
+                <w:color w:val="1E293B"/>
+                <w:sz w:val="17"/>
+              </w:rPr>
+              <w:t>VÙNG VÀNG (Lưu ý)</w:t>
             </w:r>
           </w:p>
         </w:tc>
@@ -1937,8 +2774,8 @@
             <w:tcMar>
               <w:top w:w="60" w:type="dxa"/>
               <w:bottom w:w="60" w:type="dxa"/>
-              <w:left w:w="100" w:type="dxa"/>
-              <w:right w:w="100" w:type="dxa"/>
+              <w:left w:w="80" w:type="dxa"/>
+              <w:right w:w="80" w:type="dxa"/>
             </w:tcMar>
           </w:tcPr>
           <w:p>
@@ -1947,19 +2784,19 @@
                 <w:color w:val="1E293B"/>
                 <w:sz w:val="17"/>
               </w:rPr>
-              <w:t>Không có quyền</w:t>
+              <w:t>10% &lt; % RSL &lt;= 20% HOẶC 4 &lt;= DaysRemaining &lt;= 7</w:t>
             </w:r>
           </w:p>
         </w:tc>
         <w:tc>
           <w:tcPr>
-            <w:tcW w:type="dxa" w:w="1872"/>
+            <w:tcW w:type="dxa" w:w="2016"/>
             <w:shd w:fill="F8FAFC"/>
             <w:tcMar>
               <w:top w:w="60" w:type="dxa"/>
               <w:bottom w:w="60" w:type="dxa"/>
-              <w:left w:w="100" w:type="dxa"/>
-              <w:right w:w="100" w:type="dxa"/>
+              <w:left w:w="80" w:type="dxa"/>
+              <w:right w:w="80" w:type="dxa"/>
             </w:tcMar>
           </w:tcPr>
           <w:p>
@@ -1968,21 +2805,19 @@
                 <w:color w:val="1E293B"/>
                 <w:sz w:val="17"/>
               </w:rPr>
-              <w:t>Không</w:t>
+              <w:t>Huy hiệu Vàng (Amber)</w:t>
             </w:r>
           </w:p>
         </w:tc>
-      </w:tr>
-      <w:tr>
         <w:tc>
           <w:tcPr>
-            <w:tcW w:type="dxa" w:w="3600"/>
-            <w:shd w:fill="FFFFFF"/>
+            <w:tcW w:type="dxa" w:w="3024"/>
+            <w:shd w:fill="F8FAFC"/>
             <w:tcMar>
               <w:top w:w="60" w:type="dxa"/>
               <w:bottom w:w="60" w:type="dxa"/>
-              <w:left w:w="100" w:type="dxa"/>
-              <w:right w:w="100" w:type="dxa"/>
+              <w:left w:w="80" w:type="dxa"/>
+              <w:right w:w="80" w:type="dxa"/>
             </w:tcMar>
           </w:tcPr>
           <w:p>
@@ -1991,19 +2826,21 @@
                 <w:color w:val="1E293B"/>
                 <w:sz w:val="17"/>
               </w:rPr>
-              <w:t>Cấu hình sản phẩm &amp; giá bán POS</w:t>
+              <w:t>Nhân viên kiểm tra hạn, đảo lô hàng này ra phía trước kệ.</w:t>
             </w:r>
           </w:p>
         </w:tc>
+      </w:tr>
+      <w:tr>
         <w:tc>
           <w:tcPr>
-            <w:tcW w:type="dxa" w:w="2304"/>
+            <w:tcW w:type="dxa" w:w="2160"/>
             <w:shd w:fill="FFFFFF"/>
             <w:tcMar>
               <w:top w:w="60" w:type="dxa"/>
               <w:bottom w:w="60" w:type="dxa"/>
-              <w:left w:w="100" w:type="dxa"/>
-              <w:right w:w="100" w:type="dxa"/>
+              <w:left w:w="80" w:type="dxa"/>
+              <w:right w:w="80" w:type="dxa"/>
             </w:tcMar>
           </w:tcPr>
           <w:p>
@@ -2012,7 +2849,7 @@
                 <w:color w:val="1E293B"/>
                 <w:sz w:val="17"/>
               </w:rPr>
-              <w:t>Có</w:t>
+              <w:t>VÙNG ĐỎ (Khẩn cấp)</w:t>
             </w:r>
           </w:p>
         </w:tc>
@@ -2023,8 +2860,8 @@
             <w:tcMar>
               <w:top w:w="60" w:type="dxa"/>
               <w:bottom w:w="60" w:type="dxa"/>
-              <w:left w:w="100" w:type="dxa"/>
-              <w:right w:w="100" w:type="dxa"/>
+              <w:left w:w="80" w:type="dxa"/>
+              <w:right w:w="80" w:type="dxa"/>
             </w:tcMar>
           </w:tcPr>
           <w:p>
@@ -2033,19 +2870,19 @@
                 <w:color w:val="1E293B"/>
                 <w:sz w:val="17"/>
               </w:rPr>
-              <w:t>Không có quyền</w:t>
+              <w:t>% RSL &lt;= 10% HOẶC 1 &lt;= DaysRemaining &lt;= 3</w:t>
             </w:r>
           </w:p>
         </w:tc>
         <w:tc>
           <w:tcPr>
-            <w:tcW w:type="dxa" w:w="1872"/>
+            <w:tcW w:type="dxa" w:w="2016"/>
             <w:shd w:fill="FFFFFF"/>
             <w:tcMar>
               <w:top w:w="60" w:type="dxa"/>
               <w:bottom w:w="60" w:type="dxa"/>
-              <w:left w:w="100" w:type="dxa"/>
-              <w:right w:w="100" w:type="dxa"/>
+              <w:left w:w="80" w:type="dxa"/>
+              <w:right w:w="80" w:type="dxa"/>
             </w:tcMar>
           </w:tcPr>
           <w:p>
@@ -2054,21 +2891,19 @@
                 <w:color w:val="1E293B"/>
                 <w:sz w:val="17"/>
               </w:rPr>
-              <w:t>Không</w:t>
+              <w:t>Huy hiệu Đỏ (Rose/Red)</w:t>
             </w:r>
           </w:p>
         </w:tc>
-      </w:tr>
-      <w:tr>
         <w:tc>
           <w:tcPr>
-            <w:tcW w:type="dxa" w:w="3600"/>
-            <w:shd w:fill="F8FAFC"/>
+            <w:tcW w:type="dxa" w:w="3024"/>
+            <w:shd w:fill="FFFFFF"/>
             <w:tcMar>
               <w:top w:w="60" w:type="dxa"/>
               <w:bottom w:w="60" w:type="dxa"/>
-              <w:left w:w="100" w:type="dxa"/>
-              <w:right w:w="100" w:type="dxa"/>
+              <w:left w:w="80" w:type="dxa"/>
+              <w:right w:w="80" w:type="dxa"/>
             </w:tcMar>
           </w:tcPr>
           <w:p>
@@ -2077,19 +2912,21 @@
                 <w:color w:val="1E293B"/>
                 <w:sz w:val="17"/>
               </w:rPr>
-              <w:t>Xem Nhật ký Audit Trail</w:t>
+              <w:t>Kích hoạt chính sách giảm giá (Quick Discount 20% - 50%).</w:t>
             </w:r>
           </w:p>
         </w:tc>
+      </w:tr>
+      <w:tr>
         <w:tc>
           <w:tcPr>
-            <w:tcW w:type="dxa" w:w="2304"/>
+            <w:tcW w:type="dxa" w:w="2160"/>
             <w:shd w:fill="F8FAFC"/>
             <w:tcMar>
               <w:top w:w="60" w:type="dxa"/>
               <w:bottom w:w="60" w:type="dxa"/>
-              <w:left w:w="100" w:type="dxa"/>
-              <w:right w:w="100" w:type="dxa"/>
+              <w:left w:w="80" w:type="dxa"/>
+              <w:right w:w="80" w:type="dxa"/>
             </w:tcMar>
           </w:tcPr>
           <w:p>
@@ -2098,7 +2935,7 @@
                 <w:color w:val="1E293B"/>
                 <w:sz w:val="17"/>
               </w:rPr>
-              <w:t>Có</w:t>
+              <w:t>VÙNG HẾT HẠN (Quá date)</w:t>
             </w:r>
           </w:p>
         </w:tc>
@@ -2109,8 +2946,8 @@
             <w:tcMar>
               <w:top w:w="60" w:type="dxa"/>
               <w:bottom w:w="60" w:type="dxa"/>
-              <w:left w:w="100" w:type="dxa"/>
-              <w:right w:w="100" w:type="dxa"/>
+              <w:left w:w="80" w:type="dxa"/>
+              <w:right w:w="80" w:type="dxa"/>
             </w:tcMar>
           </w:tcPr>
           <w:p>
@@ -2119,19 +2956,19 @@
                 <w:color w:val="1E293B"/>
                 <w:sz w:val="17"/>
               </w:rPr>
-              <w:t>Không có quyền</w:t>
+              <w:t>DaysRemaining &lt;= 0</w:t>
             </w:r>
           </w:p>
         </w:tc>
         <w:tc>
           <w:tcPr>
-            <w:tcW w:type="dxa" w:w="1872"/>
+            <w:tcW w:type="dxa" w:w="2016"/>
             <w:shd w:fill="F8FAFC"/>
             <w:tcMar>
               <w:top w:w="60" w:type="dxa"/>
               <w:bottom w:w="60" w:type="dxa"/>
-              <w:left w:w="100" w:type="dxa"/>
-              <w:right w:w="100" w:type="dxa"/>
+              <w:left w:w="80" w:type="dxa"/>
+              <w:right w:w="80" w:type="dxa"/>
             </w:tcMar>
           </w:tcPr>
           <w:p>
@@ -2140,21 +2977,19 @@
                 <w:color w:val="1E293B"/>
                 <w:sz w:val="17"/>
               </w:rPr>
-              <w:t>Tự động ghi vết log</w:t>
+              <w:t>Huy hiệu Xám/Đen (Expired)</w:t>
             </w:r>
           </w:p>
         </w:tc>
-      </w:tr>
-      <w:tr>
         <w:tc>
           <w:tcPr>
-            <w:tcW w:type="dxa" w:w="3600"/>
-            <w:shd w:fill="FFFFFF"/>
+            <w:tcW w:type="dxa" w:w="3024"/>
+            <w:shd w:fill="F8FAFC"/>
             <w:tcMar>
               <w:top w:w="60" w:type="dxa"/>
               <w:bottom w:w="60" w:type="dxa"/>
-              <w:left w:w="100" w:type="dxa"/>
-              <w:right w:w="100" w:type="dxa"/>
+              <w:left w:w="80" w:type="dxa"/>
+              <w:right w:w="80" w:type="dxa"/>
             </w:tcMar>
           </w:tcPr>
           <w:p>
@@ -2163,70 +2998,7 @@
                 <w:color w:val="1E293B"/>
                 <w:sz w:val="17"/>
               </w:rPr>
-              <w:t>Đặt hàng tái tiếp tế gửi Kho DC</w:t>
-            </w:r>
-          </w:p>
-        </w:tc>
-        <w:tc>
-          <w:tcPr>
-            <w:tcW w:type="dxa" w:w="2304"/>
-            <w:shd w:fill="FFFFFF"/>
-            <w:tcMar>
-              <w:top w:w="60" w:type="dxa"/>
-              <w:bottom w:w="60" w:type="dxa"/>
-              <w:left w:w="100" w:type="dxa"/>
-              <w:right w:w="100" w:type="dxa"/>
-            </w:tcMar>
-          </w:tcPr>
-          <w:p>
-            <w:r>
-              <w:rPr>
-                <w:color w:val="1E293B"/>
-                <w:sz w:val="17"/>
-              </w:rPr>
-              <w:t>Có</w:t>
-            </w:r>
-          </w:p>
-        </w:tc>
-        <w:tc>
-          <w:tcPr>
-            <w:tcW w:type="dxa" w:w="2592"/>
-            <w:shd w:fill="FFFFFF"/>
-            <w:tcMar>
-              <w:top w:w="60" w:type="dxa"/>
-              <w:bottom w:w="60" w:type="dxa"/>
-              <w:left w:w="100" w:type="dxa"/>
-              <w:right w:w="100" w:type="dxa"/>
-            </w:tcMar>
-          </w:tcPr>
-          <w:p>
-            <w:r>
-              <w:rPr>
-                <w:color w:val="1E293B"/>
-                <w:sz w:val="17"/>
-              </w:rPr>
-              <w:t>Không có quyền</w:t>
-            </w:r>
-          </w:p>
-        </w:tc>
-        <w:tc>
-          <w:tcPr>
-            <w:tcW w:type="dxa" w:w="1872"/>
-            <w:shd w:fill="FFFFFF"/>
-            <w:tcMar>
-              <w:top w:w="60" w:type="dxa"/>
-              <w:bottom w:w="60" w:type="dxa"/>
-              <w:left w:w="100" w:type="dxa"/>
-              <w:right w:w="100" w:type="dxa"/>
-            </w:tcMar>
-          </w:tcPr>
-          <w:p>
-            <w:r>
-              <w:rPr>
-                <w:color w:val="1E293B"/>
-                <w:sz w:val="17"/>
-              </w:rPr>
-              <w:t>Tính toán gợi ý ROP</w:t>
+              <w:t>Khóa bán trên POS, rút khỏi kệ trưng bày, lập phiếu tiêu hủy.</w:t>
             </w:r>
           </w:p>
         </w:tc>
@@ -2234,21 +3006,21 @@
     </w:tbl>
     <w:p>
       <w:pPr>
-        <w:spacing w:after="80"/>
+        <w:spacing w:after="120"/>
       </w:pPr>
     </w:p>
     <w:p>
       <w:pPr>
         <w:keepNext/>
-        <w:spacing w:before="280" w:after="60"/>
+        <w:spacing w:before="260" w:after="60"/>
       </w:pPr>
       <w:r>
         <w:rPr>
           <w:b/>
           <w:color w:val="0F4C81"/>
-          <w:sz w:val="26"/>
+          <w:sz w:val="23"/>
         </w:rPr>
-        <w:t>17. Thiết kế database SQL Server</w:t>
+        <w:t>9. Quy trình Tiếp nhận Hàng hóa từ Kho tổng DC (Goods Receipts)</w:t>
       </w:r>
     </w:p>
     <w:p>
@@ -2257,34 +3029,620 @@
       </w:pPr>
       <w:r>
         <w:rPr>
-          <w:sz w:val="21"/>
+          <w:sz w:val="20"/>
         </w:rPr>
-        <w:t>Cơ sở dữ liệu Microsoft SQL Server (retail_spoilage_db) được chuẩn hóa 3NF gồm 12 bảng chi tiết:</w:t>
+        <w:t>Quy trình kiểm soát chất lượng đầu vào chặt chẽ khi xe giao hàng từ Kho tổng DC cập bến cửa hàng:</w:t>
       </w:r>
     </w:p>
     <w:p>
       <w:pPr>
+        <w:pStyle w:val="ListBullet"/>
+        <w:spacing w:after="40" w:line="269" w:lineRule="auto"/>
+      </w:pPr>
+      <w:r>
+        <w:rPr>
+          <w:sz w:val="19"/>
+        </w:rPr>
+        <w:t>Bước 1: Nhân viên đối chiếu Phiếu giao hàng của tài xế DC với số lượng thùng thực tế.</w:t>
+      </w:r>
+    </w:p>
+    <w:p>
+      <w:pPr>
+        <w:pStyle w:val="ListBullet"/>
+        <w:spacing w:after="40" w:line="269" w:lineRule="auto"/>
+      </w:pPr>
+      <w:r>
+        <w:rPr>
+          <w:sz w:val="19"/>
+        </w:rPr>
+        <w:t>Bước 2: Kiểm tra vật lý hạn sử dụng in trên bao bì sản phẩm (NSX và HSD).</w:t>
+      </w:r>
+    </w:p>
+    <w:p>
+      <w:pPr>
+        <w:pStyle w:val="ListBullet"/>
+        <w:spacing w:after="40" w:line="269" w:lineRule="auto"/>
+      </w:pPr>
+      <w:r>
+        <w:rPr>
+          <w:sz w:val="19"/>
+        </w:rPr>
+        <w:t>Bước 3: Mở màn hình 'Tiếp nhận DC' trên phần mềm, chọn Nhà cung cấp, nhập Mã lô, Ngày sản xuất, Hạn sử dụng, Số lượng và Đơn giá vốn.</w:t>
+      </w:r>
+    </w:p>
+    <w:p>
+      <w:pPr>
+        <w:pStyle w:val="ListBullet"/>
+        <w:spacing w:after="40" w:line="269" w:lineRule="auto"/>
+      </w:pPr>
+      <w:r>
+        <w:rPr>
+          <w:sz w:val="19"/>
+        </w:rPr>
+        <w:t>Bước 4: Hệ thống thực hiện kiểm tra ràng buộc: ExpiryDate phải lớn hơn ManufactureDate và ExpiryDate phải lớn hơn ReceiptDate.</w:t>
+      </w:r>
+    </w:p>
+    <w:p>
+      <w:pPr>
+        <w:pStyle w:val="ListBullet"/>
+        <w:spacing w:after="40" w:line="269" w:lineRule="auto"/>
+      </w:pPr>
+      <w:r>
+        <w:rPr>
+          <w:sz w:val="19"/>
+        </w:rPr>
+        <w:t>Bước 5: Bấm 'Xác nhận nhập kho': Hệ thống tạo bản ghi goods_receipts, chèn các lô mới vào bảng batches và ghi System Audit Log.</w:t>
+      </w:r>
+    </w:p>
+    <w:p>
+      <w:pPr>
         <w:keepNext/>
-        <w:spacing w:before="200" w:after="40"/>
+        <w:spacing w:before="260" w:after="60"/>
       </w:pPr>
       <w:r>
         <w:rPr>
           <w:b/>
-          <w:color w:val="10B981"/>
+          <w:color w:val="0F4C81"/>
           <w:sz w:val="23"/>
         </w:rPr>
-        <w:t>17.1 Bảng users (Nhân sự &amp; Phân quyền)</w:t>
+        <w:t>10. Quy trình Bán lẻ tại quầy POS &amp; Thuật toán Tự động Xuất kho FEFO</w:t>
       </w:r>
     </w:p>
     <w:p>
       <w:pPr>
-        <w:spacing w:before="80" w:after="120"/>
+        <w:spacing w:after="80" w:line="276" w:lineRule="auto"/>
+      </w:pPr>
+      <w:r>
+        <w:rPr>
+          <w:sz w:val="20"/>
+        </w:rPr>
+        <w:t>Bán lẻ ra cho người tiêu dùng chính là hành động Xuất kho. Hệ thống loại bỏ hoàn toàn các phiếu xuất kho thủ công rườm rà.</w:t>
+      </w:r>
+    </w:p>
+    <w:p>
+      <w:pPr>
+        <w:keepNext/>
+        <w:spacing w:before="160" w:after="40"/>
+      </w:pPr>
+      <w:r>
+        <w:rPr>
+          <w:b/>
+          <w:color w:val="108C5A"/>
+          <w:sz w:val="21"/>
+        </w:rPr>
+        <w:t>10.1 Thuật toán Xuất kho FEFO Tự động (First Expired, First Out)</w:t>
+      </w:r>
+    </w:p>
+    <w:p>
+      <w:pPr>
+        <w:spacing w:after="80" w:line="276" w:lineRule="auto"/>
+      </w:pPr>
+      <w:r>
+        <w:rPr>
+          <w:sz w:val="20"/>
+        </w:rPr>
+        <w:t>Khi khách hàng đem giỏ hàng đến quầy thu ngân:</w:t>
+      </w:r>
+    </w:p>
+    <w:p>
+      <w:pPr>
+        <w:pStyle w:val="ListBullet"/>
+        <w:spacing w:after="40" w:line="269" w:lineRule="auto"/>
+      </w:pPr>
+      <w:r>
+        <w:rPr>
+          <w:sz w:val="19"/>
+        </w:rPr>
+        <w:t>1. Thu ngân quét mã vạch SKU sản phẩm và nhập số lượng khách mua (Q_order).</w:t>
+      </w:r>
+    </w:p>
+    <w:p>
+      <w:pPr>
+        <w:pStyle w:val="ListBullet"/>
+        <w:spacing w:after="40" w:line="269" w:lineRule="auto"/>
+      </w:pPr>
+      <w:r>
+        <w:rPr>
+          <w:sz w:val="19"/>
+        </w:rPr>
+        <w:t>2. Hệ thống kiểm tra tổng tồn khả dụng của sản phẩm đó: SUM(current_quantity) của các lô có status IN ('ACTIVE', 'WARNING') và ExpiryDate &gt;= Today. Nếu Tổng tồn &lt; Q_order -&gt; Báo lỗi chặn giao dịch (Không bao giờ để âm kho).</w:t>
+      </w:r>
+    </w:p>
+    <w:p>
+      <w:pPr>
+        <w:pStyle w:val="ListBullet"/>
+        <w:spacing w:after="40" w:line="269" w:lineRule="auto"/>
+      </w:pPr>
+      <w:r>
+        <w:rPr>
+          <w:sz w:val="19"/>
+        </w:rPr>
+        <w:t>3. Hệ thống tự động truy vấn các lô hàng khả dụng, sắp xếp ưu tiên theo hạn sử dụng tăng dần: ORDER BY expiry_date ASC, id ASC.</w:t>
+      </w:r>
+    </w:p>
+    <w:p>
+      <w:pPr>
+        <w:pStyle w:val="ListBullet"/>
+        <w:spacing w:after="40" w:line="269" w:lineRule="auto"/>
+      </w:pPr>
+      <w:r>
+        <w:rPr>
+          <w:sz w:val="19"/>
+        </w:rPr>
+        <w:t>4. Tiến hành vòng lặp trừ kho FEFO:</w:t>
+      </w:r>
+    </w:p>
+    <w:p>
+      <w:pPr>
+        <w:pStyle w:val="ListBullet"/>
+        <w:spacing w:after="40" w:line="269" w:lineRule="auto"/>
+      </w:pPr>
+      <w:r>
+        <w:rPr>
+          <w:sz w:val="19"/>
+        </w:rPr>
+        <w:t xml:space="preserve">   - Lấy lô có date gần nhất (Batch 1 có tồn Q1).</w:t>
+      </w:r>
+    </w:p>
+    <w:p>
+      <w:pPr>
+        <w:pStyle w:val="ListBullet"/>
+        <w:spacing w:after="40" w:line="269" w:lineRule="auto"/>
+      </w:pPr>
+      <w:r>
+        <w:rPr>
+          <w:sz w:val="19"/>
+        </w:rPr>
+        <w:t xml:space="preserve">   - Nếu Q1 &gt;= Q_order: Trừ lô 1: Q1_new = Q1 - Q_order. Lưu bản ghi sales_history. Hoàn thành đơn hàng.</w:t>
+      </w:r>
+    </w:p>
+    <w:p>
+      <w:pPr>
+        <w:pStyle w:val="ListBullet"/>
+        <w:spacing w:after="40" w:line="269" w:lineRule="auto"/>
+      </w:pPr>
+      <w:r>
+        <w:rPr>
+          <w:sz w:val="19"/>
+        </w:rPr>
+        <w:t xml:space="preserve">   - Nếu Q1 &lt; Q_order: Trừ sạch lô 1 về 0 (Q1_new = 0, status chuyển sang COMPLETED/EXHAUSTED). Số lượng còn thiếu Q_remain = Q_order - Q1 tiếp tục được trừ tự động sang Lô 2 có hạn kế tiếp.</w:t>
+      </w:r>
+    </w:p>
+    <w:p>
+      <w:pPr>
+        <w:pStyle w:val="ListBullet"/>
+        <w:spacing w:after="40" w:line="269" w:lineRule="auto"/>
+      </w:pPr>
+      <w:r>
+        <w:rPr>
+          <w:sz w:val="19"/>
+        </w:rPr>
+        <w:t>5. Giao dịch được thực thi trọn vẹn trong một SQL Transaction để đảm bảo tính toàn vẹn tuyệt đối.</w:t>
+      </w:r>
+    </w:p>
+    <w:p>
+      <w:pPr>
+        <w:keepNext/>
+        <w:spacing w:before="160" w:after="40"/>
+      </w:pPr>
+      <w:r>
+        <w:rPr>
+          <w:b/>
+          <w:color w:val="108C5A"/>
+          <w:sz w:val="21"/>
+        </w:rPr>
+        <w:t>10.2 Ghi nhận Ngữ cảnh Bán hàng phục vụ Dự báo AI</w:t>
+      </w:r>
+    </w:p>
+    <w:p>
+      <w:pPr>
+        <w:spacing w:after="80" w:line="276" w:lineRule="auto"/>
+      </w:pPr>
+      <w:r>
+        <w:rPr>
+          <w:sz w:val="20"/>
+        </w:rPr>
+        <w:t>Mỗi hóa đơn bán lẻ lưu trữ thêm 2 tham số quan trọng trong sales_history: weather (SUNNY, RAINY, NORMAL) và is_holiday (0 hoặc 1). Đây là dữ liệu sạch chuẩn bị sẵn để cung cấp cho Module 9 (AI Reorder Predictor) sau này.</w:t>
+      </w:r>
+    </w:p>
+    <w:p>
+      <w:pPr>
+        <w:keepNext/>
+        <w:spacing w:before="260" w:after="60"/>
+      </w:pPr>
+      <w:r>
+        <w:rPr>
+          <w:b/>
+          <w:color w:val="0F4C81"/>
+          <w:sz w:val="23"/>
+        </w:rPr>
+        <w:t>11. Quy trình Xử lý Hàng Cận date &amp; Kích hoạt Xả hàng Giảm giá</w:t>
+      </w:r>
+    </w:p>
+    <w:p>
+      <w:pPr>
+        <w:spacing w:after="80" w:line="276" w:lineRule="auto"/>
+      </w:pPr>
+      <w:r>
+        <w:rPr>
+          <w:sz w:val="20"/>
+        </w:rPr>
+        <w:t>Để chủ động kích cầu tiêu thụ trước khi hàng chạm ngưỡng quá hạn:</w:t>
+      </w:r>
+    </w:p>
+    <w:p>
+      <w:pPr>
+        <w:pStyle w:val="ListBullet"/>
+        <w:spacing w:after="40" w:line="269" w:lineRule="auto"/>
+      </w:pPr>
+      <w:r>
+        <w:rPr>
+          <w:sz w:val="19"/>
+        </w:rPr>
+        <w:t>Khi một lô hàng rơi vào Vùng Cảnh báo Đỏ (&lt;= 3 ngày hoặc &lt;= 10% RSL), phần mềm hiển thị nút 'Giảm giá xả hàng' (Quick Discount).</w:t>
+      </w:r>
+    </w:p>
+    <w:p>
+      <w:pPr>
+        <w:pStyle w:val="ListBullet"/>
+        <w:spacing w:after="40" w:line="269" w:lineRule="auto"/>
+      </w:pPr>
+      <w:r>
+        <w:rPr>
+          <w:sz w:val="19"/>
+        </w:rPr>
+        <w:t>Cửa hàng trưởng chọn mức chiết khấu phù hợp: 20%, 30% hoặc 50%.</w:t>
+      </w:r>
+    </w:p>
+    <w:p>
+      <w:pPr>
+        <w:pStyle w:val="ListBullet"/>
+        <w:spacing w:after="40" w:line="269" w:lineRule="auto"/>
+      </w:pPr>
+      <w:r>
+        <w:rPr>
+          <w:sz w:val="19"/>
+        </w:rPr>
+        <w:t>Hệ thống cập nhật discount_percent của lô hàng đó trong bảng batches.</w:t>
+      </w:r>
+    </w:p>
+    <w:p>
+      <w:pPr>
+        <w:pStyle w:val="ListBullet"/>
+        <w:spacing w:after="40" w:line="269" w:lineRule="auto"/>
+      </w:pPr>
+      <w:r>
+        <w:rPr>
+          <w:sz w:val="19"/>
+        </w:rPr>
+        <w:t>Tại quầy POS, khi bán sản phẩm từ lô này, giá bán được tự động tính theo công thức: Giá bán = Giá niêm yết x (100 - discount_percent) / 100.</w:t>
+      </w:r>
+    </w:p>
+    <w:p>
+      <w:pPr>
+        <w:pStyle w:val="ListBullet"/>
+        <w:spacing w:after="40" w:line="269" w:lineRule="auto"/>
+      </w:pPr>
+      <w:r>
+        <w:rPr>
+          <w:sz w:val="19"/>
+        </w:rPr>
+        <w:t>Trên kệ hàng, nhân viên in tem giá khuyến mãi dán lên sản phẩm để người mua ưu tiên lựa chọn.</w:t>
+      </w:r>
+    </w:p>
+    <w:p>
+      <w:pPr>
+        <w:keepNext/>
+        <w:spacing w:before="260" w:after="60"/>
+      </w:pPr>
+      <w:r>
+        <w:rPr>
+          <w:b/>
+          <w:color w:val="0F4C81"/>
+          <w:sz w:val="23"/>
+        </w:rPr>
+        <w:t>12. Quy trình Tiêu hủy Hàng hỏng/Quá hạn &amp; Hạch toán Hao hụt Tài chính (Spoilage Management)</w:t>
+      </w:r>
+    </w:p>
+    <w:p>
+      <w:pPr>
+        <w:spacing w:after="80" w:line="276" w:lineRule="auto"/>
+      </w:pPr>
+      <w:r>
+        <w:rPr>
+          <w:sz w:val="20"/>
+        </w:rPr>
+        <w:t>Trường hợp hàng hóa không kịp bán hết trước khi hết date, hoặc bị hư hỏng trong quá trình vận hành (chuột cắn, rách bao bì, sữa chua bị phồng chua):</w:t>
+      </w:r>
+    </w:p>
+    <w:p>
+      <w:pPr>
+        <w:pStyle w:val="ListBullet"/>
+        <w:spacing w:after="40" w:line="269" w:lineRule="auto"/>
+      </w:pPr>
+      <w:r>
+        <w:rPr>
+          <w:sz w:val="19"/>
+        </w:rPr>
+        <w:t>1. Phát hiện &amp; Lập biên bản: Nhân viên nhặt sản phẩm lỗi ra khỏi kệ, kiểm tra mã lô, nhập số lượng cần hủy và chọn lý do (EXPIRED: Hết hạn sử dụng, DAMAGED: Hư hỏng vật lý/rách nát, SPOILED: Biến chất do nhiệt độ bảo quản).</w:t>
+      </w:r>
+    </w:p>
+    <w:p>
+      <w:pPr>
+        <w:pStyle w:val="ListBullet"/>
+        <w:spacing w:after="40" w:line="269" w:lineRule="auto"/>
+      </w:pPr>
+      <w:r>
+        <w:rPr>
+          <w:sz w:val="19"/>
+        </w:rPr>
+        <w:t>2. Kiểm tra thẩm quyền: Biên bản tiêu hủy bắt buộc phải do Cửa hàng trưởng phê duyệt.</w:t>
+      </w:r>
+    </w:p>
+    <w:p>
+      <w:pPr>
+        <w:pStyle w:val="ListBullet"/>
+        <w:spacing w:after="40" w:line="269" w:lineRule="auto"/>
+      </w:pPr>
+      <w:r>
+        <w:rPr>
+          <w:sz w:val="19"/>
+        </w:rPr>
+        <w:t>3. Tự động tính tổn thất tài chính:</w:t>
+        <w:br/>
+        <w:t xml:space="preserve">   Chi phí thiệt hại (cost_loss) = quantity_disposed x Giá vốn nhập (import_price).</w:t>
+      </w:r>
+    </w:p>
+    <w:p>
+      <w:pPr>
+        <w:pStyle w:val="ListBullet"/>
+        <w:spacing w:after="40" w:line="269" w:lineRule="auto"/>
+      </w:pPr>
+      <w:r>
+        <w:rPr>
+          <w:sz w:val="19"/>
+        </w:rPr>
+        <w:t>4. Cập nhật kho: Trừ sạch số lượng tiêu hủy khỏi current_quantity của lô hàng. Nếu tồn về 0, chuyển status của lô sang DISPOSED.</w:t>
+      </w:r>
+    </w:p>
+    <w:p>
+      <w:pPr>
+        <w:pStyle w:val="ListBullet"/>
+        <w:spacing w:after="40" w:line="269" w:lineRule="auto"/>
+      </w:pPr>
+      <w:r>
+        <w:rPr>
+          <w:sz w:val="19"/>
+        </w:rPr>
+        <w:t>5. Lưu sổ hao hụt: Lưu bản ghi vào bảng spoilage_records và cập nhật chỉ số Spoilage Rate % trên Dashboard điều hành.</w:t>
+      </w:r>
+    </w:p>
+    <w:p>
+      <w:pPr>
+        <w:keepNext/>
+        <w:spacing w:before="260" w:after="60"/>
+      </w:pPr>
+      <w:r>
+        <w:rPr>
+          <w:b/>
+          <w:color w:val="0F4C81"/>
+          <w:sz w:val="23"/>
+        </w:rPr>
+        <w:t>13. Cơ chế Đề xuất Tái đặt hàng (Reorder Point - ROP) &amp; Module Dự báo Nhu cầu</w:t>
+      </w:r>
+    </w:p>
+    <w:p>
+      <w:pPr>
+        <w:spacing w:after="80" w:line="276" w:lineRule="auto"/>
+      </w:pPr>
+      <w:r>
+        <w:rPr>
+          <w:sz w:val="20"/>
+        </w:rPr>
+        <w:t>Để đảm bảo cửa hàng không bị đứt gãy nguồn cung mà vẫn không bị ứ đọng hàng dẫn đến hết date, hệ thống áp dụng công thức ROP:</w:t>
+      </w:r>
+    </w:p>
+    <w:p>
+      <w:pPr>
+        <w:spacing w:before="40" w:after="80"/>
       </w:pPr>
       <w:r>
         <w:rPr>
           <w:rFonts w:ascii="Consolas" w:hAnsi="Consolas"/>
           <w:color w:val="1E293B"/>
-          <w:sz w:val="18"/>
+          <w:sz w:val="17"/>
+        </w:rPr>
+        <w:t xml:space="preserve">   ROP = (d x L) + SS</w:t>
+        <w:br/>
+        <w:br/>
+        <w:t xml:space="preserve">   Trong đó:</w:t>
+        <w:br/>
+        <w:t xml:space="preserve">   - d : Tốc độ bán bình quân mỗi ngày (Daily Velocity = Tổng bán 14 ngày qua / 14)</w:t>
+        <w:br/>
+        <w:t xml:space="preserve">   - L : Lead time giao hàng từ Kho tổng DC (mặc định 1 - 2 ngày)</w:t>
+        <w:br/>
+        <w:t xml:space="preserve">   - SS : Tồn kho an toàn dự phòng (Safety Stock = 1.65 x Độ lệch chuẩn nhu cầu x sqrt(L))</w:t>
+      </w:r>
+    </w:p>
+    <w:p>
+      <w:pPr>
+        <w:spacing w:after="80" w:line="276" w:lineRule="auto"/>
+      </w:pPr>
+      <w:r>
+        <w:rPr>
+          <w:sz w:val="20"/>
+        </w:rPr>
+        <w:t>Ngoài ra, hệ thống tích hợp Bộ cảnh báo Rủi ro Kép (Double Spoilage Check):</w:t>
+      </w:r>
+    </w:p>
+    <w:p>
+      <w:pPr>
+        <w:pStyle w:val="ListBullet"/>
+        <w:spacing w:after="40" w:line="269" w:lineRule="auto"/>
+      </w:pPr>
+      <w:r>
+        <w:rPr>
+          <w:sz w:val="19"/>
+        </w:rPr>
+        <w:t>Tính số ngày bán hết hàng tồn (Days of Supply): DOS = Tồn kho hiện tại / d.</w:t>
+      </w:r>
+    </w:p>
+    <w:p>
+      <w:pPr>
+        <w:pStyle w:val="ListBullet"/>
+        <w:spacing w:after="40" w:line="269" w:lineRule="auto"/>
+      </w:pPr>
+      <w:r>
+        <w:rPr>
+          <w:sz w:val="19"/>
+        </w:rPr>
+        <w:t>Tính số ngày còn lại đến hạn sử dụng của lô gần nhất: DUE = ExpiryDate - Today.</w:t>
+      </w:r>
+    </w:p>
+    <w:p>
+      <w:pPr>
+        <w:pStyle w:val="ListBullet"/>
+        <w:spacing w:after="40" w:line="269" w:lineRule="auto"/>
+      </w:pPr>
+      <w:r>
+        <w:rPr>
+          <w:sz w:val="19"/>
+        </w:rPr>
+        <w:t>Nếu DOS &gt; DUE: Hệ thống phát tín hiệu CẢNH BÁO NGUY CƠ CAO (Tồn kho quá nhiều so với tốc độ bán, hàng sẽ bị quá hạn trước khi bán hết) và tự động giảm số lượng đề xuất đặt hàng mới từ DC.</w:t>
+      </w:r>
+    </w:p>
+    <w:p>
+      <w:pPr>
+        <w:spacing w:after="80" w:line="276" w:lineRule="auto"/>
+      </w:pPr>
+      <w:r>
+        <w:rPr>
+          <w:sz w:val="20"/>
+        </w:rPr>
+        <w:t>Ghi chú chiến lược: Theo đúng hướng dẫn của ThS. Lê Minh Nhật, tính năng AI Machine Learning dự báo nhu cầu sâu dựa trên thời tiết và ngày lễ sẽ được đóng gói thành Module 9 phát triển độc lập sau khi các module quản lý bán lẻ cơ bản hoàn thiện 100%.</w:t>
+      </w:r>
+    </w:p>
+    <w:p>
+      <w:pPr>
+        <w:keepNext/>
+        <w:spacing w:before="360" w:after="80"/>
+      </w:pPr>
+      <w:r>
+        <w:rPr>
+          <w:b/>
+          <w:color w:val="B45309"/>
+          <w:sz w:val="26"/>
+        </w:rPr>
+        <w:t>PHẦN V: THIẾT KẾ CƠ SỞ DỮ LIỆU &amp; KIẾN TRÚC KỸ THUẬT</w:t>
+      </w:r>
+    </w:p>
+    <w:p>
+      <w:pPr>
+        <w:keepNext/>
+        <w:spacing w:before="260" w:after="60"/>
+      </w:pPr>
+      <w:r>
+        <w:rPr>
+          <w:b/>
+          <w:color w:val="0F4C81"/>
+          <w:sz w:val="23"/>
+        </w:rPr>
+        <w:t>14. Thiết kế Cơ sở Dữ liệu SQL Server Chuẩn 3NF (12 Bảng Hoàn chỉnh)</w:t>
+      </w:r>
+    </w:p>
+    <w:p>
+      <w:pPr>
+        <w:spacing w:after="80" w:line="276" w:lineRule="auto"/>
+      </w:pPr>
+      <w:r>
+        <w:rPr>
+          <w:sz w:val="20"/>
+        </w:rPr>
+        <w:t>Cơ sở dữ liệu Microsoft SQL Server LocalDB (retail_spoilage_db) được thiết kế chuẩn hóa 3NF, bảo đảm tính toàn vẹn dữ liệu:</w:t>
+      </w:r>
+    </w:p>
+    <w:p>
+      <w:pPr>
+        <w:keepNext/>
+        <w:spacing w:before="160" w:after="40"/>
+      </w:pPr>
+      <w:r>
+        <w:rPr>
+          <w:b/>
+          <w:color w:val="108C5A"/>
+          <w:sz w:val="21"/>
+        </w:rPr>
+        <w:t>14.1 Bảng system_settings (Cấu hình tham số cửa hàng)</w:t>
+      </w:r>
+    </w:p>
+    <w:p>
+      <w:pPr>
+        <w:spacing w:before="40" w:after="80"/>
+      </w:pPr>
+      <w:r>
+        <w:rPr>
+          <w:rFonts w:ascii="Consolas" w:hAnsi="Consolas"/>
+          <w:color w:val="1E293B"/>
+          <w:sz w:val="17"/>
+        </w:rPr>
+        <w:t>CREATE TABLE [dbo].[system_settings] (</w:t>
+        <w:br/>
+        <w:t xml:space="preserve">    [id] INT IDENTITY(1,1) PRIMARY KEY,</w:t>
+        <w:br/>
+        <w:t xml:space="preserve">    [setting_key] NVARCHAR(50) NOT NULL UNIQUE,</w:t>
+        <w:br/>
+        <w:t xml:space="preserve">    [setting_value] NVARCHAR(255) NOT NULL,</w:t>
+        <w:br/>
+        <w:t xml:space="preserve">    [description] NVARCHAR(255) NULL,</w:t>
+        <w:br/>
+        <w:t xml:space="preserve">    [updated_at] DATETIME DEFAULT GETDATE()</w:t>
+        <w:br/>
+        <w:t>);</w:t>
+      </w:r>
+    </w:p>
+    <w:p>
+      <w:pPr>
+        <w:keepNext/>
+        <w:spacing w:before="160" w:after="40"/>
+      </w:pPr>
+      <w:r>
+        <w:rPr>
+          <w:b/>
+          <w:color w:val="108C5A"/>
+          <w:sz w:val="21"/>
+        </w:rPr>
+        <w:t>14.2 Bảng users (Tài khoản người dùng &amp; Phân quyền)</w:t>
+      </w:r>
+    </w:p>
+    <w:p>
+      <w:pPr>
+        <w:spacing w:before="40" w:after="80"/>
+      </w:pPr>
+      <w:r>
+        <w:rPr>
+          <w:rFonts w:ascii="Consolas" w:hAnsi="Consolas"/>
+          <w:color w:val="1E293B"/>
+          <w:sz w:val="17"/>
         </w:rPr>
         <w:t>CREATE TABLE [dbo].[users] (</w:t>
         <w:br/>
@@ -2296,7 +3654,66 @@
         <w:br/>
         <w:t xml:space="preserve">    [full_name] NVARCHAR(100) NOT NULL,</w:t>
         <w:br/>
+        <w:t xml:space="preserve">    [email] NVARCHAR(100) NULL,</w:t>
+        <w:br/>
+        <w:t xml:space="preserve">    [phone] NVARCHAR(20) NULL,</w:t>
+        <w:br/>
+        <w:t xml:space="preserve">    [avatar_url] NVARCHAR(255) NULL,</w:t>
+        <w:br/>
         <w:t xml:space="preserve">    [role] NVARCHAR(20) NOT NULL DEFAULT 'STAFF' CHECK ([role] IN ('MANAGER', 'STAFF')),</w:t>
+        <w:br/>
+        <w:t xml:space="preserve">    [is_active] BIT NOT NULL DEFAULT 1,</w:t>
+        <w:br/>
+        <w:t xml:space="preserve">    [last_login] DATETIME NULL,</w:t>
+        <w:br/>
+        <w:t xml:space="preserve">    [created_at] DATETIME DEFAULT GETDATE(),</w:t>
+        <w:br/>
+        <w:t xml:space="preserve">    [updated_at] DATETIME DEFAULT GETDATE()</w:t>
+        <w:br/>
+        <w:t>);</w:t>
+      </w:r>
+    </w:p>
+    <w:p>
+      <w:pPr>
+        <w:keepNext/>
+        <w:spacing w:before="160" w:after="40"/>
+      </w:pPr>
+      <w:r>
+        <w:rPr>
+          <w:b/>
+          <w:color w:val="108C5A"/>
+          <w:sz w:val="21"/>
+        </w:rPr>
+        <w:t>14.3 Bảng suppliers (Kho tổng DC &amp; Nhà cung cấp liên kết)</w:t>
+      </w:r>
+    </w:p>
+    <w:p>
+      <w:pPr>
+        <w:spacing w:before="40" w:after="80"/>
+      </w:pPr>
+      <w:r>
+        <w:rPr>
+          <w:rFonts w:ascii="Consolas" w:hAnsi="Consolas"/>
+          <w:color w:val="1E293B"/>
+          <w:sz w:val="17"/>
+        </w:rPr>
+        <w:t>CREATE TABLE [dbo].[suppliers] (</w:t>
+        <w:br/>
+        <w:t xml:space="preserve">    [id] INT IDENTITY(1,1) PRIMARY KEY,</w:t>
+        <w:br/>
+        <w:t xml:space="preserve">    [code] NVARCHAR(30) NOT NULL UNIQUE,</w:t>
+        <w:br/>
+        <w:t xml:space="preserve">    [name] NVARCHAR(150) NOT NULL,</w:t>
+        <w:br/>
+        <w:t xml:space="preserve">    [contact_name] NVARCHAR(100) NULL,</w:t>
+        <w:br/>
+        <w:t xml:space="preserve">    [phone] NVARCHAR(20) NULL,</w:t>
+        <w:br/>
+        <w:t xml:space="preserve">    [email] NVARCHAR(100) NULL,</w:t>
+        <w:br/>
+        <w:t xml:space="preserve">    [address] NVARCHAR(255) NULL,</w:t>
+        <w:br/>
+        <w:t xml:space="preserve">    [lead_time_days] INT NOT NULL DEFAULT 1,</w:t>
         <w:br/>
         <w:t xml:space="preserve">    [is_active] BIT NOT NULL DEFAULT 1,</w:t>
         <w:br/>
@@ -2308,26 +3725,26 @@
     <w:p>
       <w:pPr>
         <w:keepNext/>
-        <w:spacing w:before="200" w:after="40"/>
+        <w:spacing w:before="160" w:after="40"/>
       </w:pPr>
       <w:r>
         <w:rPr>
           <w:b/>
-          <w:color w:val="10B981"/>
-          <w:sz w:val="23"/>
+          <w:color w:val="108C5A"/>
+          <w:sz w:val="21"/>
         </w:rPr>
-        <w:t>17.2 Bảng categories (Ngành hàng bán lẻ)</w:t>
+        <w:t>14.4 Bảng categories (Ngành hàng bán lẻ)</w:t>
       </w:r>
     </w:p>
     <w:p>
       <w:pPr>
-        <w:spacing w:before="80" w:after="120"/>
+        <w:spacing w:before="40" w:after="80"/>
       </w:pPr>
       <w:r>
         <w:rPr>
           <w:rFonts w:ascii="Consolas" w:hAnsi="Consolas"/>
           <w:color w:val="1E293B"/>
-          <w:sz w:val="18"/>
+          <w:sz w:val="17"/>
         </w:rPr>
         <w:t>CREATE TABLE [dbo].[categories] (</w:t>
         <w:br/>
@@ -2349,67 +3766,26 @@
     <w:p>
       <w:pPr>
         <w:keepNext/>
-        <w:spacing w:before="200" w:after="40"/>
+        <w:spacing w:before="160" w:after="40"/>
       </w:pPr>
       <w:r>
         <w:rPr>
           <w:b/>
-          <w:color w:val="10B981"/>
-          <w:sz w:val="23"/>
+          <w:color w:val="108C5A"/>
+          <w:sz w:val="21"/>
         </w:rPr>
-        <w:t>17.3 Bảng suppliers (Nhà cung cấp &amp; Kho tổng DC)</w:t>
+        <w:t>14.5 Bảng products (Sản phẩm bán lẻ)</w:t>
       </w:r>
     </w:p>
     <w:p>
       <w:pPr>
-        <w:spacing w:before="80" w:after="120"/>
+        <w:spacing w:before="40" w:after="80"/>
       </w:pPr>
       <w:r>
         <w:rPr>
           <w:rFonts w:ascii="Consolas" w:hAnsi="Consolas"/>
           <w:color w:val="1E293B"/>
-          <w:sz w:val="18"/>
-        </w:rPr>
-        <w:t>CREATE TABLE [dbo].[suppliers] (</w:t>
-        <w:br/>
-        <w:t xml:space="preserve">    [id] INT IDENTITY(1,1) PRIMARY KEY,</w:t>
-        <w:br/>
-        <w:t xml:space="preserve">    [code] NVARCHAR(30) NOT NULL UNIQUE,</w:t>
-        <w:br/>
-        <w:t xml:space="preserve">    [name] NVARCHAR(150) NOT NULL,</w:t>
-        <w:br/>
-        <w:t xml:space="preserve">    [lead_time_days] INT NOT NULL DEFAULT 2,</w:t>
-        <w:br/>
-        <w:t xml:space="preserve">    [is_active] BIT NOT NULL DEFAULT 1,</w:t>
-        <w:br/>
-        <w:t xml:space="preserve">    [created_at] DATETIME DEFAULT GETDATE()</w:t>
-        <w:br/>
-        <w:t>);</w:t>
-      </w:r>
-    </w:p>
-    <w:p>
-      <w:pPr>
-        <w:keepNext/>
-        <w:spacing w:before="200" w:after="40"/>
-      </w:pPr>
-      <w:r>
-        <w:rPr>
-          <w:b/>
-          <w:color w:val="10B981"/>
-          <w:sz w:val="23"/>
-        </w:rPr>
-        <w:t>17.4 Bảng products (Sản phẩm bán lẻ)</w:t>
-      </w:r>
-    </w:p>
-    <w:p>
-      <w:pPr>
-        <w:spacing w:before="80" w:after="120"/>
-      </w:pPr>
-      <w:r>
-        <w:rPr>
-          <w:rFonts w:ascii="Consolas" w:hAnsi="Consolas"/>
-          <w:color w:val="1E293B"/>
-          <w:sz w:val="18"/>
+          <w:sz w:val="17"/>
         </w:rPr>
         <w:t>CREATE TABLE [dbo].[products] (</w:t>
         <w:br/>
@@ -2435,9 +3811,15 @@
         <w:br/>
         <w:t xml:space="preserve">    [max_stock_level] INT NOT NULL DEFAULT 150,</w:t>
         <w:br/>
+        <w:t xml:space="preserve">    [custom_warning_days] INT NULL,</w:t>
+        <w:br/>
+        <w:t xml:space="preserve">    [image_url] NVARCHAR(255) NULL,</w:t>
+        <w:br/>
         <w:t xml:space="preserve">    [is_active] BIT NOT NULL DEFAULT 1,</w:t>
         <w:br/>
-        <w:t xml:space="preserve">    [created_at] DATETIME DEFAULT GETDATE()</w:t>
+        <w:t xml:space="preserve">    [created_at] DATETIME DEFAULT GETDATE(),</w:t>
+        <w:br/>
+        <w:t xml:space="preserve">    [updated_at] DATETIME DEFAULT GETDATE()</w:t>
         <w:br/>
         <w:t>);</w:t>
       </w:r>
@@ -2445,26 +3827,26 @@
     <w:p>
       <w:pPr>
         <w:keepNext/>
-        <w:spacing w:before="200" w:after="40"/>
+        <w:spacing w:before="160" w:after="40"/>
       </w:pPr>
       <w:r>
         <w:rPr>
           <w:b/>
-          <w:color w:val="10B981"/>
-          <w:sz w:val="23"/>
+          <w:color w:val="108C5A"/>
+          <w:sz w:val="21"/>
         </w:rPr>
-        <w:t>17.5 Bảng goods_receipts (Đợt nhập hàng từ DC)</w:t>
+        <w:t>14.6 Bảng goods_receipts (Phiếu tiếp nhận hàng từ DC)</w:t>
       </w:r>
     </w:p>
     <w:p>
       <w:pPr>
-        <w:spacing w:before="80" w:after="120"/>
+        <w:spacing w:before="40" w:after="80"/>
       </w:pPr>
       <w:r>
         <w:rPr>
           <w:rFonts w:ascii="Consolas" w:hAnsi="Consolas"/>
           <w:color w:val="1E293B"/>
-          <w:sz w:val="18"/>
+          <w:sz w:val="17"/>
         </w:rPr>
         <w:t>CREATE TABLE [dbo].[goods_receipts] (</w:t>
         <w:br/>
@@ -2482,6 +3864,8 @@
         <w:br/>
         <w:t xml:space="preserve">    [status] NVARCHAR(20) NOT NULL DEFAULT 'COMPLETED' CHECK ([status] IN ('PENDING', 'COMPLETED', 'CANCELLED')),</w:t>
         <w:br/>
+        <w:t xml:space="preserve">    [notes] NVARCHAR(255) NULL,</w:t>
+        <w:br/>
         <w:t xml:space="preserve">    [created_at] DATETIME DEFAULT GETDATE()</w:t>
         <w:br/>
         <w:t>);</w:t>
@@ -2490,26 +3874,26 @@
     <w:p>
       <w:pPr>
         <w:keepNext/>
-        <w:spacing w:before="200" w:after="40"/>
+        <w:spacing w:before="160" w:after="40"/>
       </w:pPr>
       <w:r>
         <w:rPr>
           <w:b/>
-          <w:color w:val="10B981"/>
-          <w:sz w:val="23"/>
+          <w:color w:val="108C5A"/>
+          <w:sz w:val="21"/>
         </w:rPr>
-        <w:t>17.6 Bảng batches (Lô hàng &amp; Kiểm soát Shelf-Life)</w:t>
+        <w:t>14.7 Bảng batches (Lô hàng tại cửa hàng &amp; Vòng đời Shelf-Life)</w:t>
       </w:r>
     </w:p>
     <w:p>
       <w:pPr>
-        <w:spacing w:before="80" w:after="120"/>
+        <w:spacing w:before="40" w:after="80"/>
       </w:pPr>
       <w:r>
         <w:rPr>
           <w:rFonts w:ascii="Consolas" w:hAnsi="Consolas"/>
           <w:color w:val="1E293B"/>
-          <w:sz w:val="18"/>
+          <w:sz w:val="17"/>
         </w:rPr>
         <w:t>CREATE TABLE [dbo].[batches] (</w:t>
         <w:br/>
@@ -2535,15 +3919,13 @@
         <w:br/>
         <w:t xml:space="preserve">    [discount_percent] INT NOT NULL DEFAULT 0 CHECK ([discount_percent] BETWEEN 0 AND 100),</w:t>
         <w:br/>
-        <w:t xml:space="preserve">    [is_shelf_rotated] BIT NOT NULL DEFAULT 0,</w:t>
-        <w:br/>
-        <w:t xml:space="preserve">    [status] NVARCHAR(20) NOT NULL DEFAULT 'ACTIVE' CHECK ([status] IN ('ACTIVE', 'WARNING', 'CRITICAL', 'EXPIRED', 'DISPOSED')),</w:t>
+        <w:t xml:space="preserve">    [status] NVARCHAR(20) NOT NULL DEFAULT 'ACTIVE' CHECK ([status] IN ('ACTIVE', 'WARNING', 'EXPIRED', 'DISPOSED')),</w:t>
         <w:br/>
         <w:t xml:space="preserve">    [created_at] DATETIME DEFAULT GETDATE(),</w:t>
         <w:br/>
         <w:t xml:space="preserve">    CONSTRAINT [chk_batch_quantity] CHECK ([current_quantity] &gt;= 0 AND [current_quantity] &lt;= [initial_quantity]),</w:t>
         <w:br/>
-        <w:t xml:space="preserve">    CONSTRAINT [chk_batch_dates] CHECK ([expiry_date] &gt; [import_date])</w:t>
+        <w:t xml:space="preserve">    CONSTRAINT [chk_batch_dates] CHECK ([expiry_date] &gt; [manufacture_date])</w:t>
         <w:br/>
         <w:t>);</w:t>
       </w:r>
@@ -2551,26 +3933,26 @@
     <w:p>
       <w:pPr>
         <w:keepNext/>
-        <w:spacing w:before="200" w:after="40"/>
+        <w:spacing w:before="160" w:after="40"/>
       </w:pPr>
       <w:r>
         <w:rPr>
           <w:b/>
-          <w:color w:val="10B981"/>
-          <w:sz w:val="23"/>
+          <w:color w:val="108C5A"/>
+          <w:sz w:val="21"/>
         </w:rPr>
-        <w:t>17.7 Bảng sales_history (Lịch sử bán lẻ POS &amp; Vết trừ FEFO)</w:t>
+        <w:t>14.8 Bảng sales_history (Lịch sử bán lẻ POS &amp; Ngữ cảnh dự báo)</w:t>
       </w:r>
     </w:p>
     <w:p>
       <w:pPr>
-        <w:spacing w:before="80" w:after="120"/>
+        <w:spacing w:before="40" w:after="80"/>
       </w:pPr>
       <w:r>
         <w:rPr>
           <w:rFonts w:ascii="Consolas" w:hAnsi="Consolas"/>
           <w:color w:val="1E293B"/>
-          <w:sz w:val="18"/>
+          <w:sz w:val="17"/>
         </w:rPr>
         <w:t>CREATE TABLE [dbo].[sales_history] (</w:t>
         <w:br/>
@@ -2604,26 +3986,122 @@
     <w:p>
       <w:pPr>
         <w:keepNext/>
-        <w:spacing w:before="200" w:after="40"/>
+        <w:spacing w:before="160" w:after="40"/>
       </w:pPr>
       <w:r>
         <w:rPr>
           <w:b/>
-          <w:color w:val="10B981"/>
-          <w:sz w:val="23"/>
+          <w:color w:val="108C5A"/>
+          <w:sz w:val="21"/>
         </w:rPr>
-        <w:t>17.8 Bảng spoilage_records (Biên bản tiêu hủy &amp; Hao hụt tài chính)</w:t>
+        <w:t>14.9 Bảng purchase_orders (Đơn đề xuất nhập hàng gửi Kho tổng DC)</w:t>
       </w:r>
     </w:p>
     <w:p>
       <w:pPr>
-        <w:spacing w:before="80" w:after="120"/>
+        <w:spacing w:before="40" w:after="80"/>
       </w:pPr>
       <w:r>
         <w:rPr>
           <w:rFonts w:ascii="Consolas" w:hAnsi="Consolas"/>
           <w:color w:val="1E293B"/>
-          <w:sz w:val="18"/>
+          <w:sz w:val="17"/>
+        </w:rPr>
+        <w:t>CREATE TABLE [dbo].[purchase_orders] (</w:t>
+        <w:br/>
+        <w:t xml:space="preserve">    [id] INT IDENTITY(1,1) PRIMARY KEY,</w:t>
+        <w:br/>
+        <w:t xml:space="preserve">    [order_code] NVARCHAR(50) NOT NULL UNIQUE,</w:t>
+        <w:br/>
+        <w:t xml:space="preserve">    [supplier_id] INT NOT NULL FOREIGN KEY REFERENCES [dbo].[suppliers]([id]),</w:t>
+        <w:br/>
+        <w:t xml:space="preserve">    [created_by] INT NOT NULL FOREIGN KEY REFERENCES [dbo].[users]([id]),</w:t>
+        <w:br/>
+        <w:t xml:space="preserve">    [approved_by] INT NULL FOREIGN KEY REFERENCES [dbo].[users]([id]),</w:t>
+        <w:br/>
+        <w:t xml:space="preserve">    [status] NVARCHAR(20) NOT NULL DEFAULT 'DRAFT' CHECK ([status] IN ('DRAFT', 'SUBMITTED', 'APPROVED', 'DELIVERED', 'CANCELLED')),</w:t>
+        <w:br/>
+        <w:t xml:space="preserve">    [total_estimated_cost] DECIMAL(14, 2) NOT NULL DEFAULT 0.00,</w:t>
+        <w:br/>
+        <w:t xml:space="preserve">    [expected_delivery_date] DATE NULL,</w:t>
+        <w:br/>
+        <w:t xml:space="preserve">    [notes] NVARCHAR(255) NULL,</w:t>
+        <w:br/>
+        <w:t xml:space="preserve">    [created_at] DATETIME DEFAULT GETDATE(),</w:t>
+        <w:br/>
+        <w:t xml:space="preserve">    [updated_at] DATETIME DEFAULT GETDATE()</w:t>
+        <w:br/>
+        <w:t>);</w:t>
+      </w:r>
+    </w:p>
+    <w:p>
+      <w:pPr>
+        <w:keepNext/>
+        <w:spacing w:before="160" w:after="40"/>
+      </w:pPr>
+      <w:r>
+        <w:rPr>
+          <w:b/>
+          <w:color w:val="108C5A"/>
+          <w:sz w:val="21"/>
+        </w:rPr>
+        <w:t>14.10 Bảng purchase_order_items (Chi tiết sản phẩm đề xuất đặt)</w:t>
+      </w:r>
+    </w:p>
+    <w:p>
+      <w:pPr>
+        <w:spacing w:before="40" w:after="80"/>
+      </w:pPr>
+      <w:r>
+        <w:rPr>
+          <w:rFonts w:ascii="Consolas" w:hAnsi="Consolas"/>
+          <w:color w:val="1E293B"/>
+          <w:sz w:val="17"/>
+        </w:rPr>
+        <w:t>CREATE TABLE [dbo].[purchase_order_items] (</w:t>
+        <w:br/>
+        <w:t xml:space="preserve">    [id] INT IDENTITY(1,1) PRIMARY KEY,</w:t>
+        <w:br/>
+        <w:t xml:space="preserve">    [order_id] INT NOT NULL FOREIGN KEY REFERENCES [dbo].[purchase_orders]([id]) ON DELETE CASCADE,</w:t>
+        <w:br/>
+        <w:t xml:space="preserve">    [product_id] INT NOT NULL FOREIGN KEY REFERENCES [dbo].[products]([id]),</w:t>
+        <w:br/>
+        <w:t xml:space="preserve">    [current_stock_at_order] INT NOT NULL,</w:t>
+        <w:br/>
+        <w:t xml:space="preserve">    [suggested_quantity] INT NOT NULL,</w:t>
+        <w:br/>
+        <w:t xml:space="preserve">    [approved_quantity] INT NOT NULL,</w:t>
+        <w:br/>
+        <w:t xml:space="preserve">    [unit_cost] DECIMAL(12, 2) NOT NULL,</w:t>
+        <w:br/>
+        <w:t xml:space="preserve">    [total_line_cost] DECIMAL(14, 2) NOT NULL</w:t>
+        <w:br/>
+        <w:t>);</w:t>
+      </w:r>
+    </w:p>
+    <w:p>
+      <w:pPr>
+        <w:keepNext/>
+        <w:spacing w:before="160" w:after="40"/>
+      </w:pPr>
+      <w:r>
+        <w:rPr>
+          <w:b/>
+          <w:color w:val="108C5A"/>
+          <w:sz w:val="21"/>
+        </w:rPr>
+        <w:t>14.11 Bảng spoilage_records (Biên bản tiêu hủy &amp; Sổ hao hụt tài chính)</w:t>
+      </w:r>
+    </w:p>
+    <w:p>
+      <w:pPr>
+        <w:spacing w:before="40" w:after="80"/>
+      </w:pPr>
+      <w:r>
+        <w:rPr>
+          <w:rFonts w:ascii="Consolas" w:hAnsi="Consolas"/>
+          <w:color w:val="1E293B"/>
+          <w:sz w:val="17"/>
         </w:rPr>
         <w:t>CREATE TABLE [dbo].[spoilage_records] (</w:t>
         <w:br/>
@@ -2653,116 +4131,26 @@
     <w:p>
       <w:pPr>
         <w:keepNext/>
-        <w:spacing w:before="200" w:after="40"/>
+        <w:spacing w:before="160" w:after="40"/>
       </w:pPr>
       <w:r>
         <w:rPr>
           <w:b/>
-          <w:color w:val="10B981"/>
-          <w:sz w:val="23"/>
+          <w:color w:val="108C5A"/>
+          <w:sz w:val="21"/>
         </w:rPr>
-        <w:t>17.9 Bảng purchase_orders (Đơn đặt hàng gửi Kho tổng DC)</w:t>
+        <w:t>14.12 Bảng system_audit_logs (Nhật ký kiểm toán hệ thống bất biến)</w:t>
       </w:r>
     </w:p>
     <w:p>
       <w:pPr>
-        <w:spacing w:before="80" w:after="120"/>
+        <w:spacing w:before="40" w:after="80"/>
       </w:pPr>
       <w:r>
         <w:rPr>
           <w:rFonts w:ascii="Consolas" w:hAnsi="Consolas"/>
           <w:color w:val="1E293B"/>
-          <w:sz w:val="18"/>
-        </w:rPr>
-        <w:t>CREATE TABLE [dbo].[purchase_orders] (</w:t>
-        <w:br/>
-        <w:t xml:space="preserve">    [id] INT IDENTITY(1,1) PRIMARY KEY,</w:t>
-        <w:br/>
-        <w:t xml:space="preserve">    [order_code] NVARCHAR(50) NOT NULL UNIQUE,</w:t>
-        <w:br/>
-        <w:t xml:space="preserve">    [supplier_id] INT NOT NULL FOREIGN KEY REFERENCES [dbo].[suppliers]([id]),</w:t>
-        <w:br/>
-        <w:t xml:space="preserve">    [created_by] INT NOT NULL FOREIGN KEY REFERENCES [dbo].[users]([id]),</w:t>
-        <w:br/>
-        <w:t xml:space="preserve">    [approved_by] INT NULL FOREIGN KEY REFERENCES [dbo].[users]([id]),</w:t>
-        <w:br/>
-        <w:t xml:space="preserve">    [status] NVARCHAR(20) NOT NULL DEFAULT 'DRAFT' CHECK ([status] IN ('DRAFT', 'SUBMITTED', 'APPROVED', 'DELIVERED', 'CANCELLED')),</w:t>
-        <w:br/>
-        <w:t xml:space="preserve">    [total_estimated_cost] DECIMAL(14, 2) NOT NULL DEFAULT 0.00,</w:t>
-        <w:br/>
-        <w:t xml:space="preserve">    [created_at] DATETIME DEFAULT GETDATE()</w:t>
-        <w:br/>
-        <w:t>);</w:t>
-      </w:r>
-    </w:p>
-    <w:p>
-      <w:pPr>
-        <w:keepNext/>
-        <w:spacing w:before="200" w:after="40"/>
-      </w:pPr>
-      <w:r>
-        <w:rPr>
-          <w:b/>
-          <w:color w:val="10B981"/>
-          <w:sz w:val="23"/>
-        </w:rPr>
-        <w:t>17.10 Bảng purchase_order_items (Chi tiết mặt hàng đặt DC)</w:t>
-      </w:r>
-    </w:p>
-    <w:p>
-      <w:pPr>
-        <w:spacing w:before="80" w:after="120"/>
-      </w:pPr>
-      <w:r>
-        <w:rPr>
-          <w:rFonts w:ascii="Consolas" w:hAnsi="Consolas"/>
-          <w:color w:val="1E293B"/>
-          <w:sz w:val="18"/>
-        </w:rPr>
-        <w:t>CREATE TABLE [dbo].[purchase_order_items] (</w:t>
-        <w:br/>
-        <w:t xml:space="preserve">    [id] INT IDENTITY(1,1) PRIMARY KEY,</w:t>
-        <w:br/>
-        <w:t xml:space="preserve">    [order_id] INT NOT NULL FOREIGN KEY REFERENCES [dbo].[purchase_orders]([id]) ON DELETE CASCADE,</w:t>
-        <w:br/>
-        <w:t xml:space="preserve">    [product_id] INT NOT NULL FOREIGN KEY REFERENCES [dbo].[products]([id]),</w:t>
-        <w:br/>
-        <w:t xml:space="preserve">    [current_stock_at_order] INT NOT NULL,</w:t>
-        <w:br/>
-        <w:t xml:space="preserve">    [suggested_quantity] INT NOT NULL,</w:t>
-        <w:br/>
-        <w:t xml:space="preserve">    [approved_quantity] INT NOT NULL,</w:t>
-        <w:br/>
-        <w:t xml:space="preserve">    [unit_cost] DECIMAL(12, 2) NOT NULL,</w:t>
-        <w:br/>
-        <w:t xml:space="preserve">    [total_line_cost] DECIMAL(14, 2) NOT NULL</w:t>
-        <w:br/>
-        <w:t>);</w:t>
-      </w:r>
-    </w:p>
-    <w:p>
-      <w:pPr>
-        <w:keepNext/>
-        <w:spacing w:before="200" w:after="40"/>
-      </w:pPr>
-      <w:r>
-        <w:rPr>
-          <w:b/>
-          <w:color w:val="10B981"/>
-          <w:sz w:val="23"/>
-        </w:rPr>
-        <w:t>17.11 Bảng system_audit_logs (Nhật ký kiểm toán hệ thống)</w:t>
-      </w:r>
-    </w:p>
-    <w:p>
-      <w:pPr>
-        <w:spacing w:before="80" w:after="120"/>
-      </w:pPr>
-      <w:r>
-        <w:rPr>
-          <w:rFonts w:ascii="Consolas" w:hAnsi="Consolas"/>
-          <w:color w:val="1E293B"/>
-          <w:sz w:val="18"/>
+          <w:sz w:val="17"/>
         </w:rPr>
         <w:t>CREATE TABLE [dbo].[system_audit_logs] (</w:t>
         <w:br/>
@@ -2784,54 +4172,70 @@
     <w:p>
       <w:pPr>
         <w:keepNext/>
-        <w:spacing w:before="200" w:after="40"/>
+        <w:spacing w:before="260" w:after="60"/>
       </w:pPr>
       <w:r>
         <w:rPr>
           <w:b/>
-          <w:color w:val="10B981"/>
+          <w:color w:val="0F4C81"/>
           <w:sz w:val="23"/>
         </w:rPr>
-        <w:t>17.12 Bảng system_settings (Cấu hình hệ thống cửa hàng)</w:t>
+        <w:t>15. Chiến lược Đánh Chỉ mục (SQL Server Indexes)</w:t>
       </w:r>
     </w:p>
     <w:p>
       <w:pPr>
-        <w:spacing w:before="80" w:after="120"/>
+        <w:spacing w:after="80" w:line="276" w:lineRule="auto"/>
+      </w:pPr>
+      <w:r>
+        <w:rPr>
+          <w:sz w:val="20"/>
+        </w:rPr>
+        <w:t>Để đảm bảo tốc độ quét mã vạch POS mili-giây và tính toán FEFO tức thì, các Index chiến lược được tạo sẵn:</w:t>
+      </w:r>
+    </w:p>
+    <w:p>
+      <w:pPr>
+        <w:spacing w:before="40" w:after="80"/>
       </w:pPr>
       <w:r>
         <w:rPr>
           <w:rFonts w:ascii="Consolas" w:hAnsi="Consolas"/>
           <w:color w:val="1E293B"/>
-          <w:sz w:val="18"/>
+          <w:sz w:val="17"/>
         </w:rPr>
-        <w:t>CREATE TABLE [dbo].[system_settings] (</w:t>
+        <w:t>-- Tối ưu hóa quét mã vạch tại quầy POS:</w:t>
         <w:br/>
-        <w:t xml:space="preserve">    [id] INT IDENTITY(1,1) PRIMARY KEY,</w:t>
+        <w:t>CREATE INDEX [idx_products_sku] ON [dbo].[products] ([sku]);</w:t>
         <w:br/>
-        <w:t xml:space="preserve">    [setting_key] NVARCHAR(50) NOT NULL UNIQUE,</w:t>
         <w:br/>
-        <w:t xml:space="preserve">    [setting_value] NVARCHAR(255) NOT NULL,</w:t>
+        <w:t>-- Tối ưu hóa truy vấn FEFO (Lô còn hạn, còn tồn, xếp theo HSD tăng dần):</w:t>
         <w:br/>
-        <w:t xml:space="preserve">    [description] NVARCHAR(255) NULL,</w:t>
+        <w:t>CREATE INDEX [idx_batches_fefo] ON [dbo].[batches] ([product_id], [status], [expiry_date]);</w:t>
         <w:br/>
-        <w:t xml:space="preserve">    [updated_at] DATETIME DEFAULT GETDATE()</w:t>
         <w:br/>
-        <w:t>);</w:t>
+        <w:t>-- Tối ưu hóa quét tiến trình nền phát hiện lô cận date &amp; hết hạn:</w:t>
+        <w:br/>
+        <w:t>CREATE INDEX [idx_batches_expiry] ON [dbo].[batches] ([expiry_date], [status]);</w:t>
+        <w:br/>
+        <w:br/>
+        <w:t>-- Tối ưu hóa phân tích tốc độ bán hàng d (Velocity) theo ngày:</w:t>
+        <w:br/>
+        <w:t>CREATE INDEX [idx_sales_product_date] ON [dbo].[sales_history] ([product_id], [sale_date]);</w:t>
       </w:r>
     </w:p>
     <w:p>
       <w:pPr>
         <w:keepNext/>
-        <w:spacing w:before="280" w:after="60"/>
+        <w:spacing w:before="260" w:after="60"/>
       </w:pPr>
       <w:r>
         <w:rPr>
           <w:b/>
           <w:color w:val="0F4C81"/>
-          <w:sz w:val="26"/>
+          <w:sz w:val="23"/>
         </w:rPr>
-        <w:t>18. Index SQL Server nên có</w:t>
+        <w:t>16. Quản trị Giao dịch Toàn vẹn (SQL Server Transactions)</w:t>
       </w:r>
     </w:p>
     <w:p>
@@ -2840,46 +4244,80 @@
       </w:pPr>
       <w:r>
         <w:rPr>
-          <w:sz w:val="21"/>
+          <w:sz w:val="20"/>
         </w:rPr>
-        <w:t>Để đảm bảo tốc độ xuất kho FEFO và tổng hợp Dashboard nhanh chóng dưới 50ms, hệ thống thiết lập các chỉ mục tối ưu:</w:t>
+        <w:t>Mọi thao tác thay đổi số lượng tồn kho (Bán lẻ POS, Nhập hàng DC, Tiêu hủy hàng hỏng) đều bắt buộc thực hiện trong Transaction để chống lỗi race condition hoặc mất mát dữ liệu:</w:t>
       </w:r>
     </w:p>
     <w:p>
       <w:pPr>
-        <w:spacing w:before="80" w:after="120"/>
+        <w:keepNext/>
+        <w:spacing w:before="160" w:after="40"/>
+      </w:pPr>
+      <w:r>
+        <w:rPr>
+          <w:b/>
+          <w:color w:val="108C5A"/>
+          <w:sz w:val="21"/>
+        </w:rPr>
+        <w:t>16.1 Kịch bản Transaction Bán hàng POS tự động trừ kho FEFO đa lô</w:t>
+      </w:r>
+    </w:p>
+    <w:p>
+      <w:pPr>
+        <w:spacing w:before="40" w:after="80"/>
       </w:pPr>
       <w:r>
         <w:rPr>
           <w:rFonts w:ascii="Consolas" w:hAnsi="Consolas"/>
           <w:color w:val="1E293B"/>
-          <w:sz w:val="18"/>
+          <w:sz w:val="17"/>
         </w:rPr>
-        <w:t>CREATE INDEX [idx_products_sku] ON [dbo].[products] ([sku]);</w:t>
+        <w:t>BEGIN TRANSACTION [Tran_POS_Checkout_FEFO];</w:t>
         <w:br/>
-        <w:t>CREATE INDEX [idx_batches_fefo] ON [dbo].[batches] ([product_id], [status], [expiry_date]);</w:t>
+        <w:t>BEGIN TRY</w:t>
         <w:br/>
-        <w:t>CREATE INDEX [idx_batches_expiry] ON [dbo].[batches] ([expiry_date], [status]);</w:t>
+        <w:t xml:space="preserve">    -- 1. Khóa đọc dữ liệu lô hàng của sản phẩm để tránh bán trùng (WITH (UPDLOCK, HOLDLOCK))</w:t>
         <w:br/>
-        <w:t>CREATE INDEX [idx_sales_product_date] ON [dbo].[sales_history] ([product_id], [sale_date]);</w:t>
+        <w:t xml:space="preserve">    -- 2. Kiểm tra SUM(current_quantity) &gt;= @RequestedQuantity</w:t>
         <w:br/>
-        <w:t>CREATE INDEX [idx_spoilage_batch] ON [dbo].[spoilage_records] ([batch_id], [disposed_date]);</w:t>
+        <w:t xml:space="preserve">    -- 3. Cursor / Vòng lặp duyệt từng Lô theo ORDER BY expiry_date ASC:</w:t>
         <w:br/>
-        <w:t>CREATE INDEX [idx_audit_created] ON [dbo].[system_audit_logs] ([created_at] DESC);</w:t>
+        <w:t xml:space="preserve">    --    + Trừ current_quantity của lô cận date nhất</w:t>
+        <w:br/>
+        <w:t xml:space="preserve">    --    + Ghi bản ghi vào sales_history</w:t>
+        <w:br/>
+        <w:t xml:space="preserve">    --    + Nếu lô hết hàng -&gt; Cập nhật status = 'EXHAUSTED'</w:t>
+        <w:br/>
+        <w:t xml:space="preserve">    -- 4. Ghi bản ghi vào system_audit_logs</w:t>
+        <w:br/>
+        <w:t xml:space="preserve">    COMMIT TRANSACTION [Tran_POS_Checkout_FEFO];</w:t>
+        <w:br/>
+        <w:t>END TRY</w:t>
+        <w:br/>
+        <w:t>BEGIN CATCH</w:t>
+        <w:br/>
+        <w:t xml:space="preserve">    -- Bất kỳ lỗi nào (như không đủ tồn, lỗi hệ thống) đều hoàn nguyên toàn bộ</w:t>
+        <w:br/>
+        <w:t xml:space="preserve">    ROLLBACK TRANSACTION [Tran_POS_Checkout_FEFO];</w:t>
+        <w:br/>
+        <w:t xml:space="preserve">    THROW;</w:t>
+        <w:br/>
+        <w:t>END CATCH;</w:t>
       </w:r>
     </w:p>
     <w:p>
       <w:pPr>
         <w:keepNext/>
-        <w:spacing w:before="280" w:after="60"/>
+        <w:spacing w:before="260" w:after="60"/>
       </w:pPr>
       <w:r>
         <w:rPr>
           <w:b/>
           <w:color w:val="0F4C81"/>
-          <w:sz w:val="26"/>
+          <w:sz w:val="23"/>
         </w:rPr>
-        <w:t>19. Clean Architecture đề xuất</w:t>
+        <w:t>17. Kiến trúc Phần mềm Clean Architecture</w:t>
       </w:r>
     </w:p>
     <w:p>
@@ -2888,57 +4326,71 @@
       </w:pPr>
       <w:r>
         <w:rPr>
-          <w:sz w:val="21"/>
+          <w:sz w:val="20"/>
         </w:rPr>
-        <w:t>Hệ thống được thiết kế theo mô hình Clean Architecture gồm 4 phân tầng độc lập:</w:t>
+        <w:t>Hệ thống tuân thủ nghiêm ngặt nguyên lý Clean Architecture của Robert C. Martin với 4 phân tầng độc lập:</w:t>
       </w:r>
     </w:p>
     <w:p>
       <w:pPr>
-        <w:spacing w:after="80" w:line="276" w:lineRule="auto"/>
+        <w:pStyle w:val="ListBullet"/>
+        <w:spacing w:after="40" w:line="269" w:lineRule="auto"/>
       </w:pPr>
       <w:r>
         <w:rPr>
-          <w:sz w:val="21"/>
+          <w:sz w:val="19"/>
         </w:rPr>
-        <w:t>1. Domain Layer: Chứa Enterprise Business Rules, Entities (Product, Batch, SaleOrder, SpoilageRecord) và Domain Services (FEFO Deduction Engine, Shelf-Life Evaluator). Lớp này hoàn toàn độc lập với database, framework hay UI.</w:t>
-        <w:br/>
-        <w:t>2. Application Layer: Chứa Use Cases điều phối luồng nghiệp vụ ứng dụng (ProcessFefoSale, IntakeBatch, ApproveDisposal, CalculateForecast).</w:t>
-        <w:br/>
-        <w:t>3. Infrastructure Layer: Triển khai kết nối Microsoft SQL Server LocalDB, Transaction Runner, Logger và File storage.</w:t>
-        <w:br/>
-        <w:t>4. Presentation Layer: RESTful API Controllers và giao diện người dùng React/Vite SPA.</w:t>
+        <w:t>1. Domain Layer (Hạt nhân): Chứa Entities (Product, Batch, SaleRecord), Value Objects (ShelfLifeStatus, Money), Domain Exceptions và Repositories Interfaces (IBatchRepository, IProductRepository). Hoàn toàn không phụ thuộc vào SQL Server hay framework.</w:t>
       </w:r>
     </w:p>
     <w:p>
       <w:pPr>
-        <w:spacing w:after="80" w:line="276" w:lineRule="auto"/>
+        <w:pStyle w:val="ListBullet"/>
+        <w:spacing w:after="40" w:line="269" w:lineRule="auto"/>
       </w:pPr>
       <w:r>
         <w:rPr>
-          <w:sz w:val="21"/>
+          <w:sz w:val="19"/>
         </w:rPr>
-        <w:t>Quy tắc phụ thuộc một chiều (Dependency Rule):</w:t>
-        <w:br/>
-        <w:t>Presentation → Application → Domain</w:t>
-        <w:br/>
-        <w:t>Infrastructure → Application / Domain</w:t>
-        <w:br/>
-        <w:t>Domain không phụ thuộc bất kỳ thư viện bên ngoài nào.</w:t>
+        <w:t>2. Application Layer (Nghiệp vụ): Chứa các Use Cases (CheckoutPosFefoUseCase, IntakeDcGoodsUseCase, DisposeSpoilageUseCase, CalculateRopForecastUseCase) và DTOs.</w:t>
       </w:r>
     </w:p>
     <w:p>
       <w:pPr>
+        <w:pStyle w:val="ListBullet"/>
+        <w:spacing w:after="40" w:line="269" w:lineRule="auto"/>
+      </w:pPr>
+      <w:r>
+        <w:rPr>
+          <w:sz w:val="19"/>
+        </w:rPr>
+        <w:t>3. Infrastructure Layer (Hạ tầng): Triển khai Repository bằng T-SQL tương tác trực tiếp với Microsoft SQL Server LocalDB, cấu hình kết nối mssql pool và xử lý logger.</w:t>
+      </w:r>
+    </w:p>
+    <w:p>
+      <w:pPr>
+        <w:pStyle w:val="ListBullet"/>
+        <w:spacing w:after="40" w:line="269" w:lineRule="auto"/>
+      </w:pPr>
+      <w:r>
+        <w:rPr>
+          <w:sz w:val="19"/>
+        </w:rPr>
+        <w:t>4. Presentation Layer (Giao diện &amp; API): Cung cấp Controllers (PosController, BatchController, SpoilageController, DashboardController), Middlewares xác thực JWT, Role-based Access Control và định dạng JSON phản hồi chuẩn hóa.</w:t>
+      </w:r>
+    </w:p>
+    <w:p>
+      <w:pPr>
         <w:keepNext/>
-        <w:spacing w:before="280" w:after="60"/>
+        <w:spacing w:before="260" w:after="60"/>
       </w:pPr>
       <w:r>
         <w:rPr>
           <w:b/>
           <w:color w:val="0F4C81"/>
-          <w:sz w:val="26"/>
+          <w:sz w:val="23"/>
         </w:rPr>
-        <w:t>20. Cấu trúc thư mục backend đề xuất</w:t>
+        <w:t>18. Cấu trúc Thư mục Mã nguồn Chuẩn hóa (Source Code Tree)</w:t>
       </w:r>
     </w:p>
     <w:p>
@@ -2947,142 +4399,192 @@
       </w:pPr>
       <w:r>
         <w:rPr>
-          <w:sz w:val="21"/>
+          <w:sz w:val="20"/>
         </w:rPr>
-        <w:t>Cấu trúc thư mục theo Clean Architecture cho Backend:</w:t>
+        <w:t>Toàn bộ mã nguồn dự án được tổ chức theo sơ đồ cây chuẩn hóa phân tầng:</w:t>
       </w:r>
     </w:p>
     <w:p>
       <w:pPr>
-        <w:spacing w:before="80" w:after="120"/>
+        <w:spacing w:before="40" w:after="80"/>
       </w:pPr>
       <w:r>
         <w:rPr>
           <w:rFonts w:ascii="Consolas" w:hAnsi="Consolas"/>
           <w:color w:val="1E293B"/>
-          <w:sz w:val="18"/>
+          <w:sz w:val="17"/>
         </w:rPr>
         <w:t>Backend/</w:t>
         <w:br/>
-        <w:t>├── domain/</w:t>
+        <w:t>├── src/</w:t>
         <w:br/>
-        <w:t>│   ├── entities/</w:t>
+        <w:t>│   ├── domain/                         # TẦNG DOMAIN (HẠT NHÂN)</w:t>
         <w:br/>
-        <w:t>│   │   ├── User.js</w:t>
+        <w:t>│   │   ├── entities/</w:t>
         <w:br/>
-        <w:t>│   │   ├── Product.js</w:t>
+        <w:t>│   │   │   ├── Product.js</w:t>
         <w:br/>
-        <w:t>│   │   ├── Batch.js</w:t>
+        <w:t>│   │   │   ├── Batch.js</w:t>
         <w:br/>
-        <w:t>│   │   ├── SaleTransaction.js</w:t>
+        <w:t>│   │   │   ├── GoodsReceipt.js</w:t>
         <w:br/>
-        <w:t>│   │   └── SpoilageRecord.js</w:t>
+        <w:t>│   │   │   ├── SaleTransaction.js</w:t>
         <w:br/>
-        <w:t>│   ├── value-objects/</w:t>
+        <w:t>│   │   │   └── SpoilageRecord.js</w:t>
         <w:br/>
-        <w:t>│   │   ├── BatchStatus.js (ACTIVE, WARNING, CRITICAL, EXPIRED, DISPOSED)</w:t>
+        <w:t>│   │   └── interfaces/</w:t>
         <w:br/>
-        <w:t>│   │   ├── RslThreshold.js (SAFE, WARNING, CRITICAL)</w:t>
+        <w:t>│   │       ├── IProductRepository.js</w:t>
         <w:br/>
-        <w:t>│   │   └── Money.js</w:t>
+        <w:t>│   │       ├── IBatchRepository.js</w:t>
         <w:br/>
-        <w:t>│   └── services/</w:t>
+        <w:t>│   │       └── ISalesRepository.js</w:t>
         <w:br/>
-        <w:t>│       ├── FefoAllocationEngine.js</w:t>
+        <w:t>│   │</w:t>
         <w:br/>
-        <w:t>│       └── SpoilageRateCalculator.js</w:t>
+        <w:t>│   ├── application/                    # TẦNG APPLICATION (USE CASES)</w:t>
         <w:br/>
-        <w:t>├── application/</w:t>
+        <w:t>│   │   ├── use-cases/</w:t>
         <w:br/>
-        <w:t>│   ├── use-cases/</w:t>
+        <w:t>│   │   │   ├── auth/LoginUseCase.js</w:t>
         <w:br/>
-        <w:t>│   │   ├── ProcessFefoSaleUseCase.js</w:t>
+        <w:t>│   │   │   ├── batch/IntakeDcGoodsUseCase.js</w:t>
         <w:br/>
-        <w:t>│   │   ├── IntakeBatchFromDcUseCase.js</w:t>
+        <w:t>│   │   │   ├── batch/GetFefoAlertsUseCase.js</w:t>
         <w:br/>
-        <w:t>│   │   ├── ApproveDisposalUseCase.js</w:t>
+        <w:t>│   │   │   ├── pos/CheckoutFefoSaleUseCase.js</w:t>
         <w:br/>
-        <w:t>│   │   ├── RotateShelfUseCase.js</w:t>
+        <w:t>│   │   │   ├── spoilage/CreateDisposalUseCase.js</w:t>
         <w:br/>
-        <w:t>│   │   ├── ApplyQuickDiscountUseCase.js</w:t>
+        <w:t>│   │   │   └── reorder/CalculateRopUseCase.js</w:t>
         <w:br/>
-        <w:t>│   │   └── GetDashboardOverviewUseCase.js</w:t>
+        <w:t>│   │   └── dtos/</w:t>
         <w:br/>
-        <w:t>│   └── ports/</w:t>
+        <w:t>│   │</w:t>
         <w:br/>
-        <w:t>│       ├── IProductRepository.js</w:t>
+        <w:t>│   ├── infrastructure/                 # TẦNG INFRASTRUCTURE (SQL SERVER)</w:t>
         <w:br/>
-        <w:t>│       ├── IBatchRepository.js</w:t>
+        <w:t>│   │   ├── database/</w:t>
         <w:br/>
-        <w:t>│       └── ISaleRepository.js</w:t>
+        <w:t>│   │   │   ├── sqlServerConnection.js  # Kết nối LocalDB (localdb)\mssqllocaldb</w:t>
         <w:br/>
-        <w:t>├── infrastructure/</w:t>
+        <w:t>│   │   │   └── seedData.js</w:t>
         <w:br/>
-        <w:t>│   ├── database/</w:t>
+        <w:t>│   │   └── repositories/</w:t>
         <w:br/>
-        <w:t>│   │   ├── sqlserver-connection.js</w:t>
+        <w:t>│   │       ├── SqlProductRepository.js</w:t>
         <w:br/>
-        <w:t>│   │   ├── repositories/</w:t>
+        <w:t>│   │       ├── SqlBatchRepository.js</w:t>
         <w:br/>
-        <w:t>│   │   │   ├── SqlProductRepository.js</w:t>
+        <w:t>│   │       ├── SqlSalesRepository.js</w:t>
         <w:br/>
-        <w:t>│   │   │   ├── SqlBatchRepository.js</w:t>
+        <w:t>│   │       ├── SqlSpoilageRepository.js</w:t>
         <w:br/>
-        <w:t>│   │   │   └── SqlSaleRepository.js</w:t>
+        <w:t>│   │       └── SqlAuditLogRepository.js</w:t>
         <w:br/>
-        <w:t>│   │   └── transactions/</w:t>
+        <w:t>│   │</w:t>
         <w:br/>
-        <w:t>│   │       └── SqlTransactionManager.js</w:t>
+        <w:t>│   ├── presentation/                   # TẦNG PRESENTATION (API &amp; CONTROLLER)</w:t>
         <w:br/>
-        <w:t>├── presentation/</w:t>
+        <w:t>│   │   ├── controllers/</w:t>
         <w:br/>
-        <w:t>│   ├── controllers/</w:t>
+        <w:t>│   │   │   ├── AuthController.js</w:t>
         <w:br/>
-        <w:t>│   │   ├── ProductController.js</w:t>
+        <w:t>│   │   │   ├── ProductController.js</w:t>
         <w:br/>
-        <w:t>│   │   ├── BatchController.js</w:t>
+        <w:t>│   │   │   ├── BatchController.js</w:t>
         <w:br/>
-        <w:t>│   │   ├── PosSaleController.js</w:t>
+        <w:t>│   │   │   ├── PosController.js</w:t>
         <w:br/>
-        <w:t>│   │   ├── SpoilageController.js</w:t>
+        <w:t>│   │   │   ├── SpoilageController.js</w:t>
         <w:br/>
-        <w:t>│   │   └── DashboardController.js</w:t>
+        <w:t>│   │   │   └── DashboardController.js</w:t>
         <w:br/>
-        <w:t>│   └── routes/</w:t>
+        <w:t>│   │   ├── middlewares/</w:t>
         <w:br/>
-        <w:t>│       └── apiRoutes.js</w:t>
+        <w:t>│   │   │   ├── authMiddleware.js</w:t>
         <w:br/>
-        <w:t>├── db.js (Data Access Layer - SQL Server LocalDB client)</w:t>
+        <w:t>│   │   │   └── errorHandlerMiddleware.js</w:t>
         <w:br/>
-        <w:t>└── server.js (Express server entry point)</w:t>
+        <w:t>│   │   └── routes/</w:t>
+        <w:br/>
+        <w:t>│   │       └── apiRoutes.js</w:t>
+        <w:br/>
+        <w:t>│   └── server.js</w:t>
+        <w:br/>
+        <w:t>Frontend/</w:t>
+        <w:br/>
+        <w:t>├── src/</w:t>
+        <w:br/>
+        <w:t>│   ├── components/                     # REUSABLE UI COMPONENTS</w:t>
+        <w:br/>
+        <w:t>│   │   ├── Header.jsx</w:t>
+        <w:br/>
+        <w:t>│   │   ├── Sidebar.jsx</w:t>
+        <w:br/>
+        <w:t>│   │   └── StatusBadge.jsx</w:t>
+        <w:br/>
+        <w:t>│   ├── views/                          # MÀN HÌNH CHỨC NĂNG</w:t>
+        <w:br/>
+        <w:t>│   │   ├── DashboardView.jsx           # Dashboard điều hành &amp; KPI</w:t>
+        <w:br/>
+        <w:t>│   │   ├── FefoMonitorView.jsx         # Giám sát hạn dùng đa tầng</w:t>
+        <w:br/>
+        <w:t>│   │   ├── DcIntakeView.jsx            # Tiếp nhận hàng từ DC</w:t>
+        <w:br/>
+        <w:t>│   │   ├── PosTerminalView.jsx         # Bán lẻ POS thông minh</w:t>
+        <w:br/>
+        <w:t>│   │   ├── SpoilageDisposalView.jsx    # Tiêu hủy hàng hỏng &amp; Sổ hao hụt</w:t>
+        <w:br/>
+        <w:t>│   │   ├── ProductCatalogView.jsx      # Danh mục 23 sản phẩm FMCG</w:t>
+        <w:br/>
+        <w:t>│   │   ├── ReorderForecastView.jsx     # Đề xuất tái đặt hàng ROP</w:t>
+        <w:br/>
+        <w:t>│   │   └── AuditLogsView.jsx           # Nhật ký hệ thống bất biến</w:t>
+        <w:br/>
+        <w:t>│   └── App.jsx</w:t>
       </w:r>
     </w:p>
     <w:p>
       <w:pPr>
         <w:keepNext/>
-        <w:spacing w:before="280" w:after="60"/>
+        <w:spacing w:before="360" w:after="80"/>
+      </w:pPr>
+      <w:r>
+        <w:rPr>
+          <w:b/>
+          <w:color w:val="B45309"/>
+          <w:sz w:val="26"/>
+        </w:rPr>
+        <w:t>PHẦN VI: ĐẶC TẢ CHI TIẾT USE CASE &amp; RESTFUL API</w:t>
+      </w:r>
+    </w:p>
+    <w:p>
+      <w:pPr>
+        <w:keepNext/>
+        <w:spacing w:before="260" w:after="60"/>
       </w:pPr>
       <w:r>
         <w:rPr>
           <w:b/>
           <w:color w:val="0F4C81"/>
-          <w:sz w:val="26"/>
+          <w:sz w:val="23"/>
         </w:rPr>
-        <w:t>21. Các use case quan trọng</w:t>
+        <w:t>19. Đặc tả Các Use Case Cốt lõi của Hệ thống</w:t>
       </w:r>
     </w:p>
     <w:p>
       <w:pPr>
         <w:keepNext/>
-        <w:spacing w:before="200" w:after="40"/>
+        <w:spacing w:before="160" w:after="40"/>
       </w:pPr>
       <w:r>
         <w:rPr>
           <w:b/>
-          <w:color w:val="10B981"/>
-          <w:sz w:val="23"/>
+          <w:color w:val="108C5A"/>
+          <w:sz w:val="21"/>
         </w:rPr>
-        <w:t>21.1 ProcessFefoSaleUseCase (Bán hàng POS xuất kho FEFO)</w:t>
+        <w:t>19.1 UC01: Tiếp nhận Hàng hóa từ Kho tổng DC (IntakeDcGoodsUseCase)</w:t>
       </w:r>
     </w:p>
     <w:p>
@@ -3091,37 +4593,41 @@
       </w:pPr>
       <w:r>
         <w:rPr>
-          <w:sz w:val="21"/>
+          <w:sz w:val="20"/>
         </w:rPr>
-        <w:t>Nhiệm vụ:</w:t>
+        <w:t>Tác nhân chính: Store Staff (Nhân viên nhận hàng) | Tác nhân phụ: Store Manager</w:t>
         <w:br/>
-        <w:t>1. Nhận giỏ hàng từ quầy POS (danh sách ProductId, Quantity, Price).</w:t>
+        <w:t>Mục tiêu: Tiếp nhận lô hàng giao từ Kho tổng DC, kiểm tra điều kiện HSD, sinh mã lô mới và cập nhật tồn kho.</w:t>
         <w:br/>
-        <w:t>2. Với từng sản phẩm, truy vấn các lô hàng chưa hết hạn sắp xếp theo expiry_date ASC.</w:t>
+        <w:t>Điều kiện tiên quyết: Nhân viên đã đăng nhập; thông tin nhà cung cấp và sản phẩm đã tồn tại trên hệ thống.</w:t>
         <w:br/>
-        <w:t>3. Kiểm tra tổng tồn kho khả dụng có đủ đáp ứng không (Nếu thiếu → Ném ngoại lệ, từ chối bán, bảo vệ không âm kho).</w:t>
+        <w:t>Luồng xử lý chính (Main Flow):</w:t>
         <w:br/>
-        <w:t>4. Khởi chạy Transaction SQL: Trừ số lượng từng lô theo nguyên tắc FEFO.</w:t>
+        <w:t>1. Nhân viên mở giao diện 'Tiếp nhận DC' và chọn Nhà cung cấp / Kho tổng giao hàng.</w:t>
         <w:br/>
-        <w:t>5. Ghi nhận giao dịch vào bảng sales_history.</w:t>
+        <w:t>2. Nhập thông tin từng mặt hàng: Sản phẩm, Mã lô (Batch Code), Ngày sản xuất, Hạn sử dụng, Số lượng nhận, Giá vốn.</w:t>
         <w:br/>
-        <w:t>6. Ghi nhận nhật ký vào system_audit_logs.</w:t>
+        <w:t>3. Hệ thống kiểm tra hợp lệ: ExpiryDate &gt; ManufactureDate VÀ ExpiryDate &gt; CurrentDate.</w:t>
         <w:br/>
-        <w:t>7. Commit Transaction và trả về mã hóa đơn kèm chi tiết các lô bị trừ kho.</w:t>
+        <w:t>4. Hệ thống mở Transaction SQL Server, lưu bảng goods_receipts và chèn các lô vào bảng batches với status = 'ACTIVE'.</w:t>
+        <w:br/>
+        <w:t>5. Hệ thống ghi nhật ký kiểm toán: Action 'DC_INTAKE', lưu mã phiếu nhập và IP.</w:t>
+        <w:br/>
+        <w:t>6. Thông báo thành công và cập nhật lại bảng tồn kho thời gian thực.</w:t>
       </w:r>
     </w:p>
     <w:p>
       <w:pPr>
         <w:keepNext/>
-        <w:spacing w:before="200" w:after="40"/>
+        <w:spacing w:before="160" w:after="40"/>
       </w:pPr>
       <w:r>
         <w:rPr>
           <w:b/>
-          <w:color w:val="10B981"/>
-          <w:sz w:val="23"/>
+          <w:color w:val="108C5A"/>
+          <w:sz w:val="21"/>
         </w:rPr>
-        <w:t>21.2 IntakeBatchFromDcUseCase (Tiếp nhận lô hàng từ DC)</w:t>
+        <w:t>19.2 UC02: Bán hàng POS &amp; Tự động Trừ kho FEFO (CheckoutFefoSaleUseCase)</w:t>
       </w:r>
     </w:p>
     <w:p>
@@ -3130,33 +4636,43 @@
       </w:pPr>
       <w:r>
         <w:rPr>
-          <w:sz w:val="21"/>
+          <w:sz w:val="20"/>
         </w:rPr>
-        <w:t>Nhiệm vụ:</w:t>
+        <w:t>Tác nhân chính: Cashier / Store Staff (Thu ngân) | Tác nhân phụ: Khách hàng mua sắm</w:t>
         <w:br/>
-        <w:t>1. Kiểm tra tính hợp lệ của ngày hết hạn: EXP Date &gt; Import Date.</w:t>
+        <w:t>Mục tiêu: Thực hiện thanh toán đơn hàng bán lẻ và tự động trừ tồn kho theo thứ tự lô hết hạn trước.</w:t>
         <w:br/>
-        <w:t>2. Kiểm tra số lượng nhập và đơn giá vốn &gt; 0.</w:t>
+        <w:t>Điều kiện tiên quyết: Thu ngân đăng nhập vào ca bán; sản phẩm còn tồn kho khả dụng.</w:t>
         <w:br/>
-        <w:t>3. Chạy Transaction SQL: Chèn bản ghi lô mới vào bảng batches với status = 'ACTIVE'.</w:t>
+        <w:t>Luồng xử lý chính (Main Flow):</w:t>
         <w:br/>
-        <w:t>4. Nếu người dùng chọn đồng bộ giá bán lẻ POS mới, cập nhật selling_price của sản phẩm trong bảng products.</w:t>
+        <w:t>1. Thu ngân quét mã vạch SKU sản phẩm hoặc tìm theo tên trên màn hình POS.</w:t>
         <w:br/>
-        <w:t>5. Ghi vết kiểm toán vào system_audit_logs và Commit Transaction.</w:t>
+        <w:t>2. Nhập số lượng mua (Q_req). Hệ thống tự động tính thành tiền dựa trên giá niêm yết (hoặc giá đã giảm xả hàng).</w:t>
+        <w:br/>
+        <w:t>3. Thu ngân bấm 'Thanh toán'.</w:t>
+        <w:br/>
+        <w:t>4. Hệ thống kiểm tra: Tổng tồn các lô khả dụng &gt;= Q_req. Nếu không đủ -&gt; Báo lỗi và hủy thanh toán.</w:t>
+        <w:br/>
+        <w:t>5. Hệ thống lấy danh sách lô theo ORDER BY expiry_date ASC và tự động trừ số lượng theo thuật toán FEFO.</w:t>
+        <w:br/>
+        <w:t>6. Lưu lịch sử bán hàng vào sales_history, lưu kèm thời tiết (weather) và ngày lễ (is_holiday).</w:t>
+        <w:br/>
+        <w:t>7. In hóa đơn cho khách và cập nhật doanh số ca.</w:t>
       </w:r>
     </w:p>
     <w:p>
       <w:pPr>
         <w:keepNext/>
-        <w:spacing w:before="200" w:after="40"/>
+        <w:spacing w:before="160" w:after="40"/>
       </w:pPr>
       <w:r>
         <w:rPr>
           <w:b/>
-          <w:color w:val="10B981"/>
-          <w:sz w:val="23"/>
+          <w:color w:val="108C5A"/>
+          <w:sz w:val="21"/>
         </w:rPr>
-        <w:t>21.3 ApproveDisposalUseCase (Phê duyệt tiêu hủy hàng hỏng)</w:t>
+        <w:t>19.3 UC03: Kích hoạt Giảm giá Xả hàng Cận date (ApplyQuickDiscountUseCase)</w:t>
       </w:r>
     </w:p>
     <w:p>
@@ -3165,33 +4681,39 @@
       </w:pPr>
       <w:r>
         <w:rPr>
-          <w:sz w:val="21"/>
+          <w:sz w:val="20"/>
         </w:rPr>
-        <w:t>Nhiệm vụ:</w:t>
+        <w:t>Tác nhân chính: Store Manager (Cửa hàng trưởng)</w:t>
         <w:br/>
-        <w:t>1. Xác thực thẩm quyền: Chỉ tài khoản Cửa hàng trưởng (MANAGER) mới được duyệt.</w:t>
+        <w:t>Mục tiêu: Áp dụng mức giảm giá (20% - 50%) cho các lô hàng trong Vùng Cảnh báo Đỏ để đẩy nhanh tốc độ bán.</w:t>
         <w:br/>
-        <w:t>2. Kiểm tra mã phiếu đề xuất trong bảng spoilage_records.</w:t>
+        <w:t>Điều kiện tiên quyết: Lô hàng có trạng thái WARNING hoặc có DaysRemaining &lt;= 3 ngày.</w:t>
         <w:br/>
-        <w:t>3. Chạy Transaction SQL: Cập nhật status của phiếu sang 'APPROVED'.</w:t>
+        <w:t>Luồng xử lý chính (Main Flow):</w:t>
         <w:br/>
-        <w:t>4. Trừ sạch số lượng tồn kho của lô hàng về 0 và chuyển status của lô sang 'DISPOSED'.</w:t>
+        <w:t>1. Cửa hàng trưởng xem màn hình 'Giám sát FEFO' và lọc danh sách lô Cảnh báo Đỏ.</w:t>
         <w:br/>
-        <w:t>5. Ghi vết kiểm toán ghi nhận Cửa hàng trưởng đã duyệt tiêu hủy và Commit Transaction.</w:t>
+        <w:t>2. Chọn lô hàng cần xả, chọn mức chiết khấu (ví dụ: Giảm 30%).</w:t>
+        <w:br/>
+        <w:t>3. Hệ thống cập nhật trường discount_percent = 30 trong bảng batches.</w:t>
+        <w:br/>
+        <w:t>4. Màn hình POS ngay lập tức nhận diện giá mới: SellingPrice_sale = SellingPrice_goc x 0.7.</w:t>
+        <w:br/>
+        <w:t>5. Ghi nhật ký kiểm toán: Action 'APPLY_DISCOUNT', lưu tỷ lệ giảm và mã lô.</w:t>
       </w:r>
     </w:p>
     <w:p>
       <w:pPr>
         <w:keepNext/>
-        <w:spacing w:before="200" w:after="40"/>
+        <w:spacing w:before="160" w:after="40"/>
       </w:pPr>
       <w:r>
         <w:rPr>
           <w:b/>
-          <w:color w:val="10B981"/>
-          <w:sz w:val="23"/>
+          <w:color w:val="108C5A"/>
+          <w:sz w:val="21"/>
         </w:rPr>
-        <w:t>21.4 RotateShelfUseCase (Đảo kệ hàng FEFO)</w:t>
+        <w:t>19.4 UC04: Tiêu hủy Hàng hỏng/Hết hạn &amp; Hạch toán Hao hụt (DisposeSpoilageUseCase)</w:t>
       </w:r>
     </w:p>
     <w:p>
@@ -3200,29 +4722,54 @@
       </w:pPr>
       <w:r>
         <w:rPr>
-          <w:sz w:val="21"/>
+          <w:sz w:val="20"/>
         </w:rPr>
-        <w:t>Nhiệm vụ:</w:t>
+        <w:t>Tác nhân chính: Store Staff (Đề xuất) | Phê duyệt: Store Manager (Cửa hàng trưởng)</w:t>
         <w:br/>
-        <w:t>1. Nhận BatchId cần đảo kệ.</w:t>
+        <w:t>Mục tiêu: Rút hàng hỏng/quá date khỏi kho, tiêu hủy an toàn và ghi nhận giá trị thiệt hại tài chính.</w:t>
         <w:br/>
-        <w:t>2. Cập nhật is_shelf_rotated = 1 trong bảng batches.</w:t>
+        <w:t>Điều kiện tiên quyết: Lô hàng có số lượng hư hỏng hoặc đã hết hạn (DaysRemaining &lt;= 0).</w:t>
         <w:br/>
-        <w:t>3. Ghi nhận vào system_audit_logs: 'Nhân viên đã đảo Lô ... ra mặt tiền kệ hàng'.</w:t>
+        <w:t>Luồng xử lý chính (Main Flow):</w:t>
+        <w:br/>
+        <w:t>1. Nhân viên hoặc Quản lý mở màn hình 'Quản lý Tiêu hủy'.</w:t>
+        <w:br/>
+        <w:t>2. Chọn Lô hàng, nhập số lượng cần tiêu hủy (Q_disp &lt;= current_quantity), chọn lý do (EXPIRED/DAMAGED/SPOILED).</w:t>
+        <w:br/>
+        <w:t>3. Hệ thống tự động tính: cost_loss = Q_disp x import_price.</w:t>
+        <w:br/>
+        <w:t>4. Cửa hàng trưởng bấm 'Phê duyệt tiêu hủy'.</w:t>
+        <w:br/>
+        <w:t>5. Hệ thống mở Transaction: Tạo bản ghi spoilage_records, trừ Q_disp khỏi current_quantity của lô; nếu tồn = 0 thì status = 'DISPOSED'.</w:t>
+        <w:br/>
+        <w:t>6. Ghi nhật ký kiểm toán: Action 'SPOILAGE_DISPOSAL'.</w:t>
+        <w:br/>
+        <w:t>7. Cập nhật tỷ lệ lãng phí Spoilage Rate % trên Dashboard điều hành.</w:t>
       </w:r>
     </w:p>
     <w:p>
       <w:pPr>
         <w:keepNext/>
-        <w:spacing w:before="280" w:after="60"/>
+        <w:spacing w:before="260" w:after="60"/>
       </w:pPr>
       <w:r>
         <w:rPr>
           <w:b/>
           <w:color w:val="0F4C81"/>
-          <w:sz w:val="26"/>
+          <w:sz w:val="23"/>
         </w:rPr>
-        <w:t>22. API đề xuất</w:t>
+        <w:t>20. Danh mục RESTful API Chuẩn hóa</w:t>
+      </w:r>
+    </w:p>
+    <w:p>
+      <w:pPr>
+        <w:spacing w:after="80" w:line="276" w:lineRule="auto"/>
+      </w:pPr>
+      <w:r>
+        <w:rPr>
+          <w:sz w:val="20"/>
+        </w:rPr>
+        <w:t>Toàn bộ giao tiếp giữa Frontend và Backend thực hiện qua chuẩn RESTful API, định dạng JSON và mã trạng thái HTTP chuẩn (200, 201, 400, 401, 403, 404, 500):</w:t>
       </w:r>
     </w:p>
     <w:tbl>
@@ -3233,20 +4780,21 @@
         <w:tblLook w:firstColumn="1" w:firstRow="1" w:lastColumn="0" w:lastRow="0" w:noHBand="0" w:noVBand="1" w:val="04A0"/>
       </w:tblPr>
       <w:tblGrid>
-        <w:gridCol w:w="3264"/>
-        <w:gridCol w:w="3264"/>
-        <w:gridCol w:w="3264"/>
+        <w:gridCol w:w="2484"/>
+        <w:gridCol w:w="2484"/>
+        <w:gridCol w:w="2484"/>
+        <w:gridCol w:w="2484"/>
       </w:tblGrid>
       <w:tr>
         <w:tc>
           <w:tcPr>
-            <w:tcW w:type="dxa" w:w="2160"/>
+            <w:tcW w:type="dxa" w:w="1440"/>
             <w:shd w:fill="0F4C81"/>
             <w:tcMar>
-              <w:top w:w="100" w:type="dxa"/>
-              <w:bottom w:w="100" w:type="dxa"/>
-              <w:left w:w="120" w:type="dxa"/>
-              <w:right w:w="120" w:type="dxa"/>
+              <w:top w:w="80" w:type="dxa"/>
+              <w:bottom w:w="80" w:type="dxa"/>
+              <w:left w:w="90" w:type="dxa"/>
+              <w:right w:w="90" w:type="dxa"/>
             </w:tcMar>
           </w:tcPr>
           <w:p>
@@ -3259,7 +4807,7 @@
                 <w:color w:val="FFFFFF"/>
                 <w:sz w:val="18"/>
               </w:rPr>
-              <w:t>Phương thức (Method)</w:t>
+              <w:t>Phương thức</w:t>
             </w:r>
           </w:p>
         </w:tc>
@@ -3268,10 +4816,10 @@
             <w:tcW w:type="dxa" w:w="3168"/>
             <w:shd w:fill="0F4C81"/>
             <w:tcMar>
-              <w:top w:w="100" w:type="dxa"/>
-              <w:bottom w:w="100" w:type="dxa"/>
-              <w:left w:w="120" w:type="dxa"/>
-              <w:right w:w="120" w:type="dxa"/>
+              <w:top w:w="80" w:type="dxa"/>
+              <w:bottom w:w="80" w:type="dxa"/>
+              <w:left w:w="90" w:type="dxa"/>
+              <w:right w:w="90" w:type="dxa"/>
             </w:tcMar>
           </w:tcPr>
           <w:p>
@@ -3284,19 +4832,19 @@
                 <w:color w:val="FFFFFF"/>
                 <w:sz w:val="18"/>
               </w:rPr>
-              <w:t>Đường dẫn API (Endpoint)</w:t>
+              <w:t>Endpoint API</w:t>
             </w:r>
           </w:p>
         </w:tc>
         <w:tc>
           <w:tcPr>
-            <w:tcW w:type="dxa" w:w="5040"/>
+            <w:tcW w:type="dxa" w:w="3600"/>
             <w:shd w:fill="0F4C81"/>
             <w:tcMar>
-              <w:top w:w="100" w:type="dxa"/>
-              <w:bottom w:w="100" w:type="dxa"/>
-              <w:left w:w="120" w:type="dxa"/>
-              <w:right w:w="120" w:type="dxa"/>
+              <w:top w:w="80" w:type="dxa"/>
+              <w:bottom w:w="80" w:type="dxa"/>
+              <w:left w:w="90" w:type="dxa"/>
+              <w:right w:w="90" w:type="dxa"/>
             </w:tcMar>
           </w:tcPr>
           <w:p>
@@ -3309,7 +4857,32 @@
                 <w:color w:val="FFFFFF"/>
                 <w:sz w:val="18"/>
               </w:rPr>
-              <w:t>Nghiệp vụ chi tiết</w:t>
+              <w:t>Mục đích nghiệp vụ</w:t>
+            </w:r>
+          </w:p>
+        </w:tc>
+        <w:tc>
+          <w:tcPr>
+            <w:tcW w:type="dxa" w:w="1584"/>
+            <w:shd w:fill="0F4C81"/>
+            <w:tcMar>
+              <w:top w:w="80" w:type="dxa"/>
+              <w:bottom w:w="80" w:type="dxa"/>
+              <w:left w:w="90" w:type="dxa"/>
+              <w:right w:w="90" w:type="dxa"/>
+            </w:tcMar>
+          </w:tcPr>
+          <w:p>
+            <w:pPr>
+              <w:jc w:val="center"/>
+            </w:pPr>
+            <w:r>
+              <w:rPr>
+                <w:b/>
+                <w:color w:val="FFFFFF"/>
+                <w:sz w:val="18"/>
+              </w:rPr>
+              <w:t>Quyền truy cập</w:t>
             </w:r>
           </w:p>
         </w:tc>
@@ -3317,16 +4890,19 @@
       <w:tr>
         <w:tc>
           <w:tcPr>
-            <w:tcW w:type="dxa" w:w="2160"/>
+            <w:tcW w:type="dxa" w:w="1440"/>
             <w:shd w:fill="FFFFFF"/>
             <w:tcMar>
               <w:top w:w="60" w:type="dxa"/>
               <w:bottom w:w="60" w:type="dxa"/>
-              <w:left w:w="100" w:type="dxa"/>
-              <w:right w:w="100" w:type="dxa"/>
+              <w:left w:w="80" w:type="dxa"/>
+              <w:right w:w="80" w:type="dxa"/>
             </w:tcMar>
           </w:tcPr>
           <w:p>
+            <w:pPr>
+              <w:jc w:val="center"/>
+            </w:pPr>
             <w:r>
               <w:rPr>
                 <w:color w:val="1E293B"/>
@@ -3343,8 +4919,8 @@
             <w:tcMar>
               <w:top w:w="60" w:type="dxa"/>
               <w:bottom w:w="60" w:type="dxa"/>
-              <w:left w:w="100" w:type="dxa"/>
-              <w:right w:w="100" w:type="dxa"/>
+              <w:left w:w="80" w:type="dxa"/>
+              <w:right w:w="80" w:type="dxa"/>
             </w:tcMar>
           </w:tcPr>
           <w:p>
@@ -3359,13 +4935,13 @@
         </w:tc>
         <w:tc>
           <w:tcPr>
-            <w:tcW w:type="dxa" w:w="5040"/>
+            <w:tcW w:type="dxa" w:w="3600"/>
             <w:shd w:fill="FFFFFF"/>
             <w:tcMar>
               <w:top w:w="60" w:type="dxa"/>
               <w:bottom w:w="60" w:type="dxa"/>
-              <w:left w:w="100" w:type="dxa"/>
-              <w:right w:w="100" w:type="dxa"/>
+              <w:left w:w="80" w:type="dxa"/>
+              <w:right w:w="80" w:type="dxa"/>
             </w:tcMar>
           </w:tcPr>
           <w:p>
@@ -3374,7 +4950,31 @@
                 <w:color w:val="1E293B"/>
                 <w:sz w:val="17"/>
               </w:rPr>
-              <w:t>Xác thực tài khoản và cấp quyền (Manager / Staff)</w:t>
+              <w:t>Xác thực tài khoản người dùng, cấp phát JWT</w:t>
+            </w:r>
+          </w:p>
+        </w:tc>
+        <w:tc>
+          <w:tcPr>
+            <w:tcW w:type="dxa" w:w="1584"/>
+            <w:shd w:fill="FFFFFF"/>
+            <w:tcMar>
+              <w:top w:w="60" w:type="dxa"/>
+              <w:bottom w:w="60" w:type="dxa"/>
+              <w:left w:w="80" w:type="dxa"/>
+              <w:right w:w="80" w:type="dxa"/>
+            </w:tcMar>
+          </w:tcPr>
+          <w:p>
+            <w:pPr>
+              <w:jc w:val="center"/>
+            </w:pPr>
+            <w:r>
+              <w:rPr>
+                <w:color w:val="1E293B"/>
+                <w:sz w:val="17"/>
+              </w:rPr>
+              <w:t>Công khai</w:t>
             </w:r>
           </w:p>
         </w:tc>
@@ -3382,16 +4982,19 @@
       <w:tr>
         <w:tc>
           <w:tcPr>
-            <w:tcW w:type="dxa" w:w="2160"/>
+            <w:tcW w:type="dxa" w:w="1440"/>
             <w:shd w:fill="F8FAFC"/>
             <w:tcMar>
               <w:top w:w="60" w:type="dxa"/>
               <w:bottom w:w="60" w:type="dxa"/>
-              <w:left w:w="100" w:type="dxa"/>
-              <w:right w:w="100" w:type="dxa"/>
+              <w:left w:w="80" w:type="dxa"/>
+              <w:right w:w="80" w:type="dxa"/>
             </w:tcMar>
           </w:tcPr>
           <w:p>
+            <w:pPr>
+              <w:jc w:val="center"/>
+            </w:pPr>
             <w:r>
               <w:rPr>
                 <w:color w:val="1E293B"/>
@@ -3408,8 +5011,192 @@
             <w:tcMar>
               <w:top w:w="60" w:type="dxa"/>
               <w:bottom w:w="60" w:type="dxa"/>
-              <w:left w:w="100" w:type="dxa"/>
-              <w:right w:w="100" w:type="dxa"/>
+              <w:left w:w="80" w:type="dxa"/>
+              <w:right w:w="80" w:type="dxa"/>
+            </w:tcMar>
+          </w:tcPr>
+          <w:p>
+            <w:r>
+              <w:rPr>
+                <w:color w:val="1E293B"/>
+                <w:sz w:val="17"/>
+              </w:rPr>
+              <w:t>/api/auth/me</w:t>
+            </w:r>
+          </w:p>
+        </w:tc>
+        <w:tc>
+          <w:tcPr>
+            <w:tcW w:type="dxa" w:w="3600"/>
+            <w:shd w:fill="F8FAFC"/>
+            <w:tcMar>
+              <w:top w:w="60" w:type="dxa"/>
+              <w:bottom w:w="60" w:type="dxa"/>
+              <w:left w:w="80" w:type="dxa"/>
+              <w:right w:w="80" w:type="dxa"/>
+            </w:tcMar>
+          </w:tcPr>
+          <w:p>
+            <w:r>
+              <w:rPr>
+                <w:color w:val="1E293B"/>
+                <w:sz w:val="17"/>
+              </w:rPr>
+              <w:t>Lấy thông tin người dùng đang đăng nhập</w:t>
+            </w:r>
+          </w:p>
+        </w:tc>
+        <w:tc>
+          <w:tcPr>
+            <w:tcW w:type="dxa" w:w="1584"/>
+            <w:shd w:fill="F8FAFC"/>
+            <w:tcMar>
+              <w:top w:w="60" w:type="dxa"/>
+              <w:bottom w:w="60" w:type="dxa"/>
+              <w:left w:w="80" w:type="dxa"/>
+              <w:right w:w="80" w:type="dxa"/>
+            </w:tcMar>
+          </w:tcPr>
+          <w:p>
+            <w:pPr>
+              <w:jc w:val="center"/>
+            </w:pPr>
+            <w:r>
+              <w:rPr>
+                <w:color w:val="1E293B"/>
+                <w:sz w:val="17"/>
+              </w:rPr>
+              <w:t>Manager, Staff</w:t>
+            </w:r>
+          </w:p>
+        </w:tc>
+      </w:tr>
+      <w:tr>
+        <w:tc>
+          <w:tcPr>
+            <w:tcW w:type="dxa" w:w="1440"/>
+            <w:shd w:fill="FFFFFF"/>
+            <w:tcMar>
+              <w:top w:w="60" w:type="dxa"/>
+              <w:bottom w:w="60" w:type="dxa"/>
+              <w:left w:w="80" w:type="dxa"/>
+              <w:right w:w="80" w:type="dxa"/>
+            </w:tcMar>
+          </w:tcPr>
+          <w:p>
+            <w:pPr>
+              <w:jc w:val="center"/>
+            </w:pPr>
+            <w:r>
+              <w:rPr>
+                <w:color w:val="1E293B"/>
+                <w:sz w:val="17"/>
+              </w:rPr>
+              <w:t>GET</w:t>
+            </w:r>
+          </w:p>
+        </w:tc>
+        <w:tc>
+          <w:tcPr>
+            <w:tcW w:type="dxa" w:w="3168"/>
+            <w:shd w:fill="FFFFFF"/>
+            <w:tcMar>
+              <w:top w:w="60" w:type="dxa"/>
+              <w:bottom w:w="60" w:type="dxa"/>
+              <w:left w:w="80" w:type="dxa"/>
+              <w:right w:w="80" w:type="dxa"/>
+            </w:tcMar>
+          </w:tcPr>
+          <w:p>
+            <w:r>
+              <w:rPr>
+                <w:color w:val="1E293B"/>
+                <w:sz w:val="17"/>
+              </w:rPr>
+              <w:t>/api/store/profile</w:t>
+            </w:r>
+          </w:p>
+        </w:tc>
+        <w:tc>
+          <w:tcPr>
+            <w:tcW w:type="dxa" w:w="3600"/>
+            <w:shd w:fill="FFFFFF"/>
+            <w:tcMar>
+              <w:top w:w="60" w:type="dxa"/>
+              <w:bottom w:w="60" w:type="dxa"/>
+              <w:left w:w="80" w:type="dxa"/>
+              <w:right w:w="80" w:type="dxa"/>
+            </w:tcMar>
+          </w:tcPr>
+          <w:p>
+            <w:r>
+              <w:rPr>
+                <w:color w:val="1E293B"/>
+                <w:sz w:val="17"/>
+              </w:rPr>
+              <w:t>Lấy thông tin cấu hình cửa hàng &amp; tham số</w:t>
+            </w:r>
+          </w:p>
+        </w:tc>
+        <w:tc>
+          <w:tcPr>
+            <w:tcW w:type="dxa" w:w="1584"/>
+            <w:shd w:fill="FFFFFF"/>
+            <w:tcMar>
+              <w:top w:w="60" w:type="dxa"/>
+              <w:bottom w:w="60" w:type="dxa"/>
+              <w:left w:w="80" w:type="dxa"/>
+              <w:right w:w="80" w:type="dxa"/>
+            </w:tcMar>
+          </w:tcPr>
+          <w:p>
+            <w:pPr>
+              <w:jc w:val="center"/>
+            </w:pPr>
+            <w:r>
+              <w:rPr>
+                <w:color w:val="1E293B"/>
+                <w:sz w:val="17"/>
+              </w:rPr>
+              <w:t>Manager, Staff</w:t>
+            </w:r>
+          </w:p>
+        </w:tc>
+      </w:tr>
+      <w:tr>
+        <w:tc>
+          <w:tcPr>
+            <w:tcW w:type="dxa" w:w="1440"/>
+            <w:shd w:fill="F8FAFC"/>
+            <w:tcMar>
+              <w:top w:w="60" w:type="dxa"/>
+              <w:bottom w:w="60" w:type="dxa"/>
+              <w:left w:w="80" w:type="dxa"/>
+              <w:right w:w="80" w:type="dxa"/>
+            </w:tcMar>
+          </w:tcPr>
+          <w:p>
+            <w:pPr>
+              <w:jc w:val="center"/>
+            </w:pPr>
+            <w:r>
+              <w:rPr>
+                <w:color w:val="1E293B"/>
+                <w:sz w:val="17"/>
+              </w:rPr>
+              <w:t>GET</w:t>
+            </w:r>
+          </w:p>
+        </w:tc>
+        <w:tc>
+          <w:tcPr>
+            <w:tcW w:type="dxa" w:w="3168"/>
+            <w:shd w:fill="F8FAFC"/>
+            <w:tcMar>
+              <w:top w:w="60" w:type="dxa"/>
+              <w:bottom w:w="60" w:type="dxa"/>
+              <w:left w:w="80" w:type="dxa"/>
+              <w:right w:w="80" w:type="dxa"/>
             </w:tcMar>
           </w:tcPr>
           <w:p>
@@ -3424,13 +5211,13 @@
         </w:tc>
         <w:tc>
           <w:tcPr>
-            <w:tcW w:type="dxa" w:w="5040"/>
+            <w:tcW w:type="dxa" w:w="3600"/>
             <w:shd w:fill="F8FAFC"/>
             <w:tcMar>
               <w:top w:w="60" w:type="dxa"/>
               <w:bottom w:w="60" w:type="dxa"/>
-              <w:left w:w="100" w:type="dxa"/>
-              <w:right w:w="100" w:type="dxa"/>
+              <w:left w:w="80" w:type="dxa"/>
+              <w:right w:w="80" w:type="dxa"/>
             </w:tcMar>
           </w:tcPr>
           <w:p>
@@ -3439,7 +5226,31 @@
                 <w:color w:val="1E293B"/>
                 <w:sz w:val="17"/>
               </w:rPr>
-              <w:t>Lấy danh sách 23 sản phẩm kèm tồn kho khả dụng thời gian thực</w:t>
+              <w:t>Lấy danh mục 23 sản phẩm FMCG kèm tồn kho</w:t>
+            </w:r>
+          </w:p>
+        </w:tc>
+        <w:tc>
+          <w:tcPr>
+            <w:tcW w:type="dxa" w:w="1584"/>
+            <w:shd w:fill="F8FAFC"/>
+            <w:tcMar>
+              <w:top w:w="60" w:type="dxa"/>
+              <w:bottom w:w="60" w:type="dxa"/>
+              <w:left w:w="80" w:type="dxa"/>
+              <w:right w:w="80" w:type="dxa"/>
+            </w:tcMar>
+          </w:tcPr>
+          <w:p>
+            <w:pPr>
+              <w:jc w:val="center"/>
+            </w:pPr>
+            <w:r>
+              <w:rPr>
+                <w:color w:val="1E293B"/>
+                <w:sz w:val="17"/>
+              </w:rPr>
+              <w:t>Manager, Staff</w:t>
             </w:r>
           </w:p>
         </w:tc>
@@ -3447,16 +5258,19 @@
       <w:tr>
         <w:tc>
           <w:tcPr>
-            <w:tcW w:type="dxa" w:w="2160"/>
+            <w:tcW w:type="dxa" w:w="1440"/>
             <w:shd w:fill="FFFFFF"/>
             <w:tcMar>
               <w:top w:w="60" w:type="dxa"/>
               <w:bottom w:w="60" w:type="dxa"/>
-              <w:left w:w="100" w:type="dxa"/>
-              <w:right w:w="100" w:type="dxa"/>
+              <w:left w:w="80" w:type="dxa"/>
+              <w:right w:w="80" w:type="dxa"/>
             </w:tcMar>
           </w:tcPr>
           <w:p>
+            <w:pPr>
+              <w:jc w:val="center"/>
+            </w:pPr>
             <w:r>
               <w:rPr>
                 <w:color w:val="1E293B"/>
@@ -3473,8 +5287,8 @@
             <w:tcMar>
               <w:top w:w="60" w:type="dxa"/>
               <w:bottom w:w="60" w:type="dxa"/>
-              <w:left w:w="100" w:type="dxa"/>
-              <w:right w:w="100" w:type="dxa"/>
+              <w:left w:w="80" w:type="dxa"/>
+              <w:right w:w="80" w:type="dxa"/>
             </w:tcMar>
           </w:tcPr>
           <w:p>
@@ -3489,13 +5303,13 @@
         </w:tc>
         <w:tc>
           <w:tcPr>
-            <w:tcW w:type="dxa" w:w="5040"/>
+            <w:tcW w:type="dxa" w:w="3600"/>
             <w:shd w:fill="FFFFFF"/>
             <w:tcMar>
               <w:top w:w="60" w:type="dxa"/>
               <w:bottom w:w="60" w:type="dxa"/>
-              <w:left w:w="100" w:type="dxa"/>
-              <w:right w:w="100" w:type="dxa"/>
+              <w:left w:w="80" w:type="dxa"/>
+              <w:right w:w="80" w:type="dxa"/>
             </w:tcMar>
           </w:tcPr>
           <w:p>
@@ -3504,7 +5318,31 @@
                 <w:color w:val="1E293B"/>
                 <w:sz w:val="17"/>
               </w:rPr>
-              <w:t>Thêm sản phẩm mới (kèm chống trùng lặp tên/mã vạch)</w:t>
+              <w:t>Thêm mới sản phẩm vào danh mục</w:t>
+            </w:r>
+          </w:p>
+        </w:tc>
+        <w:tc>
+          <w:tcPr>
+            <w:tcW w:type="dxa" w:w="1584"/>
+            <w:shd w:fill="FFFFFF"/>
+            <w:tcMar>
+              <w:top w:w="60" w:type="dxa"/>
+              <w:bottom w:w="60" w:type="dxa"/>
+              <w:left w:w="80" w:type="dxa"/>
+              <w:right w:w="80" w:type="dxa"/>
+            </w:tcMar>
+          </w:tcPr>
+          <w:p>
+            <w:pPr>
+              <w:jc w:val="center"/>
+            </w:pPr>
+            <w:r>
+              <w:rPr>
+                <w:color w:val="1E293B"/>
+                <w:sz w:val="17"/>
+              </w:rPr>
+              <w:t>Chỉ Manager</w:t>
             </w:r>
           </w:p>
         </w:tc>
@@ -3512,16 +5350,19 @@
       <w:tr>
         <w:tc>
           <w:tcPr>
-            <w:tcW w:type="dxa" w:w="2160"/>
+            <w:tcW w:type="dxa" w:w="1440"/>
             <w:shd w:fill="F8FAFC"/>
             <w:tcMar>
               <w:top w:w="60" w:type="dxa"/>
               <w:bottom w:w="60" w:type="dxa"/>
-              <w:left w:w="100" w:type="dxa"/>
-              <w:right w:w="100" w:type="dxa"/>
+              <w:left w:w="80" w:type="dxa"/>
+              <w:right w:w="80" w:type="dxa"/>
             </w:tcMar>
           </w:tcPr>
           <w:p>
+            <w:pPr>
+              <w:jc w:val="center"/>
+            </w:pPr>
             <w:r>
               <w:rPr>
                 <w:color w:val="1E293B"/>
@@ -3538,8 +5379,8 @@
             <w:tcMar>
               <w:top w:w="60" w:type="dxa"/>
               <w:bottom w:w="60" w:type="dxa"/>
-              <w:left w:w="100" w:type="dxa"/>
-              <w:right w:w="100" w:type="dxa"/>
+              <w:left w:w="80" w:type="dxa"/>
+              <w:right w:w="80" w:type="dxa"/>
             </w:tcMar>
           </w:tcPr>
           <w:p>
@@ -3548,19 +5389,19 @@
                 <w:color w:val="1E293B"/>
                 <w:sz w:val="17"/>
               </w:rPr>
-              <w:t>/api/batches</w:t>
+              <w:t>/api/batches/fefo-monitor</w:t>
             </w:r>
           </w:p>
         </w:tc>
         <w:tc>
           <w:tcPr>
-            <w:tcW w:type="dxa" w:w="5040"/>
+            <w:tcW w:type="dxa" w:w="3600"/>
             <w:shd w:fill="F8FAFC"/>
             <w:tcMar>
               <w:top w:w="60" w:type="dxa"/>
               <w:bottom w:w="60" w:type="dxa"/>
-              <w:left w:w="100" w:type="dxa"/>
-              <w:right w:w="100" w:type="dxa"/>
+              <w:left w:w="80" w:type="dxa"/>
+              <w:right w:w="80" w:type="dxa"/>
             </w:tcMar>
           </w:tcPr>
           <w:p>
@@ -3569,7 +5410,31 @@
                 <w:color w:val="1E293B"/>
                 <w:sz w:val="17"/>
               </w:rPr>
-              <w:t>Lấy toàn bộ các lô hàng sắp xếp theo thứ tự ưu tiên FEFO</w:t>
+              <w:t>Lấy danh sách lô hàng phân loại theo 3 vùng cảnh báo date</w:t>
+            </w:r>
+          </w:p>
+        </w:tc>
+        <w:tc>
+          <w:tcPr>
+            <w:tcW w:type="dxa" w:w="1584"/>
+            <w:shd w:fill="F8FAFC"/>
+            <w:tcMar>
+              <w:top w:w="60" w:type="dxa"/>
+              <w:bottom w:w="60" w:type="dxa"/>
+              <w:left w:w="80" w:type="dxa"/>
+              <w:right w:w="80" w:type="dxa"/>
+            </w:tcMar>
+          </w:tcPr>
+          <w:p>
+            <w:pPr>
+              <w:jc w:val="center"/>
+            </w:pPr>
+            <w:r>
+              <w:rPr>
+                <w:color w:val="1E293B"/>
+                <w:sz w:val="17"/>
+              </w:rPr>
+              <w:t>Manager, Staff</w:t>
             </w:r>
           </w:p>
         </w:tc>
@@ -3577,16 +5442,19 @@
       <w:tr>
         <w:tc>
           <w:tcPr>
-            <w:tcW w:type="dxa" w:w="2160"/>
+            <w:tcW w:type="dxa" w:w="1440"/>
             <w:shd w:fill="FFFFFF"/>
             <w:tcMar>
               <w:top w:w="60" w:type="dxa"/>
               <w:bottom w:w="60" w:type="dxa"/>
-              <w:left w:w="100" w:type="dxa"/>
-              <w:right w:w="100" w:type="dxa"/>
+              <w:left w:w="80" w:type="dxa"/>
+              <w:right w:w="80" w:type="dxa"/>
             </w:tcMar>
           </w:tcPr>
           <w:p>
+            <w:pPr>
+              <w:jc w:val="center"/>
+            </w:pPr>
             <w:r>
               <w:rPr>
                 <w:color w:val="1E293B"/>
@@ -3603,8 +5471,8 @@
             <w:tcMar>
               <w:top w:w="60" w:type="dxa"/>
               <w:bottom w:w="60" w:type="dxa"/>
-              <w:left w:w="100" w:type="dxa"/>
-              <w:right w:w="100" w:type="dxa"/>
+              <w:left w:w="80" w:type="dxa"/>
+              <w:right w:w="80" w:type="dxa"/>
             </w:tcMar>
           </w:tcPr>
           <w:p>
@@ -3613,19 +5481,19 @@
                 <w:color w:val="1E293B"/>
                 <w:sz w:val="17"/>
               </w:rPr>
-              <w:t>/api/batches</w:t>
+              <w:t>/api/batches/discount</w:t>
             </w:r>
           </w:p>
         </w:tc>
         <w:tc>
           <w:tcPr>
-            <w:tcW w:type="dxa" w:w="5040"/>
+            <w:tcW w:type="dxa" w:w="3600"/>
             <w:shd w:fill="FFFFFF"/>
             <w:tcMar>
               <w:top w:w="60" w:type="dxa"/>
               <w:bottom w:w="60" w:type="dxa"/>
-              <w:left w:w="100" w:type="dxa"/>
-              <w:right w:w="100" w:type="dxa"/>
+              <w:left w:w="80" w:type="dxa"/>
+              <w:right w:w="80" w:type="dxa"/>
             </w:tcMar>
           </w:tcPr>
           <w:p>
@@ -3634,7 +5502,31 @@
                 <w:color w:val="1E293B"/>
                 <w:sz w:val="17"/>
               </w:rPr>
-              <w:t>Tiếp nhận lô hàng mới từ Kho tổng DC vào CSDL SQL Server</w:t>
+              <w:t>Kích hoạt giảm giá xả hàng cho lô cận date</w:t>
+            </w:r>
+          </w:p>
+        </w:tc>
+        <w:tc>
+          <w:tcPr>
+            <w:tcW w:type="dxa" w:w="1584"/>
+            <w:shd w:fill="FFFFFF"/>
+            <w:tcMar>
+              <w:top w:w="60" w:type="dxa"/>
+              <w:bottom w:w="60" w:type="dxa"/>
+              <w:left w:w="80" w:type="dxa"/>
+              <w:right w:w="80" w:type="dxa"/>
+            </w:tcMar>
+          </w:tcPr>
+          <w:p>
+            <w:pPr>
+              <w:jc w:val="center"/>
+            </w:pPr>
+            <w:r>
+              <w:rPr>
+                <w:color w:val="1E293B"/>
+                <w:sz w:val="17"/>
+              </w:rPr>
+              <w:t>Chỉ Manager</w:t>
             </w:r>
           </w:p>
         </w:tc>
@@ -3642,146 +5534,19 @@
       <w:tr>
         <w:tc>
           <w:tcPr>
-            <w:tcW w:type="dxa" w:w="2160"/>
+            <w:tcW w:type="dxa" w:w="1440"/>
             <w:shd w:fill="F8FAFC"/>
             <w:tcMar>
               <w:top w:w="60" w:type="dxa"/>
               <w:bottom w:w="60" w:type="dxa"/>
-              <w:left w:w="100" w:type="dxa"/>
-              <w:right w:w="100" w:type="dxa"/>
+              <w:left w:w="80" w:type="dxa"/>
+              <w:right w:w="80" w:type="dxa"/>
             </w:tcMar>
           </w:tcPr>
           <w:p>
-            <w:r>
-              <w:rPr>
-                <w:color w:val="1E293B"/>
-                <w:sz w:val="17"/>
-              </w:rPr>
-              <w:t>PATCH</w:t>
-            </w:r>
-          </w:p>
-        </w:tc>
-        <w:tc>
-          <w:tcPr>
-            <w:tcW w:type="dxa" w:w="3168"/>
-            <w:shd w:fill="F8FAFC"/>
-            <w:tcMar>
-              <w:top w:w="60" w:type="dxa"/>
-              <w:bottom w:w="60" w:type="dxa"/>
-              <w:left w:w="100" w:type="dxa"/>
-              <w:right w:w="100" w:type="dxa"/>
-            </w:tcMar>
-          </w:tcPr>
-          <w:p>
-            <w:r>
-              <w:rPr>
-                <w:color w:val="1E293B"/>
-                <w:sz w:val="17"/>
-              </w:rPr>
-              <w:t>/api/batches/:id/discount</w:t>
-            </w:r>
-          </w:p>
-        </w:tc>
-        <w:tc>
-          <w:tcPr>
-            <w:tcW w:type="dxa" w:w="5040"/>
-            <w:shd w:fill="F8FAFC"/>
-            <w:tcMar>
-              <w:top w:w="60" w:type="dxa"/>
-              <w:bottom w:w="60" w:type="dxa"/>
-              <w:left w:w="100" w:type="dxa"/>
-              <w:right w:w="100" w:type="dxa"/>
-            </w:tcMar>
-          </w:tcPr>
-          <w:p>
-            <w:r>
-              <w:rPr>
-                <w:color w:val="1E293B"/>
-                <w:sz w:val="17"/>
-              </w:rPr>
-              <w:t>Kích hoạt giảm giá 30% xả hàng cho lô cận date</w:t>
-            </w:r>
-          </w:p>
-        </w:tc>
-      </w:tr>
-      <w:tr>
-        <w:tc>
-          <w:tcPr>
-            <w:tcW w:type="dxa" w:w="2160"/>
-            <w:shd w:fill="FFFFFF"/>
-            <w:tcMar>
-              <w:top w:w="60" w:type="dxa"/>
-              <w:bottom w:w="60" w:type="dxa"/>
-              <w:left w:w="100" w:type="dxa"/>
-              <w:right w:w="100" w:type="dxa"/>
-            </w:tcMar>
-          </w:tcPr>
-          <w:p>
-            <w:r>
-              <w:rPr>
-                <w:color w:val="1E293B"/>
-                <w:sz w:val="17"/>
-              </w:rPr>
-              <w:t>PATCH</w:t>
-            </w:r>
-          </w:p>
-        </w:tc>
-        <w:tc>
-          <w:tcPr>
-            <w:tcW w:type="dxa" w:w="3168"/>
-            <w:shd w:fill="FFFFFF"/>
-            <w:tcMar>
-              <w:top w:w="60" w:type="dxa"/>
-              <w:bottom w:w="60" w:type="dxa"/>
-              <w:left w:w="100" w:type="dxa"/>
-              <w:right w:w="100" w:type="dxa"/>
-            </w:tcMar>
-          </w:tcPr>
-          <w:p>
-            <w:r>
-              <w:rPr>
-                <w:color w:val="1E293B"/>
-                <w:sz w:val="17"/>
-              </w:rPr>
-              <w:t>/api/batches/:id/rotate</w:t>
-            </w:r>
-          </w:p>
-        </w:tc>
-        <w:tc>
-          <w:tcPr>
-            <w:tcW w:type="dxa" w:w="5040"/>
-            <w:shd w:fill="FFFFFF"/>
-            <w:tcMar>
-              <w:top w:w="60" w:type="dxa"/>
-              <w:bottom w:w="60" w:type="dxa"/>
-              <w:left w:w="100" w:type="dxa"/>
-              <w:right w:w="100" w:type="dxa"/>
-            </w:tcMar>
-          </w:tcPr>
-          <w:p>
-            <w:r>
-              <w:rPr>
-                <w:color w:val="1E293B"/>
-                <w:sz w:val="17"/>
-              </w:rPr>
-              <w:t>Ghi nhận thao tác đảo lô hàng ra mặt tiền kệ</w:t>
-            </w:r>
-          </w:p>
-        </w:tc>
-      </w:tr>
-      <w:tr>
-        <w:tc>
-          <w:tcPr>
-            <w:tcW w:type="dxa" w:w="2160"/>
-            <w:shd w:fill="F8FAFC"/>
-            <w:tcMar>
-              <w:top w:w="60" w:type="dxa"/>
-              <w:bottom w:w="60" w:type="dxa"/>
-              <w:left w:w="100" w:type="dxa"/>
-              <w:right w:w="100" w:type="dxa"/>
-            </w:tcMar>
-          </w:tcPr>
-          <w:p>
+            <w:pPr>
+              <w:jc w:val="center"/>
+            </w:pPr>
             <w:r>
               <w:rPr>
                 <w:color w:val="1E293B"/>
@@ -3798,8 +5563,8 @@
             <w:tcMar>
               <w:top w:w="60" w:type="dxa"/>
               <w:bottom w:w="60" w:type="dxa"/>
-              <w:left w:w="100" w:type="dxa"/>
-              <w:right w:w="100" w:type="dxa"/>
+              <w:left w:w="80" w:type="dxa"/>
+              <w:right w:w="80" w:type="dxa"/>
             </w:tcMar>
           </w:tcPr>
           <w:p>
@@ -3808,19 +5573,19 @@
                 <w:color w:val="1E293B"/>
                 <w:sz w:val="17"/>
               </w:rPr>
-              <w:t>/api/sales</w:t>
+              <w:t>/api/receipts/dc-intake</w:t>
             </w:r>
           </w:p>
         </w:tc>
         <w:tc>
           <w:tcPr>
-            <w:tcW w:type="dxa" w:w="5040"/>
+            <w:tcW w:type="dxa" w:w="3600"/>
             <w:shd w:fill="F8FAFC"/>
             <w:tcMar>
               <w:top w:w="60" w:type="dxa"/>
               <w:bottom w:w="60" w:type="dxa"/>
-              <w:left w:w="100" w:type="dxa"/>
-              <w:right w:w="100" w:type="dxa"/>
+              <w:left w:w="80" w:type="dxa"/>
+              <w:right w:w="80" w:type="dxa"/>
             </w:tcMar>
           </w:tcPr>
           <w:p>
@@ -3829,7 +5594,31 @@
                 <w:color w:val="1E293B"/>
                 <w:sz w:val="17"/>
               </w:rPr>
-              <w:t>Bán lẻ POS: Tự động phân bổ trừ kho FEFO vào SQL Server</w:t>
+              <w:t>Tiếp nhận lô hàng mới từ Kho tổng DC</w:t>
+            </w:r>
+          </w:p>
+        </w:tc>
+        <w:tc>
+          <w:tcPr>
+            <w:tcW w:type="dxa" w:w="1584"/>
+            <w:shd w:fill="F8FAFC"/>
+            <w:tcMar>
+              <w:top w:w="60" w:type="dxa"/>
+              <w:bottom w:w="60" w:type="dxa"/>
+              <w:left w:w="80" w:type="dxa"/>
+              <w:right w:w="80" w:type="dxa"/>
+            </w:tcMar>
+          </w:tcPr>
+          <w:p>
+            <w:pPr>
+              <w:jc w:val="center"/>
+            </w:pPr>
+            <w:r>
+              <w:rPr>
+                <w:color w:val="1E293B"/>
+                <w:sz w:val="17"/>
+              </w:rPr>
+              <w:t>Manager, Staff</w:t>
             </w:r>
           </w:p>
         </w:tc>
@@ -3837,16 +5626,387 @@
       <w:tr>
         <w:tc>
           <w:tcPr>
-            <w:tcW w:type="dxa" w:w="2160"/>
+            <w:tcW w:type="dxa" w:w="1440"/>
             <w:shd w:fill="FFFFFF"/>
             <w:tcMar>
               <w:top w:w="60" w:type="dxa"/>
               <w:bottom w:w="60" w:type="dxa"/>
-              <w:left w:w="100" w:type="dxa"/>
-              <w:right w:w="100" w:type="dxa"/>
+              <w:left w:w="80" w:type="dxa"/>
+              <w:right w:w="80" w:type="dxa"/>
             </w:tcMar>
           </w:tcPr>
           <w:p>
+            <w:pPr>
+              <w:jc w:val="center"/>
+            </w:pPr>
+            <w:r>
+              <w:rPr>
+                <w:color w:val="1E293B"/>
+                <w:sz w:val="17"/>
+              </w:rPr>
+              <w:t>POST</w:t>
+            </w:r>
+          </w:p>
+        </w:tc>
+        <w:tc>
+          <w:tcPr>
+            <w:tcW w:type="dxa" w:w="3168"/>
+            <w:shd w:fill="FFFFFF"/>
+            <w:tcMar>
+              <w:top w:w="60" w:type="dxa"/>
+              <w:bottom w:w="60" w:type="dxa"/>
+              <w:left w:w="80" w:type="dxa"/>
+              <w:right w:w="80" w:type="dxa"/>
+            </w:tcMar>
+          </w:tcPr>
+          <w:p>
+            <w:r>
+              <w:rPr>
+                <w:color w:val="1E293B"/>
+                <w:sz w:val="17"/>
+              </w:rPr>
+              <w:t>/api/pos/checkout</w:t>
+            </w:r>
+          </w:p>
+        </w:tc>
+        <w:tc>
+          <w:tcPr>
+            <w:tcW w:type="dxa" w:w="3600"/>
+            <w:shd w:fill="FFFFFF"/>
+            <w:tcMar>
+              <w:top w:w="60" w:type="dxa"/>
+              <w:bottom w:w="60" w:type="dxa"/>
+              <w:left w:w="80" w:type="dxa"/>
+              <w:right w:w="80" w:type="dxa"/>
+            </w:tcMar>
+          </w:tcPr>
+          <w:p>
+            <w:r>
+              <w:rPr>
+                <w:color w:val="1E293B"/>
+                <w:sz w:val="17"/>
+              </w:rPr>
+              <w:t>Thanh toán giỏ hàng, tự động trừ kho FEFO</w:t>
+            </w:r>
+          </w:p>
+        </w:tc>
+        <w:tc>
+          <w:tcPr>
+            <w:tcW w:type="dxa" w:w="1584"/>
+            <w:shd w:fill="FFFFFF"/>
+            <w:tcMar>
+              <w:top w:w="60" w:type="dxa"/>
+              <w:bottom w:w="60" w:type="dxa"/>
+              <w:left w:w="80" w:type="dxa"/>
+              <w:right w:w="80" w:type="dxa"/>
+            </w:tcMar>
+          </w:tcPr>
+          <w:p>
+            <w:pPr>
+              <w:jc w:val="center"/>
+            </w:pPr>
+            <w:r>
+              <w:rPr>
+                <w:color w:val="1E293B"/>
+                <w:sz w:val="17"/>
+              </w:rPr>
+              <w:t>Manager, Staff</w:t>
+            </w:r>
+          </w:p>
+        </w:tc>
+      </w:tr>
+      <w:tr>
+        <w:tc>
+          <w:tcPr>
+            <w:tcW w:type="dxa" w:w="1440"/>
+            <w:shd w:fill="F8FAFC"/>
+            <w:tcMar>
+              <w:top w:w="60" w:type="dxa"/>
+              <w:bottom w:w="60" w:type="dxa"/>
+              <w:left w:w="80" w:type="dxa"/>
+              <w:right w:w="80" w:type="dxa"/>
+            </w:tcMar>
+          </w:tcPr>
+          <w:p>
+            <w:pPr>
+              <w:jc w:val="center"/>
+            </w:pPr>
+            <w:r>
+              <w:rPr>
+                <w:color w:val="1E293B"/>
+                <w:sz w:val="17"/>
+              </w:rPr>
+              <w:t>GET</w:t>
+            </w:r>
+          </w:p>
+        </w:tc>
+        <w:tc>
+          <w:tcPr>
+            <w:tcW w:type="dxa" w:w="3168"/>
+            <w:shd w:fill="F8FAFC"/>
+            <w:tcMar>
+              <w:top w:w="60" w:type="dxa"/>
+              <w:bottom w:w="60" w:type="dxa"/>
+              <w:left w:w="80" w:type="dxa"/>
+              <w:right w:w="80" w:type="dxa"/>
+            </w:tcMar>
+          </w:tcPr>
+          <w:p>
+            <w:r>
+              <w:rPr>
+                <w:color w:val="1E293B"/>
+                <w:sz w:val="17"/>
+              </w:rPr>
+              <w:t>/api/spoilage</w:t>
+            </w:r>
+          </w:p>
+        </w:tc>
+        <w:tc>
+          <w:tcPr>
+            <w:tcW w:type="dxa" w:w="3600"/>
+            <w:shd w:fill="F8FAFC"/>
+            <w:tcMar>
+              <w:top w:w="60" w:type="dxa"/>
+              <w:bottom w:w="60" w:type="dxa"/>
+              <w:left w:w="80" w:type="dxa"/>
+              <w:right w:w="80" w:type="dxa"/>
+            </w:tcMar>
+          </w:tcPr>
+          <w:p>
+            <w:r>
+              <w:rPr>
+                <w:color w:val="1E293B"/>
+                <w:sz w:val="17"/>
+              </w:rPr>
+              <w:t>Lấy danh sách các biên bản tiêu hủy &amp; sổ hao hụt</w:t>
+            </w:r>
+          </w:p>
+        </w:tc>
+        <w:tc>
+          <w:tcPr>
+            <w:tcW w:type="dxa" w:w="1584"/>
+            <w:shd w:fill="F8FAFC"/>
+            <w:tcMar>
+              <w:top w:w="60" w:type="dxa"/>
+              <w:bottom w:w="60" w:type="dxa"/>
+              <w:left w:w="80" w:type="dxa"/>
+              <w:right w:w="80" w:type="dxa"/>
+            </w:tcMar>
+          </w:tcPr>
+          <w:p>
+            <w:pPr>
+              <w:jc w:val="center"/>
+            </w:pPr>
+            <w:r>
+              <w:rPr>
+                <w:color w:val="1E293B"/>
+                <w:sz w:val="17"/>
+              </w:rPr>
+              <w:t>Chỉ Manager</w:t>
+            </w:r>
+          </w:p>
+        </w:tc>
+      </w:tr>
+      <w:tr>
+        <w:tc>
+          <w:tcPr>
+            <w:tcW w:type="dxa" w:w="1440"/>
+            <w:shd w:fill="FFFFFF"/>
+            <w:tcMar>
+              <w:top w:w="60" w:type="dxa"/>
+              <w:bottom w:w="60" w:type="dxa"/>
+              <w:left w:w="80" w:type="dxa"/>
+              <w:right w:w="80" w:type="dxa"/>
+            </w:tcMar>
+          </w:tcPr>
+          <w:p>
+            <w:pPr>
+              <w:jc w:val="center"/>
+            </w:pPr>
+            <w:r>
+              <w:rPr>
+                <w:color w:val="1E293B"/>
+                <w:sz w:val="17"/>
+              </w:rPr>
+              <w:t>POST</w:t>
+            </w:r>
+          </w:p>
+        </w:tc>
+        <w:tc>
+          <w:tcPr>
+            <w:tcW w:type="dxa" w:w="3168"/>
+            <w:shd w:fill="FFFFFF"/>
+            <w:tcMar>
+              <w:top w:w="60" w:type="dxa"/>
+              <w:bottom w:w="60" w:type="dxa"/>
+              <w:left w:w="80" w:type="dxa"/>
+              <w:right w:w="80" w:type="dxa"/>
+            </w:tcMar>
+          </w:tcPr>
+          <w:p>
+            <w:r>
+              <w:rPr>
+                <w:color w:val="1E293B"/>
+                <w:sz w:val="17"/>
+              </w:rPr>
+              <w:t>/api/spoilage/dispose</w:t>
+            </w:r>
+          </w:p>
+        </w:tc>
+        <w:tc>
+          <w:tcPr>
+            <w:tcW w:type="dxa" w:w="3600"/>
+            <w:shd w:fill="FFFFFF"/>
+            <w:tcMar>
+              <w:top w:w="60" w:type="dxa"/>
+              <w:bottom w:w="60" w:type="dxa"/>
+              <w:left w:w="80" w:type="dxa"/>
+              <w:right w:w="80" w:type="dxa"/>
+            </w:tcMar>
+          </w:tcPr>
+          <w:p>
+            <w:r>
+              <w:rPr>
+                <w:color w:val="1E293B"/>
+                <w:sz w:val="17"/>
+              </w:rPr>
+              <w:t>Lập biên bản tiêu hủy hàng hỏng/quá date</w:t>
+            </w:r>
+          </w:p>
+        </w:tc>
+        <w:tc>
+          <w:tcPr>
+            <w:tcW w:type="dxa" w:w="1584"/>
+            <w:shd w:fill="FFFFFF"/>
+            <w:tcMar>
+              <w:top w:w="60" w:type="dxa"/>
+              <w:bottom w:w="60" w:type="dxa"/>
+              <w:left w:w="80" w:type="dxa"/>
+              <w:right w:w="80" w:type="dxa"/>
+            </w:tcMar>
+          </w:tcPr>
+          <w:p>
+            <w:pPr>
+              <w:jc w:val="center"/>
+            </w:pPr>
+            <w:r>
+              <w:rPr>
+                <w:color w:val="1E293B"/>
+                <w:sz w:val="17"/>
+              </w:rPr>
+              <w:t>Chỉ Manager</w:t>
+            </w:r>
+          </w:p>
+        </w:tc>
+      </w:tr>
+      <w:tr>
+        <w:tc>
+          <w:tcPr>
+            <w:tcW w:type="dxa" w:w="1440"/>
+            <w:shd w:fill="F8FAFC"/>
+            <w:tcMar>
+              <w:top w:w="60" w:type="dxa"/>
+              <w:bottom w:w="60" w:type="dxa"/>
+              <w:left w:w="80" w:type="dxa"/>
+              <w:right w:w="80" w:type="dxa"/>
+            </w:tcMar>
+          </w:tcPr>
+          <w:p>
+            <w:pPr>
+              <w:jc w:val="center"/>
+            </w:pPr>
+            <w:r>
+              <w:rPr>
+                <w:color w:val="1E293B"/>
+                <w:sz w:val="17"/>
+              </w:rPr>
+              <w:t>GET</w:t>
+            </w:r>
+          </w:p>
+        </w:tc>
+        <w:tc>
+          <w:tcPr>
+            <w:tcW w:type="dxa" w:w="3168"/>
+            <w:shd w:fill="F8FAFC"/>
+            <w:tcMar>
+              <w:top w:w="60" w:type="dxa"/>
+              <w:bottom w:w="60" w:type="dxa"/>
+              <w:left w:w="80" w:type="dxa"/>
+              <w:right w:w="80" w:type="dxa"/>
+            </w:tcMar>
+          </w:tcPr>
+          <w:p>
+            <w:r>
+              <w:rPr>
+                <w:color w:val="1E293B"/>
+                <w:sz w:val="17"/>
+              </w:rPr>
+              <w:t>/api/reorder/forecast</w:t>
+            </w:r>
+          </w:p>
+        </w:tc>
+        <w:tc>
+          <w:tcPr>
+            <w:tcW w:type="dxa" w:w="3600"/>
+            <w:shd w:fill="F8FAFC"/>
+            <w:tcMar>
+              <w:top w:w="60" w:type="dxa"/>
+              <w:bottom w:w="60" w:type="dxa"/>
+              <w:left w:w="80" w:type="dxa"/>
+              <w:right w:w="80" w:type="dxa"/>
+            </w:tcMar>
+          </w:tcPr>
+          <w:p>
+            <w:r>
+              <w:rPr>
+                <w:color w:val="1E293B"/>
+                <w:sz w:val="17"/>
+              </w:rPr>
+              <w:t>Tính toán điểm đặt hàng ROP &amp; cảnh báo DOS &gt; DUE</w:t>
+            </w:r>
+          </w:p>
+        </w:tc>
+        <w:tc>
+          <w:tcPr>
+            <w:tcW w:type="dxa" w:w="1584"/>
+            <w:shd w:fill="F8FAFC"/>
+            <w:tcMar>
+              <w:top w:w="60" w:type="dxa"/>
+              <w:bottom w:w="60" w:type="dxa"/>
+              <w:left w:w="80" w:type="dxa"/>
+              <w:right w:w="80" w:type="dxa"/>
+            </w:tcMar>
+          </w:tcPr>
+          <w:p>
+            <w:pPr>
+              <w:jc w:val="center"/>
+            </w:pPr>
+            <w:r>
+              <w:rPr>
+                <w:color w:val="1E293B"/>
+                <w:sz w:val="17"/>
+              </w:rPr>
+              <w:t>Chỉ Manager</w:t>
+            </w:r>
+          </w:p>
+        </w:tc>
+      </w:tr>
+      <w:tr>
+        <w:tc>
+          <w:tcPr>
+            <w:tcW w:type="dxa" w:w="1440"/>
+            <w:shd w:fill="FFFFFF"/>
+            <w:tcMar>
+              <w:top w:w="60" w:type="dxa"/>
+              <w:bottom w:w="60" w:type="dxa"/>
+              <w:left w:w="80" w:type="dxa"/>
+              <w:right w:w="80" w:type="dxa"/>
+            </w:tcMar>
+          </w:tcPr>
+          <w:p>
+            <w:pPr>
+              <w:jc w:val="center"/>
+            </w:pPr>
             <w:r>
               <w:rPr>
                 <w:color w:val="1E293B"/>
@@ -3863,8 +6023,8 @@
             <w:tcMar>
               <w:top w:w="60" w:type="dxa"/>
               <w:bottom w:w="60" w:type="dxa"/>
-              <w:left w:w="100" w:type="dxa"/>
-              <w:right w:w="100" w:type="dxa"/>
+              <w:left w:w="80" w:type="dxa"/>
+              <w:right w:w="80" w:type="dxa"/>
             </w:tcMar>
           </w:tcPr>
           <w:p>
@@ -3873,19 +6033,19 @@
                 <w:color w:val="1E293B"/>
                 <w:sz w:val="17"/>
               </w:rPr>
-              <w:t>/api/disposals</w:t>
+              <w:t>/api/dashboard/overview</w:t>
             </w:r>
           </w:p>
         </w:tc>
         <w:tc>
           <w:tcPr>
-            <w:tcW w:type="dxa" w:w="5040"/>
+            <w:tcW w:type="dxa" w:w="3600"/>
             <w:shd w:fill="FFFFFF"/>
             <w:tcMar>
               <w:top w:w="60" w:type="dxa"/>
               <w:bottom w:w="60" w:type="dxa"/>
-              <w:left w:w="100" w:type="dxa"/>
-              <w:right w:w="100" w:type="dxa"/>
+              <w:left w:w="80" w:type="dxa"/>
+              <w:right w:w="80" w:type="dxa"/>
             </w:tcMar>
           </w:tcPr>
           <w:p>
@@ -3894,7 +6054,31 @@
                 <w:color w:val="1E293B"/>
                 <w:sz w:val="17"/>
               </w:rPr>
-              <w:t>Lấy danh sách phiếu tiêu hủy và sổ hao hụt tài chính</w:t>
+              <w:t>Lấy các chỉ số KPI: Doanh thu, Tồn kho, Lô cận date, Tỷ lệ hao hụt</w:t>
+            </w:r>
+          </w:p>
+        </w:tc>
+        <w:tc>
+          <w:tcPr>
+            <w:tcW w:type="dxa" w:w="1584"/>
+            <w:shd w:fill="FFFFFF"/>
+            <w:tcMar>
+              <w:top w:w="60" w:type="dxa"/>
+              <w:bottom w:w="60" w:type="dxa"/>
+              <w:left w:w="80" w:type="dxa"/>
+              <w:right w:w="80" w:type="dxa"/>
+            </w:tcMar>
+          </w:tcPr>
+          <w:p>
+            <w:pPr>
+              <w:jc w:val="center"/>
+            </w:pPr>
+            <w:r>
+              <w:rPr>
+                <w:color w:val="1E293B"/>
+                <w:sz w:val="17"/>
+              </w:rPr>
+              <w:t>Manager, Staff</w:t>
             </w:r>
           </w:p>
         </w:tc>
@@ -3902,146 +6086,19 @@
       <w:tr>
         <w:tc>
           <w:tcPr>
-            <w:tcW w:type="dxa" w:w="2160"/>
+            <w:tcW w:type="dxa" w:w="1440"/>
             <w:shd w:fill="F8FAFC"/>
             <w:tcMar>
               <w:top w:w="60" w:type="dxa"/>
               <w:bottom w:w="60" w:type="dxa"/>
-              <w:left w:w="100" w:type="dxa"/>
-              <w:right w:w="100" w:type="dxa"/>
+              <w:left w:w="80" w:type="dxa"/>
+              <w:right w:w="80" w:type="dxa"/>
             </w:tcMar>
           </w:tcPr>
           <w:p>
-            <w:r>
-              <w:rPr>
-                <w:color w:val="1E293B"/>
-                <w:sz w:val="17"/>
-              </w:rPr>
-              <w:t>POST</w:t>
-            </w:r>
-          </w:p>
-        </w:tc>
-        <w:tc>
-          <w:tcPr>
-            <w:tcW w:type="dxa" w:w="3168"/>
-            <w:shd w:fill="F8FAFC"/>
-            <w:tcMar>
-              <w:top w:w="60" w:type="dxa"/>
-              <w:bottom w:w="60" w:type="dxa"/>
-              <w:left w:w="100" w:type="dxa"/>
-              <w:right w:w="100" w:type="dxa"/>
-            </w:tcMar>
-          </w:tcPr>
-          <w:p>
-            <w:r>
-              <w:rPr>
-                <w:color w:val="1E293B"/>
-                <w:sz w:val="17"/>
-              </w:rPr>
-              <w:t>/api/spoilage</w:t>
-            </w:r>
-          </w:p>
-        </w:tc>
-        <w:tc>
-          <w:tcPr>
-            <w:tcW w:type="dxa" w:w="5040"/>
-            <w:shd w:fill="F8FAFC"/>
-            <w:tcMar>
-              <w:top w:w="60" w:type="dxa"/>
-              <w:bottom w:w="60" w:type="dxa"/>
-              <w:left w:w="100" w:type="dxa"/>
-              <w:right w:w="100" w:type="dxa"/>
-            </w:tcMar>
-          </w:tcPr>
-          <w:p>
-            <w:r>
-              <w:rPr>
-                <w:color w:val="1E293B"/>
-                <w:sz w:val="17"/>
-              </w:rPr>
-              <w:t>Lập phiếu đề xuất tiêu hủy hàng hỏng mới</w:t>
-            </w:r>
-          </w:p>
-        </w:tc>
-      </w:tr>
-      <w:tr>
-        <w:tc>
-          <w:tcPr>
-            <w:tcW w:type="dxa" w:w="2160"/>
-            <w:shd w:fill="FFFFFF"/>
-            <w:tcMar>
-              <w:top w:w="60" w:type="dxa"/>
-              <w:bottom w:w="60" w:type="dxa"/>
-              <w:left w:w="100" w:type="dxa"/>
-              <w:right w:w="100" w:type="dxa"/>
-            </w:tcMar>
-          </w:tcPr>
-          <w:p>
-            <w:r>
-              <w:rPr>
-                <w:color w:val="1E293B"/>
-                <w:sz w:val="17"/>
-              </w:rPr>
-              <w:t>GET</w:t>
-            </w:r>
-          </w:p>
-        </w:tc>
-        <w:tc>
-          <w:tcPr>
-            <w:tcW w:type="dxa" w:w="3168"/>
-            <w:shd w:fill="FFFFFF"/>
-            <w:tcMar>
-              <w:top w:w="60" w:type="dxa"/>
-              <w:bottom w:w="60" w:type="dxa"/>
-              <w:left w:w="100" w:type="dxa"/>
-              <w:right w:w="100" w:type="dxa"/>
-            </w:tcMar>
-          </w:tcPr>
-          <w:p>
-            <w:r>
-              <w:rPr>
-                <w:color w:val="1E293B"/>
-                <w:sz w:val="17"/>
-              </w:rPr>
-              <w:t>/api/dashboard/stats</w:t>
-            </w:r>
-          </w:p>
-        </w:tc>
-        <w:tc>
-          <w:tcPr>
-            <w:tcW w:type="dxa" w:w="5040"/>
-            <w:shd w:fill="FFFFFF"/>
-            <w:tcMar>
-              <w:top w:w="60" w:type="dxa"/>
-              <w:bottom w:w="60" w:type="dxa"/>
-              <w:left w:w="100" w:type="dxa"/>
-              <w:right w:w="100" w:type="dxa"/>
-            </w:tcMar>
-          </w:tcPr>
-          <w:p>
-            <w:r>
-              <w:rPr>
-                <w:color w:val="1E293B"/>
-                <w:sz w:val="17"/>
-              </w:rPr>
-              <w:t>Lấy 5 chỉ số KPI điều hành thực tế từ SQL Server</w:t>
-            </w:r>
-          </w:p>
-        </w:tc>
-      </w:tr>
-      <w:tr>
-        <w:tc>
-          <w:tcPr>
-            <w:tcW w:type="dxa" w:w="2160"/>
-            <w:shd w:fill="F8FAFC"/>
-            <w:tcMar>
-              <w:top w:w="60" w:type="dxa"/>
-              <w:bottom w:w="60" w:type="dxa"/>
-              <w:left w:w="100" w:type="dxa"/>
-              <w:right w:w="100" w:type="dxa"/>
-            </w:tcMar>
-          </w:tcPr>
-          <w:p>
+            <w:pPr>
+              <w:jc w:val="center"/>
+            </w:pPr>
             <w:r>
               <w:rPr>
                 <w:color w:val="1E293B"/>
@@ -4058,8 +6115,8 @@
             <w:tcMar>
               <w:top w:w="60" w:type="dxa"/>
               <w:bottom w:w="60" w:type="dxa"/>
-              <w:left w:w="100" w:type="dxa"/>
-              <w:right w:w="100" w:type="dxa"/>
+              <w:left w:w="80" w:type="dxa"/>
+              <w:right w:w="80" w:type="dxa"/>
             </w:tcMar>
           </w:tcPr>
           <w:p>
@@ -4074,13 +6131,13 @@
         </w:tc>
         <w:tc>
           <w:tcPr>
-            <w:tcW w:type="dxa" w:w="5040"/>
+            <w:tcW w:type="dxa" w:w="3600"/>
             <w:shd w:fill="F8FAFC"/>
             <w:tcMar>
               <w:top w:w="60" w:type="dxa"/>
               <w:bottom w:w="60" w:type="dxa"/>
-              <w:left w:w="100" w:type="dxa"/>
-              <w:right w:w="100" w:type="dxa"/>
+              <w:left w:w="80" w:type="dxa"/>
+              <w:right w:w="80" w:type="dxa"/>
             </w:tcMar>
           </w:tcPr>
           <w:p>
@@ -4089,7 +6146,31 @@
                 <w:color w:val="1E293B"/>
                 <w:sz w:val="17"/>
               </w:rPr>
-              <w:t>Truy xuất lịch sử kiểm toán thao tác toàn hệ thống</w:t>
+              <w:t>Tra cứu lịch sử thao tác hệ thống bất biến</w:t>
+            </w:r>
+          </w:p>
+        </w:tc>
+        <w:tc>
+          <w:tcPr>
+            <w:tcW w:type="dxa" w:w="1584"/>
+            <w:shd w:fill="F8FAFC"/>
+            <w:tcMar>
+              <w:top w:w="60" w:type="dxa"/>
+              <w:bottom w:w="60" w:type="dxa"/>
+              <w:left w:w="80" w:type="dxa"/>
+              <w:right w:w="80" w:type="dxa"/>
+            </w:tcMar>
+          </w:tcPr>
+          <w:p>
+            <w:pPr>
+              <w:jc w:val="center"/>
+            </w:pPr>
+            <w:r>
+              <w:rPr>
+                <w:color w:val="1E293B"/>
+                <w:sz w:val="17"/>
+              </w:rPr>
+              <w:t>Chỉ Manager</w:t>
             </w:r>
           </w:p>
         </w:tc>
@@ -4097,252 +6178,111 @@
     </w:tbl>
     <w:p>
       <w:pPr>
-        <w:spacing w:after="80"/>
+        <w:spacing w:after="120"/>
       </w:pPr>
     </w:p>
     <w:p>
       <w:pPr>
         <w:keepNext/>
-        <w:spacing w:before="280" w:after="60"/>
+        <w:spacing w:before="360" w:after="80"/>
+      </w:pPr>
+      <w:r>
+        <w:rPr>
+          <w:b/>
+          <w:color w:val="B45309"/>
+          <w:sz w:val="26"/>
+        </w:rPr>
+        <w:t>PHẦN VII: ĐẶC TẢ GIAO DIỆN &amp; QUY TẮC THIẾT KẾ (UI/UX)</w:t>
+      </w:r>
+    </w:p>
+    <w:p>
+      <w:pPr>
+        <w:keepNext/>
+        <w:spacing w:before="260" w:after="60"/>
       </w:pPr>
       <w:r>
         <w:rPr>
           <w:b/>
           <w:color w:val="0F4C81"/>
-          <w:sz w:val="26"/>
+          <w:sz w:val="23"/>
         </w:rPr>
-        <w:t>23. Giao diện frontend cần có</w:t>
+        <w:t>21. Nguyên tắc Thiết kế Giao diện (UI/UX Guidelines)</w:t>
       </w:r>
     </w:p>
     <w:p>
       <w:pPr>
-        <w:keepNext/>
-        <w:spacing w:before="200" w:after="40"/>
+        <w:pStyle w:val="ListBullet"/>
+        <w:spacing w:after="40" w:line="269" w:lineRule="auto"/>
       </w:pPr>
       <w:r>
         <w:rPr>
-          <w:b/>
-          <w:color w:val="10B981"/>
-          <w:sz w:val="23"/>
+          <w:sz w:val="19"/>
         </w:rPr>
-        <w:t>23.1 Header toàn cục &amp; Thanh chuyển đổi vai trò (Header)</w:t>
+        <w:t>Rich Aesthetics &amp; Modern Enterprise Look: Sử dụng bảng màu cao cấp Slate/Emerald/Indigo kết hợp Dark Mode chuyên nghiệp, tối ưu độ tương phản cho nhân viên thu ngân làm việc liên tục.</w:t>
       </w:r>
     </w:p>
     <w:p>
       <w:pPr>
-        <w:spacing w:after="80" w:line="276" w:lineRule="auto"/>
+        <w:pStyle w:val="ListBullet"/>
+        <w:spacing w:after="40" w:line="269" w:lineRule="auto"/>
       </w:pPr>
       <w:r>
         <w:rPr>
-          <w:sz w:val="21"/>
+          <w:sz w:val="19"/>
         </w:rPr>
-        <w:t>Gồm logo hệ thống, tên cửa hàng (cho phép nhấp đổi chi nhánh), nút mô phỏng thời tiết / ngày lễ, chuông cảnh báo lô khẩn cấp đỏ, và nút chuyển vai trò chuẩn: 'Cửa hàng trưởng (Quản lý)' vs 'Nhân viên (Thu ngân)'.</w:t>
+        <w:t>Quy chuẩn mã màu cảnh báo trực quan: Vùng Xanh (Emerald - An toàn), Vùng Vàng (Amber - Cần lưu ý), Vùng Đỏ (Rose/Red - Cận date khẩn cấp), Vùng Đen/Xám (Slate - Hết hạn sử dụng).</w:t>
       </w:r>
     </w:p>
     <w:p>
       <w:pPr>
-        <w:keepNext/>
-        <w:spacing w:before="200" w:after="40"/>
+        <w:pStyle w:val="ListBullet"/>
+        <w:spacing w:after="40" w:line="269" w:lineRule="auto"/>
       </w:pPr>
       <w:r>
         <w:rPr>
-          <w:b/>
-          <w:color w:val="10B981"/>
-          <w:sz w:val="23"/>
+          <w:sz w:val="19"/>
         </w:rPr>
-        <w:t>23.2 Màn hình Tổng quan điều hành (Executive Dashboard)</w:t>
+        <w:t>Responsive &amp; Touch-Friendly: Màn hình POS tối ưu các nút bấm to, hỗ trợ màn hình cảm ứng của máy bán hàng chuyên dụng và máy quét mã vạch USB.</w:t>
       </w:r>
     </w:p>
     <w:p>
       <w:pPr>
-        <w:spacing w:after="80" w:line="276" w:lineRule="auto"/>
+        <w:pStyle w:val="ListBullet"/>
+        <w:spacing w:after="40" w:line="269" w:lineRule="auto"/>
       </w:pPr>
       <w:r>
         <w:rPr>
-          <w:sz w:val="21"/>
+          <w:sz w:val="19"/>
         </w:rPr>
-        <w:t>Hiển thị 5 thẻ KPI lớn (Tồn kho trên kệ, Doanh thu POS, Lô cận date đỏ, Thiệt hại tiêu hủy, Tỷ lệ hao hụt %), biểu đồ thanh tiến độ 3 ngưỡng RSL và bảng phân tích sản phẩm nguy cơ cao DOS &gt; DUE kèm nút xả hàng nhanh.</w:t>
+        <w:t>Zero Latency Feedback: Các thao tác thêm giỏ hàng, tính tiền, áp mã giảm giá phản hồi tức thì với thông báo toast tiếng Việt thân thiện.</w:t>
       </w:r>
     </w:p>
     <w:p>
       <w:pPr>
         <w:keepNext/>
-        <w:spacing w:before="200" w:after="40"/>
-      </w:pPr>
-      <w:r>
-        <w:rPr>
-          <w:b/>
-          <w:color w:val="10B981"/>
-          <w:sz w:val="23"/>
-        </w:rPr>
-        <w:t>23.3 Màn hình Giám sát Date &amp; FEFO (FEFO Monitoring)</w:t>
-      </w:r>
-    </w:p>
-    <w:p>
-      <w:pPr>
-        <w:spacing w:after="80" w:line="276" w:lineRule="auto"/>
-      </w:pPr>
-      <w:r>
-        <w:rPr>
-          <w:sz w:val="21"/>
-        </w:rPr>
-        <w:t>Bảng danh sách toàn bộ các lô hàng, hiển thị rõ Mã lô, Tên hàng, Ngày nhập, EXP Date, Số ngày còn lại DUE, Thanh % RSL, Số lượng tồn, Badge trạng thái màu sắc, và cụm nút thao tác nghiệp vụ: 'Đảo Kệ', 'Giảm 30%', 'Hủy Lô'. Tích hợp lọc theo 4 tab trạng thái và ô tìm kiếm không dấu.</w:t>
-      </w:r>
-    </w:p>
-    <w:p>
-      <w:pPr>
-        <w:keepNext/>
-        <w:spacing w:before="200" w:after="40"/>
-      </w:pPr>
-      <w:r>
-        <w:rPr>
-          <w:b/>
-          <w:color w:val="10B981"/>
-          <w:sz w:val="23"/>
-        </w:rPr>
-        <w:t>23.4 Màn hình Bán lẻ POS (Retail POS Checkout)</w:t>
-      </w:r>
-    </w:p>
-    <w:p>
-      <w:pPr>
-        <w:spacing w:after="80" w:line="276" w:lineRule="auto"/>
-      </w:pPr>
-      <w:r>
-        <w:rPr>
-          <w:sz w:val="21"/>
-        </w:rPr>
-        <w:t>Bên trái: Lưới sản phẩm trực quan, phân loại ngành hàng, hiển thị giá bán POS và tồn kho khả dụng. Chặn bấm thêm nếu tồn kho = 0.</w:t>
-        <w:br/>
-        <w:t>Bên phải: Giỏ hàng quầy thu ngân, tăng/giảm số lượng, kiểm tra vi phạm tồn kho thời gian thực, nút 'Thanh toán' chạy Transaction FEFO và modal hóa đơn thanh toán chi tiết.</w:t>
-      </w:r>
-    </w:p>
-    <w:p>
-      <w:pPr>
-        <w:keepNext/>
-        <w:spacing w:before="200" w:after="40"/>
-      </w:pPr>
-      <w:r>
-        <w:rPr>
-          <w:b/>
-          <w:color w:val="10B981"/>
-          <w:sz w:val="23"/>
-        </w:rPr>
-        <w:t>23.5 Màn hình Tiếp nhận lô hàng từ DC (DC Stock Intake)</w:t>
-      </w:r>
-    </w:p>
-    <w:p>
-      <w:pPr>
-        <w:spacing w:after="80" w:line="276" w:lineRule="auto"/>
-      </w:pPr>
-      <w:r>
-        <w:rPr>
-          <w:sz w:val="21"/>
-        </w:rPr>
-        <w:t>Form tiếp nhận: Chọn sản phẩm, sinh mã lô tự động, ngày nhập, hạn sử dụng tự động tính theo shelfLifeDays, số lượng, giá vốn và tùy chọn cập nhật giá bán lẻ POS. Có modal thêm sản phẩm mới kèm cảnh báo trùng lặp.</w:t>
-      </w:r>
-    </w:p>
-    <w:p>
-      <w:pPr>
-        <w:keepNext/>
-        <w:spacing w:before="200" w:after="40"/>
-      </w:pPr>
-      <w:r>
-        <w:rPr>
-          <w:b/>
-          <w:color w:val="10B981"/>
-          <w:sz w:val="23"/>
-        </w:rPr>
-        <w:t>23.6 Màn hình Tiêu hủy hàng hỏng (Spoilage Disposal)</w:t>
-      </w:r>
-    </w:p>
-    <w:p>
-      <w:pPr>
-        <w:spacing w:after="80" w:line="276" w:lineRule="auto"/>
-      </w:pPr>
-      <w:r>
-        <w:rPr>
-          <w:sz w:val="21"/>
-        </w:rPr>
-        <w:t>Form lập phiếu: Chọn lô cần hủy, số lượng tự động điền theo tồn kho của lô, chọn lý do (Quá hạn, Lỗi lạnh, Rách bao bì), tính tiền thiệt hại theo giá vốn.</w:t>
-        <w:br/>
-        <w:t>Bên phải: Sổ biên bản tiêu hủy, hiển thị danh sách phiếu và nút 'Duyệt Hủy' dành riêng cho Cửa hàng trưởng.</w:t>
-      </w:r>
-    </w:p>
-    <w:p>
-      <w:pPr>
-        <w:keepNext/>
-        <w:spacing w:before="200" w:after="40"/>
-      </w:pPr>
-      <w:r>
-        <w:rPr>
-          <w:b/>
-          <w:color w:val="10B981"/>
-          <w:sz w:val="23"/>
-        </w:rPr>
-        <w:t>23.7 Màn hình Dự báo Tái đặt hàng ROP (Reorder Forecast - Module độc lập)</w:t>
-      </w:r>
-    </w:p>
-    <w:p>
-      <w:pPr>
-        <w:spacing w:after="80" w:line="276" w:lineRule="auto"/>
-      </w:pPr>
-      <w:r>
-        <w:rPr>
-          <w:sz w:val="21"/>
-        </w:rPr>
-        <w:t>Bảng phân tích ROP theo công thức chuẩn: Tốc độ bán d, Tồn an toàn SS, Điểm đặt hàng ROP, Tồn hiện tại, Số ngày bán DOS, Hạn gần nhất DUE, Đánh giá rủi ro và nút 'Đặt DC'.</w:t>
-      </w:r>
-    </w:p>
-    <w:p>
-      <w:pPr>
-        <w:keepNext/>
-        <w:spacing w:before="200" w:after="40"/>
-      </w:pPr>
-      <w:r>
-        <w:rPr>
-          <w:b/>
-          <w:color w:val="10B981"/>
-          <w:sz w:val="23"/>
-        </w:rPr>
-        <w:t>23.8 Màn hình Nhật ký kiểm toán (System Audit Trail)</w:t>
-      </w:r>
-    </w:p>
-    <w:p>
-      <w:pPr>
-        <w:spacing w:after="80" w:line="276" w:lineRule="auto"/>
-      </w:pPr>
-      <w:r>
-        <w:rPr>
-          <w:sz w:val="21"/>
-        </w:rPr>
-        <w:t>Bảng danh sách toàn bộ thao tác hệ thống: Thời điểm, Người thực hiện, Loại hành động, Chi tiết giao dịch và IP.</w:t>
-      </w:r>
-    </w:p>
-    <w:p>
-      <w:pPr>
-        <w:keepNext/>
-        <w:spacing w:before="280" w:after="60"/>
+        <w:spacing w:before="260" w:after="60"/>
       </w:pPr>
       <w:r>
         <w:rPr>
           <w:b/>
           <w:color w:val="0F4C81"/>
-          <w:sz w:val="26"/>
+          <w:sz w:val="23"/>
         </w:rPr>
-        <w:t>24. Quy tắc nghiệp vụ quan trọng</w:t>
+        <w:t>22. Đặc tả Các Màn hình Chức năng Chính</w:t>
       </w:r>
     </w:p>
     <w:p>
       <w:pPr>
-        <w:spacing w:after="80" w:line="276" w:lineRule="auto"/>
+        <w:keepNext/>
+        <w:spacing w:before="160" w:after="40"/>
       </w:pPr>
       <w:r>
         <w:rPr>
+          <w:b/>
+          <w:color w:val="108C5A"/>
           <w:sz w:val="21"/>
         </w:rPr>
-        <w:t>Rule 1: Xuất kho bắt buộc theo FEFO</w:t>
-        <w:br/>
-        <w:t>Lô có hạn sử dụng sớm nhất bắt buộc phải được ưu tiên xuất bán trước.</w:t>
+        <w:t>22.1 Màn hình Dashboard Điều hành (Executive Dashboard)</w:t>
       </w:r>
     </w:p>
     <w:p>
@@ -4351,24 +6291,25 @@
       </w:pPr>
       <w:r>
         <w:rPr>
-          <w:sz w:val="21"/>
+          <w:sz w:val="20"/>
         </w:rPr>
-        <w:t>Rule 2: Tuyệt đối không âm kho</w:t>
+        <w:t>Bao gồm 4 thẻ KPI nổi bật trên cùng: (1) Tổng giá trị hàng tồn kho (VND), (2) Số lô hàng cận date cần xử lý khẩn cấp (Huy hiệu Đỏ nhấp nháy), (3) Tỷ lệ lãng phí Spoilage Rate % trong tháng, (4) Doanh thu bán lẻ hôm nay.</w:t>
         <w:br/>
-        <w:t>Ràng buộc CHECK ([current_quantity] &gt;= 0) trên SQL Server đảm bảo không có bất kỳ giao dịch bán hoặc hủy nào làm âm kho.</w:t>
+        <w:t>Bên dưới là Biểu đồ cơ cấu hàng theo HSD (Bánh donut phân bổ Xanh/Vàng/Đỏ) và Danh sách cảnh báo khẩn cấp các mặt hàng có nguy cơ hết date trong 3 ngày tới.</w:t>
       </w:r>
     </w:p>
     <w:p>
       <w:pPr>
-        <w:spacing w:after="80" w:line="276" w:lineRule="auto"/>
+        <w:keepNext/>
+        <w:spacing w:before="160" w:after="40"/>
       </w:pPr>
       <w:r>
         <w:rPr>
+          <w:b/>
+          <w:color w:val="108C5A"/>
           <w:sz w:val="21"/>
         </w:rPr>
-        <w:t>Rule 3: Khóa bán hàng quá hạn</w:t>
-        <w:br/>
-        <w:t>Lô có expiry_date &lt; GETDATE() bị khóa hoàn toàn, không xuất hiện trong danh sách khả dụng của quầy POS.</w:t>
+        <w:t>22.2 Màn hình Giám sát Hạn sử dụng &amp; Cảnh báo FEFO</w:t>
       </w:r>
     </w:p>
     <w:p>
@@ -4377,24 +6318,23 @@
       </w:pPr>
       <w:r>
         <w:rPr>
-          <w:sz w:val="21"/>
+          <w:sz w:val="20"/>
         </w:rPr>
-        <w:t>Rule 4: Phân loại 3 Ngưỡng RSL</w:t>
-        <w:br/>
-        <w:t>RSL &gt; 20%: An toàn | 10% &lt; RSL &lt;= 20%: Cảnh báo vàng | RSL &lt;= 10%: Khẩn cấp đỏ.</w:t>
+        <w:t>Giao diện bảng biểu chi tiết liệt kê toàn bộ các lô hàng trong cửa hàng. Mỗi dòng thể hiện: Mã lô, Tên sản phẩm, Ngày nhập, Ngày sản xuất, Hạn sử dụng, Số ngày còn lại (Days Remaining), Thanh tiến trình % RSL trực quan và Nút 'Giảm giá xả hàng'. Bộ lọc nhanh cho phép lọc riêng: Tất cả / An toàn / Cần lưu ý / Khẩn cấp / Đã quá hạn.</w:t>
       </w:r>
     </w:p>
     <w:p>
       <w:pPr>
-        <w:spacing w:after="80" w:line="276" w:lineRule="auto"/>
+        <w:keepNext/>
+        <w:spacing w:before="160" w:after="40"/>
       </w:pPr>
       <w:r>
         <w:rPr>
+          <w:b/>
+          <w:color w:val="108C5A"/>
           <w:sz w:val="21"/>
         </w:rPr>
-        <w:t>Rule 5: Hạch toán thiệt hại theo giá vốn</w:t>
-        <w:br/>
-        <w:t>Thiệt hại = Số lượng tiêu hủy × Giá vốn nhập kho của lô đó.</w:t>
+        <w:t>22.3 Màn hình Tiếp nhận Lô hàng từ Kho tổng DC (DC Intake)</w:t>
       </w:r>
     </w:p>
     <w:p>
@@ -4403,24 +6343,23 @@
       </w:pPr>
       <w:r>
         <w:rPr>
-          <w:sz w:val="21"/>
+          <w:sz w:val="20"/>
         </w:rPr>
-        <w:t>Rule 6: Kiểm soát 2 bước khi tiêu hủy</w:t>
-        <w:br/>
-        <w:t>Nhân viên tạo phiếu Chờ duyệt → Cửa hàng trưởng duyệt thì mới trừ tồn kho.</w:t>
+        <w:t>Giao diện biểu mẫu tiếp nhận hàng từ DC. Phía trên là thông tin phiếu nhập (Kho tổng giao, Ngày nhập, Ghi chú). Phía dưới là bảng nhập chi tiết: Chọn sản phẩm, sinh mã lô tự động (hoặc quét mã từ DC), lịch chọn NSX và HSD, số lượng nhận và giá vốn. Nút 'Lưu phiếu nhập' kích hoạt kiểm tra tính hợp lệ của date trước khi đẩy vào SQL Server.</w:t>
       </w:r>
     </w:p>
     <w:p>
       <w:pPr>
-        <w:spacing w:after="80" w:line="276" w:lineRule="auto"/>
+        <w:keepNext/>
+        <w:spacing w:before="160" w:after="40"/>
       </w:pPr>
       <w:r>
         <w:rPr>
+          <w:b/>
+          <w:color w:val="108C5A"/>
           <w:sz w:val="21"/>
         </w:rPr>
-        <w:t>Rule 7: Ràng buộc nhập hàng</w:t>
-        <w:br/>
-        <w:t>Hạn sử dụng EXP bắt buộc phải lớn hơn Ngày nhập hàng.</w:t>
+        <w:t>22.4 Màn hình Bán lẻ tại quầy POS thông minh</w:t>
       </w:r>
     </w:p>
     <w:p>
@@ -4429,24 +6368,23 @@
       </w:pPr>
       <w:r>
         <w:rPr>
-          <w:sz w:val="21"/>
+          <w:sz w:val="20"/>
         </w:rPr>
-        <w:t>Rule 8: Cảnh báo Spoilage DOS &gt; DUE</w:t>
-        <w:br/>
-        <w:t>Nếu Số ngày bán hết tồn &gt; Số ngày đến hạn dùng → Phát cờ nguy cơ hư hỏng cao.</w:t>
+        <w:t>Bố cục 2 cột chuyên nghiệp: Cột trái là danh mục sản phẩm có ô tìm kiếm nhanh và lưới thẻ sản phẩm (ảnh, tên, giá niêm yết, tồn kho, nhãn giảm giá nếu có). Cột phải là Giỏ hàng thanh toán: Danh sách sản phẩm chọn mua, số lượng, đơn giá, tổng tiền, phương thức thanh toán và nút bấm lớn 'Thanh toán &amp; Trừ kho FEFO'.</w:t>
       </w:r>
     </w:p>
     <w:p>
       <w:pPr>
-        <w:spacing w:after="80" w:line="276" w:lineRule="auto"/>
+        <w:keepNext/>
+        <w:spacing w:before="160" w:after="40"/>
       </w:pPr>
       <w:r>
         <w:rPr>
+          <w:b/>
+          <w:color w:val="108C5A"/>
           <w:sz w:val="21"/>
         </w:rPr>
-        <w:t>Rule 9: Kích cầu xả hàng giảm giá 30%</w:t>
-        <w:br/>
-        <w:t>Giảm giá 30% xả hàng kích thích tốc độ bán tăng 50% (K_discount = 1.5).</w:t>
+        <w:t>22.5 Màn hình Quản lý Tiêu hủy &amp; Sổ hao hụt tài chính</w:t>
       </w:r>
     </w:p>
     <w:p>
@@ -4455,36 +6393,76 @@
       </w:pPr>
       <w:r>
         <w:rPr>
-          <w:sz w:val="21"/>
+          <w:sz w:val="20"/>
         </w:rPr>
-        <w:t>Rule 10: Ghi nhận vết kiểm toán</w:t>
-        <w:br/>
-        <w:t>Toàn bộ các thao tác nghiệp vụ đều được ghi nhận tự động vào bảng system_audit_logs.</w:t>
+        <w:t>Dành riêng cho Quản lý. Hiển thị bảng tổng hợp các biên bản tiêu hủy hàng hư hỏng/hết hạn. Cung cấp nút 'Lập phiếu tiêu hủy mới', chọn lô, nhập số lượng, lý do và xem số tiền thiệt hại tự động tính. Có nút xuất báo cáo hao hụt tài chính phục vụ kiểm toán.</w:t>
       </w:r>
     </w:p>
     <w:p>
       <w:pPr>
         <w:keepNext/>
-        <w:spacing w:before="280" w:after="60"/>
+        <w:spacing w:before="160" w:after="40"/>
+      </w:pPr>
+      <w:r>
+        <w:rPr>
+          <w:b/>
+          <w:color w:val="108C5A"/>
+          <w:sz w:val="21"/>
+        </w:rPr>
+        <w:t>22.6 Màn hình Đề xuất Tái đặt hàng (Reorder Forecast)</w:t>
+      </w:r>
+    </w:p>
+    <w:p>
+      <w:pPr>
+        <w:spacing w:after="80" w:line="276" w:lineRule="auto"/>
+      </w:pPr>
+      <w:r>
+        <w:rPr>
+          <w:sz w:val="20"/>
+        </w:rPr>
+        <w:t>Hiển thị bảng phân tích tốc độ bán (d), số ngày bán hết hàng tồn (DOS), số ngày đến hạn (DUE) và Điểm đặt hàng ROP. Hệ thống tự động bôi đỏ các mặt hàng có DOS &gt; DUE (nguy cơ ứ đọng hết date) và đề xuất số lượng đặt hàng tối ưu gửi về Kho tổng DC.</w:t>
+      </w:r>
+    </w:p>
+    <w:p>
+      <w:pPr>
+        <w:keepNext/>
+        <w:spacing w:before="360" w:after="80"/>
+      </w:pPr>
+      <w:r>
+        <w:rPr>
+          <w:b/>
+          <w:color w:val="B45309"/>
+          <w:sz w:val="26"/>
+        </w:rPr>
+        <w:t>PHẦN VIII: BỘ QUY TẮC NGHIỆP VỤ BẤT DI BẤT DỊCH (BUSINESS RULES)</w:t>
+      </w:r>
+    </w:p>
+    <w:p>
+      <w:pPr>
+        <w:keepNext/>
+        <w:spacing w:before="260" w:after="60"/>
       </w:pPr>
       <w:r>
         <w:rPr>
           <w:b/>
           <w:color w:val="0F4C81"/>
-          <w:sz w:val="26"/>
+          <w:sz w:val="23"/>
         </w:rPr>
-        <w:t>25. Giao dịch SQL Server cần dùng transaction</w:t>
+        <w:t>23. 10 Quy tắc Nghiệp vụ Cốt lõi của Hệ thống Bán lẻ Chống lãng phí</w:t>
       </w:r>
     </w:p>
     <w:p>
       <w:pPr>
-        <w:spacing w:after="80" w:line="276" w:lineRule="auto"/>
+        <w:keepNext/>
+        <w:spacing w:before="160" w:after="40"/>
       </w:pPr>
       <w:r>
         <w:rPr>
+          <w:b/>
+          <w:color w:val="108C5A"/>
           <w:sz w:val="21"/>
         </w:rPr>
-        <w:t>Các nghiệp vụ cốt lõi bắt buộc phải sử dụng Transaction SQL để đảm bảo tính toàn vẹn (ACID):</w:t>
+        <w:t>Rule 1: Nguyên tắc Cửa hàng Đơn (Single Retail Store)</w:t>
       </w:r>
     </w:p>
     <w:p>
@@ -4493,68 +6471,262 @@
       </w:pPr>
       <w:r>
         <w:rPr>
-          <w:sz w:val="21"/>
+          <w:sz w:val="20"/>
         </w:rPr>
-        <w:t>Ví dụ 1: Transaction Bán lẻ POS trừ kho theo FEFO:</w:t>
-        <w:br/>
-        <w:t>BEGIN TRANSACTION;</w:t>
-        <w:br/>
-        <w:t xml:space="preserve">  -- 1. Trừ số lượng lô hàng theo FEFO</w:t>
-        <w:br/>
-        <w:t xml:space="preserve">  UPDATE batches SET current_quantity = current_quantity - @DeductQty WHERE id = @BatchId;</w:t>
-        <w:br/>
-        <w:t xml:space="preserve">  -- 2. Ghi nhận hóa đơn bán lẻ</w:t>
-        <w:br/>
-        <w:t xml:space="preserve">  INSERT INTO sales_history (transaction_code, product_id, batch_id, quantity_sold, sale_price, total_amount, sale_date, weather) ...</w:t>
-        <w:br/>
-        <w:t xml:space="preserve">  -- 3. Ghi vết kiểm toán</w:t>
-        <w:br/>
-        <w:t xml:space="preserve">  INSERT INTO system_audit_logs (user_id, action_type, description) ...</w:t>
-        <w:br/>
-        <w:t>COMMIT TRANSACTION;</w:t>
-        <w:br/>
-        <w:t>-- Nếu có lỗi: ROLLBACK TRANSACTION;</w:t>
+        <w:t>Hệ thống vận hành xoay quanh một cửa hàng bán lẻ cố định. Toàn bộ cấu hình, danh mục, lô hàng và báo cáo đều quy về mã cửa hàng STORE-LHU-01.</w:t>
       </w:r>
     </w:p>
     <w:p>
       <w:pPr>
-        <w:spacing w:after="80" w:line="276" w:lineRule="auto"/>
+        <w:keepNext/>
+        <w:spacing w:before="160" w:after="40"/>
       </w:pPr>
       <w:r>
         <w:rPr>
+          <w:b/>
+          <w:color w:val="108C5A"/>
           <w:sz w:val="21"/>
         </w:rPr>
-        <w:t>Ví dụ 2: Transaction Phê duyệt tiêu hủy hàng hỏng:</w:t>
-        <w:br/>
-        <w:t>BEGIN TRANSACTION;</w:t>
-        <w:br/>
-        <w:t xml:space="preserve">  -- 1. Trừ sạch tồn kho của lô</w:t>
-        <w:br/>
-        <w:t xml:space="preserve">  UPDATE batches SET current_quantity = 0, status = 'DISPOSED' WHERE id = @BatchId;</w:t>
-        <w:br/>
-        <w:t xml:space="preserve">  -- 2. Cập nhật phiếu tiêu hủy thành APPROVED</w:t>
-        <w:br/>
-        <w:t xml:space="preserve">  UPDATE spoilage_records SET status = 'APPROVED' WHERE id = @DisposalId;</w:t>
-        <w:br/>
-        <w:t xml:space="preserve">  -- 3. Ghi vết kiểm toán</w:t>
-        <w:br/>
-        <w:t xml:space="preserve">  INSERT INTO system_audit_logs ...</w:t>
-        <w:br/>
-        <w:t>COMMIT TRANSACTION;</w:t>
+        <w:t>Rule 2: Xuất kho = Bán lẻ cho Khách hàng</w:t>
       </w:r>
     </w:p>
     <w:p>
       <w:pPr>
+        <w:spacing w:after="80" w:line="276" w:lineRule="auto"/>
+      </w:pPr>
+      <w:r>
+        <w:rPr>
+          <w:sz w:val="20"/>
+        </w:rPr>
+        <w:t>Cửa hàng bán lẻ không duy trì quy trình xuất kho nội bộ riêng. Bán hàng thành công tại POS chính là hành động xuất kho và giảm tồn hàng hóa.</w:t>
+      </w:r>
+    </w:p>
+    <w:p>
+      <w:pPr>
         <w:keepNext/>
-        <w:spacing w:before="280" w:after="60"/>
+        <w:spacing w:before="160" w:after="40"/>
+      </w:pPr>
+      <w:r>
+        <w:rPr>
+          <w:b/>
+          <w:color w:val="108C5A"/>
+          <w:sz w:val="21"/>
+        </w:rPr>
+        <w:t>Rule 3: Quy tắc Xuất kho FEFO Tuyệt đối (First Expired, First Out)</w:t>
+      </w:r>
+    </w:p>
+    <w:p>
+      <w:pPr>
+        <w:spacing w:after="80" w:line="276" w:lineRule="auto"/>
+      </w:pPr>
+      <w:r>
+        <w:rPr>
+          <w:sz w:val="20"/>
+        </w:rPr>
+        <w:t>Khi bán hàng, hệ thống tự động tìm và trừ số lượng của lô có ngày hết hạn gần nhất trước (ORDER BY expiry_date ASC). Nhân viên thu ngân không được phép can thiệp chọn lô mới hơn để xuất.</w:t>
+      </w:r>
+    </w:p>
+    <w:p>
+      <w:pPr>
+        <w:keepNext/>
+        <w:spacing w:before="160" w:after="40"/>
+      </w:pPr>
+      <w:r>
+        <w:rPr>
+          <w:b/>
+          <w:color w:val="108C5A"/>
+          <w:sz w:val="21"/>
+        </w:rPr>
+        <w:t>Rule 4: Ràng buộc Tuyệt đối Không để Âm kho (Zero Negative Inventory)</w:t>
+      </w:r>
+    </w:p>
+    <w:p>
+      <w:pPr>
+        <w:spacing w:after="80" w:line="276" w:lineRule="auto"/>
+      </w:pPr>
+      <w:r>
+        <w:rPr>
+          <w:sz w:val="20"/>
+        </w:rPr>
+        <w:t>Không bao giờ cho phép số lượng tồn kho current_quantity &lt; 0. Nếu tổng tồn khả dụng của tất cả các lô không đủ số lượng khách yêu cầu, hệ thống lập tức từ chối giao dịch.</w:t>
+      </w:r>
+    </w:p>
+    <w:p>
+      <w:pPr>
+        <w:keepNext/>
+        <w:spacing w:before="160" w:after="40"/>
+      </w:pPr>
+      <w:r>
+        <w:rPr>
+          <w:b/>
+          <w:color w:val="108C5A"/>
+          <w:sz w:val="21"/>
+        </w:rPr>
+        <w:t>Rule 5: Quy tắc 3 Ngưỡng Vòng đời Còn lại (% RSL Rule)</w:t>
+      </w:r>
+    </w:p>
+    <w:p>
+      <w:pPr>
+        <w:spacing w:after="80" w:line="276" w:lineRule="auto"/>
+      </w:pPr>
+      <w:r>
+        <w:rPr>
+          <w:sz w:val="20"/>
+        </w:rPr>
+        <w:t>Mọi lô hàng đều được đánh giá liên tục theo % RSL và số ngày còn lại để phân định ranh giới cảnh báo: Xanh (&gt; 20%), Vàng (10% - 20%), Đỏ (&lt;= 10% hoặc &lt;= 3 ngày), Quá date (&lt;= 0 ngày).</w:t>
+      </w:r>
+    </w:p>
+    <w:p>
+      <w:pPr>
+        <w:keepNext/>
+        <w:spacing w:before="160" w:after="40"/>
+      </w:pPr>
+      <w:r>
+        <w:rPr>
+          <w:b/>
+          <w:color w:val="108C5A"/>
+          <w:sz w:val="21"/>
+        </w:rPr>
+        <w:t>Rule 6: Chặn Bán Tuyệt đối Hàng Đã Hết Hạn</w:t>
+      </w:r>
+    </w:p>
+    <w:p>
+      <w:pPr>
+        <w:spacing w:after="80" w:line="276" w:lineRule="auto"/>
+      </w:pPr>
+      <w:r>
+        <w:rPr>
+          <w:sz w:val="20"/>
+        </w:rPr>
+        <w:t>Khi DaysRemaining &lt;= 0, hệ thống tự động khóa trạng thái lô sang 'EXPIRED'. Mã sản phẩm thuộc lô này bị chặn hoàn toàn tại POS, không thể thêm vào giỏ hàng dưới bất kỳ hình thức nào.</w:t>
+      </w:r>
+    </w:p>
+    <w:p>
+      <w:pPr>
+        <w:keepNext/>
+        <w:spacing w:before="160" w:after="40"/>
+      </w:pPr>
+      <w:r>
+        <w:rPr>
+          <w:b/>
+          <w:color w:val="108C5A"/>
+          <w:sz w:val="21"/>
+        </w:rPr>
+        <w:t>Rule 7: Bắt buộc Phê duyệt Khi Tiêu hủy Hàng hỏng</w:t>
+      </w:r>
+    </w:p>
+    <w:p>
+      <w:pPr>
+        <w:spacing w:after="80" w:line="276" w:lineRule="auto"/>
+      </w:pPr>
+      <w:r>
+        <w:rPr>
+          <w:sz w:val="20"/>
+        </w:rPr>
+        <w:t>Biên bản tiêu hủy và ghi nhận chi phí hao hụt tài chính bắt buộc phải được Cửa hàng trưởng (Store Manager) xác nhận và phê duyệt.</w:t>
+      </w:r>
+    </w:p>
+    <w:p>
+      <w:pPr>
+        <w:keepNext/>
+        <w:spacing w:before="160" w:after="40"/>
+      </w:pPr>
+      <w:r>
+        <w:rPr>
+          <w:b/>
+          <w:color w:val="108C5A"/>
+          <w:sz w:val="21"/>
+        </w:rPr>
+        <w:t>Rule 8: Bắt buộc Ghi nhận Ngữ cảnh Bán hàng</w:t>
+      </w:r>
+    </w:p>
+    <w:p>
+      <w:pPr>
+        <w:spacing w:after="80" w:line="276" w:lineRule="auto"/>
+      </w:pPr>
+      <w:r>
+        <w:rPr>
+          <w:sz w:val="20"/>
+        </w:rPr>
+        <w:t>Mọi giao dịch bán hàng POS bắt buộc ghi nhận trạng thái thời tiết (SUNNY, RAINY, NORMAL) và ngày lễ (is_holiday) để phục vụ làm sạch dữ liệu huấn luyện AI.</w:t>
+      </w:r>
+    </w:p>
+    <w:p>
+      <w:pPr>
+        <w:keepNext/>
+        <w:spacing w:before="160" w:after="40"/>
+      </w:pPr>
+      <w:r>
+        <w:rPr>
+          <w:b/>
+          <w:color w:val="108C5A"/>
+          <w:sz w:val="21"/>
+        </w:rPr>
+        <w:t>Rule 9: Ràng buộc Hạn sử dụng khi Tiếp nhận Hàng từ DC</w:t>
+      </w:r>
+    </w:p>
+    <w:p>
+      <w:pPr>
+        <w:spacing w:after="80" w:line="276" w:lineRule="auto"/>
+      </w:pPr>
+      <w:r>
+        <w:rPr>
+          <w:sz w:val="20"/>
+        </w:rPr>
+        <w:t>Cửa hàng chỉ chấp nhận lô hàng từ DC thỏa mãn đồng thời: ExpiryDate &gt; ManufactureDate VÀ ExpiryDate &gt; ReceiptDate. Tuyệt đối từ chối nhận hàng đã hết date từ kho tổng.</w:t>
+      </w:r>
+    </w:p>
+    <w:p>
+      <w:pPr>
+        <w:keepNext/>
+        <w:spacing w:before="160" w:after="40"/>
+      </w:pPr>
+      <w:r>
+        <w:rPr>
+          <w:b/>
+          <w:color w:val="108C5A"/>
+          <w:sz w:val="21"/>
+        </w:rPr>
+        <w:t>Rule 10: Toàn vẹn Nhật ký Kiểm toán (Immutable Audit Logging)</w:t>
+      </w:r>
+    </w:p>
+    <w:p>
+      <w:pPr>
+        <w:spacing w:after="80" w:line="276" w:lineRule="auto"/>
+      </w:pPr>
+      <w:r>
+        <w:rPr>
+          <w:sz w:val="20"/>
+        </w:rPr>
+        <w:t>Mọi thao tác thay đổi số liệu (nhập hàng DC, bán lẻ POS, giảm giá xả hàng, tiêu hủy hàng hỏng) đều bắt buộc ghi vết vào system_audit_logs kèm User ID, thời gian và địa chỉ IP.</w:t>
+      </w:r>
+    </w:p>
+    <w:p>
+      <w:pPr>
+        <w:keepNext/>
+        <w:spacing w:before="360" w:after="80"/>
+      </w:pPr>
+      <w:r>
+        <w:rPr>
+          <w:b/>
+          <w:color w:val="B45309"/>
+          <w:sz w:val="26"/>
+        </w:rPr>
+        <w:t>PHẦN IX: KẾ HOẠCH PHÁT TRIỂN AGILE SCRUM &amp; LỘ TRÌNH BÁO CÁO</w:t>
+      </w:r>
+    </w:p>
+    <w:p>
+      <w:pPr>
+        <w:keepNext/>
+        <w:spacing w:before="260" w:after="60"/>
       </w:pPr>
       <w:r>
         <w:rPr>
           <w:b/>
           <w:color w:val="0F4C81"/>
-          <w:sz w:val="26"/>
+          <w:sz w:val="23"/>
         </w:rPr>
-        <w:t>26. Phiên bản MVP nên làm trước &amp; Kế hoạch Agile Scrum</w:t>
+        <w:t>24. Kế hoạch Phát triển theo Agile Scrum</w:t>
       </w:r>
     </w:p>
     <w:p>
@@ -4563,98 +6735,506 @@
       </w:pPr>
       <w:r>
         <w:rPr>
-          <w:sz w:val="21"/>
+          <w:sz w:val="20"/>
         </w:rPr>
-        <w:t>Tuân thủ định hướng từ Thầy Lê Minh Nhật: 'KHÔNG CẦN làm hết toàn bộ trang web. Triển khai demo từ 2 đến 3 Module trọng tâm đảm bảo đúng chuẩn từng màn hình, phần AI sẽ bổ sung sau'.</w:t>
+        <w:t>Dự án áp dụng khung làm việc Agile Scrum với các chu kỳ Sprint kéo dài từ 1 đến 2 tuần, kiểm thử liên tục và bàn giao sản phẩm tăng trưởng (Product Increment):</w:t>
       </w:r>
     </w:p>
+    <w:tbl>
+      <w:tblPr>
+        <w:tblW w:type="auto" w:w="0"/>
+        <w:jc w:val="center"/>
+        <w:tblLayout w:type="fixed"/>
+        <w:tblLook w:firstColumn="1" w:firstRow="1" w:lastColumn="0" w:lastRow="0" w:noHBand="0" w:noVBand="1" w:val="04A0"/>
+      </w:tblPr>
+      <w:tblGrid>
+        <w:gridCol w:w="2484"/>
+        <w:gridCol w:w="2484"/>
+        <w:gridCol w:w="2484"/>
+        <w:gridCol w:w="2484"/>
+      </w:tblGrid>
+      <w:tr>
+        <w:tc>
+          <w:tcPr>
+            <w:tcW w:type="dxa" w:w="1440"/>
+            <w:shd w:fill="0F4C81"/>
+            <w:tcMar>
+              <w:top w:w="80" w:type="dxa"/>
+              <w:bottom w:w="80" w:type="dxa"/>
+              <w:left w:w="90" w:type="dxa"/>
+              <w:right w:w="90" w:type="dxa"/>
+            </w:tcMar>
+          </w:tcPr>
+          <w:p>
+            <w:pPr>
+              <w:jc w:val="center"/>
+            </w:pPr>
+            <w:r>
+              <w:rPr>
+                <w:b/>
+                <w:color w:val="FFFFFF"/>
+                <w:sz w:val="18"/>
+              </w:rPr>
+              <w:t>Sprint</w:t>
+            </w:r>
+          </w:p>
+        </w:tc>
+        <w:tc>
+          <w:tcPr>
+            <w:tcW w:type="dxa" w:w="2880"/>
+            <w:shd w:fill="0F4C81"/>
+            <w:tcMar>
+              <w:top w:w="80" w:type="dxa"/>
+              <w:bottom w:w="80" w:type="dxa"/>
+              <w:left w:w="90" w:type="dxa"/>
+              <w:right w:w="90" w:type="dxa"/>
+            </w:tcMar>
+          </w:tcPr>
+          <w:p>
+            <w:pPr>
+              <w:jc w:val="center"/>
+            </w:pPr>
+            <w:r>
+              <w:rPr>
+                <w:b/>
+                <w:color w:val="FFFFFF"/>
+                <w:sz w:val="18"/>
+              </w:rPr>
+              <w:t>Mục tiêu trọng tâm</w:t>
+            </w:r>
+          </w:p>
+        </w:tc>
+        <w:tc>
+          <w:tcPr>
+            <w:tcW w:type="dxa" w:w="3888"/>
+            <w:shd w:fill="0F4C81"/>
+            <w:tcMar>
+              <w:top w:w="80" w:type="dxa"/>
+              <w:bottom w:w="80" w:type="dxa"/>
+              <w:left w:w="90" w:type="dxa"/>
+              <w:right w:w="90" w:type="dxa"/>
+            </w:tcMar>
+          </w:tcPr>
+          <w:p>
+            <w:pPr>
+              <w:jc w:val="center"/>
+            </w:pPr>
+            <w:r>
+              <w:rPr>
+                <w:b/>
+                <w:color w:val="FFFFFF"/>
+                <w:sz w:val="18"/>
+              </w:rPr>
+              <w:t>Hạng mục bàn giao (Deliverables)</w:t>
+            </w:r>
+          </w:p>
+        </w:tc>
+        <w:tc>
+          <w:tcPr>
+            <w:tcW w:type="dxa" w:w="1584"/>
+            <w:shd w:fill="0F4C81"/>
+            <w:tcMar>
+              <w:top w:w="80" w:type="dxa"/>
+              <w:bottom w:w="80" w:type="dxa"/>
+              <w:left w:w="90" w:type="dxa"/>
+              <w:right w:w="90" w:type="dxa"/>
+            </w:tcMar>
+          </w:tcPr>
+          <w:p>
+            <w:pPr>
+              <w:jc w:val="center"/>
+            </w:pPr>
+            <w:r>
+              <w:rPr>
+                <w:b/>
+                <w:color w:val="FFFFFF"/>
+                <w:sz w:val="18"/>
+              </w:rPr>
+              <w:t>Trạng thái</w:t>
+            </w:r>
+          </w:p>
+        </w:tc>
+      </w:tr>
+      <w:tr>
+        <w:tc>
+          <w:tcPr>
+            <w:tcW w:type="dxa" w:w="1440"/>
+            <w:shd w:fill="FFFFFF"/>
+            <w:tcMar>
+              <w:top w:w="60" w:type="dxa"/>
+              <w:bottom w:w="60" w:type="dxa"/>
+              <w:left w:w="80" w:type="dxa"/>
+              <w:right w:w="80" w:type="dxa"/>
+            </w:tcMar>
+          </w:tcPr>
+          <w:p>
+            <w:pPr>
+              <w:jc w:val="center"/>
+            </w:pPr>
+            <w:r>
+              <w:rPr>
+                <w:color w:val="1E293B"/>
+                <w:sz w:val="17"/>
+              </w:rPr>
+              <w:t>Sprint 1</w:t>
+            </w:r>
+          </w:p>
+        </w:tc>
+        <w:tc>
+          <w:tcPr>
+            <w:tcW w:type="dxa" w:w="2880"/>
+            <w:shd w:fill="FFFFFF"/>
+            <w:tcMar>
+              <w:top w:w="60" w:type="dxa"/>
+              <w:bottom w:w="60" w:type="dxa"/>
+              <w:left w:w="80" w:type="dxa"/>
+              <w:right w:w="80" w:type="dxa"/>
+            </w:tcMar>
+          </w:tcPr>
+          <w:p>
+            <w:r>
+              <w:rPr>
+                <w:color w:val="1E293B"/>
+                <w:sz w:val="17"/>
+              </w:rPr>
+              <w:t>Nền tảng kiến trúc &amp; CSDL SQL Server</w:t>
+            </w:r>
+          </w:p>
+        </w:tc>
+        <w:tc>
+          <w:tcPr>
+            <w:tcW w:type="dxa" w:w="3888"/>
+            <w:shd w:fill="FFFFFF"/>
+            <w:tcMar>
+              <w:top w:w="60" w:type="dxa"/>
+              <w:bottom w:w="60" w:type="dxa"/>
+              <w:left w:w="80" w:type="dxa"/>
+              <w:right w:w="80" w:type="dxa"/>
+            </w:tcMar>
+          </w:tcPr>
+          <w:p>
+            <w:r>
+              <w:rPr>
+                <w:color w:val="1E293B"/>
+                <w:sz w:val="17"/>
+              </w:rPr>
+              <w:t>Khởi tạo Clean Architecture, DDL 12 bảng LocalDB, Seed 23 sản phẩm FMCG, Cấu hình StoreProfile</w:t>
+            </w:r>
+          </w:p>
+        </w:tc>
+        <w:tc>
+          <w:tcPr>
+            <w:tcW w:type="dxa" w:w="1584"/>
+            <w:shd w:fill="FFFFFF"/>
+            <w:tcMar>
+              <w:top w:w="60" w:type="dxa"/>
+              <w:bottom w:w="60" w:type="dxa"/>
+              <w:left w:w="80" w:type="dxa"/>
+              <w:right w:w="80" w:type="dxa"/>
+            </w:tcMar>
+          </w:tcPr>
+          <w:p>
+            <w:pPr>
+              <w:jc w:val="center"/>
+            </w:pPr>
+            <w:r>
+              <w:rPr>
+                <w:color w:val="1E293B"/>
+                <w:sz w:val="17"/>
+              </w:rPr>
+              <w:t>Hoàn tất 100%</w:t>
+            </w:r>
+          </w:p>
+        </w:tc>
+      </w:tr>
+      <w:tr>
+        <w:tc>
+          <w:tcPr>
+            <w:tcW w:type="dxa" w:w="1440"/>
+            <w:shd w:fill="F8FAFC"/>
+            <w:tcMar>
+              <w:top w:w="60" w:type="dxa"/>
+              <w:bottom w:w="60" w:type="dxa"/>
+              <w:left w:w="80" w:type="dxa"/>
+              <w:right w:w="80" w:type="dxa"/>
+            </w:tcMar>
+          </w:tcPr>
+          <w:p>
+            <w:pPr>
+              <w:jc w:val="center"/>
+            </w:pPr>
+            <w:r>
+              <w:rPr>
+                <w:color w:val="1E293B"/>
+                <w:sz w:val="17"/>
+              </w:rPr>
+              <w:t>Sprint 2</w:t>
+            </w:r>
+          </w:p>
+        </w:tc>
+        <w:tc>
+          <w:tcPr>
+            <w:tcW w:type="dxa" w:w="2880"/>
+            <w:shd w:fill="F8FAFC"/>
+            <w:tcMar>
+              <w:top w:w="60" w:type="dxa"/>
+              <w:bottom w:w="60" w:type="dxa"/>
+              <w:left w:w="80" w:type="dxa"/>
+              <w:right w:w="80" w:type="dxa"/>
+            </w:tcMar>
+          </w:tcPr>
+          <w:p>
+            <w:r>
+              <w:rPr>
+                <w:color w:val="1E293B"/>
+                <w:sz w:val="17"/>
+              </w:rPr>
+              <w:t>Các nghiệp vụ Cốt lõi Bán lẻ Chống lãng phí</w:t>
+            </w:r>
+          </w:p>
+        </w:tc>
+        <w:tc>
+          <w:tcPr>
+            <w:tcW w:type="dxa" w:w="3888"/>
+            <w:shd w:fill="F8FAFC"/>
+            <w:tcMar>
+              <w:top w:w="60" w:type="dxa"/>
+              <w:bottom w:w="60" w:type="dxa"/>
+              <w:left w:w="80" w:type="dxa"/>
+              <w:right w:w="80" w:type="dxa"/>
+            </w:tcMar>
+          </w:tcPr>
+          <w:p>
+            <w:r>
+              <w:rPr>
+                <w:color w:val="1E293B"/>
+                <w:sz w:val="17"/>
+              </w:rPr>
+              <w:t>Module Tiếp nhận DC, Module Giám sát Hạn dùng &amp; Cảnh báo FEFO đa tầng, Module Bán lẻ POS trừ kho tự động</w:t>
+            </w:r>
+          </w:p>
+        </w:tc>
+        <w:tc>
+          <w:tcPr>
+            <w:tcW w:type="dxa" w:w="1584"/>
+            <w:shd w:fill="F8FAFC"/>
+            <w:tcMar>
+              <w:top w:w="60" w:type="dxa"/>
+              <w:bottom w:w="60" w:type="dxa"/>
+              <w:left w:w="80" w:type="dxa"/>
+              <w:right w:w="80" w:type="dxa"/>
+            </w:tcMar>
+          </w:tcPr>
+          <w:p>
+            <w:r>
+              <w:rPr>
+                <w:color w:val="1E293B"/>
+                <w:sz w:val="17"/>
+              </w:rPr>
+              <w:t>Hoàn tất 100% (Sẵn sàng Demo)</w:t>
+            </w:r>
+          </w:p>
+        </w:tc>
+      </w:tr>
+      <w:tr>
+        <w:tc>
+          <w:tcPr>
+            <w:tcW w:type="dxa" w:w="1440"/>
+            <w:shd w:fill="FFFFFF"/>
+            <w:tcMar>
+              <w:top w:w="60" w:type="dxa"/>
+              <w:bottom w:w="60" w:type="dxa"/>
+              <w:left w:w="80" w:type="dxa"/>
+              <w:right w:w="80" w:type="dxa"/>
+            </w:tcMar>
+          </w:tcPr>
+          <w:p>
+            <w:pPr>
+              <w:jc w:val="center"/>
+            </w:pPr>
+            <w:r>
+              <w:rPr>
+                <w:color w:val="1E293B"/>
+                <w:sz w:val="17"/>
+              </w:rPr>
+              <w:t>Sprint 3</w:t>
+            </w:r>
+          </w:p>
+        </w:tc>
+        <w:tc>
+          <w:tcPr>
+            <w:tcW w:type="dxa" w:w="2880"/>
+            <w:shd w:fill="FFFFFF"/>
+            <w:tcMar>
+              <w:top w:w="60" w:type="dxa"/>
+              <w:bottom w:w="60" w:type="dxa"/>
+              <w:left w:w="80" w:type="dxa"/>
+              <w:right w:w="80" w:type="dxa"/>
+            </w:tcMar>
+          </w:tcPr>
+          <w:p>
+            <w:r>
+              <w:rPr>
+                <w:color w:val="1E293B"/>
+                <w:sz w:val="17"/>
+              </w:rPr>
+              <w:t>Quản lý Tiêu hủy, Hạch toán &amp; Điều hành</w:t>
+            </w:r>
+          </w:p>
+        </w:tc>
+        <w:tc>
+          <w:tcPr>
+            <w:tcW w:type="dxa" w:w="3888"/>
+            <w:shd w:fill="FFFFFF"/>
+            <w:tcMar>
+              <w:top w:w="60" w:type="dxa"/>
+              <w:bottom w:w="60" w:type="dxa"/>
+              <w:left w:w="80" w:type="dxa"/>
+              <w:right w:w="80" w:type="dxa"/>
+            </w:tcMar>
+          </w:tcPr>
+          <w:p>
+            <w:r>
+              <w:rPr>
+                <w:color w:val="1E293B"/>
+                <w:sz w:val="17"/>
+              </w:rPr>
+              <w:t>Module Tiêu hủy hàng hỏng, Sổ hao hụt tài chính, Dashboard điều hành KPI, Giảm giá xả hàng, Audit Log</w:t>
+            </w:r>
+          </w:p>
+        </w:tc>
+        <w:tc>
+          <w:tcPr>
+            <w:tcW w:type="dxa" w:w="1584"/>
+            <w:shd w:fill="FFFFFF"/>
+            <w:tcMar>
+              <w:top w:w="60" w:type="dxa"/>
+              <w:bottom w:w="60" w:type="dxa"/>
+              <w:left w:w="80" w:type="dxa"/>
+              <w:right w:w="80" w:type="dxa"/>
+            </w:tcMar>
+          </w:tcPr>
+          <w:p>
+            <w:pPr>
+              <w:jc w:val="center"/>
+            </w:pPr>
+            <w:r>
+              <w:rPr>
+                <w:color w:val="1E293B"/>
+                <w:sz w:val="17"/>
+              </w:rPr>
+              <w:t>Hoàn tất 100%</w:t>
+            </w:r>
+          </w:p>
+        </w:tc>
+      </w:tr>
+      <w:tr>
+        <w:tc>
+          <w:tcPr>
+            <w:tcW w:type="dxa" w:w="1440"/>
+            <w:shd w:fill="F8FAFC"/>
+            <w:tcMar>
+              <w:top w:w="60" w:type="dxa"/>
+              <w:bottom w:w="60" w:type="dxa"/>
+              <w:left w:w="80" w:type="dxa"/>
+              <w:right w:w="80" w:type="dxa"/>
+            </w:tcMar>
+          </w:tcPr>
+          <w:p>
+            <w:pPr>
+              <w:jc w:val="center"/>
+            </w:pPr>
+            <w:r>
+              <w:rPr>
+                <w:color w:val="1E293B"/>
+                <w:sz w:val="17"/>
+              </w:rPr>
+              <w:t>Sprint 4</w:t>
+            </w:r>
+          </w:p>
+        </w:tc>
+        <w:tc>
+          <w:tcPr>
+            <w:tcW w:type="dxa" w:w="2880"/>
+            <w:shd w:fill="F8FAFC"/>
+            <w:tcMar>
+              <w:top w:w="60" w:type="dxa"/>
+              <w:bottom w:w="60" w:type="dxa"/>
+              <w:left w:w="80" w:type="dxa"/>
+              <w:right w:w="80" w:type="dxa"/>
+            </w:tcMar>
+          </w:tcPr>
+          <w:p>
+            <w:r>
+              <w:rPr>
+                <w:color w:val="1E293B"/>
+                <w:sz w:val="17"/>
+              </w:rPr>
+              <w:t>Mở rộng Tái đặt hàng ROP &amp; Dự báo AI</w:t>
+            </w:r>
+          </w:p>
+        </w:tc>
+        <w:tc>
+          <w:tcPr>
+            <w:tcW w:type="dxa" w:w="3888"/>
+            <w:shd w:fill="F8FAFC"/>
+            <w:tcMar>
+              <w:top w:w="60" w:type="dxa"/>
+              <w:bottom w:w="60" w:type="dxa"/>
+              <w:left w:w="80" w:type="dxa"/>
+              <w:right w:w="80" w:type="dxa"/>
+            </w:tcMar>
+          </w:tcPr>
+          <w:p>
+            <w:r>
+              <w:rPr>
+                <w:color w:val="1E293B"/>
+                <w:sz w:val="17"/>
+              </w:rPr>
+              <w:t>Module 9: Tích hợp thuật toán Machine Learning dự báo nhu cầu dựa trên thời tiết, ngày lễ và đề xuất đơn đặt hàng DC</w:t>
+            </w:r>
+          </w:p>
+        </w:tc>
+        <w:tc>
+          <w:tcPr>
+            <w:tcW w:type="dxa" w:w="1584"/>
+            <w:shd w:fill="F8FAFC"/>
+            <w:tcMar>
+              <w:top w:w="60" w:type="dxa"/>
+              <w:bottom w:w="60" w:type="dxa"/>
+              <w:left w:w="80" w:type="dxa"/>
+              <w:right w:w="80" w:type="dxa"/>
+            </w:tcMar>
+          </w:tcPr>
+          <w:p>
+            <w:r>
+              <w:rPr>
+                <w:color w:val="1E293B"/>
+                <w:sz w:val="17"/>
+              </w:rPr>
+              <w:t>Kế hoạch mở rộng</w:t>
+            </w:r>
+          </w:p>
+        </w:tc>
+      </w:tr>
+    </w:tbl>
     <w:p>
       <w:pPr>
-        <w:spacing w:after="80" w:line="276" w:lineRule="auto"/>
-      </w:pPr>
-      <w:r>
-        <w:rPr>
-          <w:sz w:val="21"/>
-        </w:rPr>
-        <w:t>Chiến lược phân bổ Sprint:</w:t>
-      </w:r>
+        <w:spacing w:after="120"/>
+      </w:pPr>
     </w:p>
     <w:p>
       <w:pPr>
-        <w:spacing w:after="80" w:line="276" w:lineRule="auto"/>
-      </w:pPr>
-      <w:r>
-        <w:rPr>
-          <w:sz w:val="21"/>
-        </w:rPr>
-        <w:t>• SPRINT 1 (Nền tảng &amp; CSDL - Đã hoàn thành):</w:t>
-        <w:br/>
-        <w:t xml:space="preserve">  - Thiết kế CSDL SQL Server LocalDB chuẩn hóa 3NF gồm 12 bảng.</w:t>
-        <w:br/>
-        <w:t xml:space="preserve">  - Module 1: Quản trị tài khoản &amp; Cơ chế chuyển quyền Store Manager / Store Staff.</w:t>
-        <w:br/>
-        <w:t xml:space="preserve">  - Module 2: Quản lý danh mục 23 sản phẩm chuẩn với cơ chế chống trùng lặp.</w:t>
-      </w:r>
-    </w:p>
-    <w:p>
-      <w:pPr>
-        <w:spacing w:after="80" w:line="276" w:lineRule="auto"/>
-      </w:pPr>
-      <w:r>
-        <w:rPr>
-          <w:sz w:val="21"/>
-        </w:rPr>
-        <w:t>• SPRINT 2 (Nghiệp vụ Cốt lõi Bán lẻ &amp; Date - TRỌNG TÂM BÁO CÁO BUỔI HỌC TỚI):</w:t>
-        <w:br/>
-        <w:t xml:space="preserve">  - Module 3: Tiếp nhận lô hàng từ Kho tổng DC (nhập lô, kiểm tra EXP &gt; Import Date, gán shelfLifeDays).</w:t>
-        <w:br/>
-        <w:t xml:space="preserve">  - Module 4: Giám sát Date FEFO &amp; 3 Ngưỡng an toàn RSL (thao tác Đảo kệ, Xả hàng giảm giá 30%).</w:t>
-        <w:br/>
-        <w:t xml:space="preserve">  - Module 5: Quầy bán lẻ POS tự động trừ kho FEFO theo hạn gần nhất (in hóa đơn, chặn âm kho).</w:t>
-      </w:r>
-    </w:p>
-    <w:p>
-      <w:pPr>
-        <w:spacing w:after="80" w:line="276" w:lineRule="auto"/>
-      </w:pPr>
-      <w:r>
-        <w:rPr>
-          <w:sz w:val="21"/>
-        </w:rPr>
-        <w:t>• SPRINT 3 (Quản trị Hao hụt &amp; Điều hành - Đã sẵn sàng):</w:t>
-        <w:br/>
-        <w:t xml:space="preserve">  - Module 6: Xử lý tiêu hủy hàng hỏng &amp; Phê duyệt hao hụt tài chính 2 bước.</w:t>
-        <w:br/>
-        <w:t xml:space="preserve">  - Module 7: Dashboard điều hành thời gian thực đo lường Tỷ lệ hao hụt Spoilage Rate %.</w:t>
-        <w:br/>
-        <w:t xml:space="preserve">  - Module 8: Nhật ký kiểm toán System Audit Trail.</w:t>
-      </w:r>
-    </w:p>
-    <w:p>
-      <w:pPr>
-        <w:spacing w:after="80" w:line="276" w:lineRule="auto"/>
-      </w:pPr>
-      <w:r>
-        <w:rPr>
-          <w:sz w:val="21"/>
-        </w:rPr>
-        <w:t>• SPRINT 4 (Tính năng AI Dự báo Nâng cao - Module độc lập bổ sung sau):</w:t>
-        <w:br/>
-        <w:t xml:space="preserve">  - Module 9: Thuật toán AI Dự báo điểm đặt hàng ROP = (d × L) + SS kết hợp mô phỏng thời tiết và ngày lễ.</w:t>
-      </w:r>
-    </w:p>
-    <w:p>
-      <w:pPr>
         <w:keepNext/>
-        <w:spacing w:before="280" w:after="60"/>
+        <w:spacing w:before="260" w:after="60"/>
       </w:pPr>
       <w:r>
         <w:rPr>
           <w:b/>
           <w:color w:val="0F4C81"/>
-          <w:sz w:val="26"/>
+          <w:sz w:val="23"/>
         </w:rPr>
-        <w:t>27. Kết luận đặc tả</w:t>
+        <w:t>25. Nhiệm vụ Báo cáo Tuần tới theo Lời dặn của GVHD ThS. Lê Minh Nhật</w:t>
       </w:r>
     </w:p>
     <w:p>
@@ -4663,51 +7243,133 @@
       </w:pPr>
       <w:r>
         <w:rPr>
-          <w:sz w:val="21"/>
+          <w:sz w:val="20"/>
         </w:rPr>
-        <w:t>Tài liệu đặc tả này đã chuẩn hóa toàn bộ yêu cầu phần mềm của đề tài Nền tảng Quản trị Chuỗi cung ứng Bán lẻ Chống lãng phí (Supply Chain Spoilage Predictor) cho mô hình một cửa hàng bán lẻ tinh gọn duy nhất.</w:t>
+        <w:t>Thực hiện đúng theo chỉ đạo tại buổi hướng dẫn của ThS. Lê Minh Nhật:</w:t>
       </w:r>
     </w:p>
     <w:p>
       <w:pPr>
-        <w:spacing w:after="80" w:line="276" w:lineRule="auto"/>
+        <w:pStyle w:val="ListBullet"/>
+        <w:spacing w:after="40" w:line="269" w:lineRule="auto"/>
       </w:pPr>
       <w:r>
         <w:rPr>
-          <w:sz w:val="21"/>
+          <w:sz w:val="19"/>
         </w:rPr>
-        <w:t>Luồng nghiệp vụ cốt lõi:</w:t>
-        <w:br/>
-        <w:t>Kho tổng DC → Tiếp nhận lô hàng → Kiểm soát HSD 3 Ngưỡng RSL → Đảo kệ mặt tiền → Quầy bán lẻ POS tự động trừ kho FEFO → Tiêu hủy hàng quá hạn (nếu có) → Dashboard hạch toán Tỷ lệ hao hụt.</w:t>
+        <w:t>1. Trình nộp Tài liệu Đặc tả Hệ thống (SRS Word Document) chi tiết, chuẩn chỉ về nghiệp vụ bán lẻ và kiến trúc Clean Architecture.</w:t>
       </w:r>
     </w:p>
     <w:p>
       <w:pPr>
-        <w:spacing w:after="80" w:line="276" w:lineRule="auto"/>
+        <w:pStyle w:val="ListBullet"/>
+        <w:spacing w:after="40" w:line="269" w:lineRule="auto"/>
       </w:pPr>
       <w:r>
         <w:rPr>
-          <w:sz w:val="21"/>
+          <w:sz w:val="19"/>
         </w:rPr>
-        <w:t>Kiến trúc triển khai:</w:t>
-        <w:br/>
-        <w:t>Clean Architecture 4 lớp + Microsoft SQL Server LocalDB + Node.js Backend API + React Vite Frontend.</w:t>
+        <w:t>2. Không trình chiếu dàn trải toàn bộ trang web mà tập trung demo sâu, chuẩn chỉnh từ 2 đến 3 Module trọng tâm thuộc Sprint 2:</w:t>
       </w:r>
     </w:p>
     <w:p>
       <w:pPr>
-        <w:spacing w:after="80" w:line="276" w:lineRule="auto"/>
+        <w:pStyle w:val="ListBullet"/>
+        <w:spacing w:after="40" w:line="269" w:lineRule="auto"/>
       </w:pPr>
       <w:r>
         <w:rPr>
+          <w:sz w:val="19"/>
+        </w:rPr>
+        <w:t xml:space="preserve">   + Module 1: Tiếp nhận Hàng hóa từ Kho tổng DC (Kiểm tra HSD, sinh mã lô, nhập kho thời gian thực).</w:t>
+      </w:r>
+    </w:p>
+    <w:p>
+      <w:pPr>
+        <w:pStyle w:val="ListBullet"/>
+        <w:spacing w:after="40" w:line="269" w:lineRule="auto"/>
+      </w:pPr>
+      <w:r>
+        <w:rPr>
+          <w:sz w:val="19"/>
+        </w:rPr>
+        <w:t xml:space="preserve">   + Module 2: Giám sát Hạn sử dụng &amp; Cảnh báo FEFO Đa tầng (Trực quan hóa 3 vùng màu Xanh/Vàng/Đỏ, thanh % RSL, nút giảm giá xả hàng).</w:t>
+      </w:r>
+    </w:p>
+    <w:p>
+      <w:pPr>
+        <w:pStyle w:val="ListBullet"/>
+        <w:spacing w:after="40" w:line="269" w:lineRule="auto"/>
+      </w:pPr>
+      <w:r>
+        <w:rPr>
+          <w:sz w:val="19"/>
+        </w:rPr>
+        <w:t xml:space="preserve">   + Module 3: Bán lẻ tại quầy POS thông minh (Quét mã sản phẩm, tự động xuất kho theo FEFO, chặn triệt để âm kho).</w:t>
+      </w:r>
+    </w:p>
+    <w:p>
+      <w:pPr>
+        <w:pStyle w:val="ListBullet"/>
+        <w:spacing w:after="40" w:line="269" w:lineRule="auto"/>
+      </w:pPr>
+      <w:r>
+        <w:rPr>
+          <w:sz w:val="19"/>
+        </w:rPr>
+        <w:t>3. Chứng minh hệ thống cơ sở dữ liệu Microsoft SQL Server LocalDB đã seed đầy đủ dữ liệu thực tế (23 sản phẩm, 30 lô hàng) và chạy trơn tru.</w:t>
+      </w:r>
+    </w:p>
+    <w:p>
+      <w:pPr>
+        <w:keepNext/>
+        <w:spacing w:before="260" w:after="60"/>
+      </w:pPr>
+      <w:r>
+        <w:rPr>
+          <w:b/>
+          <w:color w:val="0F4C81"/>
+          <w:sz w:val="23"/>
+        </w:rPr>
+        <w:t>26. Kết luận &amp; Cam kết Chất lượng Đồ án</w:t>
+      </w:r>
+    </w:p>
+    <w:p>
+      <w:pPr>
+        <w:spacing w:after="80" w:line="276" w:lineRule="auto"/>
+      </w:pPr>
+      <w:r>
+        <w:rPr>
+          <w:sz w:val="20"/>
+        </w:rPr>
+        <w:t>Tài liệu Đặc tả Yêu cầu Phần mềm (SRS) này phản ánh đầy đủ, trung thực và chi tiết 100% bài toán Chuỗi cung ứng Bán lẻ Chống lãng phí (Supply Chain Spoilage Predictor) của nhóm sinh viên Đỗ Tấn Du &amp; Đoàn Minh Quân dưới sự hướng dẫn khoa học của ThS. Lê Minh Nhật. Hệ thống là giải pháp chuyển đổi số thiết thực, kết hợp giữa quản trị vận hành bán lẻ hiện đại (FEFO, RSL, ROP) với kỹ thuật phần mềm tiên tiến (Clean Architecture, Microsoft SQL Server LocalDB, React/Vite), sẵn sàng bước vào giai đoạn nghiệm thu và bảo vệ đồ án tốt nghiệp.</w:t>
+      </w:r>
+    </w:p>
+    <w:p>
+      <w:pPr>
+        <w:keepNext/>
+        <w:spacing w:before="400"/>
+        <w:jc w:val="right"/>
+      </w:pPr>
+      <w:r>
+        <w:rPr>
+          <w:b/>
+          <w:color w:val="0F4C81"/>
           <w:sz w:val="21"/>
         </w:rPr>
-        <w:t>Đặc tả này là cơ sở vững chắc để nhóm báo cáo tiến độ buổi học tới với Thầy Lê Minh Nhật, tập trung nghiệm thu trọn vẹn 3 Module trọng tâm của Sprint 2 trước khi phát triển các module tiếp theo.</w:t>
+        <w:t>TP. Biên Hòa, Ngày 02 tháng 10 năm 2026</w:t>
+        <w:br/>
+        <w:t>SINH VIÊN THỰC HIỆN ĐỀ TÀI</w:t>
+        <w:br/>
+        <w:br/>
+        <w:br/>
+        <w:br/>
+        <w:t>ĐỖ TẤN DU (123001364)           ĐOÀN MINH QUÂN (123000946)</w:t>
       </w:r>
     </w:p>
     <w:sectPr>
       <w:pgSz w:w="12240" w:h="15840"/>
-      <w:pgMar w:top="1152" w:right="1224" w:bottom="1152" w:left="1224" w:header="720" w:footer="720" w:gutter="0"/>
+      <w:pgMar w:top="1080" w:right="1152" w:bottom="1080" w:left="1152" w:header="720" w:footer="720" w:gutter="0"/>
       <w:cols w:space="720"/>
       <w:docGrid w:linePitch="360"/>
     </w:sectPr>
@@ -5078,10 +7740,6 @@
     <w:name w:val="Normal"/>
     <w:qFormat/>
     <w:rsid w:val="00FC693F"/>
-    <w:rPr>
-      <w:rFonts w:ascii="Times New Roman" w:hAnsi="Times New Roman"/>
-      <w:sz w:val="21"/>
-    </w:rPr>
   </w:style>
   <w:style w:type="paragraph" w:styleId="Header">
     <w:name w:val="header"/>
